--- a/Books/RPG_Books/ThePrincessAndTheRogue/Notes_ThePrincessAndTheRogue.docx
+++ b/Books/RPG_Books/ThePrincessAndTheRogue/Notes_ThePrincessAndTheRogue.docx
@@ -704,6 +704,7 @@
         <w:rPr>
           <w:rFonts w:cstheme="minorHAnsi"/>
         </w:rPr>
+        <w:lastRenderedPageBreak/>
         <w:t xml:space="preserve">What is </w:t>
       </w:r>
       <w:r>
@@ -1128,6 +1129,7 @@
               <w:rPr>
                 <w:rFonts w:cstheme="minorHAnsi"/>
               </w:rPr>
+              <w:lastRenderedPageBreak/>
               <w:t>Apartment</w:t>
             </w:r>
           </w:p>
@@ -1917,6 +1919,7 @@
               <w:rPr>
                 <w:rFonts w:asciiTheme="minorHAnsi" w:hAnsiTheme="minorHAnsi" w:cstheme="minorHAnsi"/>
               </w:rPr>
+              <w:lastRenderedPageBreak/>
               <w:t>Sun</w:t>
             </w:r>
             <w:r>
@@ -2373,24 +2376,38 @@
         </w:rPr>
       </w:pPr>
     </w:p>
+    <w:p>
+      <w:pPr>
+        <w:rPr>
+          <w:rFonts w:cstheme="minorHAnsi"/>
+        </w:rPr>
+      </w:pPr>
+    </w:p>
+    <w:p>
+      <w:pPr>
+        <w:rPr>
+          <w:rFonts w:cstheme="minorHAnsi"/>
+        </w:rPr>
+      </w:pPr>
+    </w:p>
     <w:tbl>
       <w:tblPr>
         <w:tblStyle w:val="TableGrid"/>
-        <w:tblW w:w="0" w:type="auto"/>
+        <w:tblW w:w="11874" w:type="dxa"/>
         <w:tblLayout w:type="fixed"/>
         <w:tblLook w:val="04A0"/>
       </w:tblPr>
       <w:tblGrid>
-        <w:gridCol w:w="319"/>
-        <w:gridCol w:w="2200"/>
-        <w:gridCol w:w="4986"/>
-        <w:gridCol w:w="2835"/>
-        <w:gridCol w:w="3119"/>
+        <w:gridCol w:w="318"/>
+        <w:gridCol w:w="2131"/>
+        <w:gridCol w:w="3712"/>
+        <w:gridCol w:w="2842"/>
+        <w:gridCol w:w="2871"/>
       </w:tblGrid>
       <w:tr>
         <w:tc>
           <w:tcPr>
-            <w:tcW w:w="13459" w:type="dxa"/>
+            <w:tcW w:w="11874" w:type="dxa"/>
             <w:gridSpan w:val="5"/>
           </w:tcPr>
           <w:p>
@@ -2408,6 +2425,7 @@
                 <w:sz w:val="32"/>
                 <w:szCs w:val="32"/>
               </w:rPr>
+              <w:lastRenderedPageBreak/>
               <w:t>Dungeon Divers</w:t>
             </w:r>
           </w:p>
@@ -2416,7 +2434,7 @@
       <w:tr>
         <w:tc>
           <w:tcPr>
-            <w:tcW w:w="319" w:type="dxa"/>
+            <w:tcW w:w="318" w:type="dxa"/>
           </w:tcPr>
           <w:p>
             <w:pPr>
@@ -2428,7 +2446,7 @@
         </w:tc>
         <w:tc>
           <w:tcPr>
-            <w:tcW w:w="2200" w:type="dxa"/>
+            <w:tcW w:w="2131" w:type="dxa"/>
           </w:tcPr>
           <w:p>
             <w:pPr>
@@ -2440,7 +2458,7 @@
         </w:tc>
         <w:tc>
           <w:tcPr>
-            <w:tcW w:w="4986" w:type="dxa"/>
+            <w:tcW w:w="3712" w:type="dxa"/>
           </w:tcPr>
           <w:p>
             <w:pPr>
@@ -2461,7 +2479,7 @@
         </w:tc>
         <w:tc>
           <w:tcPr>
-            <w:tcW w:w="2835" w:type="dxa"/>
+            <w:tcW w:w="2842" w:type="dxa"/>
           </w:tcPr>
           <w:p>
             <w:pPr>
@@ -2473,7 +2491,7 @@
         </w:tc>
         <w:tc>
           <w:tcPr>
-            <w:tcW w:w="3119" w:type="dxa"/>
+            <w:tcW w:w="2871" w:type="dxa"/>
           </w:tcPr>
           <w:p>
             <w:pPr>
@@ -2487,7 +2505,7 @@
       <w:tr>
         <w:tc>
           <w:tcPr>
-            <w:tcW w:w="319" w:type="dxa"/>
+            <w:tcW w:w="318" w:type="dxa"/>
           </w:tcPr>
           <w:p>
             <w:pPr>
@@ -2505,7 +2523,7 @@
         </w:tc>
         <w:tc>
           <w:tcPr>
-            <w:tcW w:w="2200" w:type="dxa"/>
+            <w:tcW w:w="2131" w:type="dxa"/>
           </w:tcPr>
           <w:p>
             <w:pPr>
@@ -2576,7 +2594,7 @@
         </w:tc>
         <w:tc>
           <w:tcPr>
-            <w:tcW w:w="4986" w:type="dxa"/>
+            <w:tcW w:w="3712" w:type="dxa"/>
           </w:tcPr>
           <w:p>
             <w:pPr>
@@ -2595,67 +2613,13 @@
               <w:rPr>
                 <w:rFonts w:asciiTheme="minorHAnsi" w:hAnsiTheme="minorHAnsi" w:cstheme="minorHAnsi"/>
               </w:rPr>
-              <w:t>Enhanced physical stats</w:t>
-            </w:r>
-          </w:p>
-          <w:p>
-            <w:pPr>
-              <w:pStyle w:val="Quote2"/>
-              <w:numPr>
-                <w:ilvl w:val="1"/>
-                <w:numId w:val="16"/>
-              </w:numPr>
-              <w:spacing w:after="0"/>
-              <w:ind w:right="357" w:hanging="357"/>
-              <w:rPr>
-                <w:rFonts w:asciiTheme="minorHAnsi" w:hAnsiTheme="minorHAnsi" w:cstheme="minorHAnsi"/>
-              </w:rPr>
-            </w:pPr>
-            <w:r>
-              <w:rPr>
-                <w:rFonts w:asciiTheme="minorHAnsi" w:hAnsiTheme="minorHAnsi" w:cstheme="minorHAnsi"/>
-              </w:rPr>
-              <w:t>Strength</w:t>
-            </w:r>
-          </w:p>
-          <w:p>
-            <w:pPr>
-              <w:pStyle w:val="Quote2"/>
-              <w:numPr>
-                <w:ilvl w:val="1"/>
-                <w:numId w:val="16"/>
-              </w:numPr>
-              <w:spacing w:after="0"/>
-              <w:ind w:right="357" w:hanging="357"/>
-              <w:rPr>
-                <w:rFonts w:asciiTheme="minorHAnsi" w:hAnsiTheme="minorHAnsi" w:cstheme="minorHAnsi"/>
-              </w:rPr>
-            </w:pPr>
+              <w:t xml:space="preserve">Enhanced </w:t>
+            </w:r>
             <w:r>
               <w:rPr>
                 <w:rFonts w:asciiTheme="minorHAnsi" w:hAnsiTheme="minorHAnsi" w:cstheme="minorHAnsi"/>
               </w:rPr>
               <w:t>Speed</w:t>
-            </w:r>
-          </w:p>
-          <w:p>
-            <w:pPr>
-              <w:pStyle w:val="Quote2"/>
-              <w:numPr>
-                <w:ilvl w:val="1"/>
-                <w:numId w:val="16"/>
-              </w:numPr>
-              <w:spacing w:after="0"/>
-              <w:ind w:right="357" w:hanging="357"/>
-              <w:rPr>
-                <w:rFonts w:asciiTheme="minorHAnsi" w:hAnsiTheme="minorHAnsi" w:cstheme="minorHAnsi"/>
-              </w:rPr>
-            </w:pPr>
-            <w:r>
-              <w:rPr>
-                <w:rFonts w:asciiTheme="minorHAnsi" w:hAnsiTheme="minorHAnsi" w:cstheme="minorHAnsi"/>
-              </w:rPr>
-              <w:t>Endurance</w:t>
             </w:r>
           </w:p>
           <w:p>
@@ -2675,7 +2639,7 @@
               <w:rPr>
                 <w:rFonts w:asciiTheme="minorHAnsi" w:hAnsiTheme="minorHAnsi" w:cstheme="minorHAnsi"/>
               </w:rPr>
-              <w:t>Enhanced toughness</w:t>
+              <w:t>Brute force</w:t>
             </w:r>
           </w:p>
           <w:p>
@@ -2695,7 +2659,7 @@
               <w:rPr>
                 <w:rFonts w:asciiTheme="minorHAnsi" w:hAnsiTheme="minorHAnsi" w:cstheme="minorHAnsi"/>
               </w:rPr>
-              <w:t>Enhanced healing</w:t>
+              <w:t>Enhanced toughness</w:t>
             </w:r>
           </w:p>
           <w:p>
@@ -2715,7 +2679,7 @@
               <w:rPr>
                 <w:rFonts w:asciiTheme="minorHAnsi" w:hAnsiTheme="minorHAnsi" w:cstheme="minorHAnsi"/>
               </w:rPr>
-              <w:t>Barbarian weapons mastery</w:t>
+              <w:t>Enhanced healing</w:t>
             </w:r>
           </w:p>
           <w:p>
@@ -2727,39 +2691,22 @@
               </w:numPr>
               <w:spacing w:after="0"/>
               <w:ind w:right="357" w:hanging="357"/>
-              <w:rPr>
-                <w:rFonts w:asciiTheme="minorHAnsi" w:hAnsiTheme="minorHAnsi" w:cstheme="minorHAnsi"/>
-              </w:rPr>
-            </w:pPr>
-            <w:r>
-              <w:rPr>
-                <w:rFonts w:asciiTheme="minorHAnsi" w:hAnsiTheme="minorHAnsi" w:cstheme="minorHAnsi"/>
-              </w:rPr>
-              <w:t>Equipment</w:t>
-            </w:r>
-            <w:r>
-              <w:rPr>
-                <w:rFonts w:asciiTheme="minorHAnsi" w:hAnsiTheme="minorHAnsi" w:cstheme="minorHAnsi"/>
-              </w:rPr>
-              <w:t xml:space="preserve"> </w:t>
-            </w:r>
-            <w:r>
-              <w:rPr>
-                <w:rFonts w:asciiTheme="minorHAnsi" w:hAnsiTheme="minorHAnsi" w:cstheme="minorHAnsi"/>
-              </w:rPr>
-              <w:t>restore/enhance</w:t>
-            </w:r>
-            <w:r>
-              <w:rPr>
-                <w:rFonts w:asciiTheme="minorHAnsi" w:hAnsiTheme="minorHAnsi" w:cstheme="minorHAnsi"/>
-              </w:rPr>
-              <w:t>/</w:t>
-            </w:r>
-            <w:r>
-              <w:rPr>
-                <w:rFonts w:asciiTheme="minorHAnsi" w:hAnsiTheme="minorHAnsi" w:cstheme="minorHAnsi"/>
-              </w:rPr>
-              <w:t>repair ability</w:t>
+              <w:jc w:val="left"/>
+              <w:rPr>
+                <w:rFonts w:asciiTheme="minorHAnsi" w:hAnsiTheme="minorHAnsi" w:cstheme="minorHAnsi"/>
+              </w:rPr>
+            </w:pPr>
+            <w:r>
+              <w:rPr>
+                <w:rFonts w:asciiTheme="minorHAnsi" w:hAnsiTheme="minorHAnsi" w:cstheme="minorHAnsi"/>
+              </w:rPr>
+              <w:t xml:space="preserve">Barbaric </w:t>
+            </w:r>
+            <w:r>
+              <w:rPr>
+                <w:rFonts w:asciiTheme="minorHAnsi" w:hAnsiTheme="minorHAnsi" w:cstheme="minorHAnsi"/>
+              </w:rPr>
+              <w:t>weapons mastery</w:t>
             </w:r>
           </w:p>
           <w:p>
@@ -2830,7 +2777,7 @@
         </w:tc>
         <w:tc>
           <w:tcPr>
-            <w:tcW w:w="2835" w:type="dxa"/>
+            <w:tcW w:w="2842" w:type="dxa"/>
           </w:tcPr>
           <w:p>
             <w:pPr>
@@ -2927,7 +2874,7 @@
         </w:tc>
         <w:tc>
           <w:tcPr>
-            <w:tcW w:w="3119" w:type="dxa"/>
+            <w:tcW w:w="2871" w:type="dxa"/>
           </w:tcPr>
           <w:p>
             <w:pPr>
@@ -2954,7 +2901,7 @@
       <w:tr>
         <w:tc>
           <w:tcPr>
-            <w:tcW w:w="319" w:type="dxa"/>
+            <w:tcW w:w="318" w:type="dxa"/>
           </w:tcPr>
           <w:p>
             <w:pPr>
@@ -2972,7 +2919,7 @@
         </w:tc>
         <w:tc>
           <w:tcPr>
-            <w:tcW w:w="2200" w:type="dxa"/>
+            <w:tcW w:w="2131" w:type="dxa"/>
           </w:tcPr>
           <w:p>
             <w:pPr>
@@ -3052,7 +2999,7 @@
         </w:tc>
         <w:tc>
           <w:tcPr>
-            <w:tcW w:w="4986" w:type="dxa"/>
+            <w:tcW w:w="3712" w:type="dxa"/>
           </w:tcPr>
           <w:p>
             <w:pPr>
@@ -3276,7 +3223,7 @@
         </w:tc>
         <w:tc>
           <w:tcPr>
-            <w:tcW w:w="2835" w:type="dxa"/>
+            <w:tcW w:w="2842" w:type="dxa"/>
           </w:tcPr>
           <w:p>
             <w:pPr>
@@ -3349,7 +3296,7 @@
         </w:tc>
         <w:tc>
           <w:tcPr>
-            <w:tcW w:w="3119" w:type="dxa"/>
+            <w:tcW w:w="2871" w:type="dxa"/>
           </w:tcPr>
           <w:p>
             <w:pPr>
@@ -3369,7 +3316,7 @@
       <w:tr>
         <w:tc>
           <w:tcPr>
-            <w:tcW w:w="319" w:type="dxa"/>
+            <w:tcW w:w="318" w:type="dxa"/>
           </w:tcPr>
           <w:p>
             <w:pPr>
@@ -3387,7 +3334,7 @@
         </w:tc>
         <w:tc>
           <w:tcPr>
-            <w:tcW w:w="2200" w:type="dxa"/>
+            <w:tcW w:w="2131" w:type="dxa"/>
           </w:tcPr>
           <w:p>
             <w:pPr>
@@ -3419,6 +3366,7 @@
               <w:rPr>
                 <w:rFonts w:asciiTheme="minorHAnsi" w:hAnsiTheme="minorHAnsi" w:cstheme="minorHAnsi"/>
               </w:rPr>
+              <w:lastRenderedPageBreak/>
               <w:t>Died at 23</w:t>
             </w:r>
           </w:p>
@@ -3439,7 +3387,7 @@
         </w:tc>
         <w:tc>
           <w:tcPr>
-            <w:tcW w:w="4986" w:type="dxa"/>
+            <w:tcW w:w="3712" w:type="dxa"/>
           </w:tcPr>
           <w:p>
             <w:pPr>
@@ -3458,6 +3406,7 @@
               <w:rPr>
                 <w:rFonts w:asciiTheme="minorHAnsi" w:hAnsiTheme="minorHAnsi" w:cstheme="minorHAnsi"/>
               </w:rPr>
+              <w:lastRenderedPageBreak/>
               <w:t>Enhanced physical stats</w:t>
             </w:r>
           </w:p>
@@ -3518,6 +3467,7 @@
               <w:rPr>
                 <w:rFonts w:asciiTheme="minorHAnsi" w:hAnsiTheme="minorHAnsi" w:cstheme="minorHAnsi"/>
               </w:rPr>
+              <w:lastRenderedPageBreak/>
               <w:t>Endurance</w:t>
             </w:r>
           </w:p>
@@ -3700,18 +3650,19 @@
         </w:tc>
         <w:tc>
           <w:tcPr>
-            <w:tcW w:w="2835" w:type="dxa"/>
-          </w:tcPr>
-          <w:p>
-            <w:pPr>
-              <w:rPr>
-                <w:rFonts w:asciiTheme="minorHAnsi" w:hAnsiTheme="minorHAnsi" w:cstheme="minorHAnsi"/>
-              </w:rPr>
-            </w:pPr>
-            <w:r>
-              <w:rPr>
-                <w:rFonts w:asciiTheme="minorHAnsi" w:hAnsiTheme="minorHAnsi" w:cstheme="minorHAnsi"/>
-              </w:rPr>
+            <w:tcW w:w="2842" w:type="dxa"/>
+          </w:tcPr>
+          <w:p>
+            <w:pPr>
+              <w:rPr>
+                <w:rFonts w:asciiTheme="minorHAnsi" w:hAnsiTheme="minorHAnsi" w:cstheme="minorHAnsi"/>
+              </w:rPr>
+            </w:pPr>
+            <w:r>
+              <w:rPr>
+                <w:rFonts w:asciiTheme="minorHAnsi" w:hAnsiTheme="minorHAnsi" w:cstheme="minorHAnsi"/>
+              </w:rPr>
+              <w:lastRenderedPageBreak/>
               <w:t>Long golden yellow wavy hair, the type the god Apollo possessed.</w:t>
             </w:r>
           </w:p>
@@ -3725,6 +3676,7 @@
               <w:rPr>
                 <w:rFonts w:asciiTheme="minorHAnsi" w:hAnsiTheme="minorHAnsi" w:cstheme="minorHAnsi"/>
               </w:rPr>
+              <w:lastRenderedPageBreak/>
               <w:t>He also had deep blue eyes that almost glowed, but with flecks of purple</w:t>
             </w:r>
           </w:p>
@@ -3745,19 +3697,27 @@
         </w:tc>
         <w:tc>
           <w:tcPr>
-            <w:tcW w:w="3119" w:type="dxa"/>
-          </w:tcPr>
-          <w:p>
-            <w:pPr>
-              <w:rPr>
-                <w:rFonts w:asciiTheme="minorHAnsi" w:hAnsiTheme="minorHAnsi" w:cstheme="minorHAnsi"/>
-              </w:rPr>
-            </w:pPr>
-            <w:r>
-              <w:rPr>
-                <w:rFonts w:asciiTheme="minorHAnsi" w:hAnsiTheme="minorHAnsi" w:cstheme="minorHAnsi"/>
-              </w:rPr>
-              <w:t>Worked at a Hollywood studio as a technical director. I always liked fantasy movies such as the Lord of the Rings</w:t>
+            <w:tcW w:w="2871" w:type="dxa"/>
+          </w:tcPr>
+          <w:p>
+            <w:pPr>
+              <w:rPr>
+                <w:rFonts w:asciiTheme="minorHAnsi" w:hAnsiTheme="minorHAnsi" w:cstheme="minorHAnsi"/>
+              </w:rPr>
+            </w:pPr>
+            <w:r>
+              <w:rPr>
+                <w:rFonts w:asciiTheme="minorHAnsi" w:hAnsiTheme="minorHAnsi" w:cstheme="minorHAnsi"/>
+              </w:rPr>
+              <w:lastRenderedPageBreak/>
+              <w:t xml:space="preserve">Worked at a Hollywood studio as a technical director. I always liked fantasy movies such as the </w:t>
+            </w:r>
+            <w:r>
+              <w:rPr>
+                <w:rFonts w:asciiTheme="minorHAnsi" w:hAnsiTheme="minorHAnsi" w:cstheme="minorHAnsi"/>
+              </w:rPr>
+              <w:lastRenderedPageBreak/>
+              <w:t>Lord of the Rings</w:t>
             </w:r>
           </w:p>
         </w:tc>
@@ -3765,25 +3725,26 @@
       <w:tr>
         <w:tc>
           <w:tcPr>
-            <w:tcW w:w="319" w:type="dxa"/>
-          </w:tcPr>
-          <w:p>
-            <w:pPr>
-              <w:rPr>
-                <w:rFonts w:asciiTheme="minorHAnsi" w:hAnsiTheme="minorHAnsi" w:cstheme="minorHAnsi"/>
-              </w:rPr>
-            </w:pPr>
-            <w:r>
-              <w:rPr>
-                <w:rFonts w:asciiTheme="minorHAnsi" w:hAnsiTheme="minorHAnsi" w:cstheme="minorHAnsi"/>
-              </w:rPr>
+            <w:tcW w:w="318" w:type="dxa"/>
+          </w:tcPr>
+          <w:p>
+            <w:pPr>
+              <w:rPr>
+                <w:rFonts w:asciiTheme="minorHAnsi" w:hAnsiTheme="minorHAnsi" w:cstheme="minorHAnsi"/>
+              </w:rPr>
+            </w:pPr>
+            <w:r>
+              <w:rPr>
+                <w:rFonts w:asciiTheme="minorHAnsi" w:hAnsiTheme="minorHAnsi" w:cstheme="minorHAnsi"/>
+              </w:rPr>
+              <w:lastRenderedPageBreak/>
               <w:t>5</w:t>
             </w:r>
           </w:p>
         </w:tc>
         <w:tc>
           <w:tcPr>
-            <w:tcW w:w="2200" w:type="dxa"/>
+            <w:tcW w:w="2131" w:type="dxa"/>
           </w:tcPr>
           <w:p>
             <w:pPr>
@@ -3841,7 +3802,7 @@
         </w:tc>
         <w:tc>
           <w:tcPr>
-            <w:tcW w:w="4986" w:type="dxa"/>
+            <w:tcW w:w="3712" w:type="dxa"/>
           </w:tcPr>
           <w:p>
             <w:pPr>
@@ -4011,7 +3972,7 @@
         </w:tc>
         <w:tc>
           <w:tcPr>
-            <w:tcW w:w="2835" w:type="dxa"/>
+            <w:tcW w:w="2842" w:type="dxa"/>
           </w:tcPr>
           <w:p>
             <w:pPr>
@@ -4056,7 +4017,7 @@
         </w:tc>
         <w:tc>
           <w:tcPr>
-            <w:tcW w:w="3119" w:type="dxa"/>
+            <w:tcW w:w="2871" w:type="dxa"/>
           </w:tcPr>
           <w:p>
             <w:pPr>
@@ -4086,25 +4047,26 @@
         </w:trPr>
         <w:tc>
           <w:tcPr>
-            <w:tcW w:w="319" w:type="dxa"/>
-          </w:tcPr>
-          <w:p>
-            <w:pPr>
-              <w:rPr>
-                <w:rFonts w:asciiTheme="minorHAnsi" w:hAnsiTheme="minorHAnsi" w:cstheme="minorHAnsi"/>
-              </w:rPr>
-            </w:pPr>
-            <w:r>
-              <w:rPr>
-                <w:rFonts w:asciiTheme="minorHAnsi" w:hAnsiTheme="minorHAnsi" w:cstheme="minorHAnsi"/>
-              </w:rPr>
+            <w:tcW w:w="318" w:type="dxa"/>
+          </w:tcPr>
+          <w:p>
+            <w:pPr>
+              <w:rPr>
+                <w:rFonts w:asciiTheme="minorHAnsi" w:hAnsiTheme="minorHAnsi" w:cstheme="minorHAnsi"/>
+              </w:rPr>
+            </w:pPr>
+            <w:r>
+              <w:rPr>
+                <w:rFonts w:asciiTheme="minorHAnsi" w:hAnsiTheme="minorHAnsi" w:cstheme="minorHAnsi"/>
+              </w:rPr>
+              <w:lastRenderedPageBreak/>
               <w:t>1</w:t>
             </w:r>
           </w:p>
         </w:tc>
         <w:tc>
           <w:tcPr>
-            <w:tcW w:w="2200" w:type="dxa"/>
+            <w:tcW w:w="2131" w:type="dxa"/>
           </w:tcPr>
           <w:p>
             <w:pPr>
@@ -4168,7 +4130,7 @@
         </w:tc>
         <w:tc>
           <w:tcPr>
-            <w:tcW w:w="4986" w:type="dxa"/>
+            <w:tcW w:w="3712" w:type="dxa"/>
           </w:tcPr>
           <w:p>
             <w:pPr>
@@ -4461,7 +4423,7 @@
         </w:tc>
         <w:tc>
           <w:tcPr>
-            <w:tcW w:w="2835" w:type="dxa"/>
+            <w:tcW w:w="2842" w:type="dxa"/>
           </w:tcPr>
           <w:p>
             <w:pPr>
@@ -4572,7 +4534,7 @@
         </w:tc>
         <w:tc>
           <w:tcPr>
-            <w:tcW w:w="3119" w:type="dxa"/>
+            <w:tcW w:w="2871" w:type="dxa"/>
           </w:tcPr>
           <w:p>
             <w:pPr>
@@ -4655,55 +4617,55 @@
         </w:trPr>
         <w:tc>
           <w:tcPr>
-            <w:tcW w:w="319" w:type="dxa"/>
-          </w:tcPr>
-          <w:p>
-            <w:pPr>
-              <w:rPr>
-                <w:rFonts w:asciiTheme="minorHAnsi" w:hAnsiTheme="minorHAnsi" w:cstheme="minorHAnsi"/>
-              </w:rPr>
-            </w:pPr>
-          </w:p>
-        </w:tc>
-        <w:tc>
-          <w:tcPr>
-            <w:tcW w:w="2200" w:type="dxa"/>
-          </w:tcPr>
-          <w:p>
-            <w:pPr>
-              <w:rPr>
-                <w:rFonts w:asciiTheme="minorHAnsi" w:hAnsiTheme="minorHAnsi" w:cstheme="minorHAnsi"/>
-              </w:rPr>
-            </w:pPr>
-          </w:p>
-        </w:tc>
-        <w:tc>
-          <w:tcPr>
-            <w:tcW w:w="4986" w:type="dxa"/>
-          </w:tcPr>
-          <w:p>
-            <w:pPr>
-              <w:rPr>
-                <w:rFonts w:asciiTheme="minorHAnsi" w:hAnsiTheme="minorHAnsi" w:cstheme="minorHAnsi"/>
-              </w:rPr>
-            </w:pPr>
-          </w:p>
-        </w:tc>
-        <w:tc>
-          <w:tcPr>
-            <w:tcW w:w="2835" w:type="dxa"/>
-          </w:tcPr>
-          <w:p>
-            <w:pPr>
-              <w:rPr>
-                <w:rFonts w:asciiTheme="minorHAnsi" w:hAnsiTheme="minorHAnsi" w:cstheme="minorHAnsi"/>
-              </w:rPr>
-            </w:pPr>
-          </w:p>
-        </w:tc>
-        <w:tc>
-          <w:tcPr>
-            <w:tcW w:w="3119" w:type="dxa"/>
+            <w:tcW w:w="318" w:type="dxa"/>
+          </w:tcPr>
+          <w:p>
+            <w:pPr>
+              <w:rPr>
+                <w:rFonts w:asciiTheme="minorHAnsi" w:hAnsiTheme="minorHAnsi" w:cstheme="minorHAnsi"/>
+              </w:rPr>
+            </w:pPr>
+          </w:p>
+        </w:tc>
+        <w:tc>
+          <w:tcPr>
+            <w:tcW w:w="2131" w:type="dxa"/>
+          </w:tcPr>
+          <w:p>
+            <w:pPr>
+              <w:rPr>
+                <w:rFonts w:asciiTheme="minorHAnsi" w:hAnsiTheme="minorHAnsi" w:cstheme="minorHAnsi"/>
+              </w:rPr>
+            </w:pPr>
+          </w:p>
+        </w:tc>
+        <w:tc>
+          <w:tcPr>
+            <w:tcW w:w="3712" w:type="dxa"/>
+          </w:tcPr>
+          <w:p>
+            <w:pPr>
+              <w:rPr>
+                <w:rFonts w:asciiTheme="minorHAnsi" w:hAnsiTheme="minorHAnsi" w:cstheme="minorHAnsi"/>
+              </w:rPr>
+            </w:pPr>
+          </w:p>
+        </w:tc>
+        <w:tc>
+          <w:tcPr>
+            <w:tcW w:w="2842" w:type="dxa"/>
+          </w:tcPr>
+          <w:p>
+            <w:pPr>
+              <w:rPr>
+                <w:rFonts w:asciiTheme="minorHAnsi" w:hAnsiTheme="minorHAnsi" w:cstheme="minorHAnsi"/>
+              </w:rPr>
+            </w:pPr>
+          </w:p>
+        </w:tc>
+        <w:tc>
+          <w:tcPr>
+            <w:tcW w:w="2871" w:type="dxa"/>
           </w:tcPr>
           <w:p>
             <w:pPr>
@@ -4720,19 +4682,19 @@
         </w:trPr>
         <w:tc>
           <w:tcPr>
-            <w:tcW w:w="319" w:type="dxa"/>
-          </w:tcPr>
-          <w:p>
-            <w:pPr>
-              <w:rPr>
-                <w:rFonts w:asciiTheme="minorHAnsi" w:hAnsiTheme="minorHAnsi" w:cstheme="minorHAnsi"/>
-              </w:rPr>
-            </w:pPr>
-          </w:p>
-        </w:tc>
-        <w:tc>
-          <w:tcPr>
-            <w:tcW w:w="2200" w:type="dxa"/>
+            <w:tcW w:w="318" w:type="dxa"/>
+          </w:tcPr>
+          <w:p>
+            <w:pPr>
+              <w:rPr>
+                <w:rFonts w:asciiTheme="minorHAnsi" w:hAnsiTheme="minorHAnsi" w:cstheme="minorHAnsi"/>
+              </w:rPr>
+            </w:pPr>
+          </w:p>
+        </w:tc>
+        <w:tc>
+          <w:tcPr>
+            <w:tcW w:w="2131" w:type="dxa"/>
           </w:tcPr>
           <w:p>
             <w:pPr>
@@ -4750,7 +4712,7 @@
         </w:tc>
         <w:tc>
           <w:tcPr>
-            <w:tcW w:w="4986" w:type="dxa"/>
+            <w:tcW w:w="3712" w:type="dxa"/>
           </w:tcPr>
           <w:p>
             <w:pPr>
@@ -4853,19 +4815,19 @@
         </w:tc>
         <w:tc>
           <w:tcPr>
-            <w:tcW w:w="2835" w:type="dxa"/>
-          </w:tcPr>
-          <w:p>
-            <w:pPr>
-              <w:rPr>
-                <w:rFonts w:asciiTheme="minorHAnsi" w:hAnsiTheme="minorHAnsi" w:cstheme="minorHAnsi"/>
-              </w:rPr>
-            </w:pPr>
-          </w:p>
-        </w:tc>
-        <w:tc>
-          <w:tcPr>
-            <w:tcW w:w="3119" w:type="dxa"/>
+            <w:tcW w:w="2842" w:type="dxa"/>
+          </w:tcPr>
+          <w:p>
+            <w:pPr>
+              <w:rPr>
+                <w:rFonts w:asciiTheme="minorHAnsi" w:hAnsiTheme="minorHAnsi" w:cstheme="minorHAnsi"/>
+              </w:rPr>
+            </w:pPr>
+          </w:p>
+        </w:tc>
+        <w:tc>
+          <w:tcPr>
+            <w:tcW w:w="2871" w:type="dxa"/>
           </w:tcPr>
           <w:p>
             <w:pPr>
@@ -4879,7 +4841,7 @@
       <w:tr>
         <w:tc>
           <w:tcPr>
-            <w:tcW w:w="319" w:type="dxa"/>
+            <w:tcW w:w="318" w:type="dxa"/>
           </w:tcPr>
           <w:p>
             <w:pPr>
@@ -4897,43 +4859,43 @@
         </w:tc>
         <w:tc>
           <w:tcPr>
-            <w:tcW w:w="2200" w:type="dxa"/>
-          </w:tcPr>
-          <w:p>
-            <w:pPr>
-              <w:rPr>
-                <w:rFonts w:asciiTheme="minorHAnsi" w:hAnsiTheme="minorHAnsi" w:cstheme="minorHAnsi"/>
-              </w:rPr>
-            </w:pPr>
-          </w:p>
-        </w:tc>
-        <w:tc>
-          <w:tcPr>
-            <w:tcW w:w="4986" w:type="dxa"/>
-          </w:tcPr>
-          <w:p>
-            <w:pPr>
-              <w:rPr>
-                <w:rFonts w:asciiTheme="minorHAnsi" w:hAnsiTheme="minorHAnsi" w:cstheme="minorHAnsi"/>
-              </w:rPr>
-            </w:pPr>
-          </w:p>
-        </w:tc>
-        <w:tc>
-          <w:tcPr>
-            <w:tcW w:w="2835" w:type="dxa"/>
-          </w:tcPr>
-          <w:p>
-            <w:pPr>
-              <w:rPr>
-                <w:rFonts w:asciiTheme="minorHAnsi" w:hAnsiTheme="minorHAnsi" w:cstheme="minorHAnsi"/>
-              </w:rPr>
-            </w:pPr>
-          </w:p>
-        </w:tc>
-        <w:tc>
-          <w:tcPr>
-            <w:tcW w:w="3119" w:type="dxa"/>
+            <w:tcW w:w="2131" w:type="dxa"/>
+          </w:tcPr>
+          <w:p>
+            <w:pPr>
+              <w:rPr>
+                <w:rFonts w:asciiTheme="minorHAnsi" w:hAnsiTheme="minorHAnsi" w:cstheme="minorHAnsi"/>
+              </w:rPr>
+            </w:pPr>
+          </w:p>
+        </w:tc>
+        <w:tc>
+          <w:tcPr>
+            <w:tcW w:w="3712" w:type="dxa"/>
+          </w:tcPr>
+          <w:p>
+            <w:pPr>
+              <w:rPr>
+                <w:rFonts w:asciiTheme="minorHAnsi" w:hAnsiTheme="minorHAnsi" w:cstheme="minorHAnsi"/>
+              </w:rPr>
+            </w:pPr>
+          </w:p>
+        </w:tc>
+        <w:tc>
+          <w:tcPr>
+            <w:tcW w:w="2842" w:type="dxa"/>
+          </w:tcPr>
+          <w:p>
+            <w:pPr>
+              <w:rPr>
+                <w:rFonts w:asciiTheme="minorHAnsi" w:hAnsiTheme="minorHAnsi" w:cstheme="minorHAnsi"/>
+              </w:rPr>
+            </w:pPr>
+          </w:p>
+        </w:tc>
+        <w:tc>
+          <w:tcPr>
+            <w:tcW w:w="2871" w:type="dxa"/>
           </w:tcPr>
           <w:p>
             <w:pPr>
@@ -4947,7 +4909,7 @@
       <w:tr>
         <w:tc>
           <w:tcPr>
-            <w:tcW w:w="319" w:type="dxa"/>
+            <w:tcW w:w="318" w:type="dxa"/>
           </w:tcPr>
           <w:p>
             <w:pPr>
@@ -4965,43 +4927,43 @@
         </w:tc>
         <w:tc>
           <w:tcPr>
-            <w:tcW w:w="2200" w:type="dxa"/>
-          </w:tcPr>
-          <w:p>
-            <w:pPr>
-              <w:rPr>
-                <w:rFonts w:asciiTheme="minorHAnsi" w:hAnsiTheme="minorHAnsi" w:cstheme="minorHAnsi"/>
-              </w:rPr>
-            </w:pPr>
-          </w:p>
-        </w:tc>
-        <w:tc>
-          <w:tcPr>
-            <w:tcW w:w="4986" w:type="dxa"/>
-          </w:tcPr>
-          <w:p>
-            <w:pPr>
-              <w:rPr>
-                <w:rFonts w:asciiTheme="minorHAnsi" w:hAnsiTheme="minorHAnsi" w:cstheme="minorHAnsi"/>
-              </w:rPr>
-            </w:pPr>
-          </w:p>
-        </w:tc>
-        <w:tc>
-          <w:tcPr>
-            <w:tcW w:w="2835" w:type="dxa"/>
-          </w:tcPr>
-          <w:p>
-            <w:pPr>
-              <w:rPr>
-                <w:rFonts w:asciiTheme="minorHAnsi" w:hAnsiTheme="minorHAnsi" w:cstheme="minorHAnsi"/>
-              </w:rPr>
-            </w:pPr>
-          </w:p>
-        </w:tc>
-        <w:tc>
-          <w:tcPr>
-            <w:tcW w:w="3119" w:type="dxa"/>
+            <w:tcW w:w="2131" w:type="dxa"/>
+          </w:tcPr>
+          <w:p>
+            <w:pPr>
+              <w:rPr>
+                <w:rFonts w:asciiTheme="minorHAnsi" w:hAnsiTheme="minorHAnsi" w:cstheme="minorHAnsi"/>
+              </w:rPr>
+            </w:pPr>
+          </w:p>
+        </w:tc>
+        <w:tc>
+          <w:tcPr>
+            <w:tcW w:w="3712" w:type="dxa"/>
+          </w:tcPr>
+          <w:p>
+            <w:pPr>
+              <w:rPr>
+                <w:rFonts w:asciiTheme="minorHAnsi" w:hAnsiTheme="minorHAnsi" w:cstheme="minorHAnsi"/>
+              </w:rPr>
+            </w:pPr>
+          </w:p>
+        </w:tc>
+        <w:tc>
+          <w:tcPr>
+            <w:tcW w:w="2842" w:type="dxa"/>
+          </w:tcPr>
+          <w:p>
+            <w:pPr>
+              <w:rPr>
+                <w:rFonts w:asciiTheme="minorHAnsi" w:hAnsiTheme="minorHAnsi" w:cstheme="minorHAnsi"/>
+              </w:rPr>
+            </w:pPr>
+          </w:p>
+        </w:tc>
+        <w:tc>
+          <w:tcPr>
+            <w:tcW w:w="2871" w:type="dxa"/>
           </w:tcPr>
           <w:p>
             <w:pPr>
@@ -6421,6 +6383,7 @@
               <w:rPr>
                 <w:rFonts w:asciiTheme="minorHAnsi" w:hAnsiTheme="minorHAnsi" w:cstheme="minorHAnsi"/>
               </w:rPr>
+              <w:lastRenderedPageBreak/>
               <w:t>Main government complex,</w:t>
             </w:r>
           </w:p>
@@ -6558,7 +6521,14 @@
               <w:rPr>
                 <w:rFonts w:asciiTheme="minorHAnsi" w:hAnsiTheme="minorHAnsi" w:cstheme="minorHAnsi"/>
               </w:rPr>
-              <w:t>“For the record, this place is amazing, especially the emperor’s audience chamber.</w:t>
+              <w:t xml:space="preserve">“For the record, this place is amazing, </w:t>
+            </w:r>
+            <w:r>
+              <w:rPr>
+                <w:rFonts w:asciiTheme="minorHAnsi" w:hAnsiTheme="minorHAnsi" w:cstheme="minorHAnsi"/>
+              </w:rPr>
+              <w:lastRenderedPageBreak/>
+              <w:t>especially the emperor’s audience chamber.</w:t>
             </w:r>
           </w:p>
           <w:p>
@@ -6641,6 +6611,7 @@
     </w:p>
     <w:p>
       <w:r>
+        <w:lastRenderedPageBreak/>
         <w:t>“How can you read?” Demonbane asked.</w:t>
       </w:r>
     </w:p>
@@ -6696,6 +6667,7 @@
     </w:p>
     <w:p>
       <w:r>
+        <w:lastRenderedPageBreak/>
         <w:t>“It has increased,” Fineous said. “And it will continue to increase over the next several days, until it reaches normal values for this area. Finish eating quickly. I want to hunt while the monsters are still relatively weak.”</w:t>
       </w:r>
     </w:p>
@@ -6751,6 +6723,7 @@
     </w:p>
     <w:p>
       <w:r>
+        <w:lastRenderedPageBreak/>
         <w:t xml:space="preserve">“Those things are E-21 </w:t>
       </w:r>
       <w:r>
@@ -6823,6 +6796,7 @@
     </w:p>
     <w:p>
       <w:r>
+        <w:lastRenderedPageBreak/>
         <w:t>Finally, the battle ended.</w:t>
       </w:r>
     </w:p>
@@ -6879,6 +6853,7 @@
     <w:p>
       <w:proofErr w:type="gramStart"/>
       <w:r>
+        <w:lastRenderedPageBreak/>
         <w:t>“No matter.</w:t>
       </w:r>
       <w:proofErr w:type="gramEnd"/>
@@ -7106,7 +7081,7 @@
         <v:path o:extrusionok="f" gradientshapeok="t" o:connecttype="rect"/>
         <o:lock v:ext="edit" aspectratio="t"/>
       </v:shapetype>
-      <v:shape id="_x0000_i1050" type="#_x0000_t75" style="width:3in;height:3in;visibility:visible" o:bullet="t">
+      <v:shape id="_x0000_i1186" type="#_x0000_t75" style="width:3in;height:3in;visibility:visible" o:bullet="t">
         <v:imagedata r:id="rId1" o:title="MC900065312[1]"/>
       </v:shape>
     </w:pict>
@@ -10951,7 +10926,7 @@
 </file>
 
 <file path=customXml/itemProps1.xml><?xml version="1.0" encoding="utf-8"?>
-<ds:datastoreItem xmlns:ds="http://schemas.openxmlformats.org/officeDocument/2006/customXml" ds:itemID="{99CF8545-490A-431B-AA51-720D804C9932}">
+<ds:datastoreItem xmlns:ds="http://schemas.openxmlformats.org/officeDocument/2006/customXml" ds:itemID="{4910DFFD-308B-40A6-9C7E-0D9302C1A6CD}">
   <ds:schemaRefs>
     <ds:schemaRef ds:uri="http://schemas.openxmlformats.org/officeDocument/2006/bibliography"/>
   </ds:schemaRefs>

--- a/Books/RPG_Books/ThePrincessAndTheRogue/Notes_ThePrincessAndTheRogue.docx
+++ b/Books/RPG_Books/ThePrincessAndTheRogue/Notes_ThePrincessAndTheRogue.docx
@@ -2060,7 +2060,6 @@
                 <w:rFonts w:asciiTheme="minorHAnsi" w:hAnsiTheme="minorHAnsi" w:cstheme="minorHAnsi"/>
               </w:rPr>
             </w:pPr>
-            <w:proofErr w:type="spellStart"/>
             <w:r>
               <w:rPr>
                 <w:rFonts w:asciiTheme="minorHAnsi" w:hAnsiTheme="minorHAnsi" w:cstheme="minorHAnsi"/>
@@ -2079,7 +2078,6 @@
               </w:rPr>
               <w:t>ay</w:t>
             </w:r>
-            <w:proofErr w:type="spellEnd"/>
           </w:p>
         </w:tc>
         <w:tc>
@@ -2607,17 +2605,20 @@
               <w:ind w:right="357" w:hanging="357"/>
               <w:rPr>
                 <w:rFonts w:asciiTheme="minorHAnsi" w:hAnsiTheme="minorHAnsi" w:cstheme="minorHAnsi"/>
-              </w:rPr>
-            </w:pPr>
-            <w:r>
-              <w:rPr>
-                <w:rFonts w:asciiTheme="minorHAnsi" w:hAnsiTheme="minorHAnsi" w:cstheme="minorHAnsi"/>
-              </w:rPr>
-              <w:t xml:space="preserve">Enhanced </w:t>
-            </w:r>
-            <w:r>
-              <w:rPr>
-                <w:rFonts w:asciiTheme="minorHAnsi" w:hAnsiTheme="minorHAnsi" w:cstheme="minorHAnsi"/>
+                <w:noProof w:val="0"/>
+              </w:rPr>
+            </w:pPr>
+            <w:r>
+              <w:rPr>
+                <w:rFonts w:asciiTheme="minorHAnsi" w:hAnsiTheme="minorHAnsi" w:cstheme="minorHAnsi"/>
+                <w:noProof w:val="0"/>
+              </w:rPr>
+              <w:t xml:space="preserve">Brute </w:t>
+            </w:r>
+            <w:r>
+              <w:rPr>
+                <w:rFonts w:asciiTheme="minorHAnsi" w:hAnsiTheme="minorHAnsi" w:cstheme="minorHAnsi"/>
+                <w:noProof w:val="0"/>
               </w:rPr>
               <w:t>Speed</w:t>
             </w:r>
@@ -2633,11 +2634,13 @@
               <w:ind w:right="357" w:hanging="357"/>
               <w:rPr>
                 <w:rFonts w:asciiTheme="minorHAnsi" w:hAnsiTheme="minorHAnsi" w:cstheme="minorHAnsi"/>
-              </w:rPr>
-            </w:pPr>
-            <w:r>
-              <w:rPr>
-                <w:rFonts w:asciiTheme="minorHAnsi" w:hAnsiTheme="minorHAnsi" w:cstheme="minorHAnsi"/>
+                <w:noProof w:val="0"/>
+              </w:rPr>
+            </w:pPr>
+            <w:r>
+              <w:rPr>
+                <w:rFonts w:asciiTheme="minorHAnsi" w:hAnsiTheme="minorHAnsi" w:cstheme="minorHAnsi"/>
+                <w:noProof w:val="0"/>
               </w:rPr>
               <w:t>Brute force</w:t>
             </w:r>
@@ -2653,13 +2656,22 @@
               <w:ind w:right="357" w:hanging="357"/>
               <w:rPr>
                 <w:rFonts w:asciiTheme="minorHAnsi" w:hAnsiTheme="minorHAnsi" w:cstheme="minorHAnsi"/>
-              </w:rPr>
-            </w:pPr>
-            <w:r>
-              <w:rPr>
-                <w:rFonts w:asciiTheme="minorHAnsi" w:hAnsiTheme="minorHAnsi" w:cstheme="minorHAnsi"/>
-              </w:rPr>
-              <w:t>Enhanced toughness</w:t>
+                <w:noProof w:val="0"/>
+              </w:rPr>
+            </w:pPr>
+            <w:r>
+              <w:rPr>
+                <w:rFonts w:asciiTheme="minorHAnsi" w:hAnsiTheme="minorHAnsi" w:cstheme="minorHAnsi"/>
+                <w:noProof w:val="0"/>
+              </w:rPr>
+              <w:t xml:space="preserve">Brute </w:t>
+            </w:r>
+            <w:r>
+              <w:rPr>
+                <w:rFonts w:asciiTheme="minorHAnsi" w:hAnsiTheme="minorHAnsi" w:cstheme="minorHAnsi"/>
+                <w:noProof w:val="0"/>
+              </w:rPr>
+              <w:t>toughness</w:t>
             </w:r>
           </w:p>
           <w:p>
@@ -2673,13 +2685,15 @@
               <w:ind w:right="357" w:hanging="357"/>
               <w:rPr>
                 <w:rFonts w:asciiTheme="minorHAnsi" w:hAnsiTheme="minorHAnsi" w:cstheme="minorHAnsi"/>
-              </w:rPr>
-            </w:pPr>
-            <w:r>
-              <w:rPr>
-                <w:rFonts w:asciiTheme="minorHAnsi" w:hAnsiTheme="minorHAnsi" w:cstheme="minorHAnsi"/>
-              </w:rPr>
-              <w:t>Enhanced healing</w:t>
+                <w:noProof w:val="0"/>
+              </w:rPr>
+            </w:pPr>
+            <w:r>
+              <w:rPr>
+                <w:rFonts w:asciiTheme="minorHAnsi" w:hAnsiTheme="minorHAnsi" w:cstheme="minorHAnsi"/>
+                <w:noProof w:val="0"/>
+              </w:rPr>
+              <w:t>Brute vitality</w:t>
             </w:r>
           </w:p>
           <w:p>
@@ -2694,17 +2708,20 @@
               <w:jc w:val="left"/>
               <w:rPr>
                 <w:rFonts w:asciiTheme="minorHAnsi" w:hAnsiTheme="minorHAnsi" w:cstheme="minorHAnsi"/>
-              </w:rPr>
-            </w:pPr>
-            <w:r>
-              <w:rPr>
-                <w:rFonts w:asciiTheme="minorHAnsi" w:hAnsiTheme="minorHAnsi" w:cstheme="minorHAnsi"/>
+                <w:noProof w:val="0"/>
+              </w:rPr>
+            </w:pPr>
+            <w:r>
+              <w:rPr>
+                <w:rFonts w:asciiTheme="minorHAnsi" w:hAnsiTheme="minorHAnsi" w:cstheme="minorHAnsi"/>
+                <w:noProof w:val="0"/>
               </w:rPr>
               <w:t xml:space="preserve">Barbaric </w:t>
             </w:r>
             <w:r>
               <w:rPr>
                 <w:rFonts w:asciiTheme="minorHAnsi" w:hAnsiTheme="minorHAnsi" w:cstheme="minorHAnsi"/>
+                <w:noProof w:val="0"/>
               </w:rPr>
               <w:t>weapons mastery</w:t>
             </w:r>
@@ -2719,6 +2736,7 @@
               <w:ind w:left="357" w:right="357"/>
               <w:rPr>
                 <w:rFonts w:asciiTheme="minorHAnsi" w:hAnsiTheme="minorHAnsi" w:cstheme="minorHAnsi"/>
+                <w:noProof w:val="0"/>
               </w:rPr>
             </w:pPr>
           </w:p>
@@ -2733,12 +2751,14 @@
               <w:ind w:right="357" w:hanging="357"/>
               <w:rPr>
                 <w:rFonts w:asciiTheme="minorHAnsi" w:hAnsiTheme="minorHAnsi" w:cstheme="minorHAnsi"/>
+                <w:noProof w:val="0"/>
                 <w:color w:val="C0504D" w:themeColor="accent2"/>
               </w:rPr>
             </w:pPr>
             <w:r>
               <w:rPr>
                 <w:rFonts w:asciiTheme="minorHAnsi" w:hAnsiTheme="minorHAnsi" w:cstheme="minorHAnsi"/>
+                <w:noProof w:val="0"/>
                 <w:color w:val="C0504D" w:themeColor="accent2"/>
               </w:rPr>
               <w:t>Inventory</w:t>
@@ -2751,6 +2771,7 @@
               <w:ind w:left="357" w:right="357"/>
               <w:rPr>
                 <w:rFonts w:asciiTheme="minorHAnsi" w:hAnsiTheme="minorHAnsi" w:cstheme="minorHAnsi"/>
+                <w:noProof w:val="0"/>
               </w:rPr>
             </w:pPr>
           </w:p>
@@ -2770,8 +2791,9 @@
             <w:r>
               <w:rPr>
                 <w:rFonts w:asciiTheme="minorHAnsi" w:hAnsiTheme="minorHAnsi" w:cstheme="minorHAnsi"/>
-              </w:rPr>
-              <w:t>Camping abilities</w:t>
+                <w:noProof w:val="0"/>
+              </w:rPr>
+              <w:t>Glamping</w:t>
             </w:r>
           </w:p>
         </w:tc>
@@ -5333,19 +5355,11 @@
                 <w:rFonts w:asciiTheme="minorHAnsi" w:hAnsiTheme="minorHAnsi" w:cstheme="minorHAnsi"/>
               </w:rPr>
             </w:pPr>
-            <w:proofErr w:type="spellStart"/>
-            <w:r>
-              <w:rPr>
-                <w:rFonts w:asciiTheme="minorHAnsi" w:hAnsiTheme="minorHAnsi" w:cstheme="minorHAnsi"/>
-              </w:rPr>
-              <w:t>Stonehead</w:t>
-            </w:r>
-            <w:proofErr w:type="spellEnd"/>
-            <w:r>
-              <w:rPr>
-                <w:rFonts w:asciiTheme="minorHAnsi" w:hAnsiTheme="minorHAnsi" w:cstheme="minorHAnsi"/>
-              </w:rPr>
-              <w:t xml:space="preserve"> Aardvarks – F-</w:t>
+            <w:r>
+              <w:rPr>
+                <w:rFonts w:asciiTheme="minorHAnsi" w:hAnsiTheme="minorHAnsi" w:cstheme="minorHAnsi"/>
+              </w:rPr>
+              <w:t>Stonehead Aardvarks – F-</w:t>
             </w:r>
             <w:r>
               <w:rPr>
@@ -6851,14 +6865,9 @@
       </w:r>
     </w:p>
     <w:p>
-      <w:proofErr w:type="gramStart"/>
       <w:r>
         <w:lastRenderedPageBreak/>
-        <w:t>“No matter.</w:t>
-      </w:r>
-      <w:proofErr w:type="gramEnd"/>
-      <w:r>
-        <w:t xml:space="preserve"> A rogue uses brains, not brawn to fight.</w:t>
+        <w:t>“No matter. A rogue uses brains, not brawn to fight.</w:t>
       </w:r>
     </w:p>
     <w:p>
@@ -7081,7 +7090,7 @@
         <v:path o:extrusionok="f" gradientshapeok="t" o:connecttype="rect"/>
         <o:lock v:ext="edit" aspectratio="t"/>
       </v:shapetype>
-      <v:shape id="_x0000_i1186" type="#_x0000_t75" style="width:3in;height:3in;visibility:visible" o:bullet="t">
+      <v:shape id="_x0000_i1029" type="#_x0000_t75" style="width:3in;height:3in;visibility:visible" o:bullet="t">
         <v:imagedata r:id="rId1" o:title="MC900065312[1]"/>
       </v:shape>
     </w:pict>
@@ -10926,7 +10935,7 @@
 </file>
 
 <file path=customXml/itemProps1.xml><?xml version="1.0" encoding="utf-8"?>
-<ds:datastoreItem xmlns:ds="http://schemas.openxmlformats.org/officeDocument/2006/customXml" ds:itemID="{4910DFFD-308B-40A6-9C7E-0D9302C1A6CD}">
+<ds:datastoreItem xmlns:ds="http://schemas.openxmlformats.org/officeDocument/2006/customXml" ds:itemID="{D7A5AB63-6D81-4525-86F1-FBF543943648}">
   <ds:schemaRefs>
     <ds:schemaRef ds:uri="http://schemas.openxmlformats.org/officeDocument/2006/bibliography"/>
   </ds:schemaRefs>

--- a/Books/RPG_Books/ThePrincessAndTheRogue/Notes_ThePrincessAndTheRogue.docx
+++ b/Books/RPG_Books/ThePrincessAndTheRogue/Notes_ThePrincessAndTheRogue.docx
@@ -2060,6 +2060,7 @@
                 <w:rFonts w:asciiTheme="minorHAnsi" w:hAnsiTheme="minorHAnsi" w:cstheme="minorHAnsi"/>
               </w:rPr>
             </w:pPr>
+            <w:proofErr w:type="spellStart"/>
             <w:r>
               <w:rPr>
                 <w:rFonts w:asciiTheme="minorHAnsi" w:hAnsiTheme="minorHAnsi" w:cstheme="minorHAnsi"/>
@@ -2078,6 +2079,7 @@
               </w:rPr>
               <w:t>ay</w:t>
             </w:r>
+            <w:proofErr w:type="spellEnd"/>
           </w:p>
         </w:tc>
         <w:tc>
@@ -5355,11 +5357,19 @@
                 <w:rFonts w:asciiTheme="minorHAnsi" w:hAnsiTheme="minorHAnsi" w:cstheme="minorHAnsi"/>
               </w:rPr>
             </w:pPr>
-            <w:r>
-              <w:rPr>
-                <w:rFonts w:asciiTheme="minorHAnsi" w:hAnsiTheme="minorHAnsi" w:cstheme="minorHAnsi"/>
-              </w:rPr>
-              <w:t>Stonehead Aardvarks – F-</w:t>
+            <w:proofErr w:type="spellStart"/>
+            <w:r>
+              <w:rPr>
+                <w:rFonts w:asciiTheme="minorHAnsi" w:hAnsiTheme="minorHAnsi" w:cstheme="minorHAnsi"/>
+              </w:rPr>
+              <w:t>Stonehead</w:t>
+            </w:r>
+            <w:proofErr w:type="spellEnd"/>
+            <w:r>
+              <w:rPr>
+                <w:rFonts w:asciiTheme="minorHAnsi" w:hAnsiTheme="minorHAnsi" w:cstheme="minorHAnsi"/>
+              </w:rPr>
+              <w:t xml:space="preserve"> Aardvarks – F-</w:t>
             </w:r>
             <w:r>
               <w:rPr>
@@ -7090,7 +7100,7 @@
         <v:path o:extrusionok="f" gradientshapeok="t" o:connecttype="rect"/>
         <o:lock v:ext="edit" aspectratio="t"/>
       </v:shapetype>
-      <v:shape id="_x0000_i1029" type="#_x0000_t75" style="width:3in;height:3in;visibility:visible" o:bullet="t">
+      <v:shape id="_x0000_i1058" type="#_x0000_t75" style="width:3in;height:3in;visibility:visible" o:bullet="t">
         <v:imagedata r:id="rId1" o:title="MC900065312[1]"/>
       </v:shape>
     </w:pict>
@@ -10935,7 +10945,7 @@
 </file>
 
 <file path=customXml/itemProps1.xml><?xml version="1.0" encoding="utf-8"?>
-<ds:datastoreItem xmlns:ds="http://schemas.openxmlformats.org/officeDocument/2006/customXml" ds:itemID="{D7A5AB63-6D81-4525-86F1-FBF543943648}">
+<ds:datastoreItem xmlns:ds="http://schemas.openxmlformats.org/officeDocument/2006/customXml" ds:itemID="{86579E4C-9EDC-4679-B1DB-889576662385}">
   <ds:schemaRefs>
     <ds:schemaRef ds:uri="http://schemas.openxmlformats.org/officeDocument/2006/bibliography"/>
   </ds:schemaRefs>

--- a/Books/RPG_Books/ThePrincessAndTheRogue/Notes_ThePrincessAndTheRogue.docx
+++ b/Books/RPG_Books/ThePrincessAndTheRogue/Notes_ThePrincessAndTheRogue.docx
@@ -2795,7 +2795,14 @@
                 <w:rFonts w:asciiTheme="minorHAnsi" w:hAnsiTheme="minorHAnsi" w:cstheme="minorHAnsi"/>
                 <w:noProof w:val="0"/>
               </w:rPr>
-              <w:t>Glamping</w:t>
+              <w:t>C</w:t>
+            </w:r>
+            <w:r>
+              <w:rPr>
+                <w:rFonts w:asciiTheme="minorHAnsi" w:hAnsiTheme="minorHAnsi" w:cstheme="minorHAnsi"/>
+                <w:noProof w:val="0"/>
+              </w:rPr>
+              <w:t>amping</w:t>
             </w:r>
           </w:p>
         </w:tc>
@@ -7100,7 +7107,7 @@
         <v:path o:extrusionok="f" gradientshapeok="t" o:connecttype="rect"/>
         <o:lock v:ext="edit" aspectratio="t"/>
       </v:shapetype>
-      <v:shape id="_x0000_i1058" type="#_x0000_t75" style="width:3in;height:3in;visibility:visible" o:bullet="t">
+      <v:shape id="_x0000_i1082" type="#_x0000_t75" style="width:3in;height:3in;visibility:visible" o:bullet="t">
         <v:imagedata r:id="rId1" o:title="MC900065312[1]"/>
       </v:shape>
     </w:pict>
@@ -10945,7 +10952,7 @@
 </file>
 
 <file path=customXml/itemProps1.xml><?xml version="1.0" encoding="utf-8"?>
-<ds:datastoreItem xmlns:ds="http://schemas.openxmlformats.org/officeDocument/2006/customXml" ds:itemID="{86579E4C-9EDC-4679-B1DB-889576662385}">
+<ds:datastoreItem xmlns:ds="http://schemas.openxmlformats.org/officeDocument/2006/customXml" ds:itemID="{12B399CB-25CF-4EDA-9364-8C2828F73DEF}">
   <ds:schemaRefs>
     <ds:schemaRef ds:uri="http://schemas.openxmlformats.org/officeDocument/2006/bibliography"/>
   </ds:schemaRefs>

--- a/Books/RPG_Books/ThePrincessAndTheRogue/Notes_ThePrincessAndTheRogue.docx
+++ b/Books/RPG_Books/ThePrincessAndTheRogue/Notes_ThePrincessAndTheRogue.docx
@@ -2,13 +2,6 @@
 <file path=word/document.xml><?xml version="1.0" encoding="utf-8"?>
 <w:document xmlns:ve="http://schemas.openxmlformats.org/markup-compatibility/2006" xmlns:o="urn:schemas-microsoft-com:office:office" xmlns:r="http://schemas.openxmlformats.org/officeDocument/2006/relationships" xmlns:m="http://schemas.openxmlformats.org/officeDocument/2006/math" xmlns:v="urn:schemas-microsoft-com:vml" xmlns:wp="http://schemas.openxmlformats.org/drawingml/2006/wordprocessingDrawing" xmlns:w10="urn:schemas-microsoft-com:office:word" xmlns:w="http://schemas.openxmlformats.org/wordprocessingml/2006/main" xmlns:wne="http://schemas.microsoft.com/office/word/2006/wordml">
   <w:body>
-    <w:p>
-      <w:pPr>
-        <w:rPr>
-          <w:rFonts w:cstheme="minorHAnsi"/>
-        </w:rPr>
-      </w:pPr>
-    </w:p>
     <w:p>
       <w:pPr>
         <w:pStyle w:val="StatusMessage"/>
@@ -29,10 +22,7 @@
         <w:t xml:space="preserve">- </w:t>
       </w:r>
       <w:r>
-        <w:t>E-</w:t>
-      </w:r>
-      <w:r>
-        <w:t>19</w:t>
+        <w:t>E-3</w:t>
       </w:r>
     </w:p>
     <w:p>
@@ -47,6 +37,13 @@
         </w:tabs>
         <w:jc w:val="left"/>
       </w:pPr>
+      <w:r>
+        <w:t>Mind</w:t>
+      </w:r>
+      <w:r>
+        <w:tab/>
+        <w:t>- F-4</w:t>
+      </w:r>
     </w:p>
     <w:p>
       <w:pPr>
@@ -61,20 +58,11 @@
         <w:jc w:val="left"/>
       </w:pPr>
       <w:r>
-        <w:t>Mind</w:t>
+        <w:t>Identification skill</w:t>
       </w:r>
       <w:r>
         <w:tab/>
-        <w:t xml:space="preserve">- </w:t>
-      </w:r>
-      <w:r>
-        <w:t>E</w:t>
-      </w:r>
-      <w:r>
-        <w:t>-</w:t>
-      </w:r>
-      <w:r>
-        <w:t>17</w:t>
+        <w:t>- F-5</w:t>
       </w:r>
     </w:p>
     <w:p>
@@ -90,11 +78,11 @@
         <w:jc w:val="left"/>
       </w:pPr>
       <w:r>
-        <w:t>Identification skill</w:t>
+        <w:t>Mapping skill</w:t>
       </w:r>
       <w:r>
         <w:tab/>
-        <w:t>- E-4</w:t>
+        <w:t>- F-3</w:t>
       </w:r>
     </w:p>
     <w:p>
@@ -110,11 +98,11 @@
         <w:jc w:val="left"/>
       </w:pPr>
       <w:r>
-        <w:t>Mapping skill</w:t>
+        <w:t>Personal extra-dimensional space</w:t>
       </w:r>
       <w:r>
         <w:tab/>
-        <w:t>- E-4</w:t>
+        <w:t>- F-5</w:t>
       </w:r>
     </w:p>
     <w:p>
@@ -129,6 +117,13 @@
         </w:tabs>
         <w:jc w:val="left"/>
       </w:pPr>
+      <w:r>
+        <w:t>Luck</w:t>
+      </w:r>
+      <w:r>
+        <w:tab/>
+        <w:t>- F-11</w:t>
+      </w:r>
     </w:p>
     <w:p>
       <w:pPr>
@@ -143,78 +138,11 @@
         <w:jc w:val="left"/>
       </w:pPr>
       <w:r>
-        <w:t>Personal extra-dimensional space</w:t>
+        <w:t>Shadow meld</w:t>
       </w:r>
       <w:r>
         <w:tab/>
-        <w:t xml:space="preserve">- </w:t>
-      </w:r>
-      <w:r>
-        <w:t>E</w:t>
-      </w:r>
-      <w:r>
-        <w:t>-</w:t>
-      </w:r>
-      <w:r>
-        <w:t>4</w:t>
-      </w:r>
-    </w:p>
-    <w:p>
-      <w:pPr>
-        <w:pStyle w:val="StatusMessage"/>
-        <w:numPr>
-          <w:ilvl w:val="0"/>
-          <w:numId w:val="24"/>
-        </w:numPr>
-        <w:tabs>
-          <w:tab w:val="left" w:pos="3828"/>
-        </w:tabs>
-        <w:jc w:val="left"/>
-      </w:pPr>
-      <w:r>
-        <w:t>Luck</w:t>
-      </w:r>
-      <w:r>
-        <w:tab/>
-        <w:t xml:space="preserve">- </w:t>
-      </w:r>
-      <w:r>
-        <w:t>E</w:t>
-      </w:r>
-      <w:r>
-        <w:t>-</w:t>
-      </w:r>
-      <w:r>
-        <w:t>4</w:t>
-      </w:r>
-    </w:p>
-    <w:p>
-      <w:pPr>
-        <w:pStyle w:val="StatusMessage"/>
-        <w:numPr>
-          <w:ilvl w:val="0"/>
-          <w:numId w:val="24"/>
-        </w:numPr>
-        <w:tabs>
-          <w:tab w:val="left" w:pos="3828"/>
-        </w:tabs>
-        <w:jc w:val="left"/>
-      </w:pPr>
-      <w:r>
-        <w:t>Shadow meld</w:t>
-      </w:r>
-      <w:r>
-        <w:tab/>
-        <w:t xml:space="preserve">- </w:t>
-      </w:r>
-      <w:r>
-        <w:t>E</w:t>
-      </w:r>
-      <w:r>
-        <w:t>-</w:t>
-      </w:r>
-      <w:r>
-        <w:t>4</w:t>
+        <w:t>- F-3</w:t>
       </w:r>
     </w:p>
     <w:p>
@@ -229,32 +157,28 @@
     <w:p>
       <w:pPr>
         <w:pStyle w:val="StatusMessage"/>
-        <w:numPr>
-          <w:ilvl w:val="0"/>
-          <w:numId w:val="26"/>
-        </w:numPr>
         <w:jc w:val="left"/>
       </w:pPr>
       <w:r>
-        <w:t xml:space="preserve">Level: </w:t>
-      </w:r>
-      <w:r>
-        <w:t>E</w:t>
-      </w:r>
+        <w:t>Level: F5</w:t>
+      </w:r>
+    </w:p>
+    <w:p>
+      <w:pPr>
+        <w:rPr>
+          <w:rFonts w:cstheme="minorHAnsi"/>
+        </w:rPr>
+      </w:pPr>
     </w:p>
     <w:p>
       <w:pPr>
         <w:pStyle w:val="StatusMessage"/>
-        <w:numPr>
-          <w:ilvl w:val="0"/>
-          <w:numId w:val="26"/>
-        </w:numPr>
         <w:jc w:val="left"/>
       </w:pPr>
-      <w:r>
-        <w:t>Mind Palace</w:t>
-      </w:r>
-    </w:p>
+    </w:p>
+    <w:p/>
+    <w:p/>
+    <w:p/>
     <w:p>
       <w:pPr>
         <w:pStyle w:val="ListParagraph"/>
@@ -357,6 +281,7 @@
           <w:rStyle w:val="rynqvb"/>
           <w:rFonts w:cstheme="minorHAnsi"/>
         </w:rPr>
+        <w:lastRenderedPageBreak/>
         <w:t xml:space="preserve">Basic </w:t>
       </w:r>
       <w:bookmarkStart w:id="0" w:name="_Hlk167032417"/>
@@ -678,6 +603,7 @@
         <w:rPr>
           <w:rFonts w:cstheme="minorHAnsi"/>
         </w:rPr>
+        <w:lastRenderedPageBreak/>
         <w:t>Guilds – Dungeon focused, puzzle focused</w:t>
       </w:r>
     </w:p>
@@ -704,7 +630,6 @@
         <w:rPr>
           <w:rFonts w:cstheme="minorHAnsi"/>
         </w:rPr>
-        <w:lastRenderedPageBreak/>
         <w:t xml:space="preserve">What is </w:t>
       </w:r>
       <w:r>
@@ -955,6 +880,7 @@
         <w:rPr>
           <w:rFonts w:asciiTheme="minorHAnsi" w:hAnsiTheme="minorHAnsi" w:cstheme="minorHAnsi"/>
         </w:rPr>
+        <w:lastRenderedPageBreak/>
         <w:t>Rooms</w:t>
       </w:r>
     </w:p>
@@ -1129,7 +1055,6 @@
               <w:rPr>
                 <w:rFonts w:cstheme="minorHAnsi"/>
               </w:rPr>
-              <w:lastRenderedPageBreak/>
               <w:t>Apartment</w:t>
             </w:r>
           </w:p>
@@ -1785,6 +1710,7 @@
               <w:rPr>
                 <w:rFonts w:asciiTheme="minorHAnsi" w:hAnsiTheme="minorHAnsi" w:cstheme="minorHAnsi"/>
               </w:rPr>
+              <w:lastRenderedPageBreak/>
               <w:t>Myt</w:t>
             </w:r>
             <w:r>
@@ -1891,6 +1817,7 @@
               <w:rPr>
                 <w:rFonts w:asciiTheme="minorHAnsi" w:hAnsiTheme="minorHAnsi" w:cstheme="minorHAnsi"/>
               </w:rPr>
+              <w:lastRenderedPageBreak/>
               <w:t>Saturn</w:t>
             </w:r>
             <w:r>
@@ -1919,7 +1846,6 @@
               <w:rPr>
                 <w:rFonts w:asciiTheme="minorHAnsi" w:hAnsiTheme="minorHAnsi" w:cstheme="minorHAnsi"/>
               </w:rPr>
-              <w:lastRenderedPageBreak/>
               <w:t>Sun</w:t>
             </w:r>
             <w:r>
@@ -2425,7 +2351,6 @@
                 <w:sz w:val="32"/>
                 <w:szCs w:val="32"/>
               </w:rPr>
-              <w:lastRenderedPageBreak/>
               <w:t>Dungeon Divers</w:t>
             </w:r>
           </w:p>
@@ -3248,6 +3173,7 @@
                 <w:rFonts w:asciiTheme="minorHAnsi" w:hAnsiTheme="minorHAnsi" w:cstheme="minorHAnsi"/>
                 <w:color w:val="C0504D" w:themeColor="accent2"/>
               </w:rPr>
+              <w:lastRenderedPageBreak/>
               <w:t>Inventory</w:t>
             </w:r>
           </w:p>
@@ -3266,6 +3192,7 @@
               <w:rPr>
                 <w:rFonts w:asciiTheme="minorHAnsi" w:hAnsiTheme="minorHAnsi" w:cstheme="minorHAnsi"/>
               </w:rPr>
+              <w:lastRenderedPageBreak/>
               <w:t>Purple</w:t>
             </w:r>
           </w:p>
@@ -3359,6 +3286,7 @@
               <w:rPr>
                 <w:rFonts w:asciiTheme="minorHAnsi" w:hAnsiTheme="minorHAnsi" w:cstheme="minorHAnsi"/>
               </w:rPr>
+              <w:lastRenderedPageBreak/>
               <w:t>2</w:t>
             </w:r>
           </w:p>
@@ -3397,7 +3325,6 @@
               <w:rPr>
                 <w:rFonts w:asciiTheme="minorHAnsi" w:hAnsiTheme="minorHAnsi" w:cstheme="minorHAnsi"/>
               </w:rPr>
-              <w:lastRenderedPageBreak/>
               <w:t>Died at 23</w:t>
             </w:r>
           </w:p>
@@ -3437,7 +3364,6 @@
               <w:rPr>
                 <w:rFonts w:asciiTheme="minorHAnsi" w:hAnsiTheme="minorHAnsi" w:cstheme="minorHAnsi"/>
               </w:rPr>
-              <w:lastRenderedPageBreak/>
               <w:t>Enhanced physical stats</w:t>
             </w:r>
           </w:p>
@@ -3498,7 +3424,6 @@
               <w:rPr>
                 <w:rFonts w:asciiTheme="minorHAnsi" w:hAnsiTheme="minorHAnsi" w:cstheme="minorHAnsi"/>
               </w:rPr>
-              <w:lastRenderedPageBreak/>
               <w:t>Endurance</w:t>
             </w:r>
           </w:p>
@@ -3693,7 +3618,6 @@
               <w:rPr>
                 <w:rFonts w:asciiTheme="minorHAnsi" w:hAnsiTheme="minorHAnsi" w:cstheme="minorHAnsi"/>
               </w:rPr>
-              <w:lastRenderedPageBreak/>
               <w:t>Long golden yellow wavy hair, the type the god Apollo possessed.</w:t>
             </w:r>
           </w:p>
@@ -3707,7 +3631,6 @@
               <w:rPr>
                 <w:rFonts w:asciiTheme="minorHAnsi" w:hAnsiTheme="minorHAnsi" w:cstheme="minorHAnsi"/>
               </w:rPr>
-              <w:lastRenderedPageBreak/>
               <w:t>He also had deep blue eyes that almost glowed, but with flecks of purple</w:t>
             </w:r>
           </w:p>
@@ -3740,15 +3663,7 @@
               <w:rPr>
                 <w:rFonts w:asciiTheme="minorHAnsi" w:hAnsiTheme="minorHAnsi" w:cstheme="minorHAnsi"/>
               </w:rPr>
-              <w:lastRenderedPageBreak/>
-              <w:t xml:space="preserve">Worked at a Hollywood studio as a technical director. I always liked fantasy movies such as the </w:t>
-            </w:r>
-            <w:r>
-              <w:rPr>
-                <w:rFonts w:asciiTheme="minorHAnsi" w:hAnsiTheme="minorHAnsi" w:cstheme="minorHAnsi"/>
-              </w:rPr>
-              <w:lastRenderedPageBreak/>
-              <w:t>Lord of the Rings</w:t>
+              <w:t>Worked at a Hollywood studio as a technical director. I always liked fantasy movies such as the Lord of the Rings</w:t>
             </w:r>
           </w:p>
         </w:tc>
@@ -3768,7 +3683,6 @@
               <w:rPr>
                 <w:rFonts w:asciiTheme="minorHAnsi" w:hAnsiTheme="minorHAnsi" w:cstheme="minorHAnsi"/>
               </w:rPr>
-              <w:lastRenderedPageBreak/>
               <w:t>5</w:t>
             </w:r>
           </w:p>
@@ -7107,7 +7021,7 @@
         <v:path o:extrusionok="f" gradientshapeok="t" o:connecttype="rect"/>
         <o:lock v:ext="edit" aspectratio="t"/>
       </v:shapetype>
-      <v:shape id="_x0000_i1082" type="#_x0000_t75" style="width:3in;height:3in;visibility:visible" o:bullet="t">
+      <v:shape id="_x0000_i1128" type="#_x0000_t75" style="width:3in;height:3in;visibility:visible" o:bullet="t">
         <v:imagedata r:id="rId1" o:title="MC900065312[1]"/>
       </v:shape>
     </w:pict>
@@ -10952,7 +10866,7 @@
 </file>
 
 <file path=customXml/itemProps1.xml><?xml version="1.0" encoding="utf-8"?>
-<ds:datastoreItem xmlns:ds="http://schemas.openxmlformats.org/officeDocument/2006/customXml" ds:itemID="{12B399CB-25CF-4EDA-9364-8C2828F73DEF}">
+<ds:datastoreItem xmlns:ds="http://schemas.openxmlformats.org/officeDocument/2006/customXml" ds:itemID="{81E23C80-5AB4-45A9-B98E-6D2CB78A16BE}">
   <ds:schemaRefs>
     <ds:schemaRef ds:uri="http://schemas.openxmlformats.org/officeDocument/2006/bibliography"/>
   </ds:schemaRefs>

--- a/Books/RPG_Books/ThePrincessAndTheRogue/Notes_ThePrincessAndTheRogue.docx
+++ b/Books/RPG_Books/ThePrincessAndTheRogue/Notes_ThePrincessAndTheRogue.docx
@@ -2540,7 +2540,7 @@
                 <w:rFonts w:asciiTheme="minorHAnsi" w:hAnsiTheme="minorHAnsi" w:cstheme="minorHAnsi"/>
                 <w:noProof w:val="0"/>
               </w:rPr>
-              <w:t xml:space="preserve">Brute </w:t>
+              <w:t xml:space="preserve">Barbaric </w:t>
             </w:r>
             <w:r>
               <w:rPr>
@@ -2569,7 +2569,14 @@
                 <w:rFonts w:asciiTheme="minorHAnsi" w:hAnsiTheme="minorHAnsi" w:cstheme="minorHAnsi"/>
                 <w:noProof w:val="0"/>
               </w:rPr>
-              <w:t>Brute force</w:t>
+              <w:t xml:space="preserve">Barbaric </w:t>
+            </w:r>
+            <w:r>
+              <w:rPr>
+                <w:rFonts w:asciiTheme="minorHAnsi" w:hAnsiTheme="minorHAnsi" w:cstheme="minorHAnsi"/>
+                <w:noProof w:val="0"/>
+              </w:rPr>
+              <w:t>force</w:t>
             </w:r>
           </w:p>
           <w:p>
@@ -2591,7 +2598,14 @@
                 <w:rFonts w:asciiTheme="minorHAnsi" w:hAnsiTheme="minorHAnsi" w:cstheme="minorHAnsi"/>
                 <w:noProof w:val="0"/>
               </w:rPr>
-              <w:t xml:space="preserve">Brute </w:t>
+              <w:t>Barbaric</w:t>
+            </w:r>
+            <w:r>
+              <w:rPr>
+                <w:rFonts w:asciiTheme="minorHAnsi" w:hAnsiTheme="minorHAnsi" w:cstheme="minorHAnsi"/>
+                <w:noProof w:val="0"/>
+              </w:rPr>
+              <w:t xml:space="preserve"> </w:t>
             </w:r>
             <w:r>
               <w:rPr>
@@ -2620,7 +2634,14 @@
                 <w:rFonts w:asciiTheme="minorHAnsi" w:hAnsiTheme="minorHAnsi" w:cstheme="minorHAnsi"/>
                 <w:noProof w:val="0"/>
               </w:rPr>
-              <w:t>Brute vitality</w:t>
+              <w:t xml:space="preserve">Barbaric </w:t>
+            </w:r>
+            <w:r>
+              <w:rPr>
+                <w:rFonts w:asciiTheme="minorHAnsi" w:hAnsiTheme="minorHAnsi" w:cstheme="minorHAnsi"/>
+                <w:noProof w:val="0"/>
+              </w:rPr>
+              <w:t>vitality</w:t>
             </w:r>
           </w:p>
           <w:p>
@@ -3041,7 +3062,7 @@
             <w:pPr>
               <w:pStyle w:val="Quote2"/>
               <w:numPr>
-                <w:ilvl w:val="0"/>
+                <w:ilvl w:val="1"/>
                 <w:numId w:val="18"/>
               </w:numPr>
               <w:spacing w:after="0"/>
@@ -3054,7 +3075,7 @@
               <w:rPr>
                 <w:rFonts w:asciiTheme="minorHAnsi" w:hAnsiTheme="minorHAnsi" w:cstheme="minorHAnsi"/>
               </w:rPr>
-              <w:t>Weapon’s master</w:t>
+              <w:t>Vitality</w:t>
             </w:r>
           </w:p>
           <w:p>
@@ -3074,7 +3095,7 @@
               <w:rPr>
                 <w:rFonts w:asciiTheme="minorHAnsi" w:hAnsiTheme="minorHAnsi" w:cstheme="minorHAnsi"/>
               </w:rPr>
-              <w:t>Enhanced senses</w:t>
+              <w:t>Weapon’s master</w:t>
             </w:r>
           </w:p>
           <w:p>
@@ -3094,6 +3115,26 @@
               <w:rPr>
                 <w:rFonts w:asciiTheme="minorHAnsi" w:hAnsiTheme="minorHAnsi" w:cstheme="minorHAnsi"/>
               </w:rPr>
+              <w:t>Enhanced senses</w:t>
+            </w:r>
+          </w:p>
+          <w:p>
+            <w:pPr>
+              <w:pStyle w:val="Quote2"/>
+              <w:numPr>
+                <w:ilvl w:val="0"/>
+                <w:numId w:val="18"/>
+              </w:numPr>
+              <w:spacing w:after="0"/>
+              <w:ind w:right="357" w:hanging="357"/>
+              <w:rPr>
+                <w:rFonts w:asciiTheme="minorHAnsi" w:hAnsiTheme="minorHAnsi" w:cstheme="minorHAnsi"/>
+              </w:rPr>
+            </w:pPr>
+            <w:r>
+              <w:rPr>
+                <w:rFonts w:asciiTheme="minorHAnsi" w:hAnsiTheme="minorHAnsi" w:cstheme="minorHAnsi"/>
+              </w:rPr>
               <w:t>Fire control</w:t>
             </w:r>
           </w:p>
@@ -3173,7 +3214,6 @@
                 <w:rFonts w:asciiTheme="minorHAnsi" w:hAnsiTheme="minorHAnsi" w:cstheme="minorHAnsi"/>
                 <w:color w:val="C0504D" w:themeColor="accent2"/>
               </w:rPr>
-              <w:lastRenderedPageBreak/>
               <w:t>Inventory</w:t>
             </w:r>
           </w:p>
@@ -3425,6 +3465,26 @@
                 <w:rFonts w:asciiTheme="minorHAnsi" w:hAnsiTheme="minorHAnsi" w:cstheme="minorHAnsi"/>
               </w:rPr>
               <w:t>Endurance</w:t>
+            </w:r>
+          </w:p>
+          <w:p>
+            <w:pPr>
+              <w:pStyle w:val="Quote2"/>
+              <w:numPr>
+                <w:ilvl w:val="1"/>
+                <w:numId w:val="17"/>
+              </w:numPr>
+              <w:spacing w:after="0"/>
+              <w:ind w:right="357" w:hanging="357"/>
+              <w:rPr>
+                <w:rFonts w:asciiTheme="minorHAnsi" w:hAnsiTheme="minorHAnsi" w:cstheme="minorHAnsi"/>
+              </w:rPr>
+            </w:pPr>
+            <w:r>
+              <w:rPr>
+                <w:rFonts w:asciiTheme="minorHAnsi" w:hAnsiTheme="minorHAnsi" w:cstheme="minorHAnsi"/>
+              </w:rPr>
+              <w:t>Vitality</w:t>
             </w:r>
           </w:p>
           <w:p>
@@ -7021,7 +7081,7 @@
         <v:path o:extrusionok="f" gradientshapeok="t" o:connecttype="rect"/>
         <o:lock v:ext="edit" aspectratio="t"/>
       </v:shapetype>
-      <v:shape id="_x0000_i1128" type="#_x0000_t75" style="width:3in;height:3in;visibility:visible" o:bullet="t">
+      <v:shape id="_x0000_i1043" type="#_x0000_t75" style="width:3in;height:3in;visibility:visible" o:bullet="t">
         <v:imagedata r:id="rId1" o:title="MC900065312[1]"/>
       </v:shape>
     </w:pict>
@@ -10866,7 +10926,7 @@
 </file>
 
 <file path=customXml/itemProps1.xml><?xml version="1.0" encoding="utf-8"?>
-<ds:datastoreItem xmlns:ds="http://schemas.openxmlformats.org/officeDocument/2006/customXml" ds:itemID="{81E23C80-5AB4-45A9-B98E-6D2CB78A16BE}">
+<ds:datastoreItem xmlns:ds="http://schemas.openxmlformats.org/officeDocument/2006/customXml" ds:itemID="{A891BDA4-EC90-41F6-8329-822BF480C60D}">
   <ds:schemaRefs>
     <ds:schemaRef ds:uri="http://schemas.openxmlformats.org/officeDocument/2006/bibliography"/>
   </ds:schemaRefs>

--- a/Books/RPG_Books/ThePrincessAndTheRogue/Notes_ThePrincessAndTheRogue.docx
+++ b/Books/RPG_Books/ThePrincessAndTheRogue/Notes_ThePrincessAndTheRogue.docx
@@ -214,6 +214,7 @@
         </w:rPr>
         <w:t xml:space="preserve">High </w:t>
       </w:r>
+      <w:proofErr w:type="spellStart"/>
       <w:r>
         <w:rPr>
           <w:rFonts w:cstheme="minorHAnsi"/>
@@ -226,6 +227,7 @@
         </w:rPr>
         <w:t>lfin</w:t>
       </w:r>
+      <w:proofErr w:type="spellEnd"/>
       <w:r>
         <w:rPr>
           <w:rFonts w:cstheme="minorHAnsi"/>
@@ -285,6 +287,7 @@
         <w:t xml:space="preserve">Basic </w:t>
       </w:r>
       <w:bookmarkStart w:id="0" w:name="_Hlk167032417"/>
+      <w:proofErr w:type="spellStart"/>
       <w:r>
         <w:rPr>
           <w:rStyle w:val="rynqvb"/>
@@ -300,6 +303,7 @@
         <w:t>lfin</w:t>
       </w:r>
       <w:bookmarkEnd w:id="0"/>
+      <w:proofErr w:type="spellEnd"/>
     </w:p>
     <w:p>
       <w:pPr>
@@ -686,12 +690,32 @@
           <w:rFonts w:cstheme="minorHAnsi"/>
         </w:rPr>
       </w:pPr>
-      <w:r>
+    </w:p>
+    <w:p>
+      <w:pPr>
+        <w:pStyle w:val="ListParagraph"/>
+        <w:numPr>
+          <w:ilvl w:val="0"/>
+          <w:numId w:val="27"/>
+        </w:numPr>
         <w:rPr>
           <w:rFonts w:cstheme="minorHAnsi"/>
         </w:rPr>
-        <w:t>Lady Araldar</w:t>
-      </w:r>
+      </w:pPr>
+      <w:r>
+        <w:rPr>
+          <w:rFonts w:cstheme="minorHAnsi"/>
+        </w:rPr>
+        <w:t xml:space="preserve">Lady </w:t>
+      </w:r>
+      <w:proofErr w:type="spellStart"/>
+      <w:r>
+        <w:rPr>
+          <w:rFonts w:cstheme="minorHAnsi"/>
+        </w:rPr>
+        <w:t>Araldar</w:t>
+      </w:r>
+      <w:proofErr w:type="spellEnd"/>
       <w:r>
         <w:rPr>
           <w:rFonts w:cstheme="minorHAnsi"/>
@@ -7081,7 +7105,7 @@
         <v:path o:extrusionok="f" gradientshapeok="t" o:connecttype="rect"/>
         <o:lock v:ext="edit" aspectratio="t"/>
       </v:shapetype>
-      <v:shape id="_x0000_i1043" type="#_x0000_t75" style="width:3in;height:3in;visibility:visible" o:bullet="t">
+      <v:shape id="_x0000_i1152" type="#_x0000_t75" style="width:3in;height:3in;visibility:visible" o:bullet="t">
         <v:imagedata r:id="rId1" o:title="MC900065312[1]"/>
       </v:shape>
     </w:pict>
@@ -10926,7 +10950,7 @@
 </file>
 
 <file path=customXml/itemProps1.xml><?xml version="1.0" encoding="utf-8"?>
-<ds:datastoreItem xmlns:ds="http://schemas.openxmlformats.org/officeDocument/2006/customXml" ds:itemID="{A891BDA4-EC90-41F6-8329-822BF480C60D}">
+<ds:datastoreItem xmlns:ds="http://schemas.openxmlformats.org/officeDocument/2006/customXml" ds:itemID="{6B91606E-5DC9-43EB-81D0-80F84E4B64B5}">
   <ds:schemaRefs>
     <ds:schemaRef ds:uri="http://schemas.openxmlformats.org/officeDocument/2006/bibliography"/>
   </ds:schemaRefs>

--- a/Books/RPG_Books/ThePrincessAndTheRogue/Notes_ThePrincessAndTheRogue.docx
+++ b/Books/RPG_Books/ThePrincessAndTheRogue/Notes_ThePrincessAndTheRogue.docx
@@ -234,9 +234,11 @@
         </w:rPr>
         <w:t xml:space="preserve"> - </w:t>
       </w:r>
+      <w:proofErr w:type="spellStart"/>
       <w:r>
         <w:t>Alfheim</w:t>
       </w:r>
+      <w:proofErr w:type="spellEnd"/>
     </w:p>
     <w:p>
       <w:pPr>
@@ -321,7 +323,13 @@
         <w:rPr>
           <w:rStyle w:val="rynqvb"/>
         </w:rPr>
-        <w:t>9 vowels</w:t>
+        <w:t>23</w:t>
+      </w:r>
+      <w:r>
+        <w:rPr>
+          <w:rStyle w:val="rynqvb"/>
+        </w:rPr>
+        <w:t xml:space="preserve"> vowels</w:t>
       </w:r>
     </w:p>
     <w:p>
@@ -339,6 +347,12 @@
         <w:rPr>
           <w:rStyle w:val="rynqvb"/>
         </w:rPr>
+        <w:t>1</w:t>
+      </w:r>
+      <w:r>
+        <w:rPr>
+          <w:rStyle w:val="rynqvb"/>
+        </w:rPr>
         <w:t>37 consonants</w:t>
       </w:r>
     </w:p>
@@ -540,14 +554,10 @@
     </w:p>
     <w:p>
       <w:pPr>
-        <w:jc w:val="center"/>
+        <w:pStyle w:val="StatusMessage"/>
+      </w:pPr>
+      <w:r>
         <w:rPr>
-          <w:rFonts w:cstheme="minorHAnsi"/>
-        </w:rPr>
-      </w:pPr>
-      <w:r>
-        <w:rPr>
-          <w:rFonts w:cstheme="minorHAnsi"/>
           <w:noProof/>
         </w:rPr>
         <w:drawing>
@@ -2377,6 +2387,14 @@
               </w:rPr>
               <w:t>Dungeon Divers</w:t>
             </w:r>
+            <w:r>
+              <w:rPr>
+                <w:b/>
+                <w:sz w:val="32"/>
+                <w:szCs w:val="32"/>
+              </w:rPr>
+              <w:t xml:space="preserve"> </w:t>
+            </w:r>
           </w:p>
         </w:tc>
       </w:tr>
@@ -2403,6 +2421,12 @@
                 <w:rFonts w:cstheme="minorHAnsi"/>
               </w:rPr>
             </w:pPr>
+            <w:r>
+              <w:rPr>
+                <w:rFonts w:cstheme="minorHAnsi"/>
+              </w:rPr>
+              <w:t>Adventurer Guild</w:t>
+            </w:r>
           </w:p>
         </w:tc>
         <w:tc>
@@ -2419,11 +2443,73 @@
               </w:rPr>
             </w:pPr>
             <w:r>
-              <w:rPr>
-                <w:rFonts w:asciiTheme="minorHAnsi" w:hAnsiTheme="minorHAnsi" w:cstheme="minorHAnsi"/>
-              </w:rPr>
-              <w:t>Abilities</w:t>
-            </w:r>
+              <w:t>The Royal Dungeoners</w:t>
+            </w:r>
+          </w:p>
+        </w:tc>
+        <w:tc>
+          <w:tcPr>
+            <w:tcW w:w="2842" w:type="dxa"/>
+          </w:tcPr>
+          <w:p>
+            <w:pPr>
+              <w:rPr>
+                <w:rFonts w:cstheme="minorHAnsi"/>
+              </w:rPr>
+            </w:pPr>
+          </w:p>
+        </w:tc>
+        <w:tc>
+          <w:tcPr>
+            <w:tcW w:w="2871" w:type="dxa"/>
+          </w:tcPr>
+          <w:p>
+            <w:pPr>
+              <w:rPr>
+                <w:rFonts w:cstheme="minorHAnsi"/>
+              </w:rPr>
+            </w:pPr>
+          </w:p>
+        </w:tc>
+      </w:tr>
+      <w:tr>
+        <w:tc>
+          <w:tcPr>
+            <w:tcW w:w="318" w:type="dxa"/>
+          </w:tcPr>
+          <w:p>
+            <w:pPr>
+              <w:rPr>
+                <w:rFonts w:cstheme="minorHAnsi"/>
+              </w:rPr>
+            </w:pPr>
+          </w:p>
+        </w:tc>
+        <w:tc>
+          <w:tcPr>
+            <w:tcW w:w="2131" w:type="dxa"/>
+          </w:tcPr>
+          <w:p>
+            <w:pPr>
+              <w:rPr>
+                <w:rFonts w:cstheme="minorHAnsi"/>
+              </w:rPr>
+            </w:pPr>
+          </w:p>
+        </w:tc>
+        <w:tc>
+          <w:tcPr>
+            <w:tcW w:w="3712" w:type="dxa"/>
+          </w:tcPr>
+          <w:p>
+            <w:pPr>
+              <w:pStyle w:val="Quote2"/>
+              <w:spacing w:after="0"/>
+              <w:ind w:left="0" w:right="357"/>
+              <w:rPr>
+                <w:rFonts w:asciiTheme="minorHAnsi" w:hAnsiTheme="minorHAnsi" w:cstheme="minorHAnsi"/>
+              </w:rPr>
+            </w:pPr>
           </w:p>
         </w:tc>
         <w:tc>
@@ -3204,6 +3290,7 @@
               <w:rPr>
                 <w:rFonts w:asciiTheme="minorHAnsi" w:hAnsiTheme="minorHAnsi" w:cstheme="minorHAnsi"/>
               </w:rPr>
+              <w:lastRenderedPageBreak/>
               <w:t xml:space="preserve">Costume </w:t>
             </w:r>
             <w:r>
@@ -3856,22 +3943,12 @@
           <w:p>
             <w:pPr>
               <w:pStyle w:val="Quote2"/>
-              <w:numPr>
-                <w:ilvl w:val="0"/>
-                <w:numId w:val="19"/>
-              </w:numPr>
               <w:spacing w:after="0"/>
-              <w:ind w:left="714" w:right="357" w:hanging="357"/>
-              <w:rPr>
-                <w:rFonts w:asciiTheme="minorHAnsi" w:hAnsiTheme="minorHAnsi" w:cstheme="minorHAnsi"/>
-              </w:rPr>
-            </w:pPr>
-            <w:r>
-              <w:rPr>
-                <w:rFonts w:asciiTheme="minorHAnsi" w:hAnsiTheme="minorHAnsi" w:cstheme="minorHAnsi"/>
-              </w:rPr>
-              <w:t>Spirit Whisperer</w:t>
-            </w:r>
+              <w:ind w:left="714" w:right="357"/>
+              <w:rPr>
+                <w:rFonts w:asciiTheme="minorHAnsi" w:hAnsiTheme="minorHAnsi" w:cstheme="minorHAnsi"/>
+              </w:rPr>
+            </w:pPr>
           </w:p>
           <w:p>
             <w:pPr>
@@ -3890,7 +3967,7 @@
               <w:rPr>
                 <w:rFonts w:asciiTheme="minorHAnsi" w:hAnsiTheme="minorHAnsi" w:cstheme="minorHAnsi"/>
               </w:rPr>
-              <w:t>Healing</w:t>
+              <w:t>Spirit Whisperer</w:t>
             </w:r>
           </w:p>
           <w:p>
@@ -3910,18 +3987,8 @@
               <w:rPr>
                 <w:rFonts w:asciiTheme="minorHAnsi" w:hAnsiTheme="minorHAnsi" w:cstheme="minorHAnsi"/>
               </w:rPr>
-              <w:t>Music</w:t>
-            </w:r>
-          </w:p>
-          <w:p>
-            <w:pPr>
-              <w:pStyle w:val="Quote2"/>
-              <w:spacing w:after="0"/>
-              <w:ind w:left="714" w:right="357"/>
-              <w:rPr>
-                <w:rFonts w:asciiTheme="minorHAnsi" w:hAnsiTheme="minorHAnsi" w:cstheme="minorHAnsi"/>
-              </w:rPr>
-            </w:pPr>
+              <w:t>Healing</w:t>
+            </w:r>
           </w:p>
           <w:p>
             <w:pPr>
@@ -3940,6 +4007,37 @@
               <w:rPr>
                 <w:rFonts w:asciiTheme="minorHAnsi" w:hAnsiTheme="minorHAnsi" w:cstheme="minorHAnsi"/>
               </w:rPr>
+              <w:t>Music</w:t>
+            </w:r>
+          </w:p>
+          <w:p>
+            <w:pPr>
+              <w:pStyle w:val="Quote2"/>
+              <w:spacing w:after="0"/>
+              <w:ind w:left="714" w:right="357"/>
+              <w:rPr>
+                <w:rFonts w:asciiTheme="minorHAnsi" w:hAnsiTheme="minorHAnsi" w:cstheme="minorHAnsi"/>
+              </w:rPr>
+            </w:pPr>
+          </w:p>
+          <w:p>
+            <w:pPr>
+              <w:pStyle w:val="Quote2"/>
+              <w:numPr>
+                <w:ilvl w:val="0"/>
+                <w:numId w:val="19"/>
+              </w:numPr>
+              <w:spacing w:after="0"/>
+              <w:ind w:left="714" w:right="357" w:hanging="357"/>
+              <w:rPr>
+                <w:rFonts w:asciiTheme="minorHAnsi" w:hAnsiTheme="minorHAnsi" w:cstheme="minorHAnsi"/>
+              </w:rPr>
+            </w:pPr>
+            <w:r>
+              <w:rPr>
+                <w:rFonts w:asciiTheme="minorHAnsi" w:hAnsiTheme="minorHAnsi" w:cstheme="minorHAnsi"/>
+              </w:rPr>
+              <w:lastRenderedPageBreak/>
               <w:t>Cooking</w:t>
             </w:r>
           </w:p>
@@ -7105,7 +7203,7 @@
         <v:path o:extrusionok="f" gradientshapeok="t" o:connecttype="rect"/>
         <o:lock v:ext="edit" aspectratio="t"/>
       </v:shapetype>
-      <v:shape id="_x0000_i1152" type="#_x0000_t75" style="width:3in;height:3in;visibility:visible" o:bullet="t">
+      <v:shape id="_x0000_i1067" type="#_x0000_t75" style="width:3in;height:3in;visibility:visible" o:bullet="t">
         <v:imagedata r:id="rId1" o:title="MC900065312[1]"/>
       </v:shape>
     </w:pict>
@@ -10950,7 +11048,7 @@
 </file>
 
 <file path=customXml/itemProps1.xml><?xml version="1.0" encoding="utf-8"?>
-<ds:datastoreItem xmlns:ds="http://schemas.openxmlformats.org/officeDocument/2006/customXml" ds:itemID="{6B91606E-5DC9-43EB-81D0-80F84E4B64B5}">
+<ds:datastoreItem xmlns:ds="http://schemas.openxmlformats.org/officeDocument/2006/customXml" ds:itemID="{177B1503-6415-4C26-9B18-EBC1A095B4F8}">
   <ds:schemaRefs>
     <ds:schemaRef ds:uri="http://schemas.openxmlformats.org/officeDocument/2006/bibliography"/>
   </ds:schemaRefs>

--- a/Books/RPG_Books/ThePrincessAndTheRogue/Notes_ThePrincessAndTheRogue.docx
+++ b/Books/RPG_Books/ThePrincessAndTheRogue/Notes_ThePrincessAndTheRogue.docx
@@ -142,7 +142,16 @@
       </w:r>
       <w:r>
         <w:tab/>
-        <w:t>- F-3</w:t>
+        <w:t xml:space="preserve">- </w:t>
+      </w:r>
+      <w:r>
+        <w:t>E</w:t>
+      </w:r>
+      <w:r>
+        <w:t>-</w:t>
+      </w:r>
+      <w:r>
+        <w:t>7</w:t>
       </w:r>
     </w:p>
     <w:p>
@@ -176,6 +185,250 @@
         <w:jc w:val="left"/>
       </w:pPr>
     </w:p>
+    <w:p/>
+    <w:tbl>
+      <w:tblPr>
+        <w:tblStyle w:val="TableGrid"/>
+        <w:tblW w:w="0" w:type="auto"/>
+        <w:tblLook w:val="04A0"/>
+      </w:tblPr>
+      <w:tblGrid>
+        <w:gridCol w:w="11736"/>
+      </w:tblGrid>
+      <w:tr>
+        <w:tc>
+          <w:tcPr>
+            <w:tcW w:w="11736" w:type="dxa"/>
+          </w:tcPr>
+          <w:p>
+            <w:pPr>
+              <w:rPr>
+                <w:rFonts w:cstheme="minorHAnsi"/>
+              </w:rPr>
+            </w:pPr>
+            <w:r>
+              <w:rPr>
+                <w:rFonts w:cstheme="minorHAnsi"/>
+              </w:rPr>
+              <w:t xml:space="preserve">Rogue is a class that focuses on deception and mental manipulation. </w:t>
+            </w:r>
+          </w:p>
+          <w:p>
+            <w:pPr>
+              <w:rPr>
+                <w:rFonts w:cstheme="minorHAnsi"/>
+              </w:rPr>
+            </w:pPr>
+          </w:p>
+          <w:p>
+            <w:pPr>
+              <w:rPr>
+                <w:rFonts w:cstheme="minorHAnsi"/>
+              </w:rPr>
+            </w:pPr>
+            <w:r>
+              <w:rPr>
+                <w:rFonts w:cstheme="minorHAnsi"/>
+              </w:rPr>
+              <w:t xml:space="preserve">People who go against the grain and social norms have the highest chances of obtaining this class. </w:t>
+            </w:r>
+          </w:p>
+          <w:p>
+            <w:pPr>
+              <w:rPr>
+                <w:rFonts w:cstheme="minorHAnsi"/>
+              </w:rPr>
+            </w:pPr>
+          </w:p>
+          <w:p>
+            <w:pPr>
+              <w:rPr>
+                <w:rFonts w:cstheme="minorHAnsi"/>
+              </w:rPr>
+            </w:pPr>
+            <w:r>
+              <w:rPr>
+                <w:rFonts w:cstheme="minorHAnsi"/>
+              </w:rPr>
+              <w:t>This class naturally gives the owner understanding of psychology and how to manipulate the minds of others, through the use of words and actions.</w:t>
+            </w:r>
+          </w:p>
+          <w:p>
+            <w:pPr>
+              <w:rPr>
+                <w:rFonts w:cstheme="minorHAnsi"/>
+              </w:rPr>
+            </w:pPr>
+          </w:p>
+          <w:p>
+            <w:pPr>
+              <w:rPr>
+                <w:rFonts w:cstheme="minorHAnsi"/>
+              </w:rPr>
+            </w:pPr>
+            <w:r>
+              <w:rPr>
+                <w:rFonts w:cstheme="minorHAnsi"/>
+              </w:rPr>
+              <w:t>These skills are not Abilities, but the natural temperament of the individual. As such, Rogues do not have nor need Charisma.</w:t>
+            </w:r>
+          </w:p>
+          <w:p>
+            <w:pPr>
+              <w:rPr>
+                <w:rFonts w:cstheme="minorHAnsi"/>
+              </w:rPr>
+            </w:pPr>
+          </w:p>
+          <w:p>
+            <w:pPr>
+              <w:rPr>
+                <w:rFonts w:cstheme="minorHAnsi"/>
+              </w:rPr>
+            </w:pPr>
+            <w:r>
+              <w:rPr>
+                <w:rFonts w:cstheme="minorHAnsi"/>
+              </w:rPr>
+              <w:t>Abilities that protect against mind control Abilities will not work, for the simple reason that Rogues don’t have mind control Abilities.</w:t>
+            </w:r>
+          </w:p>
+          <w:p>
+            <w:pPr>
+              <w:rPr>
+                <w:rFonts w:cstheme="minorHAnsi"/>
+              </w:rPr>
+            </w:pPr>
+          </w:p>
+          <w:p>
+            <w:pPr>
+              <w:rPr>
+                <w:rFonts w:cstheme="minorHAnsi"/>
+              </w:rPr>
+            </w:pPr>
+            <w:r>
+              <w:rPr>
+                <w:rFonts w:cstheme="minorHAnsi"/>
+              </w:rPr>
+              <w:t>Rogues naturally have resistance to mental manipulation. This is natural, considering their deep understanding of psychology. However, they are not immune. A Rogue’s natural resistance will increase with rank.</w:t>
+            </w:r>
+          </w:p>
+          <w:p>
+            <w:pPr>
+              <w:rPr>
+                <w:rFonts w:cstheme="minorHAnsi"/>
+              </w:rPr>
+            </w:pPr>
+          </w:p>
+          <w:p>
+            <w:pPr>
+              <w:rPr>
+                <w:rFonts w:cstheme="minorHAnsi"/>
+              </w:rPr>
+            </w:pPr>
+            <w:r>
+              <w:rPr>
+                <w:rFonts w:cstheme="minorHAnsi"/>
+              </w:rPr>
+              <w:t>The negative side of these traits is that they can be clueless of social norms and expectations placed on them, often landing them into trouble.</w:t>
+            </w:r>
+          </w:p>
+          <w:p>
+            <w:pPr>
+              <w:rPr>
+                <w:rFonts w:cstheme="minorHAnsi"/>
+              </w:rPr>
+            </w:pPr>
+          </w:p>
+          <w:p>
+            <w:pPr>
+              <w:rPr>
+                <w:rFonts w:cstheme="minorHAnsi"/>
+              </w:rPr>
+            </w:pPr>
+            <w:r>
+              <w:rPr>
+                <w:rFonts w:cstheme="minorHAnsi"/>
+              </w:rPr>
+              <w:t>The only natural resistance is mastery of one’s mental and emotional states and the willingness to perceive the world from multiple viewpoints, including the viewpoint of enemies.</w:t>
+            </w:r>
+          </w:p>
+          <w:p>
+            <w:pPr>
+              <w:rPr>
+                <w:rFonts w:cstheme="minorHAnsi"/>
+              </w:rPr>
+            </w:pPr>
+            <w:r>
+              <w:rPr>
+                <w:rFonts w:cstheme="minorHAnsi"/>
+              </w:rPr>
+              <w:t>+=====</w:t>
+            </w:r>
+          </w:p>
+          <w:p>
+            <w:pPr>
+              <w:rPr>
+                <w:rFonts w:cstheme="minorHAnsi"/>
+              </w:rPr>
+            </w:pPr>
+          </w:p>
+          <w:p>
+            <w:pPr>
+              <w:rPr>
+                <w:rFonts w:cstheme="minorHAnsi"/>
+              </w:rPr>
+            </w:pPr>
+            <w:r>
+              <w:rPr>
+                <w:rFonts w:cstheme="minorHAnsi"/>
+              </w:rPr>
+              <w:t>“Yes, Rogues are scum bags.”</w:t>
+            </w:r>
+          </w:p>
+          <w:p>
+            <w:pPr>
+              <w:rPr>
+                <w:rFonts w:cstheme="minorHAnsi"/>
+              </w:rPr>
+            </w:pPr>
+          </w:p>
+          <w:p>
+            <w:pPr>
+              <w:rPr>
+                <w:rFonts w:cstheme="minorHAnsi"/>
+              </w:rPr>
+            </w:pPr>
+            <w:r>
+              <w:rPr>
+                <w:rFonts w:cstheme="minorHAnsi"/>
+              </w:rPr>
+              <w:t>Fineous tilted his head to the side and placed it on his hand in a cutesy pose. “But I’m a good scum bag.”</w:t>
+            </w:r>
+          </w:p>
+          <w:p>
+            <w:pPr>
+              <w:rPr>
+                <w:rFonts w:cstheme="minorHAnsi"/>
+              </w:rPr>
+            </w:pPr>
+          </w:p>
+          <w:p>
+            <w:pPr>
+              <w:rPr>
+                <w:rFonts w:cstheme="minorHAnsi"/>
+              </w:rPr>
+            </w:pPr>
+            <w:r>
+              <w:rPr>
+                <w:rFonts w:cstheme="minorHAnsi"/>
+              </w:rPr>
+              <w:t>Have a leader board</w:t>
+            </w:r>
+          </w:p>
+        </w:tc>
+      </w:tr>
+    </w:tbl>
     <w:p/>
     <w:p/>
     <w:p/>
@@ -253,6 +506,7 @@
         </w:rPr>
       </w:pPr>
       <w:r>
+        <w:lastRenderedPageBreak/>
         <w:t>17 of 108</w:t>
       </w:r>
       <w:r>
@@ -285,7 +539,6 @@
           <w:rStyle w:val="rynqvb"/>
           <w:rFonts w:cstheme="minorHAnsi"/>
         </w:rPr>
-        <w:lastRenderedPageBreak/>
         <w:t xml:space="preserve">Basic </w:t>
       </w:r>
       <w:bookmarkStart w:id="0" w:name="_Hlk167032417"/>
@@ -560,6 +813,7 @@
         <w:rPr>
           <w:noProof/>
         </w:rPr>
+        <w:lastRenderedPageBreak/>
         <w:drawing>
           <wp:inline distT="0" distB="0" distL="0" distR="0">
             <wp:extent cx="292972" cy="113169"/>
@@ -609,6 +863,11 @@
     </w:p>
     <w:p>
       <w:pPr>
+        <w:pStyle w:val="ListParagraph"/>
+        <w:numPr>
+          <w:ilvl w:val="0"/>
+          <w:numId w:val="29"/>
+        </w:numPr>
         <w:rPr>
           <w:rFonts w:cstheme="minorHAnsi"/>
         </w:rPr>
@@ -617,12 +876,16 @@
         <w:rPr>
           <w:rFonts w:cstheme="minorHAnsi"/>
         </w:rPr>
-        <w:lastRenderedPageBreak/>
         <w:t>Guilds – Dungeon focused, puzzle focused</w:t>
       </w:r>
     </w:p>
     <w:p>
       <w:pPr>
+        <w:pStyle w:val="ListParagraph"/>
+        <w:numPr>
+          <w:ilvl w:val="0"/>
+          <w:numId w:val="31"/>
+        </w:numPr>
         <w:rPr>
           <w:rFonts w:cstheme="minorHAnsi"/>
         </w:rPr>
@@ -632,124 +895,6 @@
           <w:rFonts w:cstheme="minorHAnsi"/>
         </w:rPr>
         <w:t>Can a rock understand the moon?</w:t>
-      </w:r>
-    </w:p>
-    <w:p>
-      <w:pPr>
-        <w:rPr>
-          <w:rFonts w:cstheme="minorHAnsi"/>
-        </w:rPr>
-      </w:pPr>
-      <w:r>
-        <w:rPr>
-          <w:rFonts w:cstheme="minorHAnsi"/>
-        </w:rPr>
-        <w:t xml:space="preserve">What is </w:t>
-      </w:r>
-      <w:r>
-        <w:rPr>
-          <w:rFonts w:cstheme="minorHAnsi"/>
-        </w:rPr>
-        <w:t>knowledge?</w:t>
-      </w:r>
-    </w:p>
-    <w:p>
-      <w:pPr>
-        <w:pStyle w:val="ListParagraph"/>
-        <w:numPr>
-          <w:ilvl w:val="0"/>
-          <w:numId w:val="27"/>
-        </w:numPr>
-        <w:rPr>
-          <w:rFonts w:cstheme="minorHAnsi"/>
-        </w:rPr>
-      </w:pPr>
-      <w:r>
-        <w:t>Lord Endol</w:t>
-      </w:r>
-      <w:r>
-        <w:t xml:space="preserve"> von Del Charte</w:t>
-      </w:r>
-      <w:r>
-        <w:rPr>
-          <w:rFonts w:cstheme="minorHAnsi"/>
-        </w:rPr>
-        <w:t xml:space="preserve"> </w:t>
-      </w:r>
-      <w:r>
-        <w:rPr>
-          <w:rFonts w:cstheme="minorHAnsi"/>
-        </w:rPr>
-        <w:t>–</w:t>
-      </w:r>
-      <w:r>
-        <w:rPr>
-          <w:rFonts w:cstheme="minorHAnsi"/>
-        </w:rPr>
-        <w:t xml:space="preserve"> B-297, Battle Mage</w:t>
-      </w:r>
-    </w:p>
-    <w:p>
-      <w:pPr>
-        <w:pStyle w:val="ListParagraph"/>
-        <w:numPr>
-          <w:ilvl w:val="0"/>
-          <w:numId w:val="27"/>
-        </w:numPr>
-        <w:rPr>
-          <w:rFonts w:cstheme="minorHAnsi"/>
-        </w:rPr>
-      </w:pPr>
-    </w:p>
-    <w:p>
-      <w:pPr>
-        <w:pStyle w:val="ListParagraph"/>
-        <w:numPr>
-          <w:ilvl w:val="0"/>
-          <w:numId w:val="27"/>
-        </w:numPr>
-        <w:rPr>
-          <w:rFonts w:cstheme="minorHAnsi"/>
-        </w:rPr>
-      </w:pPr>
-      <w:r>
-        <w:rPr>
-          <w:rFonts w:cstheme="minorHAnsi"/>
-        </w:rPr>
-        <w:t xml:space="preserve">Lady </w:t>
-      </w:r>
-      <w:proofErr w:type="spellStart"/>
-      <w:r>
-        <w:rPr>
-          <w:rFonts w:cstheme="minorHAnsi"/>
-        </w:rPr>
-        <w:t>Araldar</w:t>
-      </w:r>
-      <w:proofErr w:type="spellEnd"/>
-      <w:r>
-        <w:rPr>
-          <w:rFonts w:cstheme="minorHAnsi"/>
-        </w:rPr>
-        <w:t xml:space="preserve"> - Librarian</w:t>
-      </w:r>
-    </w:p>
-    <w:p>
-      <w:pPr>
-        <w:rPr>
-          <w:rFonts w:cstheme="minorHAnsi"/>
-        </w:rPr>
-      </w:pPr>
-      <w:r>
-        <w:rPr>
-          <w:rFonts w:cstheme="minorHAnsi"/>
-        </w:rPr>
-        <w:t>Professor Harrison</w:t>
-      </w:r>
-      <w:r>
-        <w:rPr>
-          <w:rFonts w:cstheme="minorHAnsi"/>
-        </w:rPr>
-        <w:t>, Professor Derrick</w:t>
       </w:r>
     </w:p>
     <w:p>
@@ -773,8 +918,13 @@
         <w:t xml:space="preserve"> </w:t>
       </w:r>
       <w:r>
-        <w:t>= Terrin</w:t>
-      </w:r>
+        <w:t xml:space="preserve">= </w:t>
+      </w:r>
+      <w:proofErr w:type="spellStart"/>
+      <w:r>
+        <w:t>Terrin</w:t>
+      </w:r>
+      <w:proofErr w:type="spellEnd"/>
     </w:p>
     <w:p>
       <w:pPr>
@@ -853,6 +1003,11 @@
     </w:p>
     <w:p>
       <w:pPr>
+        <w:pStyle w:val="ListParagraph"/>
+        <w:numPr>
+          <w:ilvl w:val="0"/>
+          <w:numId w:val="22"/>
+        </w:numPr>
         <w:rPr>
           <w:rFonts w:cstheme="minorHAnsi"/>
         </w:rPr>
@@ -866,13 +1021,11 @@
     </w:p>
     <w:p>
       <w:pPr>
-        <w:rPr>
-          <w:rFonts w:cstheme="minorHAnsi"/>
-        </w:rPr>
-      </w:pPr>
-    </w:p>
-    <w:p>
-      <w:pPr>
+        <w:pStyle w:val="ListParagraph"/>
+        <w:numPr>
+          <w:ilvl w:val="0"/>
+          <w:numId w:val="22"/>
+        </w:numPr>
         <w:rPr>
           <w:rFonts w:cstheme="minorHAnsi"/>
         </w:rPr>
@@ -886,6 +1039,11 @@
     </w:p>
     <w:p>
       <w:pPr>
+        <w:pStyle w:val="ListParagraph"/>
+        <w:numPr>
+          <w:ilvl w:val="0"/>
+          <w:numId w:val="22"/>
+        </w:numPr>
         <w:rPr>
           <w:rFonts w:cstheme="minorHAnsi"/>
         </w:rPr>
@@ -905,17 +1063,10 @@
     </w:p>
     <w:p>
       <w:pPr>
-        <w:pStyle w:val="NoSpacing"/>
-        <w:rPr>
-          <w:rFonts w:asciiTheme="minorHAnsi" w:hAnsiTheme="minorHAnsi" w:cstheme="minorHAnsi"/>
-        </w:rPr>
-      </w:pPr>
-      <w:r>
-        <w:rPr>
-          <w:rFonts w:asciiTheme="minorHAnsi" w:hAnsiTheme="minorHAnsi" w:cstheme="minorHAnsi"/>
-        </w:rPr>
-        <w:lastRenderedPageBreak/>
-        <w:t>Rooms</w:t>
+        <w:pStyle w:val="H3"/>
+      </w:pPr>
+      <w:r>
+        <w:t>Nobles</w:t>
       </w:r>
     </w:p>
     <w:tbl>
@@ -941,21 +1092,21 @@
               </w:rPr>
             </w:pPr>
             <w:r>
-              <w:t xml:space="preserve">the </w:t>
-            </w:r>
-            <w:r>
-              <w:rPr>
-                <w:rStyle w:val="rynqvb"/>
-                <w:lang w:val="la-Latn"/>
-              </w:rPr>
-              <w:t>Imperium</w:t>
-            </w:r>
-            <w:r>
-              <w:rPr>
-                <w:rStyle w:val="rynqvb"/>
-              </w:rPr>
-              <w:t xml:space="preserve"> – Government complex</w:t>
-            </w:r>
+              <w:t xml:space="preserve">Lord </w:t>
+            </w:r>
+            <w:proofErr w:type="spellStart"/>
+            <w:r>
+              <w:t>Endol</w:t>
+            </w:r>
+            <w:proofErr w:type="spellEnd"/>
+            <w:r>
+              <w:t xml:space="preserve"> von Del </w:t>
+            </w:r>
+            <w:proofErr w:type="spellStart"/>
+            <w:r>
+              <w:t>Charte</w:t>
+            </w:r>
+            <w:proofErr w:type="spellEnd"/>
           </w:p>
         </w:tc>
         <w:tc>
@@ -968,6 +1119,12 @@
                 <w:rFonts w:cstheme="minorHAnsi"/>
               </w:rPr>
             </w:pPr>
+            <w:r>
+              <w:rPr>
+                <w:rFonts w:cstheme="minorHAnsi"/>
+              </w:rPr>
+              <w:t xml:space="preserve"> B-297, Battle Mage</w:t>
+            </w:r>
           </w:p>
         </w:tc>
         <w:tc>
@@ -988,7 +1145,11 @@
           <w:tcPr>
             <w:tcW w:w="3912" w:type="dxa"/>
           </w:tcPr>
-          <w:p/>
+          <w:p>
+            <w:r>
+              <w:t>Lady Arielle</w:t>
+            </w:r>
+          </w:p>
         </w:tc>
         <w:tc>
           <w:tcPr>
@@ -1021,20 +1182,20 @@
             <w:tcW w:w="3912" w:type="dxa"/>
           </w:tcPr>
           <w:p>
-            <w:pPr>
-              <w:rPr>
-                <w:rFonts w:cstheme="minorHAnsi"/>
-              </w:rPr>
-            </w:pPr>
-            <w:r>
-              <w:t>Arca</w:t>
-            </w:r>
-            <w:r>
-              <w:t>na Dios</w:t>
-            </w:r>
-            <w:r>
-              <w:t xml:space="preserve"> – Library</w:t>
-            </w:r>
+            <w:r>
+              <w:rPr>
+                <w:rFonts w:cstheme="minorHAnsi"/>
+              </w:rPr>
+              <w:t xml:space="preserve">Lady </w:t>
+            </w:r>
+            <w:proofErr w:type="spellStart"/>
+            <w:r>
+              <w:rPr>
+                <w:rFonts w:cstheme="minorHAnsi"/>
+              </w:rPr>
+              <w:t>Araldar</w:t>
+            </w:r>
+            <w:proofErr w:type="spellEnd"/>
           </w:p>
         </w:tc>
         <w:tc>
@@ -1051,13 +1212,7 @@
               <w:rPr>
                 <w:rFonts w:cstheme="minorHAnsi"/>
               </w:rPr>
-              <w:t>290 floor</w:t>
-            </w:r>
-            <w:r>
-              <w:rPr>
-                <w:rFonts w:cstheme="minorHAnsi"/>
-              </w:rPr>
-              <w:t>s + 50 for restricted books</w:t>
+              <w:t>Librarian</w:t>
             </w:r>
           </w:p>
         </w:tc>
@@ -1069,135 +1224,6 @@
             <w:pPr>
               <w:rPr>
                 <w:rFonts w:cstheme="minorHAnsi"/>
-              </w:rPr>
-            </w:pPr>
-          </w:p>
-        </w:tc>
-      </w:tr>
-      <w:tr>
-        <w:tc>
-          <w:tcPr>
-            <w:tcW w:w="3912" w:type="dxa"/>
-          </w:tcPr>
-          <w:p>
-            <w:pPr>
-              <w:rPr>
-                <w:rFonts w:cstheme="minorHAnsi"/>
-              </w:rPr>
-            </w:pPr>
-            <w:r>
-              <w:rPr>
-                <w:rFonts w:cstheme="minorHAnsi"/>
-              </w:rPr>
-              <w:t>Apartment</w:t>
-            </w:r>
-          </w:p>
-        </w:tc>
-        <w:tc>
-          <w:tcPr>
-            <w:tcW w:w="3912" w:type="dxa"/>
-          </w:tcPr>
-          <w:p>
-            <w:pPr>
-              <w:rPr>
-                <w:rFonts w:cstheme="minorHAnsi"/>
-              </w:rPr>
-            </w:pPr>
-            <w:r>
-              <w:t>380 floors</w:t>
-            </w:r>
-          </w:p>
-        </w:tc>
-        <w:tc>
-          <w:tcPr>
-            <w:tcW w:w="3912" w:type="dxa"/>
-          </w:tcPr>
-          <w:p>
-            <w:pPr>
-              <w:rPr>
-                <w:rFonts w:cstheme="minorHAnsi"/>
-              </w:rPr>
-            </w:pPr>
-          </w:p>
-        </w:tc>
-      </w:tr>
-      <w:tr>
-        <w:tc>
-          <w:tcPr>
-            <w:tcW w:w="3912" w:type="dxa"/>
-          </w:tcPr>
-          <w:p>
-            <w:pPr>
-              <w:rPr>
-                <w:rFonts w:cstheme="minorHAnsi"/>
-              </w:rPr>
-            </w:pPr>
-          </w:p>
-        </w:tc>
-        <w:tc>
-          <w:tcPr>
-            <w:tcW w:w="3912" w:type="dxa"/>
-          </w:tcPr>
-          <w:p>
-            <w:pPr>
-              <w:rPr>
-                <w:rFonts w:cstheme="minorHAnsi"/>
-              </w:rPr>
-            </w:pPr>
-          </w:p>
-        </w:tc>
-        <w:tc>
-          <w:tcPr>
-            <w:tcW w:w="3912" w:type="dxa"/>
-          </w:tcPr>
-          <w:p>
-            <w:pPr>
-              <w:rPr>
-                <w:rFonts w:cstheme="minorHAnsi"/>
-              </w:rPr>
-            </w:pPr>
-          </w:p>
-        </w:tc>
-      </w:tr>
-      <w:tr>
-        <w:tc>
-          <w:tcPr>
-            <w:tcW w:w="3912" w:type="dxa"/>
-          </w:tcPr>
-          <w:p>
-            <w:pPr>
-              <w:rPr>
-                <w:rFonts w:asciiTheme="minorHAnsi" w:hAnsiTheme="minorHAnsi" w:cstheme="minorHAnsi"/>
-              </w:rPr>
-            </w:pPr>
-            <w:r>
-              <w:rPr>
-                <w:rFonts w:asciiTheme="minorHAnsi" w:hAnsiTheme="minorHAnsi" w:cstheme="minorHAnsi"/>
-              </w:rPr>
-              <w:t>King Arthur Stadium</w:t>
-            </w:r>
-          </w:p>
-        </w:tc>
-        <w:tc>
-          <w:tcPr>
-            <w:tcW w:w="3912" w:type="dxa"/>
-          </w:tcPr>
-          <w:p>
-            <w:pPr>
-              <w:rPr>
-                <w:rFonts w:asciiTheme="minorHAnsi" w:hAnsiTheme="minorHAnsi" w:cstheme="minorHAnsi"/>
-              </w:rPr>
-            </w:pPr>
-          </w:p>
-        </w:tc>
-        <w:tc>
-          <w:tcPr>
-            <w:tcW w:w="3912" w:type="dxa"/>
-          </w:tcPr>
-          <w:p>
-            <w:pPr>
-              <w:rPr>
-                <w:rFonts w:asciiTheme="minorHAnsi" w:hAnsiTheme="minorHAnsi" w:cstheme="minorHAnsi"/>
               </w:rPr>
             </w:pPr>
           </w:p>
@@ -1206,10 +1232,14 @@
     </w:tbl>
     <w:p>
       <w:pPr>
-        <w:rPr>
-          <w:rFonts w:cstheme="minorHAnsi"/>
-        </w:rPr>
-      </w:pPr>
+        <w:pStyle w:val="H3"/>
+      </w:pPr>
+      <w:r>
+        <w:t xml:space="preserve">Imperium </w:t>
+      </w:r>
+      <w:r>
+        <w:t>Rooms</w:t>
+      </w:r>
     </w:p>
     <w:tbl>
       <w:tblPr>
@@ -1230,14 +1260,24 @@
           <w:p>
             <w:pPr>
               <w:rPr>
-                <w:rFonts w:asciiTheme="minorHAnsi" w:hAnsiTheme="minorHAnsi" w:cstheme="minorHAnsi"/>
-              </w:rPr>
-            </w:pPr>
-            <w:r>
-              <w:rPr>
-                <w:rFonts w:asciiTheme="minorHAnsi" w:hAnsiTheme="minorHAnsi" w:cstheme="minorHAnsi"/>
-              </w:rPr>
-              <w:t>Royal Family</w:t>
+                <w:rFonts w:cstheme="minorHAnsi"/>
+              </w:rPr>
+            </w:pPr>
+            <w:r>
+              <w:t xml:space="preserve">the </w:t>
+            </w:r>
+            <w:r>
+              <w:rPr>
+                <w:rStyle w:val="rynqvb"/>
+                <w:lang w:val="la-Latn"/>
+              </w:rPr>
+              <w:t>Imperium</w:t>
+            </w:r>
+            <w:r>
+              <w:rPr>
+                <w:rStyle w:val="rynqvb"/>
+              </w:rPr>
+              <w:t xml:space="preserve"> – Government complex</w:t>
             </w:r>
           </w:p>
         </w:tc>
@@ -1248,15 +1288,9 @@
           <w:p>
             <w:pPr>
               <w:rPr>
-                <w:rFonts w:asciiTheme="minorHAnsi" w:hAnsiTheme="minorHAnsi" w:cstheme="minorHAnsi"/>
-              </w:rPr>
-            </w:pPr>
-            <w:r>
-              <w:rPr>
-                <w:rFonts w:asciiTheme="minorHAnsi" w:hAnsiTheme="minorHAnsi" w:cstheme="minorHAnsi"/>
-              </w:rPr>
-              <w:t>Agatha – country of elves</w:t>
-            </w:r>
+                <w:rFonts w:cstheme="minorHAnsi"/>
+              </w:rPr>
+            </w:pPr>
           </w:p>
         </w:tc>
         <w:tc>
@@ -1266,7 +1300,7 @@
           <w:p>
             <w:pPr>
               <w:rPr>
-                <w:rFonts w:asciiTheme="minorHAnsi" w:hAnsiTheme="minorHAnsi" w:cstheme="minorHAnsi"/>
+                <w:rFonts w:cstheme="minorHAnsi"/>
               </w:rPr>
             </w:pPr>
           </w:p>
@@ -1277,41 +1311,7 @@
           <w:tcPr>
             <w:tcW w:w="3912" w:type="dxa"/>
           </w:tcPr>
-          <w:p>
-            <w:pPr>
-              <w:rPr>
-                <w:rFonts w:asciiTheme="minorHAnsi" w:hAnsiTheme="minorHAnsi" w:cstheme="minorHAnsi"/>
-              </w:rPr>
-            </w:pPr>
-            <w:r>
-              <w:t xml:space="preserve">Emperor </w:t>
-            </w:r>
-            <w:r>
-              <w:t xml:space="preserve">Jasmine’s 384th Transplant Cohort, or simply Cohort </w:t>
-            </w:r>
-            <w:bookmarkStart w:id="1" w:name="_Hlk166951122"/>
-            <w:r>
-              <w:t>384</w:t>
-            </w:r>
-            <w:bookmarkEnd w:id="1"/>
-            <w:r>
-              <w:t>.</w:t>
-            </w:r>
-          </w:p>
-          <w:p>
-            <w:pPr>
-              <w:rPr>
-                <w:rFonts w:asciiTheme="minorHAnsi" w:hAnsiTheme="minorHAnsi" w:cstheme="minorHAnsi"/>
-              </w:rPr>
-            </w:pPr>
-          </w:p>
-          <w:p>
-            <w:pPr>
-              <w:rPr>
-                <w:rFonts w:asciiTheme="minorHAnsi" w:hAnsiTheme="minorHAnsi" w:cstheme="minorHAnsi"/>
-              </w:rPr>
-            </w:pPr>
-          </w:p>
+          <w:p/>
         </w:tc>
         <w:tc>
           <w:tcPr>
@@ -1320,7 +1320,7 @@
           <w:p>
             <w:pPr>
               <w:rPr>
-                <w:rFonts w:asciiTheme="minorHAnsi" w:hAnsiTheme="minorHAnsi" w:cstheme="minorHAnsi"/>
+                <w:rFonts w:cstheme="minorHAnsi"/>
               </w:rPr>
             </w:pPr>
           </w:p>
@@ -1332,7 +1332,7 @@
           <w:p>
             <w:pPr>
               <w:rPr>
-                <w:rFonts w:asciiTheme="minorHAnsi" w:hAnsiTheme="minorHAnsi" w:cstheme="minorHAnsi"/>
+                <w:rFonts w:cstheme="minorHAnsi"/>
               </w:rPr>
             </w:pPr>
           </w:p>
@@ -1346,9 +1346,18 @@
           <w:p>
             <w:pPr>
               <w:rPr>
-                <w:rFonts w:asciiTheme="minorHAnsi" w:hAnsiTheme="minorHAnsi" w:cstheme="minorHAnsi"/>
-              </w:rPr>
-            </w:pPr>
+                <w:rFonts w:cstheme="minorHAnsi"/>
+              </w:rPr>
+            </w:pPr>
+            <w:r>
+              <w:t>Arca</w:t>
+            </w:r>
+            <w:r>
+              <w:t>na Dios</w:t>
+            </w:r>
+            <w:r>
+              <w:t xml:space="preserve"> – Library</w:t>
+            </w:r>
           </w:p>
         </w:tc>
         <w:tc>
@@ -1358,14 +1367,20 @@
           <w:p>
             <w:pPr>
               <w:rPr>
-                <w:rFonts w:asciiTheme="minorHAnsi" w:hAnsiTheme="minorHAnsi" w:cstheme="minorHAnsi"/>
-              </w:rPr>
-            </w:pPr>
-            <w:r>
-              <w:rPr>
-                <w:rFonts w:asciiTheme="minorHAnsi" w:hAnsiTheme="minorHAnsi" w:cstheme="minorHAnsi"/>
-              </w:rPr>
-              <w:t xml:space="preserve">Romantica </w:t>
+                <w:rFonts w:cstheme="minorHAnsi"/>
+              </w:rPr>
+            </w:pPr>
+            <w:r>
+              <w:rPr>
+                <w:rFonts w:cstheme="minorHAnsi"/>
+              </w:rPr>
+              <w:t>290 floor</w:t>
+            </w:r>
+            <w:r>
+              <w:rPr>
+                <w:rFonts w:cstheme="minorHAnsi"/>
+              </w:rPr>
+              <w:t>s + 50 for restricted books</w:t>
             </w:r>
           </w:p>
         </w:tc>
@@ -1376,7 +1391,7 @@
           <w:p>
             <w:pPr>
               <w:rPr>
-                <w:rFonts w:asciiTheme="minorHAnsi" w:hAnsiTheme="minorHAnsi" w:cstheme="minorHAnsi"/>
+                <w:rFonts w:cstheme="minorHAnsi"/>
               </w:rPr>
             </w:pPr>
           </w:p>
@@ -1390,9 +1405,15 @@
           <w:p>
             <w:pPr>
               <w:rPr>
-                <w:rFonts w:asciiTheme="minorHAnsi" w:hAnsiTheme="minorHAnsi" w:cstheme="minorHAnsi"/>
-              </w:rPr>
-            </w:pPr>
+                <w:rFonts w:cstheme="minorHAnsi"/>
+              </w:rPr>
+            </w:pPr>
+            <w:r>
+              <w:rPr>
+                <w:rFonts w:cstheme="minorHAnsi"/>
+              </w:rPr>
+              <w:t>Apartment</w:t>
+            </w:r>
           </w:p>
         </w:tc>
         <w:tc>
@@ -1402,22 +1423,11 @@
           <w:p>
             <w:pPr>
               <w:rPr>
-                <w:rFonts w:asciiTheme="minorHAnsi" w:hAnsiTheme="minorHAnsi" w:cstheme="minorHAnsi"/>
-              </w:rPr>
-            </w:pPr>
-            <w:r>
-              <w:rPr>
-                <w:rFonts w:asciiTheme="minorHAnsi" w:hAnsiTheme="minorHAnsi" w:cstheme="minorHAnsi"/>
-              </w:rPr>
-              <w:t xml:space="preserve">Messenger - </w:t>
-            </w:r>
-            <w:r>
-              <w:rPr>
-                <w:rStyle w:val="rynqvb"/>
-                <w:rFonts w:asciiTheme="minorHAnsi" w:hAnsiTheme="minorHAnsi" w:cstheme="minorHAnsi"/>
-                <w:lang w:val="la-Latn"/>
-              </w:rPr>
-              <w:t>Nuntius</w:t>
+                <w:rFonts w:cstheme="minorHAnsi"/>
+              </w:rPr>
+            </w:pPr>
+            <w:r>
+              <w:t>380 floors</w:t>
             </w:r>
           </w:p>
         </w:tc>
@@ -1428,15 +1438,9 @@
           <w:p>
             <w:pPr>
               <w:rPr>
-                <w:rFonts w:asciiTheme="minorHAnsi" w:hAnsiTheme="minorHAnsi" w:cstheme="minorHAnsi"/>
-              </w:rPr>
-            </w:pPr>
-            <w:r>
-              <w:rPr>
-                <w:rFonts w:asciiTheme="minorHAnsi" w:hAnsiTheme="minorHAnsi" w:cstheme="minorHAnsi"/>
-              </w:rPr>
-              <w:t>Max Floor 239</w:t>
-            </w:r>
+                <w:rFonts w:cstheme="minorHAnsi"/>
+              </w:rPr>
+            </w:pPr>
           </w:p>
         </w:tc>
       </w:tr>
@@ -1446,25 +1450,11 @@
             <w:tcW w:w="3912" w:type="dxa"/>
           </w:tcPr>
           <w:p>
-            <w:r>
-              <w:t xml:space="preserve">Common </w:t>
-            </w:r>
-            <w:r>
-              <w:t>Elvish</w:t>
-            </w:r>
-          </w:p>
-          <w:p>
-            <w:pPr>
-              <w:rPr>
-                <w:rFonts w:cstheme="minorHAnsi"/>
-              </w:rPr>
-            </w:pPr>
-            <w:r>
-              <w:t xml:space="preserve">High </w:t>
-            </w:r>
-            <w:r>
-              <w:t>Elvish</w:t>
-            </w:r>
+            <w:pPr>
+              <w:rPr>
+                <w:rFonts w:cstheme="minorHAnsi"/>
+              </w:rPr>
+            </w:pPr>
           </w:p>
         </w:tc>
         <w:tc>
@@ -1498,17 +1488,17 @@
             <w:tcW w:w="3912" w:type="dxa"/>
           </w:tcPr>
           <w:p>
-            <w:r>
-              <w:t>Date:</w:t>
-            </w:r>
-            <w:r>
-              <w:t xml:space="preserve"> </w:t>
-            </w:r>
-            <w:r>
-              <w:t>Jasmine</w:t>
-            </w:r>
-            <w:r>
-              <w:t xml:space="preserve"> calendar</w:t>
+            <w:pPr>
+              <w:rPr>
+                <w:rFonts w:asciiTheme="minorHAnsi" w:hAnsiTheme="minorHAnsi" w:cstheme="minorHAnsi"/>
+              </w:rPr>
+            </w:pPr>
+            <w:r>
+              <w:rPr>
+                <w:rFonts w:asciiTheme="minorHAnsi" w:hAnsiTheme="minorHAnsi" w:cstheme="minorHAnsi"/>
+              </w:rPr>
+              <w:lastRenderedPageBreak/>
+              <w:t>King Arthur Stadium</w:t>
             </w:r>
           </w:p>
         </w:tc>
@@ -1519,20 +1509,9 @@
           <w:p>
             <w:pPr>
               <w:rPr>
-                <w:rFonts w:cstheme="minorHAnsi"/>
-              </w:rPr>
-            </w:pPr>
-            <w:r>
-              <w:rPr>
-                <w:rFonts w:cstheme="minorHAnsi"/>
-              </w:rPr>
-              <w:t>1/1/</w:t>
-            </w:r>
-            <w:bookmarkStart w:id="2" w:name="_Hlk166950843"/>
-            <w:r>
-              <w:t>384</w:t>
-            </w:r>
-            <w:bookmarkEnd w:id="2"/>
+                <w:rFonts w:asciiTheme="minorHAnsi" w:hAnsiTheme="minorHAnsi" w:cstheme="minorHAnsi"/>
+              </w:rPr>
+            </w:pPr>
           </w:p>
         </w:tc>
         <w:tc>
@@ -1542,7 +1521,7 @@
           <w:p>
             <w:pPr>
               <w:rPr>
-                <w:rFonts w:cstheme="minorHAnsi"/>
+                <w:rFonts w:asciiTheme="minorHAnsi" w:hAnsiTheme="minorHAnsi" w:cstheme="minorHAnsi"/>
               </w:rPr>
             </w:pPr>
           </w:p>
@@ -1551,10 +1530,11 @@
     </w:tbl>
     <w:p>
       <w:pPr>
-        <w:rPr>
-          <w:rFonts w:cstheme="minorHAnsi"/>
-        </w:rPr>
-      </w:pPr>
+        <w:pStyle w:val="H3"/>
+      </w:pPr>
+      <w:r>
+        <w:t>School</w:t>
+      </w:r>
     </w:p>
     <w:tbl>
       <w:tblPr>
@@ -1574,6 +1554,451 @@
           </w:tcPr>
           <w:p>
             <w:pPr>
+              <w:rPr>
+                <w:rFonts w:cstheme="minorHAnsi"/>
+              </w:rPr>
+            </w:pPr>
+            <w:r>
+              <w:rPr>
+                <w:rFonts w:cstheme="minorHAnsi"/>
+              </w:rPr>
+              <w:t>Professor Harrison</w:t>
+            </w:r>
+          </w:p>
+        </w:tc>
+        <w:tc>
+          <w:tcPr>
+            <w:tcW w:w="3912" w:type="dxa"/>
+          </w:tcPr>
+          <w:p>
+            <w:pPr>
+              <w:rPr>
+                <w:rFonts w:cstheme="minorHAnsi"/>
+              </w:rPr>
+            </w:pPr>
+          </w:p>
+        </w:tc>
+        <w:tc>
+          <w:tcPr>
+            <w:tcW w:w="3912" w:type="dxa"/>
+          </w:tcPr>
+          <w:p>
+            <w:pPr>
+              <w:rPr>
+                <w:rFonts w:cstheme="minorHAnsi"/>
+              </w:rPr>
+            </w:pPr>
+          </w:p>
+        </w:tc>
+      </w:tr>
+      <w:tr>
+        <w:tc>
+          <w:tcPr>
+            <w:tcW w:w="3912" w:type="dxa"/>
+          </w:tcPr>
+          <w:p>
+            <w:pPr>
+              <w:rPr>
+                <w:rFonts w:cstheme="minorHAnsi"/>
+              </w:rPr>
+            </w:pPr>
+            <w:r>
+              <w:rPr>
+                <w:rFonts w:cstheme="minorHAnsi"/>
+              </w:rPr>
+              <w:t>Professor Derrick</w:t>
+            </w:r>
+          </w:p>
+        </w:tc>
+        <w:tc>
+          <w:tcPr>
+            <w:tcW w:w="3912" w:type="dxa"/>
+          </w:tcPr>
+          <w:p>
+            <w:pPr>
+              <w:rPr>
+                <w:rFonts w:cstheme="minorHAnsi"/>
+              </w:rPr>
+            </w:pPr>
+          </w:p>
+        </w:tc>
+        <w:tc>
+          <w:tcPr>
+            <w:tcW w:w="3912" w:type="dxa"/>
+          </w:tcPr>
+          <w:p>
+            <w:pPr>
+              <w:rPr>
+                <w:rFonts w:cstheme="minorHAnsi"/>
+              </w:rPr>
+            </w:pPr>
+          </w:p>
+        </w:tc>
+      </w:tr>
+    </w:tbl>
+    <w:p>
+      <w:pPr>
+        <w:pStyle w:val="H3"/>
+      </w:pPr>
+      <w:r>
+        <w:t>Royal Family</w:t>
+      </w:r>
+    </w:p>
+    <w:tbl>
+      <w:tblPr>
+        <w:tblStyle w:val="TableGrid"/>
+        <w:tblW w:w="0" w:type="auto"/>
+        <w:tblLook w:val="04A0"/>
+      </w:tblPr>
+      <w:tblGrid>
+        <w:gridCol w:w="3912"/>
+        <w:gridCol w:w="3912"/>
+        <w:gridCol w:w="3912"/>
+      </w:tblGrid>
+      <w:tr>
+        <w:tc>
+          <w:tcPr>
+            <w:tcW w:w="3912" w:type="dxa"/>
+          </w:tcPr>
+          <w:p>
+            <w:pPr>
+              <w:rPr>
+                <w:rFonts w:asciiTheme="minorHAnsi" w:hAnsiTheme="minorHAnsi" w:cstheme="minorHAnsi"/>
+              </w:rPr>
+            </w:pPr>
+          </w:p>
+        </w:tc>
+        <w:tc>
+          <w:tcPr>
+            <w:tcW w:w="3912" w:type="dxa"/>
+          </w:tcPr>
+          <w:p>
+            <w:pPr>
+              <w:rPr>
+                <w:rFonts w:asciiTheme="minorHAnsi" w:hAnsiTheme="minorHAnsi" w:cstheme="minorHAnsi"/>
+              </w:rPr>
+            </w:pPr>
+            <w:r>
+              <w:rPr>
+                <w:rFonts w:asciiTheme="minorHAnsi" w:hAnsiTheme="minorHAnsi" w:cstheme="minorHAnsi"/>
+              </w:rPr>
+              <w:t>Agatha – country of elves</w:t>
+            </w:r>
+          </w:p>
+        </w:tc>
+        <w:tc>
+          <w:tcPr>
+            <w:tcW w:w="3912" w:type="dxa"/>
+          </w:tcPr>
+          <w:p>
+            <w:pPr>
+              <w:rPr>
+                <w:rFonts w:asciiTheme="minorHAnsi" w:hAnsiTheme="minorHAnsi" w:cstheme="minorHAnsi"/>
+              </w:rPr>
+            </w:pPr>
+          </w:p>
+        </w:tc>
+      </w:tr>
+      <w:tr>
+        <w:tc>
+          <w:tcPr>
+            <w:tcW w:w="3912" w:type="dxa"/>
+          </w:tcPr>
+          <w:p>
+            <w:pPr>
+              <w:rPr>
+                <w:rFonts w:asciiTheme="minorHAnsi" w:hAnsiTheme="minorHAnsi" w:cstheme="minorHAnsi"/>
+              </w:rPr>
+            </w:pPr>
+            <w:r>
+              <w:t xml:space="preserve">Emperor </w:t>
+            </w:r>
+            <w:r>
+              <w:t xml:space="preserve">Jasmine’s 384th Transplant </w:t>
+            </w:r>
+            <w:proofErr w:type="gramStart"/>
+            <w:r>
+              <w:t>Cohort,</w:t>
+            </w:r>
+            <w:proofErr w:type="gramEnd"/>
+            <w:r>
+              <w:t xml:space="preserve"> or simply Cohort </w:t>
+            </w:r>
+            <w:bookmarkStart w:id="1" w:name="_Hlk166951122"/>
+            <w:r>
+              <w:t>384</w:t>
+            </w:r>
+            <w:bookmarkEnd w:id="1"/>
+            <w:r>
+              <w:t>.</w:t>
+            </w:r>
+          </w:p>
+        </w:tc>
+        <w:tc>
+          <w:tcPr>
+            <w:tcW w:w="3912" w:type="dxa"/>
+          </w:tcPr>
+          <w:p>
+            <w:pPr>
+              <w:rPr>
+                <w:rFonts w:asciiTheme="minorHAnsi" w:hAnsiTheme="minorHAnsi" w:cstheme="minorHAnsi"/>
+              </w:rPr>
+            </w:pPr>
+          </w:p>
+        </w:tc>
+        <w:tc>
+          <w:tcPr>
+            <w:tcW w:w="3912" w:type="dxa"/>
+          </w:tcPr>
+          <w:p>
+            <w:pPr>
+              <w:rPr>
+                <w:rFonts w:asciiTheme="minorHAnsi" w:hAnsiTheme="minorHAnsi" w:cstheme="minorHAnsi"/>
+              </w:rPr>
+            </w:pPr>
+          </w:p>
+        </w:tc>
+      </w:tr>
+      <w:tr>
+        <w:tc>
+          <w:tcPr>
+            <w:tcW w:w="3912" w:type="dxa"/>
+          </w:tcPr>
+          <w:p>
+            <w:pPr>
+              <w:rPr>
+                <w:rFonts w:asciiTheme="minorHAnsi" w:hAnsiTheme="minorHAnsi" w:cstheme="minorHAnsi"/>
+              </w:rPr>
+            </w:pPr>
+          </w:p>
+        </w:tc>
+        <w:tc>
+          <w:tcPr>
+            <w:tcW w:w="3912" w:type="dxa"/>
+          </w:tcPr>
+          <w:p>
+            <w:pPr>
+              <w:rPr>
+                <w:rFonts w:asciiTheme="minorHAnsi" w:hAnsiTheme="minorHAnsi" w:cstheme="minorHAnsi"/>
+              </w:rPr>
+            </w:pPr>
+            <w:r>
+              <w:rPr>
+                <w:rFonts w:asciiTheme="minorHAnsi" w:hAnsiTheme="minorHAnsi" w:cstheme="minorHAnsi"/>
+              </w:rPr>
+              <w:t xml:space="preserve">Romantica </w:t>
+            </w:r>
+          </w:p>
+        </w:tc>
+        <w:tc>
+          <w:tcPr>
+            <w:tcW w:w="3912" w:type="dxa"/>
+          </w:tcPr>
+          <w:p>
+            <w:pPr>
+              <w:rPr>
+                <w:rFonts w:asciiTheme="minorHAnsi" w:hAnsiTheme="minorHAnsi" w:cstheme="minorHAnsi"/>
+              </w:rPr>
+            </w:pPr>
+          </w:p>
+        </w:tc>
+      </w:tr>
+      <w:tr>
+        <w:tc>
+          <w:tcPr>
+            <w:tcW w:w="3912" w:type="dxa"/>
+          </w:tcPr>
+          <w:p>
+            <w:pPr>
+              <w:rPr>
+                <w:rFonts w:asciiTheme="minorHAnsi" w:hAnsiTheme="minorHAnsi" w:cstheme="minorHAnsi"/>
+              </w:rPr>
+            </w:pPr>
+            <w:r>
+              <w:rPr>
+                <w:rFonts w:asciiTheme="minorHAnsi" w:hAnsiTheme="minorHAnsi" w:cstheme="minorHAnsi"/>
+              </w:rPr>
+              <w:t>Princess</w:t>
+            </w:r>
+          </w:p>
+        </w:tc>
+        <w:tc>
+          <w:tcPr>
+            <w:tcW w:w="3912" w:type="dxa"/>
+          </w:tcPr>
+          <w:p>
+            <w:pPr>
+              <w:rPr>
+                <w:rFonts w:asciiTheme="minorHAnsi" w:hAnsiTheme="minorHAnsi" w:cstheme="minorHAnsi"/>
+              </w:rPr>
+            </w:pPr>
+            <w:r>
+              <w:rPr>
+                <w:rFonts w:asciiTheme="minorHAnsi" w:hAnsiTheme="minorHAnsi" w:cstheme="minorHAnsi"/>
+              </w:rPr>
+              <w:t xml:space="preserve">Messenger - </w:t>
+            </w:r>
+            <w:r>
+              <w:rPr>
+                <w:rStyle w:val="rynqvb"/>
+                <w:rFonts w:asciiTheme="minorHAnsi" w:hAnsiTheme="minorHAnsi" w:cstheme="minorHAnsi"/>
+                <w:lang w:val="la-Latn"/>
+              </w:rPr>
+              <w:t>Nuntius</w:t>
+            </w:r>
+          </w:p>
+        </w:tc>
+        <w:tc>
+          <w:tcPr>
+            <w:tcW w:w="3912" w:type="dxa"/>
+          </w:tcPr>
+          <w:p>
+            <w:pPr>
+              <w:rPr>
+                <w:rFonts w:asciiTheme="minorHAnsi" w:hAnsiTheme="minorHAnsi" w:cstheme="minorHAnsi"/>
+              </w:rPr>
+            </w:pPr>
+            <w:r>
+              <w:rPr>
+                <w:rFonts w:asciiTheme="minorHAnsi" w:hAnsiTheme="minorHAnsi" w:cstheme="minorHAnsi"/>
+              </w:rPr>
+              <w:t>Max Floor 239</w:t>
+            </w:r>
+          </w:p>
+        </w:tc>
+      </w:tr>
+      <w:tr>
+        <w:tc>
+          <w:tcPr>
+            <w:tcW w:w="3912" w:type="dxa"/>
+          </w:tcPr>
+          <w:p>
+            <w:r>
+              <w:t xml:space="preserve">Common </w:t>
+            </w:r>
+            <w:r>
+              <w:t>Elvish</w:t>
+            </w:r>
+          </w:p>
+          <w:p>
+            <w:pPr>
+              <w:rPr>
+                <w:rFonts w:cstheme="minorHAnsi"/>
+              </w:rPr>
+            </w:pPr>
+            <w:r>
+              <w:t xml:space="preserve">High </w:t>
+            </w:r>
+            <w:r>
+              <w:t>Elvish</w:t>
+            </w:r>
+          </w:p>
+        </w:tc>
+        <w:tc>
+          <w:tcPr>
+            <w:tcW w:w="3912" w:type="dxa"/>
+          </w:tcPr>
+          <w:p>
+            <w:pPr>
+              <w:rPr>
+                <w:rFonts w:cstheme="minorHAnsi"/>
+              </w:rPr>
+            </w:pPr>
+          </w:p>
+        </w:tc>
+        <w:tc>
+          <w:tcPr>
+            <w:tcW w:w="3912" w:type="dxa"/>
+          </w:tcPr>
+          <w:p>
+            <w:pPr>
+              <w:rPr>
+                <w:rFonts w:cstheme="minorHAnsi"/>
+              </w:rPr>
+            </w:pPr>
+          </w:p>
+        </w:tc>
+      </w:tr>
+      <w:tr>
+        <w:tc>
+          <w:tcPr>
+            <w:tcW w:w="3912" w:type="dxa"/>
+          </w:tcPr>
+          <w:p>
+            <w:r>
+              <w:t>Date:</w:t>
+            </w:r>
+            <w:r>
+              <w:t xml:space="preserve"> </w:t>
+            </w:r>
+            <w:r>
+              <w:t>Jasmine</w:t>
+            </w:r>
+            <w:r>
+              <w:t xml:space="preserve"> calendar</w:t>
+            </w:r>
+          </w:p>
+        </w:tc>
+        <w:tc>
+          <w:tcPr>
+            <w:tcW w:w="3912" w:type="dxa"/>
+          </w:tcPr>
+          <w:p>
+            <w:pPr>
+              <w:rPr>
+                <w:rFonts w:cstheme="minorHAnsi"/>
+              </w:rPr>
+            </w:pPr>
+            <w:r>
+              <w:rPr>
+                <w:rFonts w:cstheme="minorHAnsi"/>
+              </w:rPr>
+              <w:t>1/1/</w:t>
+            </w:r>
+            <w:bookmarkStart w:id="2" w:name="_Hlk166950843"/>
+            <w:r>
+              <w:t>384</w:t>
+            </w:r>
+            <w:bookmarkEnd w:id="2"/>
+          </w:p>
+        </w:tc>
+        <w:tc>
+          <w:tcPr>
+            <w:tcW w:w="3912" w:type="dxa"/>
+          </w:tcPr>
+          <w:p>
+            <w:pPr>
+              <w:rPr>
+                <w:rFonts w:cstheme="minorHAnsi"/>
+              </w:rPr>
+            </w:pPr>
+          </w:p>
+        </w:tc>
+      </w:tr>
+    </w:tbl>
+    <w:p>
+      <w:pPr>
+        <w:pStyle w:val="H3"/>
+      </w:pPr>
+    </w:p>
+    <w:tbl>
+      <w:tblPr>
+        <w:tblStyle w:val="TableGrid"/>
+        <w:tblW w:w="0" w:type="auto"/>
+        <w:tblLook w:val="04A0"/>
+      </w:tblPr>
+      <w:tblGrid>
+        <w:gridCol w:w="3912"/>
+        <w:gridCol w:w="3912"/>
+        <w:gridCol w:w="3912"/>
+      </w:tblGrid>
+      <w:tr>
+        <w:tc>
+          <w:tcPr>
+            <w:tcW w:w="3912" w:type="dxa"/>
+          </w:tcPr>
+          <w:p>
+            <w:pPr>
               <w:tabs>
                 <w:tab w:val="left" w:pos="1134"/>
               </w:tabs>
@@ -1744,7 +2169,6 @@
               <w:rPr>
                 <w:rFonts w:asciiTheme="minorHAnsi" w:hAnsiTheme="minorHAnsi" w:cstheme="minorHAnsi"/>
               </w:rPr>
-              <w:lastRenderedPageBreak/>
               <w:t>Myt</w:t>
             </w:r>
             <w:r>
@@ -1851,7 +2275,6 @@
               <w:rPr>
                 <w:rFonts w:asciiTheme="minorHAnsi" w:hAnsiTheme="minorHAnsi" w:cstheme="minorHAnsi"/>
               </w:rPr>
-              <w:lastRenderedPageBreak/>
               <w:t>Saturn</w:t>
             </w:r>
             <w:r>
@@ -1880,6 +2303,7 @@
               <w:rPr>
                 <w:rFonts w:asciiTheme="minorHAnsi" w:hAnsiTheme="minorHAnsi" w:cstheme="minorHAnsi"/>
               </w:rPr>
+              <w:lastRenderedPageBreak/>
               <w:t>Sun</w:t>
             </w:r>
             <w:r>
@@ -2385,6 +2809,7 @@
                 <w:sz w:val="32"/>
                 <w:szCs w:val="32"/>
               </w:rPr>
+              <w:lastRenderedPageBreak/>
               <w:t>Dungeon Divers</w:t>
             </w:r>
             <w:r>
@@ -2810,7 +3235,6 @@
               <w:rPr>
                 <w:rFonts w:asciiTheme="minorHAnsi" w:hAnsiTheme="minorHAnsi" w:cstheme="minorHAnsi"/>
                 <w:noProof w:val="0"/>
-                <w:color w:val="C0504D" w:themeColor="accent2"/>
               </w:rPr>
             </w:pPr>
             <w:r>
@@ -2821,17 +3245,6 @@
               </w:rPr>
               <w:t>Inventory</w:t>
             </w:r>
-          </w:p>
-          <w:p>
-            <w:pPr>
-              <w:pStyle w:val="Quote2"/>
-              <w:spacing w:after="0"/>
-              <w:ind w:left="357" w:right="357"/>
-              <w:rPr>
-                <w:rFonts w:asciiTheme="minorHAnsi" w:hAnsiTheme="minorHAnsi" w:cstheme="minorHAnsi"/>
-                <w:noProof w:val="0"/>
-              </w:rPr>
-            </w:pPr>
           </w:p>
           <w:p>
             <w:pPr>
@@ -3018,7 +3431,13 @@
               <w:rPr>
                 <w:rFonts w:asciiTheme="minorHAnsi" w:hAnsiTheme="minorHAnsi" w:cstheme="minorHAnsi"/>
               </w:rPr>
-              <w:t>Erza Scarlet, 18 , Fire mage</w:t>
+              <w:t xml:space="preserve">Erza Scarlet, 18 , Fire </w:t>
+            </w:r>
+            <w:r>
+              <w:rPr>
+                <w:rFonts w:asciiTheme="minorHAnsi" w:hAnsiTheme="minorHAnsi" w:cstheme="minorHAnsi"/>
+              </w:rPr>
+              <w:t>Mage</w:t>
             </w:r>
           </w:p>
           <w:p>
@@ -3290,7 +3709,6 @@
               <w:rPr>
                 <w:rFonts w:asciiTheme="minorHAnsi" w:hAnsiTheme="minorHAnsi" w:cstheme="minorHAnsi"/>
               </w:rPr>
-              <w:lastRenderedPageBreak/>
               <w:t xml:space="preserve">Costume </w:t>
             </w:r>
             <w:r>
@@ -3343,7 +3761,6 @@
               <w:rPr>
                 <w:rFonts w:asciiTheme="minorHAnsi" w:hAnsiTheme="minorHAnsi" w:cstheme="minorHAnsi"/>
               </w:rPr>
-              <w:lastRenderedPageBreak/>
               <w:t>Purple</w:t>
             </w:r>
           </w:p>
@@ -3437,26 +3854,32 @@
               <w:rPr>
                 <w:rFonts w:asciiTheme="minorHAnsi" w:hAnsiTheme="minorHAnsi" w:cstheme="minorHAnsi"/>
               </w:rPr>
+              <w:t>2</w:t>
+            </w:r>
+          </w:p>
+        </w:tc>
+        <w:tc>
+          <w:tcPr>
+            <w:tcW w:w="2131" w:type="dxa"/>
+          </w:tcPr>
+          <w:p>
+            <w:pPr>
+              <w:rPr>
+                <w:rFonts w:asciiTheme="minorHAnsi" w:hAnsiTheme="minorHAnsi" w:cstheme="minorHAnsi"/>
+              </w:rPr>
+            </w:pPr>
+            <w:r>
+              <w:rPr>
+                <w:rFonts w:asciiTheme="minorHAnsi" w:hAnsiTheme="minorHAnsi" w:cstheme="minorHAnsi"/>
+              </w:rPr>
+              <w:t xml:space="preserve">Aragorn Earthsworn, </w:t>
+            </w:r>
+            <w:r>
+              <w:rPr>
+                <w:rFonts w:asciiTheme="minorHAnsi" w:hAnsiTheme="minorHAnsi" w:cstheme="minorHAnsi"/>
+              </w:rPr>
               <w:lastRenderedPageBreak/>
-              <w:t>2</w:t>
-            </w:r>
-          </w:p>
-        </w:tc>
-        <w:tc>
-          <w:tcPr>
-            <w:tcW w:w="2131" w:type="dxa"/>
-          </w:tcPr>
-          <w:p>
-            <w:pPr>
-              <w:rPr>
-                <w:rFonts w:asciiTheme="minorHAnsi" w:hAnsiTheme="minorHAnsi" w:cstheme="minorHAnsi"/>
-              </w:rPr>
-            </w:pPr>
-            <w:r>
-              <w:rPr>
-                <w:rFonts w:asciiTheme="minorHAnsi" w:hAnsiTheme="minorHAnsi" w:cstheme="minorHAnsi"/>
-              </w:rPr>
-              <w:t>Aragorn Earthsworn, 19, Ranger</w:t>
+              <w:t>19, Ranger</w:t>
             </w:r>
           </w:p>
           <w:p>
@@ -3515,6 +3938,7 @@
               <w:rPr>
                 <w:rFonts w:asciiTheme="minorHAnsi" w:hAnsiTheme="minorHAnsi" w:cstheme="minorHAnsi"/>
               </w:rPr>
+              <w:lastRenderedPageBreak/>
               <w:t>Enhanced physical stats</w:t>
             </w:r>
           </w:p>
@@ -3535,6 +3959,7 @@
               <w:rPr>
                 <w:rFonts w:asciiTheme="minorHAnsi" w:hAnsiTheme="minorHAnsi" w:cstheme="minorHAnsi"/>
               </w:rPr>
+              <w:lastRenderedPageBreak/>
               <w:t>Strength</w:t>
             </w:r>
           </w:p>
@@ -3789,7 +4214,15 @@
               <w:rPr>
                 <w:rFonts w:asciiTheme="minorHAnsi" w:hAnsiTheme="minorHAnsi" w:cstheme="minorHAnsi"/>
               </w:rPr>
-              <w:t>Long golden yellow wavy hair, the type the god Apollo possessed.</w:t>
+              <w:lastRenderedPageBreak/>
+              <w:t xml:space="preserve">Long golden yellow wavy hair, </w:t>
+            </w:r>
+            <w:r>
+              <w:rPr>
+                <w:rFonts w:asciiTheme="minorHAnsi" w:hAnsiTheme="minorHAnsi" w:cstheme="minorHAnsi"/>
+              </w:rPr>
+              <w:lastRenderedPageBreak/>
+              <w:t>the type the god Apollo possessed.</w:t>
             </w:r>
           </w:p>
           <w:p>
@@ -3834,7 +4267,15 @@
               <w:rPr>
                 <w:rFonts w:asciiTheme="minorHAnsi" w:hAnsiTheme="minorHAnsi" w:cstheme="minorHAnsi"/>
               </w:rPr>
-              <w:t>Worked at a Hollywood studio as a technical director. I always liked fantasy movies such as the Lord of the Rings</w:t>
+              <w:lastRenderedPageBreak/>
+              <w:t xml:space="preserve">Worked at a Hollywood studio </w:t>
+            </w:r>
+            <w:r>
+              <w:rPr>
+                <w:rFonts w:asciiTheme="minorHAnsi" w:hAnsiTheme="minorHAnsi" w:cstheme="minorHAnsi"/>
+              </w:rPr>
+              <w:lastRenderedPageBreak/>
+              <w:t>as a technical director. I always liked fantasy movies such as the Lord of the Rings</w:t>
             </w:r>
           </w:p>
         </w:tc>
@@ -3854,6 +4295,7 @@
               <w:rPr>
                 <w:rFonts w:asciiTheme="minorHAnsi" w:hAnsiTheme="minorHAnsi" w:cstheme="minorHAnsi"/>
               </w:rPr>
+              <w:lastRenderedPageBreak/>
               <w:t>5</w:t>
             </w:r>
           </w:p>
@@ -4013,16 +4455,6 @@
           <w:p>
             <w:pPr>
               <w:pStyle w:val="Quote2"/>
-              <w:spacing w:after="0"/>
-              <w:ind w:left="714" w:right="357"/>
-              <w:rPr>
-                <w:rFonts w:asciiTheme="minorHAnsi" w:hAnsiTheme="minorHAnsi" w:cstheme="minorHAnsi"/>
-              </w:rPr>
-            </w:pPr>
-          </w:p>
-          <w:p>
-            <w:pPr>
-              <w:pStyle w:val="Quote2"/>
               <w:numPr>
                 <w:ilvl w:val="0"/>
                 <w:numId w:val="19"/>
@@ -4037,9 +4469,16 @@
               <w:rPr>
                 <w:rFonts w:asciiTheme="minorHAnsi" w:hAnsiTheme="minorHAnsi" w:cstheme="minorHAnsi"/>
               </w:rPr>
-              <w:lastRenderedPageBreak/>
               <w:t>Cooking</w:t>
             </w:r>
+          </w:p>
+          <w:p>
+            <w:pPr>
+              <w:pStyle w:val="ListParagraph"/>
+              <w:rPr>
+                <w:rFonts w:asciiTheme="minorHAnsi" w:hAnsiTheme="minorHAnsi" w:cstheme="minorHAnsi"/>
+              </w:rPr>
+            </w:pPr>
           </w:p>
           <w:p>
             <w:pPr>
@@ -7203,7 +7642,7 @@
         <v:path o:extrusionok="f" gradientshapeok="t" o:connecttype="rect"/>
         <o:lock v:ext="edit" aspectratio="t"/>
       </v:shapetype>
-      <v:shape id="_x0000_i1067" type="#_x0000_t75" style="width:3in;height:3in;visibility:visible" o:bullet="t">
+      <v:shape id="_x0000_i1066" type="#_x0000_t75" style="width:3in;height:3in;visibility:visible" o:bullet="t">
         <v:imagedata r:id="rId1" o:title="MC900065312[1]"/>
       </v:shape>
     </w:pict>
@@ -7435,6 +7874,119 @@
     </w:lvl>
   </w:abstractNum>
   <w:abstractNum w:abstractNumId="2">
+    <w:nsid w:val="077C4FD0"/>
+    <w:multiLevelType w:val="hybridMultilevel"/>
+    <w:tmpl w:val="3BB05406"/>
+    <w:lvl w:ilvl="0" w:tplc="04090001">
+      <w:start w:val="1"/>
+      <w:numFmt w:val="bullet"/>
+      <w:lvlText w:val=""/>
+      <w:lvlJc w:val="left"/>
+      <w:pPr>
+        <w:ind w:left="360" w:hanging="360"/>
+      </w:pPr>
+      <w:rPr>
+        <w:rFonts w:ascii="Symbol" w:hAnsi="Symbol" w:hint="default"/>
+      </w:rPr>
+    </w:lvl>
+    <w:lvl w:ilvl="1" w:tplc="04090003" w:tentative="1">
+      <w:start w:val="1"/>
+      <w:numFmt w:val="bullet"/>
+      <w:lvlText w:val="o"/>
+      <w:lvlJc w:val="left"/>
+      <w:pPr>
+        <w:ind w:left="1080" w:hanging="360"/>
+      </w:pPr>
+      <w:rPr>
+        <w:rFonts w:ascii="Courier New" w:hAnsi="Courier New" w:cs="Courier New" w:hint="default"/>
+      </w:rPr>
+    </w:lvl>
+    <w:lvl w:ilvl="2" w:tplc="04090005" w:tentative="1">
+      <w:start w:val="1"/>
+      <w:numFmt w:val="bullet"/>
+      <w:lvlText w:val=""/>
+      <w:lvlJc w:val="left"/>
+      <w:pPr>
+        <w:ind w:left="1800" w:hanging="360"/>
+      </w:pPr>
+      <w:rPr>
+        <w:rFonts w:ascii="Wingdings" w:hAnsi="Wingdings" w:hint="default"/>
+      </w:rPr>
+    </w:lvl>
+    <w:lvl w:ilvl="3" w:tplc="04090001" w:tentative="1">
+      <w:start w:val="1"/>
+      <w:numFmt w:val="bullet"/>
+      <w:lvlText w:val=""/>
+      <w:lvlJc w:val="left"/>
+      <w:pPr>
+        <w:ind w:left="2520" w:hanging="360"/>
+      </w:pPr>
+      <w:rPr>
+        <w:rFonts w:ascii="Symbol" w:hAnsi="Symbol" w:hint="default"/>
+      </w:rPr>
+    </w:lvl>
+    <w:lvl w:ilvl="4" w:tplc="04090003" w:tentative="1">
+      <w:start w:val="1"/>
+      <w:numFmt w:val="bullet"/>
+      <w:lvlText w:val="o"/>
+      <w:lvlJc w:val="left"/>
+      <w:pPr>
+        <w:ind w:left="3240" w:hanging="360"/>
+      </w:pPr>
+      <w:rPr>
+        <w:rFonts w:ascii="Courier New" w:hAnsi="Courier New" w:cs="Courier New" w:hint="default"/>
+      </w:rPr>
+    </w:lvl>
+    <w:lvl w:ilvl="5" w:tplc="04090005" w:tentative="1">
+      <w:start w:val="1"/>
+      <w:numFmt w:val="bullet"/>
+      <w:lvlText w:val=""/>
+      <w:lvlJc w:val="left"/>
+      <w:pPr>
+        <w:ind w:left="3960" w:hanging="360"/>
+      </w:pPr>
+      <w:rPr>
+        <w:rFonts w:ascii="Wingdings" w:hAnsi="Wingdings" w:hint="default"/>
+      </w:rPr>
+    </w:lvl>
+    <w:lvl w:ilvl="6" w:tplc="04090001" w:tentative="1">
+      <w:start w:val="1"/>
+      <w:numFmt w:val="bullet"/>
+      <w:lvlText w:val=""/>
+      <w:lvlJc w:val="left"/>
+      <w:pPr>
+        <w:ind w:left="4680" w:hanging="360"/>
+      </w:pPr>
+      <w:rPr>
+        <w:rFonts w:ascii="Symbol" w:hAnsi="Symbol" w:hint="default"/>
+      </w:rPr>
+    </w:lvl>
+    <w:lvl w:ilvl="7" w:tplc="04090003" w:tentative="1">
+      <w:start w:val="1"/>
+      <w:numFmt w:val="bullet"/>
+      <w:lvlText w:val="o"/>
+      <w:lvlJc w:val="left"/>
+      <w:pPr>
+        <w:ind w:left="5400" w:hanging="360"/>
+      </w:pPr>
+      <w:rPr>
+        <w:rFonts w:ascii="Courier New" w:hAnsi="Courier New" w:cs="Courier New" w:hint="default"/>
+      </w:rPr>
+    </w:lvl>
+    <w:lvl w:ilvl="8" w:tplc="04090005" w:tentative="1">
+      <w:start w:val="1"/>
+      <w:numFmt w:val="bullet"/>
+      <w:lvlText w:val=""/>
+      <w:lvlJc w:val="left"/>
+      <w:pPr>
+        <w:ind w:left="6120" w:hanging="360"/>
+      </w:pPr>
+      <w:rPr>
+        <w:rFonts w:ascii="Wingdings" w:hAnsi="Wingdings" w:hint="default"/>
+      </w:rPr>
+    </w:lvl>
+  </w:abstractNum>
+  <w:abstractNum w:abstractNumId="3">
     <w:nsid w:val="09EC5B31"/>
     <w:multiLevelType w:val="hybridMultilevel"/>
     <w:tmpl w:val="626C642A"/>
@@ -7520,7 +8072,7 @@
       </w:pPr>
     </w:lvl>
   </w:abstractNum>
-  <w:abstractNum w:abstractNumId="3">
+  <w:abstractNum w:abstractNumId="4">
     <w:nsid w:val="0D257B6E"/>
     <w:multiLevelType w:val="hybridMultilevel"/>
     <w:tmpl w:val="D8F6D89E"/>
@@ -7633,7 +8185,93 @@
       </w:rPr>
     </w:lvl>
   </w:abstractNum>
-  <w:abstractNum w:abstractNumId="4">
+  <w:abstractNum w:abstractNumId="5">
+    <w:nsid w:val="119C5086"/>
+    <w:multiLevelType w:val="hybridMultilevel"/>
+    <w:tmpl w:val="B91E2F02"/>
+    <w:lvl w:ilvl="0" w:tplc="0409000F">
+      <w:start w:val="1"/>
+      <w:numFmt w:val="decimal"/>
+      <w:lvlText w:val="%1."/>
+      <w:lvlJc w:val="left"/>
+      <w:pPr>
+        <w:ind w:left="720" w:hanging="360"/>
+      </w:pPr>
+    </w:lvl>
+    <w:lvl w:ilvl="1" w:tplc="04090019" w:tentative="1">
+      <w:start w:val="1"/>
+      <w:numFmt w:val="lowerLetter"/>
+      <w:lvlText w:val="%2."/>
+      <w:lvlJc w:val="left"/>
+      <w:pPr>
+        <w:ind w:left="1440" w:hanging="360"/>
+      </w:pPr>
+    </w:lvl>
+    <w:lvl w:ilvl="2" w:tplc="0409001B" w:tentative="1">
+      <w:start w:val="1"/>
+      <w:numFmt w:val="lowerRoman"/>
+      <w:lvlText w:val="%3."/>
+      <w:lvlJc w:val="right"/>
+      <w:pPr>
+        <w:ind w:left="2160" w:hanging="180"/>
+      </w:pPr>
+    </w:lvl>
+    <w:lvl w:ilvl="3" w:tplc="0409000F" w:tentative="1">
+      <w:start w:val="1"/>
+      <w:numFmt w:val="decimal"/>
+      <w:lvlText w:val="%4."/>
+      <w:lvlJc w:val="left"/>
+      <w:pPr>
+        <w:ind w:left="2880" w:hanging="360"/>
+      </w:pPr>
+    </w:lvl>
+    <w:lvl w:ilvl="4" w:tplc="04090019" w:tentative="1">
+      <w:start w:val="1"/>
+      <w:numFmt w:val="lowerLetter"/>
+      <w:lvlText w:val="%5."/>
+      <w:lvlJc w:val="left"/>
+      <w:pPr>
+        <w:ind w:left="3600" w:hanging="360"/>
+      </w:pPr>
+    </w:lvl>
+    <w:lvl w:ilvl="5" w:tplc="0409001B" w:tentative="1">
+      <w:start w:val="1"/>
+      <w:numFmt w:val="lowerRoman"/>
+      <w:lvlText w:val="%6."/>
+      <w:lvlJc w:val="right"/>
+      <w:pPr>
+        <w:ind w:left="4320" w:hanging="180"/>
+      </w:pPr>
+    </w:lvl>
+    <w:lvl w:ilvl="6" w:tplc="0409000F" w:tentative="1">
+      <w:start w:val="1"/>
+      <w:numFmt w:val="decimal"/>
+      <w:lvlText w:val="%7."/>
+      <w:lvlJc w:val="left"/>
+      <w:pPr>
+        <w:ind w:left="5040" w:hanging="360"/>
+      </w:pPr>
+    </w:lvl>
+    <w:lvl w:ilvl="7" w:tplc="04090019" w:tentative="1">
+      <w:start w:val="1"/>
+      <w:numFmt w:val="lowerLetter"/>
+      <w:lvlText w:val="%8."/>
+      <w:lvlJc w:val="left"/>
+      <w:pPr>
+        <w:ind w:left="5760" w:hanging="360"/>
+      </w:pPr>
+    </w:lvl>
+    <w:lvl w:ilvl="8" w:tplc="0409001B" w:tentative="1">
+      <w:start w:val="1"/>
+      <w:numFmt w:val="lowerRoman"/>
+      <w:lvlText w:val="%9."/>
+      <w:lvlJc w:val="right"/>
+      <w:pPr>
+        <w:ind w:left="6480" w:hanging="180"/>
+      </w:pPr>
+    </w:lvl>
+  </w:abstractNum>
+  <w:abstractNum w:abstractNumId="6">
     <w:nsid w:val="16DD5BD6"/>
     <w:multiLevelType w:val="hybridMultilevel"/>
     <w:tmpl w:val="EC54E43C"/>
@@ -7746,7 +8384,7 @@
       </w:rPr>
     </w:lvl>
   </w:abstractNum>
-  <w:abstractNum w:abstractNumId="5">
+  <w:abstractNum w:abstractNumId="7">
     <w:nsid w:val="185E06A2"/>
     <w:multiLevelType w:val="hybridMultilevel"/>
     <w:tmpl w:val="40462412"/>
@@ -7859,7 +8497,120 @@
       </w:rPr>
     </w:lvl>
   </w:abstractNum>
-  <w:abstractNum w:abstractNumId="6">
+  <w:abstractNum w:abstractNumId="8">
+    <w:nsid w:val="1EBF3679"/>
+    <w:multiLevelType w:val="hybridMultilevel"/>
+    <w:tmpl w:val="1D2ED9B4"/>
+    <w:lvl w:ilvl="0" w:tplc="04090001">
+      <w:start w:val="1"/>
+      <w:numFmt w:val="bullet"/>
+      <w:lvlText w:val=""/>
+      <w:lvlJc w:val="left"/>
+      <w:pPr>
+        <w:ind w:left="360" w:hanging="360"/>
+      </w:pPr>
+      <w:rPr>
+        <w:rFonts w:ascii="Symbol" w:hAnsi="Symbol" w:hint="default"/>
+      </w:rPr>
+    </w:lvl>
+    <w:lvl w:ilvl="1" w:tplc="04090003" w:tentative="1">
+      <w:start w:val="1"/>
+      <w:numFmt w:val="bullet"/>
+      <w:lvlText w:val="o"/>
+      <w:lvlJc w:val="left"/>
+      <w:pPr>
+        <w:ind w:left="1080" w:hanging="360"/>
+      </w:pPr>
+      <w:rPr>
+        <w:rFonts w:ascii="Courier New" w:hAnsi="Courier New" w:cs="Courier New" w:hint="default"/>
+      </w:rPr>
+    </w:lvl>
+    <w:lvl w:ilvl="2" w:tplc="04090005" w:tentative="1">
+      <w:start w:val="1"/>
+      <w:numFmt w:val="bullet"/>
+      <w:lvlText w:val=""/>
+      <w:lvlJc w:val="left"/>
+      <w:pPr>
+        <w:ind w:left="1800" w:hanging="360"/>
+      </w:pPr>
+      <w:rPr>
+        <w:rFonts w:ascii="Wingdings" w:hAnsi="Wingdings" w:hint="default"/>
+      </w:rPr>
+    </w:lvl>
+    <w:lvl w:ilvl="3" w:tplc="04090001" w:tentative="1">
+      <w:start w:val="1"/>
+      <w:numFmt w:val="bullet"/>
+      <w:lvlText w:val=""/>
+      <w:lvlJc w:val="left"/>
+      <w:pPr>
+        <w:ind w:left="2520" w:hanging="360"/>
+      </w:pPr>
+      <w:rPr>
+        <w:rFonts w:ascii="Symbol" w:hAnsi="Symbol" w:hint="default"/>
+      </w:rPr>
+    </w:lvl>
+    <w:lvl w:ilvl="4" w:tplc="04090003" w:tentative="1">
+      <w:start w:val="1"/>
+      <w:numFmt w:val="bullet"/>
+      <w:lvlText w:val="o"/>
+      <w:lvlJc w:val="left"/>
+      <w:pPr>
+        <w:ind w:left="3240" w:hanging="360"/>
+      </w:pPr>
+      <w:rPr>
+        <w:rFonts w:ascii="Courier New" w:hAnsi="Courier New" w:cs="Courier New" w:hint="default"/>
+      </w:rPr>
+    </w:lvl>
+    <w:lvl w:ilvl="5" w:tplc="04090005" w:tentative="1">
+      <w:start w:val="1"/>
+      <w:numFmt w:val="bullet"/>
+      <w:lvlText w:val=""/>
+      <w:lvlJc w:val="left"/>
+      <w:pPr>
+        <w:ind w:left="3960" w:hanging="360"/>
+      </w:pPr>
+      <w:rPr>
+        <w:rFonts w:ascii="Wingdings" w:hAnsi="Wingdings" w:hint="default"/>
+      </w:rPr>
+    </w:lvl>
+    <w:lvl w:ilvl="6" w:tplc="04090001" w:tentative="1">
+      <w:start w:val="1"/>
+      <w:numFmt w:val="bullet"/>
+      <w:lvlText w:val=""/>
+      <w:lvlJc w:val="left"/>
+      <w:pPr>
+        <w:ind w:left="4680" w:hanging="360"/>
+      </w:pPr>
+      <w:rPr>
+        <w:rFonts w:ascii="Symbol" w:hAnsi="Symbol" w:hint="default"/>
+      </w:rPr>
+    </w:lvl>
+    <w:lvl w:ilvl="7" w:tplc="04090003" w:tentative="1">
+      <w:start w:val="1"/>
+      <w:numFmt w:val="bullet"/>
+      <w:lvlText w:val="o"/>
+      <w:lvlJc w:val="left"/>
+      <w:pPr>
+        <w:ind w:left="5400" w:hanging="360"/>
+      </w:pPr>
+      <w:rPr>
+        <w:rFonts w:ascii="Courier New" w:hAnsi="Courier New" w:cs="Courier New" w:hint="default"/>
+      </w:rPr>
+    </w:lvl>
+    <w:lvl w:ilvl="8" w:tplc="04090005" w:tentative="1">
+      <w:start w:val="1"/>
+      <w:numFmt w:val="bullet"/>
+      <w:lvlText w:val=""/>
+      <w:lvlJc w:val="left"/>
+      <w:pPr>
+        <w:ind w:left="6120" w:hanging="360"/>
+      </w:pPr>
+      <w:rPr>
+        <w:rFonts w:ascii="Wingdings" w:hAnsi="Wingdings" w:hint="default"/>
+      </w:rPr>
+    </w:lvl>
+  </w:abstractNum>
+  <w:abstractNum w:abstractNumId="9">
     <w:nsid w:val="1FF3690E"/>
     <w:multiLevelType w:val="hybridMultilevel"/>
     <w:tmpl w:val="17E2B72E"/>
@@ -7972,7 +8723,7 @@
       </w:rPr>
     </w:lvl>
   </w:abstractNum>
-  <w:abstractNum w:abstractNumId="7">
+  <w:abstractNum w:abstractNumId="10">
     <w:nsid w:val="208E1319"/>
     <w:multiLevelType w:val="hybridMultilevel"/>
     <w:tmpl w:val="A7F0155C"/>
@@ -8061,7 +8812,7 @@
       </w:pPr>
     </w:lvl>
   </w:abstractNum>
-  <w:abstractNum w:abstractNumId="8">
+  <w:abstractNum w:abstractNumId="11">
     <w:nsid w:val="23692F05"/>
     <w:multiLevelType w:val="hybridMultilevel"/>
     <w:tmpl w:val="203E6648"/>
@@ -8174,7 +8925,7 @@
       </w:rPr>
     </w:lvl>
   </w:abstractNum>
-  <w:abstractNum w:abstractNumId="9">
+  <w:abstractNum w:abstractNumId="12">
     <w:nsid w:val="2A094A77"/>
     <w:multiLevelType w:val="hybridMultilevel"/>
     <w:tmpl w:val="EABCCA28"/>
@@ -8260,7 +9011,7 @@
       </w:pPr>
     </w:lvl>
   </w:abstractNum>
-  <w:abstractNum w:abstractNumId="10">
+  <w:abstractNum w:abstractNumId="13">
     <w:nsid w:val="2F227130"/>
     <w:multiLevelType w:val="hybridMultilevel"/>
     <w:tmpl w:val="9A3A4DC2"/>
@@ -8373,7 +9124,7 @@
       </w:rPr>
     </w:lvl>
   </w:abstractNum>
-  <w:abstractNum w:abstractNumId="11">
+  <w:abstractNum w:abstractNumId="14">
     <w:nsid w:val="308809E9"/>
     <w:multiLevelType w:val="hybridMultilevel"/>
     <w:tmpl w:val="78360FF0"/>
@@ -8462,7 +9213,7 @@
       </w:pPr>
     </w:lvl>
   </w:abstractNum>
-  <w:abstractNum w:abstractNumId="12">
+  <w:abstractNum w:abstractNumId="15">
     <w:nsid w:val="379F0931"/>
     <w:multiLevelType w:val="hybridMultilevel"/>
     <w:tmpl w:val="A0EC0718"/>
@@ -8548,7 +9299,7 @@
       </w:pPr>
     </w:lvl>
   </w:abstractNum>
-  <w:abstractNum w:abstractNumId="13">
+  <w:abstractNum w:abstractNumId="16">
     <w:nsid w:val="3A911F89"/>
     <w:multiLevelType w:val="hybridMultilevel"/>
     <w:tmpl w:val="6D26BD7A"/>
@@ -8634,7 +9385,7 @@
       </w:pPr>
     </w:lvl>
   </w:abstractNum>
-  <w:abstractNum w:abstractNumId="14">
+  <w:abstractNum w:abstractNumId="17">
     <w:nsid w:val="3F892206"/>
     <w:multiLevelType w:val="hybridMultilevel"/>
     <w:tmpl w:val="F09E7C78"/>
@@ -8720,7 +9471,7 @@
       </w:pPr>
     </w:lvl>
   </w:abstractNum>
-  <w:abstractNum w:abstractNumId="15">
+  <w:abstractNum w:abstractNumId="18">
     <w:nsid w:val="41A344F2"/>
     <w:multiLevelType w:val="hybridMultilevel"/>
     <w:tmpl w:val="DB0A8FCE"/>
@@ -8809,7 +9560,7 @@
       </w:pPr>
     </w:lvl>
   </w:abstractNum>
-  <w:abstractNum w:abstractNumId="16">
+  <w:abstractNum w:abstractNumId="19">
     <w:nsid w:val="422425D9"/>
     <w:multiLevelType w:val="hybridMultilevel"/>
     <w:tmpl w:val="EABCCA28"/>
@@ -8895,7 +9646,7 @@
       </w:pPr>
     </w:lvl>
   </w:abstractNum>
-  <w:abstractNum w:abstractNumId="17">
+  <w:abstractNum w:abstractNumId="20">
     <w:nsid w:val="4694514B"/>
     <w:multiLevelType w:val="hybridMultilevel"/>
     <w:tmpl w:val="02062360"/>
@@ -9008,7 +9759,7 @@
       </w:rPr>
     </w:lvl>
   </w:abstractNum>
-  <w:abstractNum w:abstractNumId="18">
+  <w:abstractNum w:abstractNumId="21">
     <w:nsid w:val="4AD87B68"/>
     <w:multiLevelType w:val="hybridMultilevel"/>
     <w:tmpl w:val="519069BC"/>
@@ -9094,7 +9845,7 @@
       </w:pPr>
     </w:lvl>
   </w:abstractNum>
-  <w:abstractNum w:abstractNumId="19">
+  <w:abstractNum w:abstractNumId="22">
     <w:nsid w:val="4C773AC6"/>
     <w:multiLevelType w:val="hybridMultilevel"/>
     <w:tmpl w:val="59B839C6"/>
@@ -9183,7 +9934,7 @@
       </w:pPr>
     </w:lvl>
   </w:abstractNum>
-  <w:abstractNum w:abstractNumId="20">
+  <w:abstractNum w:abstractNumId="23">
     <w:nsid w:val="61F12209"/>
     <w:multiLevelType w:val="hybridMultilevel"/>
     <w:tmpl w:val="D4904406"/>
@@ -9272,7 +10023,7 @@
       </w:pPr>
     </w:lvl>
   </w:abstractNum>
-  <w:abstractNum w:abstractNumId="21">
+  <w:abstractNum w:abstractNumId="24">
     <w:nsid w:val="6321235B"/>
     <w:multiLevelType w:val="hybridMultilevel"/>
     <w:tmpl w:val="49943884"/>
@@ -9358,7 +10109,7 @@
       </w:pPr>
     </w:lvl>
   </w:abstractNum>
-  <w:abstractNum w:abstractNumId="22">
+  <w:abstractNum w:abstractNumId="25">
     <w:nsid w:val="652577C9"/>
     <w:multiLevelType w:val="hybridMultilevel"/>
     <w:tmpl w:val="1136C37A"/>
@@ -9444,7 +10195,7 @@
       </w:pPr>
     </w:lvl>
   </w:abstractNum>
-  <w:abstractNum w:abstractNumId="23">
+  <w:abstractNum w:abstractNumId="26">
     <w:nsid w:val="6B305A67"/>
     <w:multiLevelType w:val="hybridMultilevel"/>
     <w:tmpl w:val="FA620438"/>
@@ -9530,7 +10281,7 @@
       </w:pPr>
     </w:lvl>
   </w:abstractNum>
-  <w:abstractNum w:abstractNumId="24">
+  <w:abstractNum w:abstractNumId="27">
     <w:nsid w:val="6C5A042E"/>
     <w:multiLevelType w:val="hybridMultilevel"/>
     <w:tmpl w:val="17AA4762"/>
@@ -9616,7 +10367,7 @@
       </w:pPr>
     </w:lvl>
   </w:abstractNum>
-  <w:abstractNum w:abstractNumId="25">
+  <w:abstractNum w:abstractNumId="28">
     <w:nsid w:val="6EC00221"/>
     <w:multiLevelType w:val="hybridMultilevel"/>
     <w:tmpl w:val="FCE0DF08"/>
@@ -9705,10 +10456,10 @@
       </w:pPr>
     </w:lvl>
   </w:abstractNum>
-  <w:abstractNum w:abstractNumId="26">
+  <w:abstractNum w:abstractNumId="29">
     <w:nsid w:val="6F1417E7"/>
     <w:multiLevelType w:val="hybridMultilevel"/>
-    <w:tmpl w:val="797641C2"/>
+    <w:tmpl w:val="D6D09B18"/>
     <w:lvl w:ilvl="0" w:tplc="04090001">
       <w:start w:val="1"/>
       <w:numFmt w:val="bullet"/>
@@ -9818,7 +10569,7 @@
       </w:rPr>
     </w:lvl>
   </w:abstractNum>
-  <w:abstractNum w:abstractNumId="27">
+  <w:abstractNum w:abstractNumId="30">
     <w:nsid w:val="78397D8F"/>
     <w:multiLevelType w:val="multilevel"/>
     <w:tmpl w:val="54F6B2BA"/>
@@ -9968,88 +10719,97 @@
     </w:lvl>
   </w:abstractNum>
   <w:num w:numId="1">
-    <w:abstractNumId w:val="10"/>
+    <w:abstractNumId w:val="13"/>
   </w:num>
   <w:num w:numId="2">
-    <w:abstractNumId w:val="27"/>
+    <w:abstractNumId w:val="30"/>
   </w:num>
   <w:num w:numId="3">
     <w:abstractNumId w:val="0"/>
   </w:num>
   <w:num w:numId="4">
-    <w:abstractNumId w:val="19"/>
+    <w:abstractNumId w:val="22"/>
   </w:num>
   <w:num w:numId="5">
+    <w:abstractNumId w:val="17"/>
+  </w:num>
+  <w:num w:numId="6">
+    <w:abstractNumId w:val="3"/>
+  </w:num>
+  <w:num w:numId="7">
+    <w:abstractNumId w:val="26"/>
+  </w:num>
+  <w:num w:numId="8">
+    <w:abstractNumId w:val="15"/>
+  </w:num>
+  <w:num w:numId="9">
     <w:abstractNumId w:val="14"/>
   </w:num>
-  <w:num w:numId="6">
-    <w:abstractNumId w:val="2"/>
-  </w:num>
-  <w:num w:numId="7">
+  <w:num w:numId="10">
     <w:abstractNumId w:val="23"/>
   </w:num>
-  <w:num w:numId="8">
-    <w:abstractNumId w:val="12"/>
-  </w:num>
-  <w:num w:numId="9">
-    <w:abstractNumId w:val="11"/>
-  </w:num>
-  <w:num w:numId="10">
-    <w:abstractNumId w:val="20"/>
-  </w:num>
   <w:num w:numId="11">
-    <w:abstractNumId w:val="22"/>
+    <w:abstractNumId w:val="25"/>
   </w:num>
   <w:num w:numId="12">
-    <w:abstractNumId w:val="21"/>
+    <w:abstractNumId w:val="24"/>
   </w:num>
   <w:num w:numId="13">
-    <w:abstractNumId w:val="7"/>
+    <w:abstractNumId w:val="10"/>
   </w:num>
   <w:num w:numId="14">
-    <w:abstractNumId w:val="5"/>
+    <w:abstractNumId w:val="7"/>
   </w:num>
   <w:num w:numId="15">
     <w:abstractNumId w:val="1"/>
   </w:num>
   <w:num w:numId="16">
+    <w:abstractNumId w:val="21"/>
+  </w:num>
+  <w:num w:numId="17">
+    <w:abstractNumId w:val="16"/>
+  </w:num>
+  <w:num w:numId="18">
+    <w:abstractNumId w:val="19"/>
+  </w:num>
+  <w:num w:numId="19">
+    <w:abstractNumId w:val="28"/>
+  </w:num>
+  <w:num w:numId="20">
     <w:abstractNumId w:val="18"/>
   </w:num>
-  <w:num w:numId="17">
-    <w:abstractNumId w:val="13"/>
-  </w:num>
-  <w:num w:numId="18">
-    <w:abstractNumId w:val="16"/>
-  </w:num>
-  <w:num w:numId="19">
-    <w:abstractNumId w:val="25"/>
-  </w:num>
-  <w:num w:numId="20">
-    <w:abstractNumId w:val="15"/>
-  </w:num>
   <w:num w:numId="21">
-    <w:abstractNumId w:val="24"/>
+    <w:abstractNumId w:val="27"/>
   </w:num>
   <w:num w:numId="22">
-    <w:abstractNumId w:val="26"/>
+    <w:abstractNumId w:val="29"/>
   </w:num>
   <w:num w:numId="23">
-    <w:abstractNumId w:val="17"/>
+    <w:abstractNumId w:val="20"/>
   </w:num>
   <w:num w:numId="24">
+    <w:abstractNumId w:val="9"/>
+  </w:num>
+  <w:num w:numId="25">
+    <w:abstractNumId w:val="12"/>
+  </w:num>
+  <w:num w:numId="26">
     <w:abstractNumId w:val="6"/>
   </w:num>
-  <w:num w:numId="25">
-    <w:abstractNumId w:val="9"/>
+  <w:num w:numId="27">
+    <w:abstractNumId w:val="11"/>
   </w:num>
-  <w:num w:numId="26">
+  <w:num w:numId="28">
     <w:abstractNumId w:val="4"/>
   </w:num>
-  <w:num w:numId="27">
+  <w:num w:numId="29">
     <w:abstractNumId w:val="8"/>
   </w:num>
-  <w:num w:numId="28">
-    <w:abstractNumId w:val="3"/>
+  <w:num w:numId="30">
+    <w:abstractNumId w:val="5"/>
+  </w:num>
+  <w:num w:numId="31">
+    <w:abstractNumId w:val="2"/>
   </w:num>
 </w:numbering>
 </file>
@@ -11048,7 +11808,7 @@
 </file>
 
 <file path=customXml/itemProps1.xml><?xml version="1.0" encoding="utf-8"?>
-<ds:datastoreItem xmlns:ds="http://schemas.openxmlformats.org/officeDocument/2006/customXml" ds:itemID="{177B1503-6415-4C26-9B18-EBC1A095B4F8}">
+<ds:datastoreItem xmlns:ds="http://schemas.openxmlformats.org/officeDocument/2006/customXml" ds:itemID="{A215892A-B4D0-401B-8C2C-1973DE4500B1}">
   <ds:schemaRefs>
     <ds:schemaRef ds:uri="http://schemas.openxmlformats.org/officeDocument/2006/bibliography"/>
   </ds:schemaRefs>

--- a/Books/RPG_Books/ThePrincessAndTheRogue/Notes_ThePrincessAndTheRogue.docx
+++ b/Books/RPG_Books/ThePrincessAndTheRogue/Notes_ThePrincessAndTheRogue.docx
@@ -1147,7 +1147,13 @@
           </w:tcPr>
           <w:p>
             <w:r>
-              <w:t>Lady Arielle</w:t>
+              <w:t xml:space="preserve">Lady </w:t>
+            </w:r>
+            <w:r>
+              <w:t>Celestine</w:t>
+            </w:r>
+            <w:r>
+              <w:t xml:space="preserve"> - “heavenly” or “of the sky”</w:t>
             </w:r>
           </w:p>
         </w:tc>
@@ -1193,9 +1199,27 @@
               <w:rPr>
                 <w:rFonts w:cstheme="minorHAnsi"/>
               </w:rPr>
-              <w:t>Araldar</w:t>
+              <w:t>Wynthir</w:t>
             </w:r>
             <w:proofErr w:type="spellEnd"/>
+            <w:r>
+              <w:rPr>
+                <w:rFonts w:cstheme="minorHAnsi"/>
+              </w:rPr>
+              <w:t xml:space="preserve"> – “</w:t>
+            </w:r>
+            <w:r>
+              <w:rPr>
+                <w:rFonts w:cstheme="minorHAnsi"/>
+              </w:rPr>
+              <w:t>eternal wisdom</w:t>
+            </w:r>
+            <w:r>
+              <w:rPr>
+                <w:rFonts w:cstheme="minorHAnsi"/>
+              </w:rPr>
+              <w:t>”</w:t>
+            </w:r>
           </w:p>
         </w:tc>
         <w:tc>
@@ -7642,7 +7666,7 @@
         <v:path o:extrusionok="f" gradientshapeok="t" o:connecttype="rect"/>
         <o:lock v:ext="edit" aspectratio="t"/>
       </v:shapetype>
-      <v:shape id="_x0000_i1066" type="#_x0000_t75" style="width:3in;height:3in;visibility:visible" o:bullet="t">
+      <v:shape id="_x0000_i1080" type="#_x0000_t75" style="width:3in;height:3in;visibility:visible" o:bullet="t">
         <v:imagedata r:id="rId1" o:title="MC900065312[1]"/>
       </v:shape>
     </w:pict>
@@ -11808,7 +11832,7 @@
 </file>
 
 <file path=customXml/itemProps1.xml><?xml version="1.0" encoding="utf-8"?>
-<ds:datastoreItem xmlns:ds="http://schemas.openxmlformats.org/officeDocument/2006/customXml" ds:itemID="{A215892A-B4D0-401B-8C2C-1973DE4500B1}">
+<ds:datastoreItem xmlns:ds="http://schemas.openxmlformats.org/officeDocument/2006/customXml" ds:itemID="{CBBD72B7-039E-4393-A0C9-58BDFE7D7C65}">
   <ds:schemaRefs>
     <ds:schemaRef ds:uri="http://schemas.openxmlformats.org/officeDocument/2006/bibliography"/>
   </ds:schemaRefs>

--- a/Books/RPG_Books/ThePrincessAndTheRogue/Notes_ThePrincessAndTheRogue.docx
+++ b/Books/RPG_Books/ThePrincessAndTheRogue/Notes_ThePrincessAndTheRogue.docx
@@ -909,22 +909,8 @@
         </w:rPr>
       </w:pPr>
       <w:r>
-        <w:rPr>
-          <w:rFonts w:cstheme="minorHAnsi"/>
-        </w:rPr>
-        <w:t>World</w:t>
-      </w:r>
-      <w:r>
-        <w:t xml:space="preserve"> </w:t>
-      </w:r>
-      <w:r>
-        <w:t xml:space="preserve">= </w:t>
-      </w:r>
-      <w:proofErr w:type="spellStart"/>
-      <w:r>
-        <w:t>Terrin</w:t>
-      </w:r>
-      <w:proofErr w:type="spellEnd"/>
+        <w:t>Cohort 384</w:t>
+      </w:r>
     </w:p>
     <w:p>
       <w:pPr>
@@ -941,13 +927,7 @@
         <w:rPr>
           <w:rFonts w:cstheme="minorHAnsi"/>
         </w:rPr>
-        <w:t>Elfin Empire</w:t>
-      </w:r>
-      <w:r>
-        <w:rPr>
-          <w:rFonts w:cstheme="minorHAnsi"/>
-        </w:rPr>
-        <w:t xml:space="preserve">  = Asoral</w:t>
+        <w:t>6475 people this year</w:t>
       </w:r>
     </w:p>
     <w:p>
@@ -965,25 +945,7 @@
         <w:rPr>
           <w:rFonts w:cstheme="minorHAnsi"/>
         </w:rPr>
-        <w:t xml:space="preserve">Capital </w:t>
-      </w:r>
-      <w:r>
-        <w:rPr>
-          <w:rFonts w:cstheme="minorHAnsi"/>
-        </w:rPr>
-        <w:t xml:space="preserve">City </w:t>
-      </w:r>
-      <w:r>
-        <w:rPr>
-          <w:rFonts w:cstheme="minorHAnsi"/>
-        </w:rPr>
-        <w:t>=</w:t>
-      </w:r>
-      <w:r>
-        <w:rPr>
-          <w:rFonts w:cstheme="minorHAnsi"/>
-        </w:rPr>
-        <w:t xml:space="preserve"> Araguaia</w:t>
+        <w:t xml:space="preserve">Goal – 1200: </w:t>
       </w:r>
     </w:p>
     <w:p>
@@ -998,57 +960,6 @@
         </w:rPr>
       </w:pPr>
       <w:r>
-        <w:t>Cohort 384</w:t>
-      </w:r>
-    </w:p>
-    <w:p>
-      <w:pPr>
-        <w:pStyle w:val="ListParagraph"/>
-        <w:numPr>
-          <w:ilvl w:val="0"/>
-          <w:numId w:val="22"/>
-        </w:numPr>
-        <w:rPr>
-          <w:rFonts w:cstheme="minorHAnsi"/>
-        </w:rPr>
-      </w:pPr>
-      <w:r>
-        <w:rPr>
-          <w:rFonts w:cstheme="minorHAnsi"/>
-        </w:rPr>
-        <w:t>6475 people this year</w:t>
-      </w:r>
-    </w:p>
-    <w:p>
-      <w:pPr>
-        <w:pStyle w:val="ListParagraph"/>
-        <w:numPr>
-          <w:ilvl w:val="0"/>
-          <w:numId w:val="22"/>
-        </w:numPr>
-        <w:rPr>
-          <w:rFonts w:cstheme="minorHAnsi"/>
-        </w:rPr>
-      </w:pPr>
-      <w:r>
-        <w:rPr>
-          <w:rFonts w:cstheme="minorHAnsi"/>
-        </w:rPr>
-        <w:t xml:space="preserve">Goal – 1200: </w:t>
-      </w:r>
-    </w:p>
-    <w:p>
-      <w:pPr>
-        <w:pStyle w:val="ListParagraph"/>
-        <w:numPr>
-          <w:ilvl w:val="0"/>
-          <w:numId w:val="22"/>
-        </w:numPr>
-        <w:rPr>
-          <w:rFonts w:cstheme="minorHAnsi"/>
-        </w:rPr>
-      </w:pPr>
-      <w:r>
         <w:rPr>
           <w:rFonts w:cstheme="minorHAnsi"/>
         </w:rPr>
@@ -1065,9 +976,11 @@
       <w:pPr>
         <w:pStyle w:val="H3"/>
       </w:pPr>
-      <w:r>
-        <w:t>Nobles</w:t>
-      </w:r>
+      <w:proofErr w:type="spellStart"/>
+      <w:r>
+        <w:t>Terrin</w:t>
+      </w:r>
+      <w:proofErr w:type="spellEnd"/>
     </w:p>
     <w:tbl>
       <w:tblPr>
@@ -1086,44 +999,29 @@
             <w:tcW w:w="3912" w:type="dxa"/>
           </w:tcPr>
           <w:p>
-            <w:pPr>
-              <w:rPr>
-                <w:rFonts w:cstheme="minorHAnsi"/>
-              </w:rPr>
-            </w:pPr>
-            <w:r>
-              <w:t xml:space="preserve">Lord </w:t>
-            </w:r>
-            <w:proofErr w:type="spellStart"/>
-            <w:r>
-              <w:t>Endol</w:t>
-            </w:r>
-            <w:proofErr w:type="spellEnd"/>
-            <w:r>
-              <w:t xml:space="preserve"> von Del </w:t>
-            </w:r>
-            <w:proofErr w:type="spellStart"/>
-            <w:r>
-              <w:t>Charte</w:t>
-            </w:r>
-            <w:proofErr w:type="spellEnd"/>
-          </w:p>
-        </w:tc>
-        <w:tc>
-          <w:tcPr>
-            <w:tcW w:w="3912" w:type="dxa"/>
-          </w:tcPr>
-          <w:p>
-            <w:pPr>
-              <w:rPr>
-                <w:rFonts w:cstheme="minorHAnsi"/>
-              </w:rPr>
-            </w:pPr>
-            <w:r>
-              <w:rPr>
-                <w:rFonts w:cstheme="minorHAnsi"/>
-              </w:rPr>
-              <w:t xml:space="preserve"> B-297, Battle Mage</w:t>
+            <w:r>
+              <w:rPr>
+                <w:rFonts w:cstheme="minorHAnsi"/>
+              </w:rPr>
+              <w:t>Agatha</w:t>
+            </w:r>
+          </w:p>
+        </w:tc>
+        <w:tc>
+          <w:tcPr>
+            <w:tcW w:w="3912" w:type="dxa"/>
+          </w:tcPr>
+          <w:p>
+            <w:pPr>
+              <w:rPr>
+                <w:rFonts w:cstheme="minorHAnsi"/>
+              </w:rPr>
+            </w:pPr>
+            <w:r>
+              <w:rPr>
+                <w:rFonts w:cstheme="minorHAnsi"/>
+              </w:rPr>
+              <w:t xml:space="preserve">Elfin Empire  </w:t>
             </w:r>
           </w:p>
         </w:tc>
@@ -1147,26 +1045,29 @@
           </w:tcPr>
           <w:p>
             <w:r>
-              <w:t xml:space="preserve">Lady </w:t>
-            </w:r>
-            <w:r>
-              <w:t>Celestine</w:t>
-            </w:r>
-            <w:r>
-              <w:t xml:space="preserve"> - “heavenly” or “of the sky”</w:t>
-            </w:r>
-          </w:p>
-        </w:tc>
-        <w:tc>
-          <w:tcPr>
-            <w:tcW w:w="3912" w:type="dxa"/>
-          </w:tcPr>
-          <w:p>
-            <w:pPr>
-              <w:rPr>
-                <w:rFonts w:cstheme="minorHAnsi"/>
-              </w:rPr>
-            </w:pPr>
+              <w:rPr>
+                <w:rFonts w:cstheme="minorHAnsi"/>
+              </w:rPr>
+              <w:t>Araguaia</w:t>
+            </w:r>
+          </w:p>
+        </w:tc>
+        <w:tc>
+          <w:tcPr>
+            <w:tcW w:w="3912" w:type="dxa"/>
+          </w:tcPr>
+          <w:p>
+            <w:pPr>
+              <w:rPr>
+                <w:rFonts w:cstheme="minorHAnsi"/>
+              </w:rPr>
+            </w:pPr>
+            <w:r>
+              <w:rPr>
+                <w:rFonts w:cstheme="minorHAnsi"/>
+              </w:rPr>
+              <w:t>Capital City</w:t>
+            </w:r>
           </w:p>
         </w:tc>
         <w:tc>
@@ -1187,57 +1088,18 @@
           <w:tcPr>
             <w:tcW w:w="3912" w:type="dxa"/>
           </w:tcPr>
-          <w:p>
-            <w:r>
-              <w:rPr>
-                <w:rFonts w:cstheme="minorHAnsi"/>
-              </w:rPr>
-              <w:t xml:space="preserve">Lady </w:t>
-            </w:r>
-            <w:proofErr w:type="spellStart"/>
-            <w:r>
-              <w:rPr>
-                <w:rFonts w:cstheme="minorHAnsi"/>
-              </w:rPr>
-              <w:t>Wynthir</w:t>
-            </w:r>
-            <w:proofErr w:type="spellEnd"/>
-            <w:r>
-              <w:rPr>
-                <w:rFonts w:cstheme="minorHAnsi"/>
-              </w:rPr>
-              <w:t xml:space="preserve"> – “</w:t>
-            </w:r>
-            <w:r>
-              <w:rPr>
-                <w:rFonts w:cstheme="minorHAnsi"/>
-              </w:rPr>
-              <w:t>eternal wisdom</w:t>
-            </w:r>
-            <w:r>
-              <w:rPr>
-                <w:rFonts w:cstheme="minorHAnsi"/>
-              </w:rPr>
-              <w:t>”</w:t>
-            </w:r>
-          </w:p>
-        </w:tc>
-        <w:tc>
-          <w:tcPr>
-            <w:tcW w:w="3912" w:type="dxa"/>
-          </w:tcPr>
-          <w:p>
-            <w:pPr>
-              <w:rPr>
-                <w:rFonts w:cstheme="minorHAnsi"/>
-              </w:rPr>
-            </w:pPr>
-            <w:r>
-              <w:rPr>
-                <w:rFonts w:cstheme="minorHAnsi"/>
-              </w:rPr>
-              <w:t>Librarian</w:t>
-            </w:r>
+          <w:p/>
+        </w:tc>
+        <w:tc>
+          <w:tcPr>
+            <w:tcW w:w="3912" w:type="dxa"/>
+          </w:tcPr>
+          <w:p>
+            <w:pPr>
+              <w:rPr>
+                <w:rFonts w:cstheme="minorHAnsi"/>
+              </w:rPr>
+            </w:pPr>
           </w:p>
         </w:tc>
         <w:tc>
@@ -1256,10 +1118,22 @@
     </w:tbl>
     <w:p>
       <w:pPr>
+        <w:rPr>
+          <w:rFonts w:cstheme="minorHAnsi"/>
+        </w:rPr>
+      </w:pPr>
+    </w:p>
+    <w:p>
+      <w:pPr>
         <w:pStyle w:val="H3"/>
       </w:pPr>
-      <w:r>
-        <w:t xml:space="preserve">Imperium </w:t>
+      <w:proofErr w:type="spellStart"/>
+      <w:r>
+        <w:t>Imperium</w:t>
+      </w:r>
+      <w:proofErr w:type="spellEnd"/>
+      <w:r>
+        <w:t xml:space="preserve"> </w:t>
       </w:r>
       <w:r>
         <w:t>Rooms</w:t>
@@ -1281,6 +1155,134 @@
           <w:tcPr>
             <w:tcW w:w="3912" w:type="dxa"/>
           </w:tcPr>
+          <w:p/>
+        </w:tc>
+        <w:tc>
+          <w:tcPr>
+            <w:tcW w:w="3912" w:type="dxa"/>
+          </w:tcPr>
+          <w:p>
+            <w:pPr>
+              <w:rPr>
+                <w:rFonts w:cstheme="minorHAnsi"/>
+              </w:rPr>
+            </w:pPr>
+          </w:p>
+        </w:tc>
+        <w:tc>
+          <w:tcPr>
+            <w:tcW w:w="3912" w:type="dxa"/>
+          </w:tcPr>
+          <w:p>
+            <w:pPr>
+              <w:rPr>
+                <w:rFonts w:cstheme="minorHAnsi"/>
+              </w:rPr>
+            </w:pPr>
+          </w:p>
+        </w:tc>
+      </w:tr>
+      <w:tr>
+        <w:tc>
+          <w:tcPr>
+            <w:tcW w:w="3912" w:type="dxa"/>
+          </w:tcPr>
+          <w:p/>
+        </w:tc>
+        <w:tc>
+          <w:tcPr>
+            <w:tcW w:w="3912" w:type="dxa"/>
+          </w:tcPr>
+          <w:p>
+            <w:pPr>
+              <w:rPr>
+                <w:rFonts w:cstheme="minorHAnsi"/>
+              </w:rPr>
+            </w:pPr>
+          </w:p>
+        </w:tc>
+        <w:tc>
+          <w:tcPr>
+            <w:tcW w:w="3912" w:type="dxa"/>
+          </w:tcPr>
+          <w:p>
+            <w:pPr>
+              <w:rPr>
+                <w:rFonts w:cstheme="minorHAnsi"/>
+              </w:rPr>
+            </w:pPr>
+          </w:p>
+        </w:tc>
+      </w:tr>
+      <w:tr>
+        <w:tc>
+          <w:tcPr>
+            <w:tcW w:w="3912" w:type="dxa"/>
+          </w:tcPr>
+          <w:p/>
+        </w:tc>
+        <w:tc>
+          <w:tcPr>
+            <w:tcW w:w="3912" w:type="dxa"/>
+          </w:tcPr>
+          <w:p>
+            <w:pPr>
+              <w:rPr>
+                <w:rFonts w:cstheme="minorHAnsi"/>
+              </w:rPr>
+            </w:pPr>
+          </w:p>
+        </w:tc>
+        <w:tc>
+          <w:tcPr>
+            <w:tcW w:w="3912" w:type="dxa"/>
+          </w:tcPr>
+          <w:p>
+            <w:pPr>
+              <w:rPr>
+                <w:rFonts w:cstheme="minorHAnsi"/>
+              </w:rPr>
+            </w:pPr>
+          </w:p>
+        </w:tc>
+      </w:tr>
+      <w:tr>
+        <w:tc>
+          <w:tcPr>
+            <w:tcW w:w="3912" w:type="dxa"/>
+          </w:tcPr>
+          <w:p/>
+        </w:tc>
+        <w:tc>
+          <w:tcPr>
+            <w:tcW w:w="3912" w:type="dxa"/>
+          </w:tcPr>
+          <w:p>
+            <w:pPr>
+              <w:rPr>
+                <w:rFonts w:cstheme="minorHAnsi"/>
+              </w:rPr>
+            </w:pPr>
+          </w:p>
+        </w:tc>
+        <w:tc>
+          <w:tcPr>
+            <w:tcW w:w="3912" w:type="dxa"/>
+          </w:tcPr>
+          <w:p>
+            <w:pPr>
+              <w:rPr>
+                <w:rFonts w:cstheme="minorHAnsi"/>
+              </w:rPr>
+            </w:pPr>
+          </w:p>
+        </w:tc>
+      </w:tr>
+      <w:tr>
+        <w:tc>
+          <w:tcPr>
+            <w:tcW w:w="3912" w:type="dxa"/>
+          </w:tcPr>
           <w:p>
             <w:pPr>
               <w:rPr>
@@ -1398,7 +1400,13 @@
               <w:rPr>
                 <w:rFonts w:cstheme="minorHAnsi"/>
               </w:rPr>
-              <w:t>290 floor</w:t>
+              <w:t>30</w:t>
+            </w:r>
+            <w:r>
+              <w:rPr>
+                <w:rFonts w:cstheme="minorHAnsi"/>
+              </w:rPr>
+              <w:t>0 floor</w:t>
             </w:r>
             <w:r>
               <w:rPr>
@@ -1521,7 +1529,6 @@
               <w:rPr>
                 <w:rFonts w:asciiTheme="minorHAnsi" w:hAnsiTheme="minorHAnsi" w:cstheme="minorHAnsi"/>
               </w:rPr>
-              <w:lastRenderedPageBreak/>
               <w:t>King Arthur Stadium</w:t>
             </w:r>
           </w:p>
@@ -1557,7 +1564,7 @@
         <w:pStyle w:val="H3"/>
       </w:pPr>
       <w:r>
-        <w:t>School</w:t>
+        <w:t>Nobles</w:t>
       </w:r>
     </w:p>
     <w:tbl>
@@ -1583,23 +1590,39 @@
               </w:rPr>
             </w:pPr>
             <w:r>
-              <w:rPr>
-                <w:rFonts w:cstheme="minorHAnsi"/>
-              </w:rPr>
-              <w:t>Professor Harrison</w:t>
-            </w:r>
-          </w:p>
-        </w:tc>
-        <w:tc>
-          <w:tcPr>
-            <w:tcW w:w="3912" w:type="dxa"/>
-          </w:tcPr>
-          <w:p>
-            <w:pPr>
-              <w:rPr>
-                <w:rFonts w:cstheme="minorHAnsi"/>
-              </w:rPr>
-            </w:pPr>
+              <w:t xml:space="preserve">Lord </w:t>
+            </w:r>
+            <w:proofErr w:type="spellStart"/>
+            <w:r>
+              <w:t>Endol</w:t>
+            </w:r>
+            <w:proofErr w:type="spellEnd"/>
+            <w:r>
+              <w:t xml:space="preserve"> von Del </w:t>
+            </w:r>
+            <w:proofErr w:type="spellStart"/>
+            <w:r>
+              <w:t>Charte</w:t>
+            </w:r>
+            <w:proofErr w:type="spellEnd"/>
+          </w:p>
+        </w:tc>
+        <w:tc>
+          <w:tcPr>
+            <w:tcW w:w="3912" w:type="dxa"/>
+          </w:tcPr>
+          <w:p>
+            <w:pPr>
+              <w:rPr>
+                <w:rFonts w:cstheme="minorHAnsi"/>
+              </w:rPr>
+            </w:pPr>
+            <w:r>
+              <w:rPr>
+                <w:rFonts w:cstheme="minorHAnsi"/>
+              </w:rPr>
+              <w:t xml:space="preserve"> B-297, Battle Mage</w:t>
+            </w:r>
           </w:p>
         </w:tc>
         <w:tc>
@@ -1621,29 +1644,84 @@
             <w:tcW w:w="3912" w:type="dxa"/>
           </w:tcPr>
           <w:p>
-            <w:pPr>
-              <w:rPr>
-                <w:rFonts w:cstheme="minorHAnsi"/>
-              </w:rPr>
-            </w:pPr>
-            <w:r>
-              <w:rPr>
-                <w:rFonts w:cstheme="minorHAnsi"/>
-              </w:rPr>
-              <w:t>Professor Derrick</w:t>
-            </w:r>
-          </w:p>
-        </w:tc>
-        <w:tc>
-          <w:tcPr>
-            <w:tcW w:w="3912" w:type="dxa"/>
-          </w:tcPr>
-          <w:p>
-            <w:pPr>
-              <w:rPr>
-                <w:rFonts w:cstheme="minorHAnsi"/>
-              </w:rPr>
-            </w:pPr>
+            <w:r>
+              <w:t>Lady Celestine - “heavenly” or “of the sky”</w:t>
+            </w:r>
+          </w:p>
+        </w:tc>
+        <w:tc>
+          <w:tcPr>
+            <w:tcW w:w="3912" w:type="dxa"/>
+          </w:tcPr>
+          <w:p>
+            <w:pPr>
+              <w:rPr>
+                <w:rFonts w:cstheme="minorHAnsi"/>
+              </w:rPr>
+            </w:pPr>
+          </w:p>
+        </w:tc>
+        <w:tc>
+          <w:tcPr>
+            <w:tcW w:w="3912" w:type="dxa"/>
+          </w:tcPr>
+          <w:p>
+            <w:pPr>
+              <w:rPr>
+                <w:rFonts w:cstheme="minorHAnsi"/>
+              </w:rPr>
+            </w:pPr>
+          </w:p>
+        </w:tc>
+      </w:tr>
+      <w:tr>
+        <w:tc>
+          <w:tcPr>
+            <w:tcW w:w="3912" w:type="dxa"/>
+          </w:tcPr>
+          <w:p>
+            <w:r>
+              <w:rPr>
+                <w:rFonts w:cstheme="minorHAnsi"/>
+              </w:rPr>
+              <w:t xml:space="preserve">Lady </w:t>
+            </w:r>
+            <w:r>
+              <w:rPr>
+                <w:rFonts w:cstheme="minorHAnsi"/>
+              </w:rPr>
+              <w:t>Wynthir – “</w:t>
+            </w:r>
+            <w:r>
+              <w:rPr>
+                <w:rFonts w:cstheme="minorHAnsi"/>
+              </w:rPr>
+              <w:t>eternal wisdom</w:t>
+            </w:r>
+            <w:r>
+              <w:rPr>
+                <w:rFonts w:cstheme="minorHAnsi"/>
+              </w:rPr>
+              <w:t>”</w:t>
+            </w:r>
+          </w:p>
+        </w:tc>
+        <w:tc>
+          <w:tcPr>
+            <w:tcW w:w="3912" w:type="dxa"/>
+          </w:tcPr>
+          <w:p>
+            <w:pPr>
+              <w:rPr>
+                <w:rFonts w:cstheme="minorHAnsi"/>
+              </w:rPr>
+            </w:pPr>
+            <w:r>
+              <w:rPr>
+                <w:rFonts w:cstheme="minorHAnsi"/>
+              </w:rPr>
+              <w:t>Librarian</w:t>
+            </w:r>
           </w:p>
         </w:tc>
         <w:tc>
@@ -1665,7 +1743,7 @@
         <w:pStyle w:val="H3"/>
       </w:pPr>
       <w:r>
-        <w:t>Royal Family</w:t>
+        <w:t>School</w:t>
       </w:r>
     </w:p>
     <w:tbl>
@@ -1687,37 +1765,37 @@
           <w:p>
             <w:pPr>
               <w:rPr>
-                <w:rFonts w:asciiTheme="minorHAnsi" w:hAnsiTheme="minorHAnsi" w:cstheme="minorHAnsi"/>
-              </w:rPr>
-            </w:pPr>
-          </w:p>
-        </w:tc>
-        <w:tc>
-          <w:tcPr>
-            <w:tcW w:w="3912" w:type="dxa"/>
-          </w:tcPr>
-          <w:p>
-            <w:pPr>
-              <w:rPr>
-                <w:rFonts w:asciiTheme="minorHAnsi" w:hAnsiTheme="minorHAnsi" w:cstheme="minorHAnsi"/>
-              </w:rPr>
-            </w:pPr>
-            <w:r>
-              <w:rPr>
-                <w:rFonts w:asciiTheme="minorHAnsi" w:hAnsiTheme="minorHAnsi" w:cstheme="minorHAnsi"/>
-              </w:rPr>
-              <w:t>Agatha – country of elves</w:t>
-            </w:r>
-          </w:p>
-        </w:tc>
-        <w:tc>
-          <w:tcPr>
-            <w:tcW w:w="3912" w:type="dxa"/>
-          </w:tcPr>
-          <w:p>
-            <w:pPr>
-              <w:rPr>
-                <w:rFonts w:asciiTheme="minorHAnsi" w:hAnsiTheme="minorHAnsi" w:cstheme="minorHAnsi"/>
+                <w:rFonts w:cstheme="minorHAnsi"/>
+              </w:rPr>
+            </w:pPr>
+            <w:r>
+              <w:rPr>
+                <w:rFonts w:cstheme="minorHAnsi"/>
+              </w:rPr>
+              <w:t>Professor Harrison</w:t>
+            </w:r>
+          </w:p>
+        </w:tc>
+        <w:tc>
+          <w:tcPr>
+            <w:tcW w:w="3912" w:type="dxa"/>
+          </w:tcPr>
+          <w:p>
+            <w:pPr>
+              <w:rPr>
+                <w:rFonts w:cstheme="minorHAnsi"/>
+              </w:rPr>
+            </w:pPr>
+          </w:p>
+        </w:tc>
+        <w:tc>
+          <w:tcPr>
+            <w:tcW w:w="3912" w:type="dxa"/>
+          </w:tcPr>
+          <w:p>
+            <w:pPr>
+              <w:rPr>
+                <w:rFonts w:cstheme="minorHAnsi"/>
               </w:rPr>
             </w:pPr>
           </w:p>
@@ -1731,259 +1809,27 @@
           <w:p>
             <w:pPr>
               <w:rPr>
-                <w:rFonts w:asciiTheme="minorHAnsi" w:hAnsiTheme="minorHAnsi" w:cstheme="minorHAnsi"/>
-              </w:rPr>
-            </w:pPr>
-            <w:r>
-              <w:t xml:space="preserve">Emperor </w:t>
-            </w:r>
-            <w:r>
-              <w:t xml:space="preserve">Jasmine’s 384th Transplant </w:t>
-            </w:r>
-            <w:proofErr w:type="gramStart"/>
-            <w:r>
-              <w:t>Cohort,</w:t>
-            </w:r>
-            <w:proofErr w:type="gramEnd"/>
-            <w:r>
-              <w:t xml:space="preserve"> or simply Cohort </w:t>
-            </w:r>
-            <w:bookmarkStart w:id="1" w:name="_Hlk166951122"/>
-            <w:r>
-              <w:t>384</w:t>
-            </w:r>
-            <w:bookmarkEnd w:id="1"/>
-            <w:r>
-              <w:t>.</w:t>
-            </w:r>
-          </w:p>
-        </w:tc>
-        <w:tc>
-          <w:tcPr>
-            <w:tcW w:w="3912" w:type="dxa"/>
-          </w:tcPr>
-          <w:p>
-            <w:pPr>
-              <w:rPr>
-                <w:rFonts w:asciiTheme="minorHAnsi" w:hAnsiTheme="minorHAnsi" w:cstheme="minorHAnsi"/>
-              </w:rPr>
-            </w:pPr>
-          </w:p>
-        </w:tc>
-        <w:tc>
-          <w:tcPr>
-            <w:tcW w:w="3912" w:type="dxa"/>
-          </w:tcPr>
-          <w:p>
-            <w:pPr>
-              <w:rPr>
-                <w:rFonts w:asciiTheme="minorHAnsi" w:hAnsiTheme="minorHAnsi" w:cstheme="minorHAnsi"/>
-              </w:rPr>
-            </w:pPr>
-          </w:p>
-        </w:tc>
-      </w:tr>
-      <w:tr>
-        <w:tc>
-          <w:tcPr>
-            <w:tcW w:w="3912" w:type="dxa"/>
-          </w:tcPr>
-          <w:p>
-            <w:pPr>
-              <w:rPr>
-                <w:rFonts w:asciiTheme="minorHAnsi" w:hAnsiTheme="minorHAnsi" w:cstheme="minorHAnsi"/>
-              </w:rPr>
-            </w:pPr>
-          </w:p>
-        </w:tc>
-        <w:tc>
-          <w:tcPr>
-            <w:tcW w:w="3912" w:type="dxa"/>
-          </w:tcPr>
-          <w:p>
-            <w:pPr>
-              <w:rPr>
-                <w:rFonts w:asciiTheme="minorHAnsi" w:hAnsiTheme="minorHAnsi" w:cstheme="minorHAnsi"/>
-              </w:rPr>
-            </w:pPr>
-            <w:r>
-              <w:rPr>
-                <w:rFonts w:asciiTheme="minorHAnsi" w:hAnsiTheme="minorHAnsi" w:cstheme="minorHAnsi"/>
-              </w:rPr>
-              <w:t xml:space="preserve">Romantica </w:t>
-            </w:r>
-          </w:p>
-        </w:tc>
-        <w:tc>
-          <w:tcPr>
-            <w:tcW w:w="3912" w:type="dxa"/>
-          </w:tcPr>
-          <w:p>
-            <w:pPr>
-              <w:rPr>
-                <w:rFonts w:asciiTheme="minorHAnsi" w:hAnsiTheme="minorHAnsi" w:cstheme="minorHAnsi"/>
-              </w:rPr>
-            </w:pPr>
-          </w:p>
-        </w:tc>
-      </w:tr>
-      <w:tr>
-        <w:tc>
-          <w:tcPr>
-            <w:tcW w:w="3912" w:type="dxa"/>
-          </w:tcPr>
-          <w:p>
-            <w:pPr>
-              <w:rPr>
-                <w:rFonts w:asciiTheme="minorHAnsi" w:hAnsiTheme="minorHAnsi" w:cstheme="minorHAnsi"/>
-              </w:rPr>
-            </w:pPr>
-            <w:r>
-              <w:rPr>
-                <w:rFonts w:asciiTheme="minorHAnsi" w:hAnsiTheme="minorHAnsi" w:cstheme="minorHAnsi"/>
-              </w:rPr>
-              <w:t>Princess</w:t>
-            </w:r>
-          </w:p>
-        </w:tc>
-        <w:tc>
-          <w:tcPr>
-            <w:tcW w:w="3912" w:type="dxa"/>
-          </w:tcPr>
-          <w:p>
-            <w:pPr>
-              <w:rPr>
-                <w:rFonts w:asciiTheme="minorHAnsi" w:hAnsiTheme="minorHAnsi" w:cstheme="minorHAnsi"/>
-              </w:rPr>
-            </w:pPr>
-            <w:r>
-              <w:rPr>
-                <w:rFonts w:asciiTheme="minorHAnsi" w:hAnsiTheme="minorHAnsi" w:cstheme="minorHAnsi"/>
-              </w:rPr>
-              <w:t xml:space="preserve">Messenger - </w:t>
-            </w:r>
-            <w:r>
-              <w:rPr>
-                <w:rStyle w:val="rynqvb"/>
-                <w:rFonts w:asciiTheme="minorHAnsi" w:hAnsiTheme="minorHAnsi" w:cstheme="minorHAnsi"/>
-                <w:lang w:val="la-Latn"/>
-              </w:rPr>
-              <w:t>Nuntius</w:t>
-            </w:r>
-          </w:p>
-        </w:tc>
-        <w:tc>
-          <w:tcPr>
-            <w:tcW w:w="3912" w:type="dxa"/>
-          </w:tcPr>
-          <w:p>
-            <w:pPr>
-              <w:rPr>
-                <w:rFonts w:asciiTheme="minorHAnsi" w:hAnsiTheme="minorHAnsi" w:cstheme="minorHAnsi"/>
-              </w:rPr>
-            </w:pPr>
-            <w:r>
-              <w:rPr>
-                <w:rFonts w:asciiTheme="minorHAnsi" w:hAnsiTheme="minorHAnsi" w:cstheme="minorHAnsi"/>
-              </w:rPr>
-              <w:t>Max Floor 239</w:t>
-            </w:r>
-          </w:p>
-        </w:tc>
-      </w:tr>
-      <w:tr>
-        <w:tc>
-          <w:tcPr>
-            <w:tcW w:w="3912" w:type="dxa"/>
-          </w:tcPr>
-          <w:p>
-            <w:r>
-              <w:t xml:space="preserve">Common </w:t>
-            </w:r>
-            <w:r>
-              <w:t>Elvish</w:t>
-            </w:r>
-          </w:p>
-          <w:p>
-            <w:pPr>
-              <w:rPr>
-                <w:rFonts w:cstheme="minorHAnsi"/>
-              </w:rPr>
-            </w:pPr>
-            <w:r>
-              <w:t xml:space="preserve">High </w:t>
-            </w:r>
-            <w:r>
-              <w:t>Elvish</w:t>
-            </w:r>
-          </w:p>
-        </w:tc>
-        <w:tc>
-          <w:tcPr>
-            <w:tcW w:w="3912" w:type="dxa"/>
-          </w:tcPr>
-          <w:p>
-            <w:pPr>
-              <w:rPr>
-                <w:rFonts w:cstheme="minorHAnsi"/>
-              </w:rPr>
-            </w:pPr>
-          </w:p>
-        </w:tc>
-        <w:tc>
-          <w:tcPr>
-            <w:tcW w:w="3912" w:type="dxa"/>
-          </w:tcPr>
-          <w:p>
-            <w:pPr>
-              <w:rPr>
-                <w:rFonts w:cstheme="minorHAnsi"/>
-              </w:rPr>
-            </w:pPr>
-          </w:p>
-        </w:tc>
-      </w:tr>
-      <w:tr>
-        <w:tc>
-          <w:tcPr>
-            <w:tcW w:w="3912" w:type="dxa"/>
-          </w:tcPr>
-          <w:p>
-            <w:r>
-              <w:t>Date:</w:t>
-            </w:r>
-            <w:r>
-              <w:t xml:space="preserve"> </w:t>
-            </w:r>
-            <w:r>
-              <w:t>Jasmine</w:t>
-            </w:r>
-            <w:r>
-              <w:t xml:space="preserve"> calendar</w:t>
-            </w:r>
-          </w:p>
-        </w:tc>
-        <w:tc>
-          <w:tcPr>
-            <w:tcW w:w="3912" w:type="dxa"/>
-          </w:tcPr>
-          <w:p>
-            <w:pPr>
-              <w:rPr>
-                <w:rFonts w:cstheme="minorHAnsi"/>
-              </w:rPr>
-            </w:pPr>
-            <w:r>
-              <w:rPr>
-                <w:rFonts w:cstheme="minorHAnsi"/>
-              </w:rPr>
-              <w:t>1/1/</w:t>
-            </w:r>
-            <w:bookmarkStart w:id="2" w:name="_Hlk166950843"/>
-            <w:r>
-              <w:t>384</w:t>
-            </w:r>
-            <w:bookmarkEnd w:id="2"/>
+                <w:rFonts w:cstheme="minorHAnsi"/>
+              </w:rPr>
+            </w:pPr>
+            <w:r>
+              <w:rPr>
+                <w:rFonts w:cstheme="minorHAnsi"/>
+              </w:rPr>
+              <w:t>Professor Derrick</w:t>
+            </w:r>
+          </w:p>
+        </w:tc>
+        <w:tc>
+          <w:tcPr>
+            <w:tcW w:w="3912" w:type="dxa"/>
+          </w:tcPr>
+          <w:p>
+            <w:pPr>
+              <w:rPr>
+                <w:rFonts w:cstheme="minorHAnsi"/>
+              </w:rPr>
+            </w:pPr>
           </w:p>
         </w:tc>
         <w:tc>
@@ -2004,6 +1850,9 @@
       <w:pPr>
         <w:pStyle w:val="H3"/>
       </w:pPr>
+      <w:r>
+        <w:t>Royal Family</w:t>
+      </w:r>
     </w:p>
     <w:tbl>
       <w:tblPr>
@@ -2023,249 +1872,28 @@
           </w:tcPr>
           <w:p>
             <w:pPr>
-              <w:tabs>
-                <w:tab w:val="left" w:pos="1134"/>
-              </w:tabs>
-              <w:rPr>
-                <w:rFonts w:asciiTheme="minorHAnsi" w:hAnsiTheme="minorHAnsi" w:cstheme="minorHAnsi"/>
-              </w:rPr>
-            </w:pPr>
-            <w:r>
-              <w:rPr>
-                <w:rFonts w:asciiTheme="minorHAnsi" w:hAnsiTheme="minorHAnsi" w:cstheme="minorHAnsi"/>
-              </w:rPr>
-              <w:t>Common</w:t>
-            </w:r>
-            <w:r>
-              <w:rPr>
-                <w:rFonts w:asciiTheme="minorHAnsi" w:hAnsiTheme="minorHAnsi" w:cstheme="minorHAnsi"/>
-              </w:rPr>
-              <w:tab/>
-              <w:t xml:space="preserve">1 in </w:t>
-            </w:r>
-            <w:r>
-              <w:rPr>
-                <w:rFonts w:asciiTheme="minorHAnsi" w:hAnsiTheme="minorHAnsi" w:cstheme="minorHAnsi"/>
-              </w:rPr>
-              <w:t>2</w:t>
-            </w:r>
-            <w:r>
-              <w:rPr>
-                <w:rFonts w:asciiTheme="minorHAnsi" w:hAnsiTheme="minorHAnsi" w:cstheme="minorHAnsi"/>
-              </w:rPr>
-              <w:t xml:space="preserve"> (50%)</w:t>
-            </w:r>
-          </w:p>
-          <w:p>
-            <w:pPr>
-              <w:tabs>
-                <w:tab w:val="left" w:pos="1134"/>
-              </w:tabs>
-              <w:rPr>
-                <w:rFonts w:asciiTheme="minorHAnsi" w:hAnsiTheme="minorHAnsi" w:cstheme="minorHAnsi"/>
-              </w:rPr>
-            </w:pPr>
-            <w:r>
-              <w:rPr>
-                <w:rFonts w:asciiTheme="minorHAnsi" w:hAnsiTheme="minorHAnsi" w:cstheme="minorHAnsi"/>
-              </w:rPr>
-              <w:t>Uncommon</w:t>
-            </w:r>
-            <w:r>
-              <w:rPr>
-                <w:rFonts w:asciiTheme="minorHAnsi" w:hAnsiTheme="minorHAnsi" w:cstheme="minorHAnsi"/>
-              </w:rPr>
-              <w:tab/>
-            </w:r>
-            <w:r>
-              <w:rPr>
-                <w:rFonts w:asciiTheme="minorHAnsi" w:hAnsiTheme="minorHAnsi" w:cstheme="minorHAnsi"/>
-              </w:rPr>
-              <w:t xml:space="preserve">1 in </w:t>
-            </w:r>
-            <w:r>
-              <w:rPr>
-                <w:rFonts w:asciiTheme="minorHAnsi" w:hAnsiTheme="minorHAnsi" w:cstheme="minorHAnsi"/>
-              </w:rPr>
-              <w:t>5</w:t>
-            </w:r>
-            <w:r>
-              <w:rPr>
-                <w:rFonts w:asciiTheme="minorHAnsi" w:hAnsiTheme="minorHAnsi" w:cstheme="minorHAnsi"/>
-              </w:rPr>
-              <w:t xml:space="preserve"> (20%)</w:t>
-            </w:r>
-          </w:p>
-          <w:p>
-            <w:pPr>
-              <w:tabs>
-                <w:tab w:val="left" w:pos="1134"/>
-              </w:tabs>
-              <w:rPr>
-                <w:rFonts w:asciiTheme="minorHAnsi" w:hAnsiTheme="minorHAnsi" w:cstheme="minorHAnsi"/>
-              </w:rPr>
-            </w:pPr>
-            <w:r>
-              <w:rPr>
-                <w:rFonts w:asciiTheme="minorHAnsi" w:hAnsiTheme="minorHAnsi" w:cstheme="minorHAnsi"/>
-              </w:rPr>
-              <w:t>Rare</w:t>
-            </w:r>
-            <w:r>
-              <w:rPr>
-                <w:rFonts w:asciiTheme="minorHAnsi" w:hAnsiTheme="minorHAnsi" w:cstheme="minorHAnsi"/>
-              </w:rPr>
-              <w:tab/>
-            </w:r>
-            <w:r>
-              <w:rPr>
-                <w:rFonts w:asciiTheme="minorHAnsi" w:hAnsiTheme="minorHAnsi" w:cstheme="minorHAnsi"/>
-              </w:rPr>
-              <w:t>100</w:t>
-            </w:r>
-          </w:p>
-          <w:p>
-            <w:pPr>
-              <w:tabs>
-                <w:tab w:val="left" w:pos="1134"/>
-              </w:tabs>
-              <w:rPr>
-                <w:rFonts w:asciiTheme="minorHAnsi" w:hAnsiTheme="minorHAnsi" w:cstheme="minorHAnsi"/>
-              </w:rPr>
-            </w:pPr>
-            <w:r>
-              <w:rPr>
-                <w:rFonts w:asciiTheme="minorHAnsi" w:hAnsiTheme="minorHAnsi" w:cstheme="minorHAnsi"/>
-              </w:rPr>
-              <w:t>Epic</w:t>
-            </w:r>
-            <w:r>
-              <w:rPr>
-                <w:rFonts w:asciiTheme="minorHAnsi" w:hAnsiTheme="minorHAnsi" w:cstheme="minorHAnsi"/>
-              </w:rPr>
-              <w:tab/>
-            </w:r>
-            <w:r>
-              <w:rPr>
-                <w:rFonts w:asciiTheme="minorHAnsi" w:hAnsiTheme="minorHAnsi" w:cstheme="minorHAnsi"/>
-              </w:rPr>
-              <w:t>1,000</w:t>
-            </w:r>
-          </w:p>
-          <w:p>
-            <w:pPr>
-              <w:tabs>
-                <w:tab w:val="left" w:pos="1134"/>
-              </w:tabs>
-              <w:rPr>
-                <w:rFonts w:asciiTheme="minorHAnsi" w:hAnsiTheme="minorHAnsi" w:cstheme="minorHAnsi"/>
-              </w:rPr>
-            </w:pPr>
-            <w:r>
-              <w:rPr>
-                <w:rFonts w:asciiTheme="minorHAnsi" w:hAnsiTheme="minorHAnsi" w:cstheme="minorHAnsi"/>
-              </w:rPr>
-              <w:t>Legendary</w:t>
-            </w:r>
-            <w:r>
-              <w:rPr>
-                <w:rFonts w:asciiTheme="minorHAnsi" w:hAnsiTheme="minorHAnsi" w:cstheme="minorHAnsi"/>
-              </w:rPr>
-              <w:tab/>
-            </w:r>
-            <w:r>
-              <w:rPr>
-                <w:rFonts w:asciiTheme="minorHAnsi" w:hAnsiTheme="minorHAnsi" w:cstheme="minorHAnsi"/>
-              </w:rPr>
-              <w:t>10,000</w:t>
-            </w:r>
-          </w:p>
-          <w:p>
-            <w:pPr>
-              <w:tabs>
-                <w:tab w:val="left" w:pos="1134"/>
-              </w:tabs>
-              <w:rPr>
-                <w:rFonts w:asciiTheme="minorHAnsi" w:hAnsiTheme="minorHAnsi" w:cstheme="minorHAnsi"/>
-              </w:rPr>
-            </w:pPr>
-            <w:r>
-              <w:rPr>
-                <w:rFonts w:asciiTheme="minorHAnsi" w:hAnsiTheme="minorHAnsi" w:cstheme="minorHAnsi"/>
-              </w:rPr>
-              <w:t>Myt</w:t>
-            </w:r>
-            <w:r>
-              <w:rPr>
-                <w:rFonts w:asciiTheme="minorHAnsi" w:hAnsiTheme="minorHAnsi" w:cstheme="minorHAnsi"/>
-              </w:rPr>
-              <w:t>h</w:t>
-            </w:r>
-            <w:r>
-              <w:rPr>
-                <w:rFonts w:asciiTheme="minorHAnsi" w:hAnsiTheme="minorHAnsi" w:cstheme="minorHAnsi"/>
-              </w:rPr>
-              <w:t>ic</w:t>
-            </w:r>
-            <w:r>
-              <w:rPr>
-                <w:rFonts w:asciiTheme="minorHAnsi" w:hAnsiTheme="minorHAnsi" w:cstheme="minorHAnsi"/>
-              </w:rPr>
-              <w:tab/>
-            </w:r>
-            <w:r>
-              <w:rPr>
-                <w:rFonts w:asciiTheme="minorHAnsi" w:hAnsiTheme="minorHAnsi" w:cstheme="minorHAnsi"/>
-              </w:rPr>
-              <w:t>100,000</w:t>
-            </w:r>
-          </w:p>
-          <w:p>
-            <w:pPr>
-              <w:tabs>
-                <w:tab w:val="left" w:pos="1134"/>
-              </w:tabs>
-              <w:rPr>
-                <w:rFonts w:asciiTheme="minorHAnsi" w:hAnsiTheme="minorHAnsi" w:cstheme="minorHAnsi"/>
-              </w:rPr>
-            </w:pPr>
-            <w:r>
-              <w:rPr>
-                <w:rFonts w:asciiTheme="minorHAnsi" w:hAnsiTheme="minorHAnsi" w:cstheme="minorHAnsi"/>
-              </w:rPr>
-              <w:t>Divine</w:t>
-            </w:r>
-            <w:r>
-              <w:rPr>
-                <w:rFonts w:asciiTheme="minorHAnsi" w:hAnsiTheme="minorHAnsi" w:cstheme="minorHAnsi"/>
-              </w:rPr>
-              <w:tab/>
-            </w:r>
-            <w:r>
-              <w:rPr>
-                <w:rFonts w:asciiTheme="minorHAnsi" w:hAnsiTheme="minorHAnsi" w:cstheme="minorHAnsi"/>
-              </w:rPr>
-              <w:t>1,000,000</w:t>
-            </w:r>
-          </w:p>
-          <w:p>
-            <w:pPr>
-              <w:rPr>
-                <w:rFonts w:asciiTheme="minorHAnsi" w:hAnsiTheme="minorHAnsi" w:cstheme="minorHAnsi"/>
-              </w:rPr>
-            </w:pPr>
-          </w:p>
-        </w:tc>
-        <w:tc>
-          <w:tcPr>
-            <w:tcW w:w="3912" w:type="dxa"/>
-          </w:tcPr>
-          <w:p>
-            <w:pPr>
-              <w:rPr>
-                <w:rFonts w:asciiTheme="minorHAnsi" w:hAnsiTheme="minorHAnsi" w:cstheme="minorHAnsi"/>
-              </w:rPr>
-            </w:pPr>
+              <w:rPr>
+                <w:rFonts w:asciiTheme="minorHAnsi" w:hAnsiTheme="minorHAnsi" w:cstheme="minorHAnsi"/>
+              </w:rPr>
+            </w:pPr>
+          </w:p>
+        </w:tc>
+        <w:tc>
+          <w:tcPr>
+            <w:tcW w:w="3912" w:type="dxa"/>
+          </w:tcPr>
+          <w:p>
+            <w:pPr>
+              <w:rPr>
+                <w:rFonts w:asciiTheme="minorHAnsi" w:hAnsiTheme="minorHAnsi" w:cstheme="minorHAnsi"/>
+              </w:rPr>
+            </w:pPr>
+            <w:r>
+              <w:rPr>
+                <w:rFonts w:asciiTheme="minorHAnsi" w:hAnsiTheme="minorHAnsi" w:cstheme="minorHAnsi"/>
+              </w:rPr>
+              <w:t>Agatha – country of elves</w:t>
+            </w:r>
           </w:p>
         </w:tc>
         <w:tc>
@@ -2288,206 +1916,32 @@
           </w:tcPr>
           <w:p>
             <w:pPr>
-              <w:tabs>
-                <w:tab w:val="left" w:pos="1134"/>
-              </w:tabs>
-              <w:rPr>
-                <w:rFonts w:asciiTheme="minorHAnsi" w:hAnsiTheme="minorHAnsi" w:cstheme="minorHAnsi"/>
-              </w:rPr>
-            </w:pPr>
-            <w:r>
-              <w:rPr>
-                <w:rFonts w:asciiTheme="minorHAnsi" w:hAnsiTheme="minorHAnsi" w:cstheme="minorHAnsi"/>
-              </w:rPr>
-              <w:t>Saturn</w:t>
-            </w:r>
-            <w:r>
-              <w:rPr>
-                <w:rFonts w:asciiTheme="minorHAnsi" w:hAnsiTheme="minorHAnsi" w:cstheme="minorHAnsi"/>
-              </w:rPr>
-              <w:t>d</w:t>
-            </w:r>
-            <w:r>
-              <w:rPr>
-                <w:rFonts w:asciiTheme="minorHAnsi" w:hAnsiTheme="minorHAnsi" w:cstheme="minorHAnsi"/>
-              </w:rPr>
-              <w:t>ay</w:t>
-            </w:r>
-          </w:p>
-          <w:p>
-            <w:pPr>
-              <w:tabs>
-                <w:tab w:val="left" w:pos="1134"/>
-              </w:tabs>
-              <w:rPr>
-                <w:rFonts w:asciiTheme="minorHAnsi" w:hAnsiTheme="minorHAnsi" w:cstheme="minorHAnsi"/>
-              </w:rPr>
-            </w:pPr>
-            <w:r>
-              <w:rPr>
-                <w:rFonts w:asciiTheme="minorHAnsi" w:hAnsiTheme="minorHAnsi" w:cstheme="minorHAnsi"/>
-              </w:rPr>
-              <w:lastRenderedPageBreak/>
-              <w:t>Sun</w:t>
-            </w:r>
-            <w:r>
-              <w:rPr>
-                <w:rFonts w:asciiTheme="minorHAnsi" w:hAnsiTheme="minorHAnsi" w:cstheme="minorHAnsi"/>
-              </w:rPr>
-              <w:t>d</w:t>
-            </w:r>
-            <w:r>
-              <w:rPr>
-                <w:rFonts w:asciiTheme="minorHAnsi" w:hAnsiTheme="minorHAnsi" w:cstheme="minorHAnsi"/>
-              </w:rPr>
-              <w:t>ay</w:t>
-            </w:r>
-          </w:p>
-          <w:p>
-            <w:pPr>
-              <w:tabs>
-                <w:tab w:val="left" w:pos="1134"/>
-              </w:tabs>
-              <w:rPr>
-                <w:rFonts w:asciiTheme="minorHAnsi" w:hAnsiTheme="minorHAnsi" w:cstheme="minorHAnsi"/>
-              </w:rPr>
-            </w:pPr>
-          </w:p>
-          <w:p>
-            <w:pPr>
-              <w:tabs>
-                <w:tab w:val="left" w:pos="1134"/>
-              </w:tabs>
-              <w:rPr>
-                <w:rFonts w:asciiTheme="minorHAnsi" w:hAnsiTheme="minorHAnsi" w:cstheme="minorHAnsi"/>
-              </w:rPr>
-            </w:pPr>
-            <w:r>
-              <w:rPr>
-                <w:rFonts w:asciiTheme="minorHAnsi" w:hAnsiTheme="minorHAnsi" w:cstheme="minorHAnsi"/>
-              </w:rPr>
-              <w:t>Mercury</w:t>
-            </w:r>
-            <w:r>
-              <w:rPr>
-                <w:rFonts w:asciiTheme="minorHAnsi" w:hAnsiTheme="minorHAnsi" w:cstheme="minorHAnsi"/>
-              </w:rPr>
-              <w:t>d</w:t>
-            </w:r>
-            <w:r>
-              <w:rPr>
-                <w:rFonts w:asciiTheme="minorHAnsi" w:hAnsiTheme="minorHAnsi" w:cstheme="minorHAnsi"/>
-              </w:rPr>
-              <w:t>ay</w:t>
-            </w:r>
-          </w:p>
-          <w:p>
-            <w:pPr>
-              <w:tabs>
-                <w:tab w:val="left" w:pos="1134"/>
-              </w:tabs>
-              <w:rPr>
-                <w:rFonts w:asciiTheme="minorHAnsi" w:hAnsiTheme="minorHAnsi" w:cstheme="minorHAnsi"/>
-              </w:rPr>
-            </w:pPr>
-            <w:r>
-              <w:rPr>
-                <w:rFonts w:asciiTheme="minorHAnsi" w:hAnsiTheme="minorHAnsi" w:cstheme="minorHAnsi"/>
-              </w:rPr>
-              <w:t>Venus</w:t>
-            </w:r>
-            <w:r>
-              <w:rPr>
-                <w:rFonts w:asciiTheme="minorHAnsi" w:hAnsiTheme="minorHAnsi" w:cstheme="minorHAnsi"/>
-              </w:rPr>
-              <w:t>d</w:t>
-            </w:r>
-            <w:r>
-              <w:rPr>
-                <w:rFonts w:asciiTheme="minorHAnsi" w:hAnsiTheme="minorHAnsi" w:cstheme="minorHAnsi"/>
-              </w:rPr>
-              <w:t>ay</w:t>
-            </w:r>
-          </w:p>
-          <w:p>
-            <w:pPr>
-              <w:tabs>
-                <w:tab w:val="left" w:pos="1134"/>
-              </w:tabs>
-              <w:rPr>
-                <w:rFonts w:asciiTheme="minorHAnsi" w:hAnsiTheme="minorHAnsi" w:cstheme="minorHAnsi"/>
-              </w:rPr>
-            </w:pPr>
-            <w:r>
-              <w:rPr>
-                <w:rFonts w:asciiTheme="minorHAnsi" w:hAnsiTheme="minorHAnsi" w:cstheme="minorHAnsi"/>
-              </w:rPr>
-              <w:t>Mars</w:t>
-            </w:r>
-            <w:r>
-              <w:rPr>
-                <w:rFonts w:asciiTheme="minorHAnsi" w:hAnsiTheme="minorHAnsi" w:cstheme="minorHAnsi"/>
-              </w:rPr>
-              <w:t>d</w:t>
-            </w:r>
-            <w:r>
-              <w:rPr>
-                <w:rFonts w:asciiTheme="minorHAnsi" w:hAnsiTheme="minorHAnsi" w:cstheme="minorHAnsi"/>
-              </w:rPr>
-              <w:t>ay</w:t>
-            </w:r>
-          </w:p>
-          <w:p>
-            <w:pPr>
-              <w:tabs>
-                <w:tab w:val="left" w:pos="1134"/>
-              </w:tabs>
-              <w:rPr>
-                <w:rFonts w:asciiTheme="minorHAnsi" w:hAnsiTheme="minorHAnsi" w:cstheme="minorHAnsi"/>
-              </w:rPr>
-            </w:pPr>
-            <w:r>
-              <w:rPr>
-                <w:rFonts w:asciiTheme="minorHAnsi" w:hAnsiTheme="minorHAnsi" w:cstheme="minorHAnsi"/>
-              </w:rPr>
-              <w:t>Uranus</w:t>
-            </w:r>
-            <w:r>
-              <w:rPr>
-                <w:rFonts w:asciiTheme="minorHAnsi" w:hAnsiTheme="minorHAnsi" w:cstheme="minorHAnsi"/>
-              </w:rPr>
-              <w:t>day</w:t>
-            </w:r>
-          </w:p>
-          <w:p>
-            <w:pPr>
-              <w:tabs>
-                <w:tab w:val="left" w:pos="1134"/>
-              </w:tabs>
-              <w:rPr>
-                <w:rFonts w:asciiTheme="minorHAnsi" w:hAnsiTheme="minorHAnsi" w:cstheme="minorHAnsi"/>
-              </w:rPr>
-            </w:pPr>
-            <w:proofErr w:type="spellStart"/>
-            <w:r>
-              <w:rPr>
-                <w:rFonts w:asciiTheme="minorHAnsi" w:hAnsiTheme="minorHAnsi" w:cstheme="minorHAnsi"/>
-              </w:rPr>
-              <w:t>Neptune</w:t>
-            </w:r>
-            <w:r>
-              <w:rPr>
-                <w:rFonts w:asciiTheme="minorHAnsi" w:hAnsiTheme="minorHAnsi" w:cstheme="minorHAnsi"/>
-              </w:rPr>
-              <w:t>d</w:t>
-            </w:r>
-            <w:r>
-              <w:rPr>
-                <w:rFonts w:asciiTheme="minorHAnsi" w:hAnsiTheme="minorHAnsi" w:cstheme="minorHAnsi"/>
-              </w:rPr>
-              <w:t>ay</w:t>
-            </w:r>
-            <w:proofErr w:type="spellEnd"/>
+              <w:rPr>
+                <w:rFonts w:asciiTheme="minorHAnsi" w:hAnsiTheme="minorHAnsi" w:cstheme="minorHAnsi"/>
+              </w:rPr>
+            </w:pPr>
+            <w:r>
+              <w:t xml:space="preserve">Emperor </w:t>
+            </w:r>
+            <w:r>
+              <w:t xml:space="preserve">Jasmine’s 384th Transplant </w:t>
+            </w:r>
+            <w:proofErr w:type="gramStart"/>
+            <w:r>
+              <w:t>Cohort,</w:t>
+            </w:r>
+            <w:proofErr w:type="gramEnd"/>
+            <w:r>
+              <w:t xml:space="preserve"> or simply Cohort </w:t>
+            </w:r>
+            <w:bookmarkStart w:id="1" w:name="_Hlk166951122"/>
+            <w:r>
+              <w:t>384</w:t>
+            </w:r>
+            <w:bookmarkEnd w:id="1"/>
+            <w:r>
+              <w:t>.</w:t>
+            </w:r>
           </w:p>
         </w:tc>
         <w:tc>
@@ -2522,25 +1976,200 @@
           </w:tcPr>
           <w:p>
             <w:pPr>
-              <w:tabs>
-                <w:tab w:val="left" w:pos="1134"/>
-              </w:tabs>
-              <w:rPr>
-                <w:rFonts w:cstheme="minorHAnsi"/>
-              </w:rPr>
-            </w:pPr>
-          </w:p>
-        </w:tc>
-        <w:tc>
-          <w:tcPr>
-            <w:tcW w:w="3912" w:type="dxa"/>
-          </w:tcPr>
-          <w:p>
-            <w:pPr>
-              <w:rPr>
-                <w:rFonts w:cstheme="minorHAnsi"/>
-              </w:rPr>
-            </w:pPr>
+              <w:rPr>
+                <w:rFonts w:asciiTheme="minorHAnsi" w:hAnsiTheme="minorHAnsi" w:cstheme="minorHAnsi"/>
+              </w:rPr>
+            </w:pPr>
+          </w:p>
+        </w:tc>
+        <w:tc>
+          <w:tcPr>
+            <w:tcW w:w="3912" w:type="dxa"/>
+          </w:tcPr>
+          <w:p>
+            <w:pPr>
+              <w:rPr>
+                <w:rFonts w:asciiTheme="minorHAnsi" w:hAnsiTheme="minorHAnsi" w:cstheme="minorHAnsi"/>
+              </w:rPr>
+            </w:pPr>
+            <w:r>
+              <w:rPr>
+                <w:rFonts w:asciiTheme="minorHAnsi" w:hAnsiTheme="minorHAnsi" w:cstheme="minorHAnsi"/>
+              </w:rPr>
+              <w:t xml:space="preserve">Romantica </w:t>
+            </w:r>
+          </w:p>
+        </w:tc>
+        <w:tc>
+          <w:tcPr>
+            <w:tcW w:w="3912" w:type="dxa"/>
+          </w:tcPr>
+          <w:p>
+            <w:pPr>
+              <w:rPr>
+                <w:rFonts w:asciiTheme="minorHAnsi" w:hAnsiTheme="minorHAnsi" w:cstheme="minorHAnsi"/>
+              </w:rPr>
+            </w:pPr>
+          </w:p>
+        </w:tc>
+      </w:tr>
+      <w:tr>
+        <w:tc>
+          <w:tcPr>
+            <w:tcW w:w="3912" w:type="dxa"/>
+          </w:tcPr>
+          <w:p>
+            <w:pPr>
+              <w:rPr>
+                <w:rFonts w:asciiTheme="minorHAnsi" w:hAnsiTheme="minorHAnsi" w:cstheme="minorHAnsi"/>
+              </w:rPr>
+            </w:pPr>
+            <w:r>
+              <w:rPr>
+                <w:rFonts w:asciiTheme="minorHAnsi" w:hAnsiTheme="minorHAnsi" w:cstheme="minorHAnsi"/>
+              </w:rPr>
+              <w:t>Princess</w:t>
+            </w:r>
+          </w:p>
+        </w:tc>
+        <w:tc>
+          <w:tcPr>
+            <w:tcW w:w="3912" w:type="dxa"/>
+          </w:tcPr>
+          <w:p>
+            <w:pPr>
+              <w:rPr>
+                <w:rFonts w:asciiTheme="minorHAnsi" w:hAnsiTheme="minorHAnsi" w:cstheme="minorHAnsi"/>
+              </w:rPr>
+            </w:pPr>
+            <w:r>
+              <w:rPr>
+                <w:rFonts w:asciiTheme="minorHAnsi" w:hAnsiTheme="minorHAnsi" w:cstheme="minorHAnsi"/>
+              </w:rPr>
+              <w:t xml:space="preserve">Messenger - </w:t>
+            </w:r>
+            <w:r>
+              <w:rPr>
+                <w:rStyle w:val="rynqvb"/>
+                <w:rFonts w:asciiTheme="minorHAnsi" w:hAnsiTheme="minorHAnsi" w:cstheme="minorHAnsi"/>
+                <w:lang w:val="la-Latn"/>
+              </w:rPr>
+              <w:t>Nuntius</w:t>
+            </w:r>
+          </w:p>
+        </w:tc>
+        <w:tc>
+          <w:tcPr>
+            <w:tcW w:w="3912" w:type="dxa"/>
+          </w:tcPr>
+          <w:p>
+            <w:pPr>
+              <w:rPr>
+                <w:rFonts w:asciiTheme="minorHAnsi" w:hAnsiTheme="minorHAnsi" w:cstheme="minorHAnsi"/>
+              </w:rPr>
+            </w:pPr>
+            <w:r>
+              <w:rPr>
+                <w:rFonts w:asciiTheme="minorHAnsi" w:hAnsiTheme="minorHAnsi" w:cstheme="minorHAnsi"/>
+              </w:rPr>
+              <w:t>Max Floor 239</w:t>
+            </w:r>
+          </w:p>
+        </w:tc>
+      </w:tr>
+      <w:tr>
+        <w:tc>
+          <w:tcPr>
+            <w:tcW w:w="3912" w:type="dxa"/>
+          </w:tcPr>
+          <w:p>
+            <w:r>
+              <w:t xml:space="preserve">Common </w:t>
+            </w:r>
+            <w:r>
+              <w:t>Elvish</w:t>
+            </w:r>
+          </w:p>
+          <w:p>
+            <w:pPr>
+              <w:rPr>
+                <w:rFonts w:cstheme="minorHAnsi"/>
+              </w:rPr>
+            </w:pPr>
+            <w:r>
+              <w:t xml:space="preserve">High </w:t>
+            </w:r>
+            <w:r>
+              <w:t>Elvish</w:t>
+            </w:r>
+          </w:p>
+        </w:tc>
+        <w:tc>
+          <w:tcPr>
+            <w:tcW w:w="3912" w:type="dxa"/>
+          </w:tcPr>
+          <w:p>
+            <w:pPr>
+              <w:rPr>
+                <w:rFonts w:cstheme="minorHAnsi"/>
+              </w:rPr>
+            </w:pPr>
+          </w:p>
+        </w:tc>
+        <w:tc>
+          <w:tcPr>
+            <w:tcW w:w="3912" w:type="dxa"/>
+          </w:tcPr>
+          <w:p>
+            <w:pPr>
+              <w:rPr>
+                <w:rFonts w:cstheme="minorHAnsi"/>
+              </w:rPr>
+            </w:pPr>
+          </w:p>
+        </w:tc>
+      </w:tr>
+      <w:tr>
+        <w:tc>
+          <w:tcPr>
+            <w:tcW w:w="3912" w:type="dxa"/>
+          </w:tcPr>
+          <w:p>
+            <w:r>
+              <w:t>Date:</w:t>
+            </w:r>
+            <w:r>
+              <w:t xml:space="preserve"> </w:t>
+            </w:r>
+            <w:r>
+              <w:t>Jasmine</w:t>
+            </w:r>
+            <w:r>
+              <w:t xml:space="preserve"> calendar</w:t>
+            </w:r>
+          </w:p>
+        </w:tc>
+        <w:tc>
+          <w:tcPr>
+            <w:tcW w:w="3912" w:type="dxa"/>
+          </w:tcPr>
+          <w:p>
+            <w:pPr>
+              <w:rPr>
+                <w:rFonts w:cstheme="minorHAnsi"/>
+              </w:rPr>
+            </w:pPr>
+            <w:r>
+              <w:rPr>
+                <w:rFonts w:cstheme="minorHAnsi"/>
+              </w:rPr>
+              <w:t>1/1/</w:t>
+            </w:r>
+            <w:bookmarkStart w:id="2" w:name="_Hlk166950843"/>
+            <w:r>
+              <w:t>384</w:t>
+            </w:r>
+            <w:bookmarkEnd w:id="2"/>
           </w:p>
         </w:tc>
         <w:tc>
@@ -2559,44 +2188,8 @@
     </w:tbl>
     <w:p>
       <w:pPr>
-        <w:rPr>
-          <w:rFonts w:cstheme="minorHAnsi"/>
-        </w:rPr>
-      </w:pPr>
-      <w:r>
-        <w:rPr>
-          <w:rFonts w:cstheme="minorHAnsi"/>
-        </w:rPr>
-        <w:t>The unicorn was various colors of pastel green and a mane and tail was of pastel reds, yellows and blues. The eyes were sky blue.</w:t>
-      </w:r>
-    </w:p>
-    <w:p>
-      <w:pPr>
-        <w:rPr>
-          <w:rFonts w:cstheme="minorHAnsi"/>
-        </w:rPr>
-      </w:pPr>
-      <w:r>
-        <w:rPr>
-          <w:rFonts w:cstheme="minorHAnsi"/>
-        </w:rPr>
-        <w:t>F1</w:t>
-      </w:r>
-    </w:p>
-    <w:p>
-      <w:pPr>
-        <w:rPr>
-          <w:rFonts w:cstheme="minorHAnsi"/>
-        </w:rPr>
-      </w:pPr>
-    </w:p>
-    <w:p>
-      <w:pPr>
         <w:pStyle w:val="H3"/>
       </w:pPr>
-      <w:r>
-        <w:t>Items</w:t>
-      </w:r>
     </w:p>
     <w:tbl>
       <w:tblPr>
@@ -2620,11 +2213,608 @@
                 <w:tab w:val="left" w:pos="1134"/>
               </w:tabs>
               <w:rPr>
-                <w:rFonts w:cstheme="minorHAnsi"/>
-              </w:rPr>
-            </w:pPr>
-            <w:r>
-              <w:t>Party Unity Bracelets</w:t>
+                <w:rFonts w:asciiTheme="minorHAnsi" w:hAnsiTheme="minorHAnsi" w:cstheme="minorHAnsi"/>
+              </w:rPr>
+            </w:pPr>
+            <w:r>
+              <w:rPr>
+                <w:rFonts w:asciiTheme="minorHAnsi" w:hAnsiTheme="minorHAnsi" w:cstheme="minorHAnsi"/>
+              </w:rPr>
+              <w:t>Common</w:t>
+            </w:r>
+            <w:r>
+              <w:rPr>
+                <w:rFonts w:asciiTheme="minorHAnsi" w:hAnsiTheme="minorHAnsi" w:cstheme="minorHAnsi"/>
+              </w:rPr>
+              <w:tab/>
+              <w:t xml:space="preserve">1 in </w:t>
+            </w:r>
+            <w:r>
+              <w:rPr>
+                <w:rFonts w:asciiTheme="minorHAnsi" w:hAnsiTheme="minorHAnsi" w:cstheme="minorHAnsi"/>
+              </w:rPr>
+              <w:t>2</w:t>
+            </w:r>
+            <w:r>
+              <w:rPr>
+                <w:rFonts w:asciiTheme="minorHAnsi" w:hAnsiTheme="minorHAnsi" w:cstheme="minorHAnsi"/>
+              </w:rPr>
+              <w:t xml:space="preserve"> (50%)</w:t>
+            </w:r>
+          </w:p>
+          <w:p>
+            <w:pPr>
+              <w:tabs>
+                <w:tab w:val="left" w:pos="1134"/>
+              </w:tabs>
+              <w:rPr>
+                <w:rFonts w:asciiTheme="minorHAnsi" w:hAnsiTheme="minorHAnsi" w:cstheme="minorHAnsi"/>
+              </w:rPr>
+            </w:pPr>
+            <w:r>
+              <w:rPr>
+                <w:rFonts w:asciiTheme="minorHAnsi" w:hAnsiTheme="minorHAnsi" w:cstheme="minorHAnsi"/>
+              </w:rPr>
+              <w:t>Uncommon</w:t>
+            </w:r>
+            <w:r>
+              <w:rPr>
+                <w:rFonts w:asciiTheme="minorHAnsi" w:hAnsiTheme="minorHAnsi" w:cstheme="minorHAnsi"/>
+              </w:rPr>
+              <w:tab/>
+            </w:r>
+            <w:r>
+              <w:rPr>
+                <w:rFonts w:asciiTheme="minorHAnsi" w:hAnsiTheme="minorHAnsi" w:cstheme="minorHAnsi"/>
+              </w:rPr>
+              <w:t xml:space="preserve">1 in </w:t>
+            </w:r>
+            <w:r>
+              <w:rPr>
+                <w:rFonts w:asciiTheme="minorHAnsi" w:hAnsiTheme="minorHAnsi" w:cstheme="minorHAnsi"/>
+              </w:rPr>
+              <w:t>5</w:t>
+            </w:r>
+            <w:r>
+              <w:rPr>
+                <w:rFonts w:asciiTheme="minorHAnsi" w:hAnsiTheme="minorHAnsi" w:cstheme="minorHAnsi"/>
+              </w:rPr>
+              <w:t xml:space="preserve"> (20%)</w:t>
+            </w:r>
+          </w:p>
+          <w:p>
+            <w:pPr>
+              <w:tabs>
+                <w:tab w:val="left" w:pos="1134"/>
+              </w:tabs>
+              <w:rPr>
+                <w:rFonts w:asciiTheme="minorHAnsi" w:hAnsiTheme="minorHAnsi" w:cstheme="minorHAnsi"/>
+              </w:rPr>
+            </w:pPr>
+            <w:r>
+              <w:rPr>
+                <w:rFonts w:asciiTheme="minorHAnsi" w:hAnsiTheme="minorHAnsi" w:cstheme="minorHAnsi"/>
+              </w:rPr>
+              <w:lastRenderedPageBreak/>
+              <w:t>Rare</w:t>
+            </w:r>
+            <w:r>
+              <w:rPr>
+                <w:rFonts w:asciiTheme="minorHAnsi" w:hAnsiTheme="minorHAnsi" w:cstheme="minorHAnsi"/>
+              </w:rPr>
+              <w:tab/>
+            </w:r>
+            <w:r>
+              <w:rPr>
+                <w:rFonts w:asciiTheme="minorHAnsi" w:hAnsiTheme="minorHAnsi" w:cstheme="minorHAnsi"/>
+              </w:rPr>
+              <w:t>100</w:t>
+            </w:r>
+          </w:p>
+          <w:p>
+            <w:pPr>
+              <w:tabs>
+                <w:tab w:val="left" w:pos="1134"/>
+              </w:tabs>
+              <w:rPr>
+                <w:rFonts w:asciiTheme="minorHAnsi" w:hAnsiTheme="minorHAnsi" w:cstheme="minorHAnsi"/>
+              </w:rPr>
+            </w:pPr>
+            <w:r>
+              <w:rPr>
+                <w:rFonts w:asciiTheme="minorHAnsi" w:hAnsiTheme="minorHAnsi" w:cstheme="minorHAnsi"/>
+              </w:rPr>
+              <w:t>Epic</w:t>
+            </w:r>
+            <w:r>
+              <w:rPr>
+                <w:rFonts w:asciiTheme="minorHAnsi" w:hAnsiTheme="minorHAnsi" w:cstheme="minorHAnsi"/>
+              </w:rPr>
+              <w:tab/>
+            </w:r>
+            <w:r>
+              <w:rPr>
+                <w:rFonts w:asciiTheme="minorHAnsi" w:hAnsiTheme="minorHAnsi" w:cstheme="minorHAnsi"/>
+              </w:rPr>
+              <w:t>1,000</w:t>
+            </w:r>
+          </w:p>
+          <w:p>
+            <w:pPr>
+              <w:tabs>
+                <w:tab w:val="left" w:pos="1134"/>
+              </w:tabs>
+              <w:rPr>
+                <w:rFonts w:asciiTheme="minorHAnsi" w:hAnsiTheme="minorHAnsi" w:cstheme="minorHAnsi"/>
+              </w:rPr>
+            </w:pPr>
+            <w:r>
+              <w:rPr>
+                <w:rFonts w:asciiTheme="minorHAnsi" w:hAnsiTheme="minorHAnsi" w:cstheme="minorHAnsi"/>
+              </w:rPr>
+              <w:t>Legendary</w:t>
+            </w:r>
+            <w:r>
+              <w:rPr>
+                <w:rFonts w:asciiTheme="minorHAnsi" w:hAnsiTheme="minorHAnsi" w:cstheme="minorHAnsi"/>
+              </w:rPr>
+              <w:tab/>
+            </w:r>
+            <w:r>
+              <w:rPr>
+                <w:rFonts w:asciiTheme="minorHAnsi" w:hAnsiTheme="minorHAnsi" w:cstheme="minorHAnsi"/>
+              </w:rPr>
+              <w:t>10,000</w:t>
+            </w:r>
+          </w:p>
+          <w:p>
+            <w:pPr>
+              <w:tabs>
+                <w:tab w:val="left" w:pos="1134"/>
+              </w:tabs>
+              <w:rPr>
+                <w:rFonts w:asciiTheme="minorHAnsi" w:hAnsiTheme="minorHAnsi" w:cstheme="minorHAnsi"/>
+              </w:rPr>
+            </w:pPr>
+            <w:r>
+              <w:rPr>
+                <w:rFonts w:asciiTheme="minorHAnsi" w:hAnsiTheme="minorHAnsi" w:cstheme="minorHAnsi"/>
+              </w:rPr>
+              <w:t>Myt</w:t>
+            </w:r>
+            <w:r>
+              <w:rPr>
+                <w:rFonts w:asciiTheme="minorHAnsi" w:hAnsiTheme="minorHAnsi" w:cstheme="minorHAnsi"/>
+              </w:rPr>
+              <w:t>h</w:t>
+            </w:r>
+            <w:r>
+              <w:rPr>
+                <w:rFonts w:asciiTheme="minorHAnsi" w:hAnsiTheme="minorHAnsi" w:cstheme="minorHAnsi"/>
+              </w:rPr>
+              <w:t>ic</w:t>
+            </w:r>
+            <w:r>
+              <w:rPr>
+                <w:rFonts w:asciiTheme="minorHAnsi" w:hAnsiTheme="minorHAnsi" w:cstheme="minorHAnsi"/>
+              </w:rPr>
+              <w:tab/>
+            </w:r>
+            <w:r>
+              <w:rPr>
+                <w:rFonts w:asciiTheme="minorHAnsi" w:hAnsiTheme="minorHAnsi" w:cstheme="minorHAnsi"/>
+              </w:rPr>
+              <w:t>100,000</w:t>
+            </w:r>
+          </w:p>
+          <w:p>
+            <w:pPr>
+              <w:tabs>
+                <w:tab w:val="left" w:pos="1134"/>
+              </w:tabs>
+              <w:rPr>
+                <w:rFonts w:asciiTheme="minorHAnsi" w:hAnsiTheme="minorHAnsi" w:cstheme="minorHAnsi"/>
+              </w:rPr>
+            </w:pPr>
+            <w:r>
+              <w:rPr>
+                <w:rFonts w:asciiTheme="minorHAnsi" w:hAnsiTheme="minorHAnsi" w:cstheme="minorHAnsi"/>
+              </w:rPr>
+              <w:t>Divine</w:t>
+            </w:r>
+            <w:r>
+              <w:rPr>
+                <w:rFonts w:asciiTheme="minorHAnsi" w:hAnsiTheme="minorHAnsi" w:cstheme="minorHAnsi"/>
+              </w:rPr>
+              <w:tab/>
+            </w:r>
+            <w:r>
+              <w:rPr>
+                <w:rFonts w:asciiTheme="minorHAnsi" w:hAnsiTheme="minorHAnsi" w:cstheme="minorHAnsi"/>
+              </w:rPr>
+              <w:t>1,000,000</w:t>
+            </w:r>
+          </w:p>
+          <w:p>
+            <w:pPr>
+              <w:rPr>
+                <w:rFonts w:asciiTheme="minorHAnsi" w:hAnsiTheme="minorHAnsi" w:cstheme="minorHAnsi"/>
+              </w:rPr>
+            </w:pPr>
+          </w:p>
+        </w:tc>
+        <w:tc>
+          <w:tcPr>
+            <w:tcW w:w="3912" w:type="dxa"/>
+          </w:tcPr>
+          <w:p>
+            <w:pPr>
+              <w:rPr>
+                <w:rFonts w:asciiTheme="minorHAnsi" w:hAnsiTheme="minorHAnsi" w:cstheme="minorHAnsi"/>
+              </w:rPr>
+            </w:pPr>
+          </w:p>
+        </w:tc>
+        <w:tc>
+          <w:tcPr>
+            <w:tcW w:w="3912" w:type="dxa"/>
+          </w:tcPr>
+          <w:p>
+            <w:pPr>
+              <w:rPr>
+                <w:rFonts w:asciiTheme="minorHAnsi" w:hAnsiTheme="minorHAnsi" w:cstheme="minorHAnsi"/>
+              </w:rPr>
+            </w:pPr>
+          </w:p>
+        </w:tc>
+      </w:tr>
+      <w:tr>
+        <w:tc>
+          <w:tcPr>
+            <w:tcW w:w="3912" w:type="dxa"/>
+          </w:tcPr>
+          <w:p>
+            <w:pPr>
+              <w:tabs>
+                <w:tab w:val="left" w:pos="1134"/>
+              </w:tabs>
+              <w:rPr>
+                <w:rFonts w:asciiTheme="minorHAnsi" w:hAnsiTheme="minorHAnsi" w:cstheme="minorHAnsi"/>
+              </w:rPr>
+            </w:pPr>
+            <w:r>
+              <w:rPr>
+                <w:rFonts w:asciiTheme="minorHAnsi" w:hAnsiTheme="minorHAnsi" w:cstheme="minorHAnsi"/>
+              </w:rPr>
+              <w:lastRenderedPageBreak/>
+              <w:t>Saturn</w:t>
+            </w:r>
+            <w:r>
+              <w:rPr>
+                <w:rFonts w:asciiTheme="minorHAnsi" w:hAnsiTheme="minorHAnsi" w:cstheme="minorHAnsi"/>
+              </w:rPr>
+              <w:t>d</w:t>
+            </w:r>
+            <w:r>
+              <w:rPr>
+                <w:rFonts w:asciiTheme="minorHAnsi" w:hAnsiTheme="minorHAnsi" w:cstheme="minorHAnsi"/>
+              </w:rPr>
+              <w:t>ay</w:t>
+            </w:r>
+          </w:p>
+          <w:p>
+            <w:pPr>
+              <w:tabs>
+                <w:tab w:val="left" w:pos="1134"/>
+              </w:tabs>
+              <w:rPr>
+                <w:rFonts w:asciiTheme="minorHAnsi" w:hAnsiTheme="minorHAnsi" w:cstheme="minorHAnsi"/>
+              </w:rPr>
+            </w:pPr>
+            <w:r>
+              <w:rPr>
+                <w:rFonts w:asciiTheme="minorHAnsi" w:hAnsiTheme="minorHAnsi" w:cstheme="minorHAnsi"/>
+              </w:rPr>
+              <w:t>Sun</w:t>
+            </w:r>
+            <w:r>
+              <w:rPr>
+                <w:rFonts w:asciiTheme="minorHAnsi" w:hAnsiTheme="minorHAnsi" w:cstheme="minorHAnsi"/>
+              </w:rPr>
+              <w:t>d</w:t>
+            </w:r>
+            <w:r>
+              <w:rPr>
+                <w:rFonts w:asciiTheme="minorHAnsi" w:hAnsiTheme="minorHAnsi" w:cstheme="minorHAnsi"/>
+              </w:rPr>
+              <w:t>ay</w:t>
+            </w:r>
+          </w:p>
+          <w:p>
+            <w:pPr>
+              <w:tabs>
+                <w:tab w:val="left" w:pos="1134"/>
+              </w:tabs>
+              <w:rPr>
+                <w:rFonts w:asciiTheme="minorHAnsi" w:hAnsiTheme="minorHAnsi" w:cstheme="minorHAnsi"/>
+              </w:rPr>
+            </w:pPr>
+          </w:p>
+          <w:p>
+            <w:pPr>
+              <w:tabs>
+                <w:tab w:val="left" w:pos="1134"/>
+              </w:tabs>
+              <w:rPr>
+                <w:rFonts w:asciiTheme="minorHAnsi" w:hAnsiTheme="minorHAnsi" w:cstheme="minorHAnsi"/>
+              </w:rPr>
+            </w:pPr>
+            <w:r>
+              <w:rPr>
+                <w:rFonts w:asciiTheme="minorHAnsi" w:hAnsiTheme="minorHAnsi" w:cstheme="minorHAnsi"/>
+              </w:rPr>
+              <w:t>Mercury</w:t>
+            </w:r>
+            <w:r>
+              <w:rPr>
+                <w:rFonts w:asciiTheme="minorHAnsi" w:hAnsiTheme="minorHAnsi" w:cstheme="minorHAnsi"/>
+              </w:rPr>
+              <w:t>d</w:t>
+            </w:r>
+            <w:r>
+              <w:rPr>
+                <w:rFonts w:asciiTheme="minorHAnsi" w:hAnsiTheme="minorHAnsi" w:cstheme="minorHAnsi"/>
+              </w:rPr>
+              <w:t>ay</w:t>
+            </w:r>
+          </w:p>
+          <w:p>
+            <w:pPr>
+              <w:tabs>
+                <w:tab w:val="left" w:pos="1134"/>
+              </w:tabs>
+              <w:rPr>
+                <w:rFonts w:asciiTheme="minorHAnsi" w:hAnsiTheme="minorHAnsi" w:cstheme="minorHAnsi"/>
+              </w:rPr>
+            </w:pPr>
+            <w:r>
+              <w:rPr>
+                <w:rFonts w:asciiTheme="minorHAnsi" w:hAnsiTheme="minorHAnsi" w:cstheme="minorHAnsi"/>
+              </w:rPr>
+              <w:t>Venus</w:t>
+            </w:r>
+            <w:r>
+              <w:rPr>
+                <w:rFonts w:asciiTheme="minorHAnsi" w:hAnsiTheme="minorHAnsi" w:cstheme="minorHAnsi"/>
+              </w:rPr>
+              <w:t>d</w:t>
+            </w:r>
+            <w:r>
+              <w:rPr>
+                <w:rFonts w:asciiTheme="minorHAnsi" w:hAnsiTheme="minorHAnsi" w:cstheme="minorHAnsi"/>
+              </w:rPr>
+              <w:t>ay</w:t>
+            </w:r>
+          </w:p>
+          <w:p>
+            <w:pPr>
+              <w:tabs>
+                <w:tab w:val="left" w:pos="1134"/>
+              </w:tabs>
+              <w:rPr>
+                <w:rFonts w:asciiTheme="minorHAnsi" w:hAnsiTheme="minorHAnsi" w:cstheme="minorHAnsi"/>
+              </w:rPr>
+            </w:pPr>
+            <w:r>
+              <w:rPr>
+                <w:rFonts w:asciiTheme="minorHAnsi" w:hAnsiTheme="minorHAnsi" w:cstheme="minorHAnsi"/>
+              </w:rPr>
+              <w:t>Mars</w:t>
+            </w:r>
+            <w:r>
+              <w:rPr>
+                <w:rFonts w:asciiTheme="minorHAnsi" w:hAnsiTheme="minorHAnsi" w:cstheme="minorHAnsi"/>
+              </w:rPr>
+              <w:t>d</w:t>
+            </w:r>
+            <w:r>
+              <w:rPr>
+                <w:rFonts w:asciiTheme="minorHAnsi" w:hAnsiTheme="minorHAnsi" w:cstheme="minorHAnsi"/>
+              </w:rPr>
+              <w:t>ay</w:t>
+            </w:r>
+          </w:p>
+          <w:p>
+            <w:pPr>
+              <w:tabs>
+                <w:tab w:val="left" w:pos="1134"/>
+              </w:tabs>
+              <w:rPr>
+                <w:rFonts w:asciiTheme="minorHAnsi" w:hAnsiTheme="minorHAnsi" w:cstheme="minorHAnsi"/>
+              </w:rPr>
+            </w:pPr>
+            <w:r>
+              <w:rPr>
+                <w:rFonts w:asciiTheme="minorHAnsi" w:hAnsiTheme="minorHAnsi" w:cstheme="minorHAnsi"/>
+              </w:rPr>
+              <w:t>Uranus</w:t>
+            </w:r>
+            <w:r>
+              <w:rPr>
+                <w:rFonts w:asciiTheme="minorHAnsi" w:hAnsiTheme="minorHAnsi" w:cstheme="minorHAnsi"/>
+              </w:rPr>
+              <w:t>day</w:t>
+            </w:r>
+          </w:p>
+          <w:p>
+            <w:pPr>
+              <w:tabs>
+                <w:tab w:val="left" w:pos="1134"/>
+              </w:tabs>
+              <w:rPr>
+                <w:rFonts w:asciiTheme="minorHAnsi" w:hAnsiTheme="minorHAnsi" w:cstheme="minorHAnsi"/>
+              </w:rPr>
+            </w:pPr>
+            <w:proofErr w:type="spellStart"/>
+            <w:r>
+              <w:rPr>
+                <w:rFonts w:asciiTheme="minorHAnsi" w:hAnsiTheme="minorHAnsi" w:cstheme="minorHAnsi"/>
+              </w:rPr>
+              <w:t>Neptune</w:t>
+            </w:r>
+            <w:r>
+              <w:rPr>
+                <w:rFonts w:asciiTheme="minorHAnsi" w:hAnsiTheme="minorHAnsi" w:cstheme="minorHAnsi"/>
+              </w:rPr>
+              <w:t>d</w:t>
+            </w:r>
+            <w:r>
+              <w:rPr>
+                <w:rFonts w:asciiTheme="minorHAnsi" w:hAnsiTheme="minorHAnsi" w:cstheme="minorHAnsi"/>
+              </w:rPr>
+              <w:t>ay</w:t>
+            </w:r>
+            <w:proofErr w:type="spellEnd"/>
+          </w:p>
+        </w:tc>
+        <w:tc>
+          <w:tcPr>
+            <w:tcW w:w="3912" w:type="dxa"/>
+          </w:tcPr>
+          <w:p>
+            <w:pPr>
+              <w:rPr>
+                <w:rFonts w:asciiTheme="minorHAnsi" w:hAnsiTheme="minorHAnsi" w:cstheme="minorHAnsi"/>
+              </w:rPr>
+            </w:pPr>
+          </w:p>
+        </w:tc>
+        <w:tc>
+          <w:tcPr>
+            <w:tcW w:w="3912" w:type="dxa"/>
+          </w:tcPr>
+          <w:p>
+            <w:pPr>
+              <w:rPr>
+                <w:rFonts w:asciiTheme="minorHAnsi" w:hAnsiTheme="minorHAnsi" w:cstheme="minorHAnsi"/>
+              </w:rPr>
+            </w:pPr>
+          </w:p>
+        </w:tc>
+      </w:tr>
+      <w:tr>
+        <w:tc>
+          <w:tcPr>
+            <w:tcW w:w="3912" w:type="dxa"/>
+          </w:tcPr>
+          <w:p>
+            <w:pPr>
+              <w:tabs>
+                <w:tab w:val="left" w:pos="1134"/>
+              </w:tabs>
+              <w:rPr>
+                <w:rFonts w:cstheme="minorHAnsi"/>
+              </w:rPr>
+            </w:pPr>
+          </w:p>
+        </w:tc>
+        <w:tc>
+          <w:tcPr>
+            <w:tcW w:w="3912" w:type="dxa"/>
+          </w:tcPr>
+          <w:p>
+            <w:pPr>
+              <w:rPr>
+                <w:rFonts w:cstheme="minorHAnsi"/>
+              </w:rPr>
+            </w:pPr>
+          </w:p>
+        </w:tc>
+        <w:tc>
+          <w:tcPr>
+            <w:tcW w:w="3912" w:type="dxa"/>
+          </w:tcPr>
+          <w:p>
+            <w:pPr>
+              <w:rPr>
+                <w:rFonts w:cstheme="minorHAnsi"/>
+              </w:rPr>
+            </w:pPr>
+          </w:p>
+        </w:tc>
+      </w:tr>
+    </w:tbl>
+    <w:p>
+      <w:pPr>
+        <w:rPr>
+          <w:rFonts w:cstheme="minorHAnsi"/>
+        </w:rPr>
+      </w:pPr>
+      <w:r>
+        <w:rPr>
+          <w:rFonts w:cstheme="minorHAnsi"/>
+        </w:rPr>
+        <w:t>The unicorn was various colors of pastel green and a mane and tail was of pastel reds, yellows and blues. The eyes were sky blue.</w:t>
+      </w:r>
+    </w:p>
+    <w:p>
+      <w:pPr>
+        <w:rPr>
+          <w:rFonts w:cstheme="minorHAnsi"/>
+        </w:rPr>
+      </w:pPr>
+      <w:r>
+        <w:rPr>
+          <w:rFonts w:cstheme="minorHAnsi"/>
+        </w:rPr>
+        <w:t>F1</w:t>
+      </w:r>
+    </w:p>
+    <w:p>
+      <w:pPr>
+        <w:rPr>
+          <w:rFonts w:cstheme="minorHAnsi"/>
+        </w:rPr>
+      </w:pPr>
+    </w:p>
+    <w:p>
+      <w:pPr>
+        <w:pStyle w:val="H3"/>
+      </w:pPr>
+      <w:r>
+        <w:t>Items</w:t>
+      </w:r>
+    </w:p>
+    <w:tbl>
+      <w:tblPr>
+        <w:tblStyle w:val="TableGrid"/>
+        <w:tblW w:w="0" w:type="auto"/>
+        <w:tblLook w:val="04A0"/>
+      </w:tblPr>
+      <w:tblGrid>
+        <w:gridCol w:w="3912"/>
+        <w:gridCol w:w="3912"/>
+        <w:gridCol w:w="3912"/>
+      </w:tblGrid>
+      <w:tr>
+        <w:tc>
+          <w:tcPr>
+            <w:tcW w:w="3912" w:type="dxa"/>
+          </w:tcPr>
+          <w:p>
+            <w:pPr>
+              <w:tabs>
+                <w:tab w:val="left" w:pos="1134"/>
+              </w:tabs>
+              <w:rPr>
+                <w:rFonts w:cstheme="minorHAnsi"/>
+              </w:rPr>
+            </w:pPr>
+            <w:r>
+              <w:t>Shadow</w:t>
+            </w:r>
+            <w:r>
+              <w:t xml:space="preserve"> Unity Bracelets</w:t>
             </w:r>
           </w:p>
         </w:tc>
@@ -2833,7 +3023,6 @@
                 <w:sz w:val="32"/>
                 <w:szCs w:val="32"/>
               </w:rPr>
-              <w:lastRenderedPageBreak/>
               <w:t>Dungeon Divers</w:t>
             </w:r>
             <w:r>
@@ -3548,6 +3737,7 @@
               <w:rPr>
                 <w:rFonts w:asciiTheme="minorHAnsi" w:hAnsiTheme="minorHAnsi" w:cstheme="minorHAnsi"/>
               </w:rPr>
+              <w:lastRenderedPageBreak/>
               <w:t>Enhanced physical stats</w:t>
             </w:r>
           </w:p>
@@ -3648,6 +3838,7 @@
               <w:rPr>
                 <w:rFonts w:asciiTheme="minorHAnsi" w:hAnsiTheme="minorHAnsi" w:cstheme="minorHAnsi"/>
               </w:rPr>
+              <w:lastRenderedPageBreak/>
               <w:t>Weapon’s master</w:t>
             </w:r>
           </w:p>
@@ -3785,6 +3976,7 @@
               <w:rPr>
                 <w:rFonts w:asciiTheme="minorHAnsi" w:hAnsiTheme="minorHAnsi" w:cstheme="minorHAnsi"/>
               </w:rPr>
+              <w:lastRenderedPageBreak/>
               <w:t>Purple</w:t>
             </w:r>
           </w:p>
@@ -3830,6 +4022,7 @@
           </w:p>
           <w:p>
             <w:r>
+              <w:lastRenderedPageBreak/>
               <w:t>Thalia’s Music Masters</w:t>
             </w:r>
           </w:p>
@@ -3858,7 +4051,15 @@
               <w:rPr>
                 <w:rFonts w:asciiTheme="minorHAnsi" w:hAnsiTheme="minorHAnsi" w:cstheme="minorHAnsi"/>
               </w:rPr>
-              <w:t>“I was a race car driver who loved watching anime and playing video games,” Erza said. “I just started my career at 18 when I died in a car accident - Corrections, in the hospital.”</w:t>
+              <w:lastRenderedPageBreak/>
+              <w:t xml:space="preserve">“I was a race car driver who loved watching anime and playing video games,” Erza said. “I just started my career at 18 when I died in a car accident - </w:t>
+            </w:r>
+            <w:r>
+              <w:rPr>
+                <w:rFonts w:asciiTheme="minorHAnsi" w:hAnsiTheme="minorHAnsi" w:cstheme="minorHAnsi"/>
+              </w:rPr>
+              <w:lastRenderedPageBreak/>
+              <w:t>Corrections, in the hospital.”</w:t>
             </w:r>
           </w:p>
         </w:tc>
@@ -3878,6 +4079,7 @@
               <w:rPr>
                 <w:rFonts w:asciiTheme="minorHAnsi" w:hAnsiTheme="minorHAnsi" w:cstheme="minorHAnsi"/>
               </w:rPr>
+              <w:lastRenderedPageBreak/>
               <w:t>2</w:t>
             </w:r>
           </w:p>
@@ -3896,14 +4098,7 @@
               <w:rPr>
                 <w:rFonts w:asciiTheme="minorHAnsi" w:hAnsiTheme="minorHAnsi" w:cstheme="minorHAnsi"/>
               </w:rPr>
-              <w:t xml:space="preserve">Aragorn Earthsworn, </w:t>
-            </w:r>
-            <w:r>
-              <w:rPr>
-                <w:rFonts w:asciiTheme="minorHAnsi" w:hAnsiTheme="minorHAnsi" w:cstheme="minorHAnsi"/>
-              </w:rPr>
-              <w:lastRenderedPageBreak/>
-              <w:t>19, Ranger</w:t>
+              <w:t>Aragorn Earthsworn, 19, Ranger</w:t>
             </w:r>
           </w:p>
           <w:p>
@@ -3962,7 +4157,6 @@
               <w:rPr>
                 <w:rFonts w:asciiTheme="minorHAnsi" w:hAnsiTheme="minorHAnsi" w:cstheme="minorHAnsi"/>
               </w:rPr>
-              <w:lastRenderedPageBreak/>
               <w:t>Enhanced physical stats</w:t>
             </w:r>
           </w:p>
@@ -3983,7 +4177,6 @@
               <w:rPr>
                 <w:rFonts w:asciiTheme="minorHAnsi" w:hAnsiTheme="minorHAnsi" w:cstheme="minorHAnsi"/>
               </w:rPr>
-              <w:lastRenderedPageBreak/>
               <w:t>Strength</w:t>
             </w:r>
           </w:p>
@@ -4238,15 +4431,7 @@
               <w:rPr>
                 <w:rFonts w:asciiTheme="minorHAnsi" w:hAnsiTheme="minorHAnsi" w:cstheme="minorHAnsi"/>
               </w:rPr>
-              <w:lastRenderedPageBreak/>
-              <w:t xml:space="preserve">Long golden yellow wavy hair, </w:t>
-            </w:r>
-            <w:r>
-              <w:rPr>
-                <w:rFonts w:asciiTheme="minorHAnsi" w:hAnsiTheme="minorHAnsi" w:cstheme="minorHAnsi"/>
-              </w:rPr>
-              <w:lastRenderedPageBreak/>
-              <w:t>the type the god Apollo possessed.</w:t>
+              <w:t>Long golden yellow wavy hair, the type the god Apollo possessed.</w:t>
             </w:r>
           </w:p>
           <w:p>
@@ -4291,15 +4476,7 @@
               <w:rPr>
                 <w:rFonts w:asciiTheme="minorHAnsi" w:hAnsiTheme="minorHAnsi" w:cstheme="minorHAnsi"/>
               </w:rPr>
-              <w:lastRenderedPageBreak/>
-              <w:t xml:space="preserve">Worked at a Hollywood studio </w:t>
-            </w:r>
-            <w:r>
-              <w:rPr>
-                <w:rFonts w:asciiTheme="minorHAnsi" w:hAnsiTheme="minorHAnsi" w:cstheme="minorHAnsi"/>
-              </w:rPr>
-              <w:lastRenderedPageBreak/>
-              <w:t>as a technical director. I always liked fantasy movies such as the Lord of the Rings</w:t>
+              <w:t>Worked at a Hollywood studio as a technical director. I always liked fantasy movies such as the Lord of the Rings</w:t>
             </w:r>
           </w:p>
         </w:tc>
@@ -4319,38 +4496,38 @@
               <w:rPr>
                 <w:rFonts w:asciiTheme="minorHAnsi" w:hAnsiTheme="minorHAnsi" w:cstheme="minorHAnsi"/>
               </w:rPr>
+              <w:t>5</w:t>
+            </w:r>
+          </w:p>
+        </w:tc>
+        <w:tc>
+          <w:tcPr>
+            <w:tcW w:w="2131" w:type="dxa"/>
+          </w:tcPr>
+          <w:p>
+            <w:pPr>
+              <w:rPr>
+                <w:rFonts w:asciiTheme="minorHAnsi" w:hAnsiTheme="minorHAnsi" w:cstheme="minorHAnsi"/>
+              </w:rPr>
+            </w:pPr>
+            <w:r>
+              <w:rPr>
+                <w:rFonts w:asciiTheme="minorHAnsi" w:hAnsiTheme="minorHAnsi" w:cstheme="minorHAnsi"/>
+              </w:rPr>
+              <w:t>Rose Evergreen, 23</w:t>
+            </w:r>
+          </w:p>
+          <w:p>
+            <w:pPr>
+              <w:rPr>
+                <w:rFonts w:asciiTheme="minorHAnsi" w:hAnsiTheme="minorHAnsi" w:cstheme="minorHAnsi"/>
+              </w:rPr>
+            </w:pPr>
+            <w:r>
+              <w:rPr>
+                <w:rFonts w:asciiTheme="minorHAnsi" w:hAnsiTheme="minorHAnsi" w:cstheme="minorHAnsi"/>
+              </w:rPr>
               <w:lastRenderedPageBreak/>
-              <w:t>5</w:t>
-            </w:r>
-          </w:p>
-        </w:tc>
-        <w:tc>
-          <w:tcPr>
-            <w:tcW w:w="2131" w:type="dxa"/>
-          </w:tcPr>
-          <w:p>
-            <w:pPr>
-              <w:rPr>
-                <w:rFonts w:asciiTheme="minorHAnsi" w:hAnsiTheme="minorHAnsi" w:cstheme="minorHAnsi"/>
-              </w:rPr>
-            </w:pPr>
-            <w:r>
-              <w:rPr>
-                <w:rFonts w:asciiTheme="minorHAnsi" w:hAnsiTheme="minorHAnsi" w:cstheme="minorHAnsi"/>
-              </w:rPr>
-              <w:t>Rose Evergreen, 23</w:t>
-            </w:r>
-          </w:p>
-          <w:p>
-            <w:pPr>
-              <w:rPr>
-                <w:rFonts w:asciiTheme="minorHAnsi" w:hAnsiTheme="minorHAnsi" w:cstheme="minorHAnsi"/>
-              </w:rPr>
-            </w:pPr>
-            <w:r>
-              <w:rPr>
-                <w:rFonts w:asciiTheme="minorHAnsi" w:hAnsiTheme="minorHAnsi" w:cstheme="minorHAnsi"/>
-              </w:rPr>
               <w:t>Caretaker</w:t>
             </w:r>
           </w:p>
@@ -4403,6 +4580,7 @@
               <w:rPr>
                 <w:rFonts w:asciiTheme="minorHAnsi" w:hAnsiTheme="minorHAnsi" w:cstheme="minorHAnsi"/>
               </w:rPr>
+              <w:lastRenderedPageBreak/>
               <w:t>Physical Fitness</w:t>
             </w:r>
           </w:p>
@@ -4581,6 +4759,7 @@
               <w:rPr>
                 <w:rFonts w:asciiTheme="minorHAnsi" w:hAnsiTheme="minorHAnsi" w:cstheme="minorHAnsi"/>
               </w:rPr>
+              <w:lastRenderedPageBreak/>
               <w:t>sky blue eyes</w:t>
             </w:r>
           </w:p>
@@ -4619,7 +4798,15 @@
               <w:rPr>
                 <w:rFonts w:asciiTheme="minorHAnsi" w:hAnsiTheme="minorHAnsi" w:cstheme="minorHAnsi"/>
               </w:rPr>
-              <w:t>“I am, I mean was studying to become a nurse, when I was hit by a drunk driver,” Rose said. “Oh, I was 23.”</w:t>
+              <w:lastRenderedPageBreak/>
+              <w:t xml:space="preserve">“I am, I mean was studying to </w:t>
+            </w:r>
+            <w:r>
+              <w:rPr>
+                <w:rFonts w:asciiTheme="minorHAnsi" w:hAnsiTheme="minorHAnsi" w:cstheme="minorHAnsi"/>
+              </w:rPr>
+              <w:lastRenderedPageBreak/>
+              <w:t>become a nurse, when I was hit by a drunk driver,” Rose said. “Oh, I was 23.”</w:t>
             </w:r>
           </w:p>
           <w:p>
@@ -4993,7 +5180,14 @@
               <w:rPr>
                 <w:rFonts w:asciiTheme="minorHAnsi" w:hAnsiTheme="minorHAnsi" w:cstheme="minorHAnsi"/>
               </w:rPr>
-              <w:t>Mind – skill focusing on improving observation, recall, classification, synthesis, analysis, visualization, and combination of data.</w:t>
+              <w:t xml:space="preserve">Mind – skill focusing on improving observation, recall, classification, </w:t>
+            </w:r>
+            <w:r>
+              <w:rPr>
+                <w:rFonts w:asciiTheme="minorHAnsi" w:hAnsiTheme="minorHAnsi" w:cstheme="minorHAnsi"/>
+              </w:rPr>
+              <w:lastRenderedPageBreak/>
+              <w:t>synthesis, analysis, visualization, and combination of data.</w:t>
             </w:r>
           </w:p>
           <w:p>
@@ -5025,6 +5219,7 @@
               <w:rPr>
                 <w:rFonts w:asciiTheme="minorHAnsi" w:hAnsiTheme="minorHAnsi" w:cstheme="minorHAnsi"/>
               </w:rPr>
+              <w:lastRenderedPageBreak/>
               <w:t>Ruby red hair</w:t>
             </w:r>
           </w:p>
@@ -6540,6 +6735,11 @@
                 <w:rFonts w:cstheme="minorHAnsi"/>
               </w:rPr>
             </w:pPr>
+            <w:proofErr w:type="spellStart"/>
+            <w:r>
+              <w:t>krokosauris</w:t>
+            </w:r>
+            <w:proofErr w:type="spellEnd"/>
           </w:p>
         </w:tc>
         <w:tc>
@@ -6552,6 +6752,12 @@
                 <w:rFonts w:cstheme="minorHAnsi"/>
               </w:rPr>
             </w:pPr>
+            <w:r>
+              <w:rPr>
+                <w:rFonts w:cstheme="minorHAnsi"/>
+              </w:rPr>
+              <w:t>Unknown monster</w:t>
+            </w:r>
           </w:p>
         </w:tc>
         <w:tc>
@@ -7666,7 +7872,7 @@
         <v:path o:extrusionok="f" gradientshapeok="t" o:connecttype="rect"/>
         <o:lock v:ext="edit" aspectratio="t"/>
       </v:shapetype>
-      <v:shape id="_x0000_i1080" type="#_x0000_t75" style="width:3in;height:3in;visibility:visible" o:bullet="t">
+      <v:shape id="_x0000_i1066" type="#_x0000_t75" style="width:3in;height:3in;visibility:visible" o:bullet="t">
         <v:imagedata r:id="rId1" o:title="MC900065312[1]"/>
       </v:shape>
     </w:pict>
@@ -11832,7 +12038,7 @@
 </file>
 
 <file path=customXml/itemProps1.xml><?xml version="1.0" encoding="utf-8"?>
-<ds:datastoreItem xmlns:ds="http://schemas.openxmlformats.org/officeDocument/2006/customXml" ds:itemID="{CBBD72B7-039E-4393-A0C9-58BDFE7D7C65}">
+<ds:datastoreItem xmlns:ds="http://schemas.openxmlformats.org/officeDocument/2006/customXml" ds:itemID="{F97D738D-D8ED-4285-A08A-DA0D75DDD9A9}">
   <ds:schemaRefs>
     <ds:schemaRef ds:uri="http://schemas.openxmlformats.org/officeDocument/2006/bibliography"/>
   </ds:schemaRefs>

--- a/Books/RPG_Books/ThePrincessAndTheRogue/Notes_ThePrincessAndTheRogue.docx
+++ b/Books/RPG_Books/ThePrincessAndTheRogue/Notes_ThePrincessAndTheRogue.docx
@@ -3859,7 +3859,25 @@
               <w:rPr>
                 <w:rFonts w:asciiTheme="minorHAnsi" w:hAnsiTheme="minorHAnsi" w:cstheme="minorHAnsi"/>
               </w:rPr>
-              <w:t>Enhanced senses</w:t>
+              <w:t xml:space="preserve">Enhanced </w:t>
+            </w:r>
+            <w:r>
+              <w:rPr>
+                <w:rFonts w:asciiTheme="minorHAnsi" w:hAnsiTheme="minorHAnsi" w:cstheme="minorHAnsi"/>
+              </w:rPr>
+              <w:t>Senses</w:t>
+            </w:r>
+            <w:r>
+              <w:rPr>
+                <w:rFonts w:asciiTheme="minorHAnsi" w:hAnsiTheme="minorHAnsi" w:cstheme="minorHAnsi"/>
+              </w:rPr>
+              <w:t xml:space="preserve"> </w:t>
+            </w:r>
+            <w:r>
+              <w:rPr>
+                <w:rFonts w:asciiTheme="minorHAnsi" w:hAnsiTheme="minorHAnsi" w:cstheme="minorHAnsi"/>
+              </w:rPr>
+              <w:t>– Enhanced Perception</w:t>
             </w:r>
           </w:p>
           <w:p>
@@ -4496,6 +4514,7 @@
               <w:rPr>
                 <w:rFonts w:asciiTheme="minorHAnsi" w:hAnsiTheme="minorHAnsi" w:cstheme="minorHAnsi"/>
               </w:rPr>
+              <w:lastRenderedPageBreak/>
               <w:t>5</w:t>
             </w:r>
           </w:p>
@@ -4527,7 +4546,6 @@
               <w:rPr>
                 <w:rFonts w:asciiTheme="minorHAnsi" w:hAnsiTheme="minorHAnsi" w:cstheme="minorHAnsi"/>
               </w:rPr>
-              <w:lastRenderedPageBreak/>
               <w:t>Caretaker</w:t>
             </w:r>
           </w:p>
@@ -4580,7 +4598,6 @@
               <w:rPr>
                 <w:rFonts w:asciiTheme="minorHAnsi" w:hAnsiTheme="minorHAnsi" w:cstheme="minorHAnsi"/>
               </w:rPr>
-              <w:lastRenderedPageBreak/>
               <w:t>Physical Fitness</w:t>
             </w:r>
           </w:p>
@@ -4759,7 +4776,6 @@
               <w:rPr>
                 <w:rFonts w:asciiTheme="minorHAnsi" w:hAnsiTheme="minorHAnsi" w:cstheme="minorHAnsi"/>
               </w:rPr>
-              <w:lastRenderedPageBreak/>
               <w:t>sky blue eyes</w:t>
             </w:r>
           </w:p>
@@ -4798,15 +4814,7 @@
               <w:rPr>
                 <w:rFonts w:asciiTheme="minorHAnsi" w:hAnsiTheme="minorHAnsi" w:cstheme="minorHAnsi"/>
               </w:rPr>
-              <w:lastRenderedPageBreak/>
-              <w:t xml:space="preserve">“I am, I mean was studying to </w:t>
-            </w:r>
-            <w:r>
-              <w:rPr>
-                <w:rFonts w:asciiTheme="minorHAnsi" w:hAnsiTheme="minorHAnsi" w:cstheme="minorHAnsi"/>
-              </w:rPr>
-              <w:lastRenderedPageBreak/>
-              <w:t>become a nurse, when I was hit by a drunk driver,” Rose said. “Oh, I was 23.”</w:t>
+              <w:t>“I am, I mean was studying to become a nurse, when I was hit by a drunk driver,” Rose said. “Oh, I was 23.”</w:t>
             </w:r>
           </w:p>
           <w:p>
@@ -4836,7 +4844,6 @@
               <w:rPr>
                 <w:rFonts w:asciiTheme="minorHAnsi" w:hAnsiTheme="minorHAnsi" w:cstheme="minorHAnsi"/>
               </w:rPr>
-              <w:lastRenderedPageBreak/>
               <w:t>1</w:t>
             </w:r>
           </w:p>
@@ -5180,14 +5187,14 @@
               <w:rPr>
                 <w:rFonts w:asciiTheme="minorHAnsi" w:hAnsiTheme="minorHAnsi" w:cstheme="minorHAnsi"/>
               </w:rPr>
-              <w:t xml:space="preserve">Mind – skill focusing on improving observation, recall, classification, </w:t>
+              <w:t xml:space="preserve">Mind – skill focusing on improving </w:t>
             </w:r>
             <w:r>
               <w:rPr>
                 <w:rFonts w:asciiTheme="minorHAnsi" w:hAnsiTheme="minorHAnsi" w:cstheme="minorHAnsi"/>
               </w:rPr>
               <w:lastRenderedPageBreak/>
-              <w:t>synthesis, analysis, visualization, and combination of data.</w:t>
+              <w:t>observation, recall, classification, synthesis, analysis, visualization, and combination of data.</w:t>
             </w:r>
           </w:p>
           <w:p>
@@ -7872,7 +7879,7 @@
         <v:path o:extrusionok="f" gradientshapeok="t" o:connecttype="rect"/>
         <o:lock v:ext="edit" aspectratio="t"/>
       </v:shapetype>
-      <v:shape id="_x0000_i1066" type="#_x0000_t75" style="width:3in;height:3in;visibility:visible" o:bullet="t">
+      <v:shape id="_x0000_i1028" type="#_x0000_t75" style="width:3in;height:3in;visibility:visible" o:bullet="t">
         <v:imagedata r:id="rId1" o:title="MC900065312[1]"/>
       </v:shape>
     </w:pict>
@@ -12038,7 +12045,7 @@
 </file>
 
 <file path=customXml/itemProps1.xml><?xml version="1.0" encoding="utf-8"?>
-<ds:datastoreItem xmlns:ds="http://schemas.openxmlformats.org/officeDocument/2006/customXml" ds:itemID="{F97D738D-D8ED-4285-A08A-DA0D75DDD9A9}">
+<ds:datastoreItem xmlns:ds="http://schemas.openxmlformats.org/officeDocument/2006/customXml" ds:itemID="{9FA10496-A2E9-450C-9BB4-A7A75EDF2F9B}">
   <ds:schemaRefs>
     <ds:schemaRef ds:uri="http://schemas.openxmlformats.org/officeDocument/2006/bibliography"/>
   </ds:schemaRefs>

--- a/Books/RPG_Books/ThePrincessAndTheRogue/Notes_ThePrincessAndTheRogue.docx
+++ b/Books/RPG_Books/ThePrincessAndTheRogue/Notes_ThePrincessAndTheRogue.docx
@@ -6391,9 +6391,11 @@
                 <w:rFonts w:cstheme="minorHAnsi"/>
               </w:rPr>
             </w:pPr>
-            <w:r>
-              <w:t>Eledellos – D-3</w:t>
-            </w:r>
+            <w:proofErr w:type="spellStart"/>
+            <w:r>
+              <w:t>wolferpines</w:t>
+            </w:r>
+            <w:proofErr w:type="spellEnd"/>
           </w:p>
         </w:tc>
         <w:tc>
@@ -6406,18 +6408,27 @@
                 <w:rFonts w:cstheme="minorHAnsi"/>
               </w:rPr>
             </w:pPr>
-          </w:p>
-        </w:tc>
-        <w:tc>
-          <w:tcPr>
-            <w:tcW w:w="3912" w:type="dxa"/>
-          </w:tcPr>
-          <w:p>
-            <w:pPr>
-              <w:rPr>
-                <w:rFonts w:cstheme="minorHAnsi"/>
-              </w:rPr>
-            </w:pPr>
+            <w:r>
+              <w:rPr>
+                <w:rFonts w:cstheme="minorHAnsi"/>
+              </w:rPr>
+              <w:t>Rank E-4</w:t>
+            </w:r>
+          </w:p>
+        </w:tc>
+        <w:tc>
+          <w:tcPr>
+            <w:tcW w:w="3912" w:type="dxa"/>
+          </w:tcPr>
+          <w:p>
+            <w:pPr>
+              <w:rPr>
+                <w:rFonts w:cstheme="minorHAnsi"/>
+              </w:rPr>
+            </w:pPr>
+            <w:r>
+              <w:t>They looked like a porcupine married a wolf.</w:t>
+            </w:r>
           </w:p>
         </w:tc>
       </w:tr>
@@ -6432,11 +6443,13 @@
                 <w:rFonts w:cstheme="minorHAnsi"/>
               </w:rPr>
             </w:pPr>
-            <w:r>
-              <w:rPr>
-                <w:rFonts w:cstheme="minorHAnsi"/>
-              </w:rPr>
-              <w:t>Green Slimes – D7</w:t>
+            <w:proofErr w:type="spellStart"/>
+            <w:r>
+              <w:t>Eledellos</w:t>
+            </w:r>
+            <w:proofErr w:type="spellEnd"/>
+            <w:r>
+              <w:t xml:space="preserve"> – D-3</w:t>
             </w:r>
           </w:p>
         </w:tc>
@@ -6473,11 +6486,14 @@
           <w:p>
             <w:pPr>
               <w:rPr>
-                <w:rFonts w:asciiTheme="minorHAnsi" w:hAnsiTheme="minorHAnsi" w:cstheme="minorHAnsi"/>
-              </w:rPr>
-            </w:pPr>
-            <w:r>
-              <w:t>mutant bison -</w:t>
+                <w:rFonts w:cstheme="minorHAnsi"/>
+              </w:rPr>
+            </w:pPr>
+            <w:r>
+              <w:rPr>
+                <w:rFonts w:cstheme="minorHAnsi"/>
+              </w:rPr>
+              <w:t>Green Slimes – D7</w:t>
             </w:r>
           </w:p>
         </w:tc>
@@ -6488,19 +6504,19 @@
           <w:p>
             <w:pPr>
               <w:rPr>
-                <w:rFonts w:asciiTheme="minorHAnsi" w:hAnsiTheme="minorHAnsi" w:cstheme="minorHAnsi"/>
-              </w:rPr>
-            </w:pPr>
-          </w:p>
-        </w:tc>
-        <w:tc>
-          <w:tcPr>
-            <w:tcW w:w="3912" w:type="dxa"/>
-          </w:tcPr>
-          <w:p>
-            <w:pPr>
-              <w:rPr>
-                <w:rFonts w:asciiTheme="minorHAnsi" w:hAnsiTheme="minorHAnsi" w:cstheme="minorHAnsi"/>
+                <w:rFonts w:cstheme="minorHAnsi"/>
+              </w:rPr>
+            </w:pPr>
+          </w:p>
+        </w:tc>
+        <w:tc>
+          <w:tcPr>
+            <w:tcW w:w="3912" w:type="dxa"/>
+          </w:tcPr>
+          <w:p>
+            <w:pPr>
+              <w:rPr>
+                <w:rFonts w:cstheme="minorHAnsi"/>
               </w:rPr>
             </w:pPr>
           </w:p>
@@ -6518,16 +6534,7 @@
               </w:rPr>
             </w:pPr>
             <w:r>
-              <w:rPr>
-                <w:rFonts w:asciiTheme="minorHAnsi" w:hAnsiTheme="minorHAnsi" w:cstheme="minorHAnsi"/>
-              </w:rPr>
-              <w:t xml:space="preserve">E-21 - </w:t>
-            </w:r>
-            <w:r>
-              <w:rPr>
-                <w:rFonts w:asciiTheme="minorHAnsi" w:hAnsiTheme="minorHAnsi" w:cstheme="minorHAnsi"/>
-              </w:rPr>
-              <w:t>Armored Beetles, the size of Volkswagen cars</w:t>
+              <w:t>mutant bison -</w:t>
             </w:r>
           </w:p>
         </w:tc>
@@ -6562,22 +6569,23 @@
             <w:tcW w:w="3227" w:type="dxa"/>
           </w:tcPr>
           <w:p>
-            <w:r>
-              <w:t>Cravens – E-4</w:t>
-            </w:r>
-          </w:p>
-          <w:p/>
-          <w:p>
-            <w:r>
-              <w:t>Looking like the marriage between a buzzard and a raven, they attacked by launching feathers.</w:t>
-            </w:r>
-          </w:p>
-          <w:p>
-            <w:pPr>
-              <w:rPr>
-                <w:rFonts w:asciiTheme="minorHAnsi" w:hAnsiTheme="minorHAnsi" w:cstheme="minorHAnsi"/>
-              </w:rPr>
-            </w:pPr>
+            <w:pPr>
+              <w:rPr>
+                <w:rFonts w:asciiTheme="minorHAnsi" w:hAnsiTheme="minorHAnsi" w:cstheme="minorHAnsi"/>
+              </w:rPr>
+            </w:pPr>
+            <w:r>
+              <w:rPr>
+                <w:rFonts w:asciiTheme="minorHAnsi" w:hAnsiTheme="minorHAnsi" w:cstheme="minorHAnsi"/>
+              </w:rPr>
+              <w:t xml:space="preserve">E-21 - </w:t>
+            </w:r>
+            <w:r>
+              <w:rPr>
+                <w:rFonts w:asciiTheme="minorHAnsi" w:hAnsiTheme="minorHAnsi" w:cstheme="minorHAnsi"/>
+              </w:rPr>
+              <w:t>Armored Beetles, the size of Volkswagen cars</w:t>
+            </w:r>
           </w:p>
         </w:tc>
         <w:tc>
@@ -6611,9 +6619,20 @@
             <w:tcW w:w="3227" w:type="dxa"/>
           </w:tcPr>
           <w:p>
-            <w:pPr>
-              <w:rPr>
-                <w:rFonts w:cstheme="minorHAnsi"/>
+            <w:r>
+              <w:t>Cravens – E-4</w:t>
+            </w:r>
+          </w:p>
+          <w:p/>
+          <w:p>
+            <w:r>
+              <w:t>Looking like the marriage between a buzzard and a raven, they attacked by launching feathers.</w:t>
+            </w:r>
+          </w:p>
+          <w:p>
+            <w:pPr>
+              <w:rPr>
+                <w:rFonts w:asciiTheme="minorHAnsi" w:hAnsiTheme="minorHAnsi" w:cstheme="minorHAnsi"/>
               </w:rPr>
             </w:pPr>
           </w:p>
@@ -6625,9 +6644,56 @@
           <w:p>
             <w:pPr>
               <w:rPr>
-                <w:rFonts w:cstheme="minorHAnsi"/>
-              </w:rPr>
-            </w:pPr>
+                <w:rFonts w:asciiTheme="minorHAnsi" w:hAnsiTheme="minorHAnsi" w:cstheme="minorHAnsi"/>
+              </w:rPr>
+            </w:pPr>
+          </w:p>
+        </w:tc>
+        <w:tc>
+          <w:tcPr>
+            <w:tcW w:w="3912" w:type="dxa"/>
+          </w:tcPr>
+          <w:p>
+            <w:pPr>
+              <w:rPr>
+                <w:rFonts w:asciiTheme="minorHAnsi" w:hAnsiTheme="minorHAnsi" w:cstheme="minorHAnsi"/>
+              </w:rPr>
+            </w:pPr>
+          </w:p>
+        </w:tc>
+      </w:tr>
+      <w:tr>
+        <w:tc>
+          <w:tcPr>
+            <w:tcW w:w="3227" w:type="dxa"/>
+          </w:tcPr>
+          <w:p>
+            <w:pPr>
+              <w:rPr>
+                <w:rFonts w:cstheme="minorHAnsi"/>
+              </w:rPr>
+            </w:pPr>
+            <w:proofErr w:type="spellStart"/>
+            <w:r>
+              <w:lastRenderedPageBreak/>
+              <w:t>Rineles</w:t>
+            </w:r>
+            <w:proofErr w:type="spellEnd"/>
+          </w:p>
+        </w:tc>
+        <w:tc>
+          <w:tcPr>
+            <w:tcW w:w="4597" w:type="dxa"/>
+          </w:tcPr>
+          <w:p>
+            <w:pPr>
+              <w:rPr>
+                <w:rFonts w:cstheme="minorHAnsi"/>
+              </w:rPr>
+            </w:pPr>
+            <w:r>
+              <w:t>3 eyes, saber like tusk and tusks. Its armor-like skin shone in the sun light.</w:t>
+            </w:r>
           </w:p>
         </w:tc>
         <w:tc>
@@ -7121,6 +7187,7 @@
               <w:rPr>
                 <w:rFonts w:asciiTheme="minorHAnsi" w:hAnsiTheme="minorHAnsi" w:cstheme="minorHAnsi"/>
               </w:rPr>
+              <w:lastRenderedPageBreak/>
               <w:t>9 vowels</w:t>
             </w:r>
           </w:p>
@@ -7134,6 +7201,7 @@
               <w:rPr>
                 <w:rFonts w:asciiTheme="minorHAnsi" w:hAnsiTheme="minorHAnsi" w:cstheme="minorHAnsi"/>
               </w:rPr>
+              <w:lastRenderedPageBreak/>
               <w:t>37 consonants</w:t>
             </w:r>
           </w:p>
@@ -7311,27 +7379,27 @@
               <w:rPr>
                 <w:rFonts w:asciiTheme="minorHAnsi" w:hAnsiTheme="minorHAnsi" w:cstheme="minorHAnsi"/>
               </w:rPr>
-              <w:t>“The first five floors of the palace contain the royal audience chamber and various venues required for diplomatic reasons.</w:t>
-            </w:r>
-          </w:p>
-          <w:p>
-            <w:pPr>
-              <w:rPr>
-                <w:rFonts w:asciiTheme="minorHAnsi" w:hAnsiTheme="minorHAnsi" w:cstheme="minorHAnsi"/>
-              </w:rPr>
-            </w:pPr>
-            <w:r>
-              <w:rPr>
-                <w:rFonts w:asciiTheme="minorHAnsi" w:hAnsiTheme="minorHAnsi" w:cstheme="minorHAnsi"/>
-              </w:rPr>
-              <w:t xml:space="preserve">“For the record, this place is amazing, </w:t>
+              <w:t xml:space="preserve">“The first five floors of the palace contain the </w:t>
             </w:r>
             <w:r>
               <w:rPr>
                 <w:rFonts w:asciiTheme="minorHAnsi" w:hAnsiTheme="minorHAnsi" w:cstheme="minorHAnsi"/>
               </w:rPr>
               <w:lastRenderedPageBreak/>
-              <w:t>especially the emperor’s audience chamber.</w:t>
+              <w:t>royal audience chamber and various venues required for diplomatic reasons.</w:t>
+            </w:r>
+          </w:p>
+          <w:p>
+            <w:pPr>
+              <w:rPr>
+                <w:rFonts w:asciiTheme="minorHAnsi" w:hAnsiTheme="minorHAnsi" w:cstheme="minorHAnsi"/>
+              </w:rPr>
+            </w:pPr>
+            <w:r>
+              <w:rPr>
+                <w:rFonts w:asciiTheme="minorHAnsi" w:hAnsiTheme="minorHAnsi" w:cstheme="minorHAnsi"/>
+              </w:rPr>
+              <w:t>“For the record, this place is amazing, especially the emperor’s audience chamber.</w:t>
             </w:r>
           </w:p>
           <w:p>
@@ -7409,124 +7477,124 @@
     </w:p>
     <w:p>
       <w:r>
+        <w:lastRenderedPageBreak/>
         <w:t>Monster sounds could be heard as Rose cooked. It was past time to go hunting.</w:t>
       </w:r>
     </w:p>
     <w:p>
       <w:r>
+        <w:t>“How can you read?” Demonbane asked.</w:t>
+      </w:r>
+    </w:p>
+    <w:p>
+      <w:r>
+        <w:t>“Strangely, the pressure seems to lessen when I read,” Fineous said. “It’s possibly because I’m training both Internal Magic and Mind. I feel the urge to have a stogie.”</w:t>
+      </w:r>
+    </w:p>
+    <w:p>
+      <w:r>
+        <w:t>“What’s a stogie?” Rose asked.</w:t>
+      </w:r>
+    </w:p>
+    <w:p>
+      <w:r>
+        <w:t>“It’s a type of cigar,” Fineous said. “I started smoking them during the war.”</w:t>
+      </w:r>
+    </w:p>
+    <w:p>
+      <w:r>
+        <w:t>“Damn, I keep forgetting you are old,” Demonbane said.</w:t>
+      </w:r>
+    </w:p>
+    <w:p>
+      <w:r>
+        <w:t>“And like fine wine, I get better with age,” Fineous added.</w:t>
+      </w:r>
+    </w:p>
+    <w:p>
+      <w:r>
+        <w:t>“You’re right,” Rose said. “The pressure seems less when I’m cooking.” She began singing. “Yes, that helps also.” She continued singing.</w:t>
+      </w:r>
+    </w:p>
+    <w:p>
+      <w:r>
+        <w:t>“Come to think of it, the pressure did seem less when I was setting up camp,” Demonbane said. “I assumed it was me being manly.”</w:t>
+      </w:r>
+    </w:p>
+    <w:p>
+      <w:r>
+        <w:t>“No, it was you being manly,” Fineous said with a wink.</w:t>
+      </w:r>
+    </w:p>
+    <w:p>
+      <w:r>
+        <w:t>“Breakfast is ready,” Rose said. “I tried to make it vitalizing, to counteract this pressure.”</w:t>
+      </w:r>
+    </w:p>
+    <w:p>
+      <w:r>
         <w:lastRenderedPageBreak/>
-        <w:t>“How can you read?” Demonbane asked.</w:t>
-      </w:r>
-    </w:p>
-    <w:p>
-      <w:r>
-        <w:t>“Strangely, the pressure seems to lessen when I read,” Fineous said. “It’s possibly because I’m training both Internal Magic and Mind. I feel the urge to have a stogie.”</w:t>
-      </w:r>
-    </w:p>
-    <w:p>
-      <w:r>
-        <w:t>“What’s a stogie?” Rose asked.</w:t>
-      </w:r>
-    </w:p>
-    <w:p>
-      <w:r>
-        <w:t>“It’s a type of cigar,” Fineous said. “I started smoking them during the war.”</w:t>
-      </w:r>
-    </w:p>
-    <w:p>
-      <w:r>
-        <w:t>“Damn, I keep forgetting you are old,” Demonbane said.</w:t>
-      </w:r>
-    </w:p>
-    <w:p>
-      <w:r>
-        <w:t>“And like fine wine, I get better with age,” Fineous added.</w:t>
-      </w:r>
-    </w:p>
-    <w:p>
-      <w:r>
-        <w:t>“You’re right,” Rose said. “The pressure seems less when I’m cooking.” She began singing. “Yes, that helps also.” She continued singing.</w:t>
-      </w:r>
-    </w:p>
-    <w:p>
-      <w:r>
-        <w:t>“Come to think of it, the pressure did seem less when I was setting up camp,” Demonbane said. “I assumed it was me being manly.”</w:t>
-      </w:r>
-    </w:p>
-    <w:p>
-      <w:r>
-        <w:t>“No, it was you being manly,” Fineous said with a wink.</w:t>
-      </w:r>
-    </w:p>
-    <w:p>
-      <w:r>
-        <w:t>“Breakfast is ready,” Rose said. “I tried to make it vitalizing, to counteract this pressure.”</w:t>
-      </w:r>
-    </w:p>
-    <w:p>
-      <w:r>
         <w:t>“Is it my imagination, or has the pressure increased since yesterday?” Ezra asked.</w:t>
       </w:r>
     </w:p>
     <w:p>
       <w:r>
+        <w:t>“It has increased,” Fineous said. “And it will continue to increase over the next several days, until it reaches normal values for this area. Finish eating quickly. I want to hunt while the monsters are still relatively weak.”</w:t>
+      </w:r>
+    </w:p>
+    <w:p>
+      <w:r>
+        <w:t>“That’s terrifying,” Aragon said as he started wolfing down his food.</w:t>
+      </w:r>
+    </w:p>
+    <w:p>
+      <w:r>
+        <w:t>Everyone ate in silence as growling sounds approached.</w:t>
+      </w:r>
+    </w:p>
+    <w:p>
+      <w:r>
+        <w:t>Meal finished, Fineous dumped all the kitchen equipment into storage. “We can wash up in the evening or something,” he said. “Is everyone ready?”</w:t>
+      </w:r>
+    </w:p>
+    <w:p>
+      <w:r>
+        <w:t>Noting agreement, Fineous removed the rocks blocking the entrance and everyone exited. He then recovered the entrance.</w:t>
+      </w:r>
+    </w:p>
+    <w:p>
+      <w:r>
+        <w:t>“Let’s hope that will be empty when we return,” Fineous said and took out his rapiers.</w:t>
+      </w:r>
+    </w:p>
+    <w:p>
+      <w:r>
+        <w:t>“I thought you didn’t want to use those,” Aragon said.</w:t>
+      </w:r>
+    </w:p>
+    <w:p>
+      <w:r>
+        <w:t>“I didn’t want people asking how I got legendary weapons,” Fineous replied. “Let’s work hard so the rest of you can get legendary weapons also.</w:t>
+      </w:r>
+    </w:p>
+    <w:p>
+      <w:r>
+        <w:t>“I see our first victims. It’s time to reap some loot and increase our level.</w:t>
+      </w:r>
+    </w:p>
+    <w:p>
+      <w:r>
+        <w:t>“Rose, you don’t need your club. Focus on your strength, which is Spirit Whisperer and Music. Just don’t neglect Identification and Fitness.</w:t>
+      </w:r>
+    </w:p>
+    <w:p>
+      <w:r>
         <w:lastRenderedPageBreak/>
-        <w:t>“It has increased,” Fineous said. “And it will continue to increase over the next several days, until it reaches normal values for this area. Finish eating quickly. I want to hunt while the monsters are still relatively weak.”</w:t>
-      </w:r>
-    </w:p>
-    <w:p>
-      <w:r>
-        <w:t>“That’s terrifying,” Aragon said as he started wolfing down his food.</w:t>
-      </w:r>
-    </w:p>
-    <w:p>
-      <w:r>
-        <w:t>Everyone ate in silence as growling sounds approached.</w:t>
-      </w:r>
-    </w:p>
-    <w:p>
-      <w:r>
-        <w:t>Meal finished, Fineous dumped all the kitchen equipment into storage. “We can wash up in the evening or something,” he said. “Is everyone ready?”</w:t>
-      </w:r>
-    </w:p>
-    <w:p>
-      <w:r>
-        <w:t>Noting agreement, Fineous removed the rocks blocking the entrance and everyone exited. He then recovered the entrance.</w:t>
-      </w:r>
-    </w:p>
-    <w:p>
-      <w:r>
-        <w:t>“Let’s hope that will be empty when we return,” Fineous said and took out his rapiers.</w:t>
-      </w:r>
-    </w:p>
-    <w:p>
-      <w:r>
-        <w:t>“I thought you didn’t want to use those,” Aragon said.</w:t>
-      </w:r>
-    </w:p>
-    <w:p>
-      <w:r>
-        <w:t>“I didn’t want people asking how I got legendary weapons,” Fineous replied. “Let’s work hard so the rest of you can get legendary weapons also.</w:t>
-      </w:r>
-    </w:p>
-    <w:p>
-      <w:r>
-        <w:t>“I see our first victims. It’s time to reap some loot and increase our level.</w:t>
-      </w:r>
-    </w:p>
-    <w:p>
-      <w:r>
-        <w:t>“Rose, you don’t need your club. Focus on your strength, which is Spirit Whisperer and Music. Just don’t neglect Identification and Fitness.</w:t>
-      </w:r>
-    </w:p>
-    <w:p>
-      <w:r>
         <w:t>“The same goes for everyone.</w:t>
       </w:r>
     </w:p>
     <w:p>
       <w:r>
-        <w:lastRenderedPageBreak/>
         <w:t xml:space="preserve">“Those things are E-21 </w:t>
       </w:r>
       <w:r>
@@ -7594,68 +7662,68 @@
     </w:p>
     <w:p>
       <w:r>
+        <w:lastRenderedPageBreak/>
         <w:t>Again and again Fineous attacked the creatures as he battled besides his friends.</w:t>
       </w:r>
     </w:p>
     <w:p>
       <w:r>
+        <w:t>Finally, the battle ended.</w:t>
+      </w:r>
+    </w:p>
+    <w:p>
+      <w:r>
+        <w:t>“How was the battle?” Fineous asked.</w:t>
+      </w:r>
+    </w:p>
+    <w:p>
+      <w:r>
+        <w:t>“I wish I could help more,” Rose lamented. “But a club is useless against that thing.”</w:t>
+      </w:r>
+    </w:p>
+    <w:p>
+      <w:r>
+        <w:t>“You’re not a melee fighter,” Fineous said. “I only got you to use that club so you can gain confidence. We all have different skills.”</w:t>
+      </w:r>
+    </w:p>
+    <w:p>
+      <w:r>
+        <w:t>“What is your skill?” Aragon asked.</w:t>
+      </w:r>
+    </w:p>
+    <w:p>
+      <w:r>
+        <w:t>“I’m not a melee fighter, not really,” Fineous said. “I can see why Rogues are considered weak. Demonbane would have shredded the beetles if he had my rapiers, although a broadsword would be more his style.”</w:t>
+      </w:r>
+    </w:p>
+    <w:p>
+      <w:r>
+        <w:t>“Didn’t you say there were no useless classes?” Erza asked.</w:t>
+      </w:r>
+    </w:p>
+    <w:p>
+      <w:r>
+        <w:t>“True,” Fineous replied. “It’s more like using a screwdriver to hammer in a nail, or a hammer to tighten a screw. Each class has its domain of expertise.</w:t>
+      </w:r>
+    </w:p>
+    <w:p>
+      <w:r>
+        <w:t>“Society needs all types o function.</w:t>
+      </w:r>
+    </w:p>
+    <w:p>
+      <w:r>
+        <w:t>“The problem is people here are obsessive with strength.</w:t>
+      </w:r>
+    </w:p>
+    <w:p>
+      <w:r>
         <w:lastRenderedPageBreak/>
-        <w:t>Finally, the battle ended.</w:t>
-      </w:r>
-    </w:p>
-    <w:p>
-      <w:r>
-        <w:t>“How was the battle?” Fineous asked.</w:t>
-      </w:r>
-    </w:p>
-    <w:p>
-      <w:r>
-        <w:t>“I wish I could help more,” Rose lamented. “But a club is useless against that thing.”</w:t>
-      </w:r>
-    </w:p>
-    <w:p>
-      <w:r>
-        <w:t>“You’re not a melee fighter,” Fineous said. “I only got you to use that club so you can gain confidence. We all have different skills.”</w:t>
-      </w:r>
-    </w:p>
-    <w:p>
-      <w:r>
-        <w:t>“What is your skill?” Aragon asked.</w:t>
-      </w:r>
-    </w:p>
-    <w:p>
-      <w:r>
-        <w:t>“I’m not a melee fighter, not really,” Fineous said. “I can see why Rogues are considered weak. Demonbane would have shredded the beetles if he had my rapiers, although a broadsword would be more his style.”</w:t>
-      </w:r>
-    </w:p>
-    <w:p>
-      <w:r>
-        <w:t>“Didn’t you say there were no useless classes?” Erza asked.</w:t>
-      </w:r>
-    </w:p>
-    <w:p>
-      <w:r>
-        <w:t>“True,” Fineous replied. “It’s more like using a screwdriver to hammer in a nail, or a hammer to tighten a screw. Each class has its domain of expertise.</w:t>
-      </w:r>
-    </w:p>
-    <w:p>
-      <w:r>
-        <w:t>“Society needs all types o function.</w:t>
-      </w:r>
-    </w:p>
-    <w:p>
-      <w:r>
-        <w:t>“The problem is people here are obsessive with strength.</w:t>
-      </w:r>
-    </w:p>
-    <w:p>
-      <w:r>
         <w:t>“Fortunately for most non-combatants, gold is a crystallized form of essence, one that is rather expensive.</w:t>
       </w:r>
     </w:p>
     <w:p>
       <w:r>
-        <w:lastRenderedPageBreak/>
         <w:t>“No matter. A rogue uses brains, not brawn to fight.</w:t>
       </w:r>
     </w:p>
@@ -7879,7 +7947,7 @@
         <v:path o:extrusionok="f" gradientshapeok="t" o:connecttype="rect"/>
         <o:lock v:ext="edit" aspectratio="t"/>
       </v:shapetype>
-      <v:shape id="_x0000_i1028" type="#_x0000_t75" style="width:3in;height:3in;visibility:visible" o:bullet="t">
+      <v:shape id="_x0000_i1071" type="#_x0000_t75" style="width:3in;height:3in;visibility:visible" o:bullet="t">
         <v:imagedata r:id="rId1" o:title="MC900065312[1]"/>
       </v:shape>
     </w:pict>
@@ -12045,7 +12113,7 @@
 </file>
 
 <file path=customXml/itemProps1.xml><?xml version="1.0" encoding="utf-8"?>
-<ds:datastoreItem xmlns:ds="http://schemas.openxmlformats.org/officeDocument/2006/customXml" ds:itemID="{9FA10496-A2E9-450C-9BB4-A7A75EDF2F9B}">
+<ds:datastoreItem xmlns:ds="http://schemas.openxmlformats.org/officeDocument/2006/customXml" ds:itemID="{66FB9415-90A9-4EB0-B99A-19B93C10D39F}">
   <ds:schemaRefs>
     <ds:schemaRef ds:uri="http://schemas.openxmlformats.org/officeDocument/2006/bibliography"/>
   </ds:schemaRefs>

--- a/Books/RPG_Books/ThePrincessAndTheRogue/Notes_ThePrincessAndTheRogue.docx
+++ b/Books/RPG_Books/ThePrincessAndTheRogue/Notes_ThePrincessAndTheRogue.docx
@@ -3458,6 +3458,14 @@
               </w:rPr>
               <w:t>Inventory</w:t>
             </w:r>
+            <w:r>
+              <w:rPr>
+                <w:rFonts w:asciiTheme="minorHAnsi" w:hAnsiTheme="minorHAnsi" w:cstheme="minorHAnsi"/>
+                <w:noProof w:val="0"/>
+                <w:color w:val="C0504D" w:themeColor="accent2"/>
+              </w:rPr>
+              <w:t xml:space="preserve"> – Glamping Storage</w:t>
+            </w:r>
           </w:p>
           <w:p>
             <w:pPr>
@@ -3485,6 +3493,13 @@
                 <w:noProof w:val="0"/>
               </w:rPr>
               <w:t>amping</w:t>
+            </w:r>
+            <w:r>
+              <w:rPr>
+                <w:rFonts w:asciiTheme="minorHAnsi" w:hAnsiTheme="minorHAnsi" w:cstheme="minorHAnsi"/>
+                <w:noProof w:val="0"/>
+              </w:rPr>
+              <w:t xml:space="preserve"> - Glamping</w:t>
             </w:r>
           </w:p>
         </w:tc>
@@ -7947,7 +7962,7 @@
         <v:path o:extrusionok="f" gradientshapeok="t" o:connecttype="rect"/>
         <o:lock v:ext="edit" aspectratio="t"/>
       </v:shapetype>
-      <v:shape id="_x0000_i1071" type="#_x0000_t75" style="width:3in;height:3in;visibility:visible" o:bullet="t">
+      <v:shape id="_x0000_i1069" type="#_x0000_t75" style="width:3in;height:3in;visibility:visible" o:bullet="t">
         <v:imagedata r:id="rId1" o:title="MC900065312[1]"/>
       </v:shape>
     </w:pict>
@@ -12113,7 +12128,7 @@
 </file>
 
 <file path=customXml/itemProps1.xml><?xml version="1.0" encoding="utf-8"?>
-<ds:datastoreItem xmlns:ds="http://schemas.openxmlformats.org/officeDocument/2006/customXml" ds:itemID="{66FB9415-90A9-4EB0-B99A-19B93C10D39F}">
+<ds:datastoreItem xmlns:ds="http://schemas.openxmlformats.org/officeDocument/2006/customXml" ds:itemID="{AE4D68F0-4EAE-41E9-A785-4740B60FD97D}">
   <ds:schemaRefs>
     <ds:schemaRef ds:uri="http://schemas.openxmlformats.org/officeDocument/2006/bibliography"/>
   </ds:schemaRefs>

--- a/Books/RPG_Books/ThePrincessAndTheRogue/Notes_ThePrincessAndTheRogue.docx
+++ b/Books/RPG_Books/ThePrincessAndTheRogue/Notes_ThePrincessAndTheRogue.docx
@@ -1786,18 +1786,24 @@
                 <w:rFonts w:cstheme="minorHAnsi"/>
               </w:rPr>
             </w:pPr>
-          </w:p>
-        </w:tc>
-        <w:tc>
-          <w:tcPr>
-            <w:tcW w:w="3912" w:type="dxa"/>
-          </w:tcPr>
-          <w:p>
-            <w:pPr>
-              <w:rPr>
-                <w:rFonts w:cstheme="minorHAnsi"/>
-              </w:rPr>
-            </w:pPr>
+            <w:proofErr w:type="spellStart"/>
+            <w:r>
+              <w:t>Aspara</w:t>
+            </w:r>
+            <w:proofErr w:type="spellEnd"/>
+            <w:r>
+              <w:t xml:space="preserve">  (plant species)</w:t>
+            </w:r>
+          </w:p>
+        </w:tc>
+        <w:tc>
+          <w:tcPr>
+            <w:tcW w:w="3912" w:type="dxa"/>
+          </w:tcPr>
+          <w:p>
+            <w:r>
+              <w:t>A leaf-green humanoid creature with 5 eyes and leaf-like skin waited at the front desk. It spoke despite not having a mouth.</w:t>
+            </w:r>
           </w:p>
         </w:tc>
       </w:tr>
@@ -2295,7 +2301,6 @@
               <w:rPr>
                 <w:rFonts w:asciiTheme="minorHAnsi" w:hAnsiTheme="minorHAnsi" w:cstheme="minorHAnsi"/>
               </w:rPr>
-              <w:lastRenderedPageBreak/>
               <w:t>Rare</w:t>
             </w:r>
             <w:r>
@@ -2486,7 +2491,6 @@
               <w:rPr>
                 <w:rFonts w:asciiTheme="minorHAnsi" w:hAnsiTheme="minorHAnsi" w:cstheme="minorHAnsi"/>
               </w:rPr>
-              <w:lastRenderedPageBreak/>
               <w:t>Saturn</w:t>
             </w:r>
             <w:r>
@@ -2782,6 +2786,7 @@
         <w:pStyle w:val="H3"/>
       </w:pPr>
       <w:r>
+        <w:lastRenderedPageBreak/>
         <w:t>Items</w:t>
       </w:r>
     </w:p>
@@ -3793,6 +3798,7 @@
               <w:rPr>
                 <w:rFonts w:asciiTheme="minorHAnsi" w:hAnsiTheme="minorHAnsi" w:cstheme="minorHAnsi"/>
               </w:rPr>
+              <w:lastRenderedPageBreak/>
               <w:t>Speed</w:t>
             </w:r>
           </w:p>
@@ -3853,7 +3859,6 @@
               <w:rPr>
                 <w:rFonts w:asciiTheme="minorHAnsi" w:hAnsiTheme="minorHAnsi" w:cstheme="minorHAnsi"/>
               </w:rPr>
-              <w:lastRenderedPageBreak/>
               <w:t>Weapon’s master</w:t>
             </w:r>
           </w:p>
@@ -4030,6 +4035,7 @@
               <w:rPr>
                 <w:rFonts w:asciiTheme="minorHAnsi" w:hAnsiTheme="minorHAnsi" w:cstheme="minorHAnsi"/>
               </w:rPr>
+              <w:lastRenderedPageBreak/>
               <w:t>sparkly eyes of unknown color</w:t>
             </w:r>
           </w:p>
@@ -4055,44 +4061,43 @@
           </w:p>
           <w:p>
             <w:r>
+              <w:t>Thalia’s Music Masters</w:t>
+            </w:r>
+          </w:p>
+          <w:p>
+            <w:pPr>
+              <w:rPr>
+                <w:rFonts w:asciiTheme="minorHAnsi" w:hAnsiTheme="minorHAnsi" w:cstheme="minorHAnsi"/>
+              </w:rPr>
+            </w:pPr>
+            <w:r>
+              <w:t>Iron Gut Food Guild</w:t>
+            </w:r>
+          </w:p>
+        </w:tc>
+        <w:tc>
+          <w:tcPr>
+            <w:tcW w:w="2871" w:type="dxa"/>
+          </w:tcPr>
+          <w:p>
+            <w:pPr>
+              <w:rPr>
+                <w:rFonts w:asciiTheme="minorHAnsi" w:hAnsiTheme="minorHAnsi" w:cstheme="minorHAnsi"/>
+              </w:rPr>
+            </w:pPr>
+            <w:r>
+              <w:rPr>
+                <w:rFonts w:asciiTheme="minorHAnsi" w:hAnsiTheme="minorHAnsi" w:cstheme="minorHAnsi"/>
+              </w:rPr>
               <w:lastRenderedPageBreak/>
-              <w:t>Thalia’s Music Masters</w:t>
-            </w:r>
-          </w:p>
-          <w:p>
-            <w:pPr>
-              <w:rPr>
-                <w:rFonts w:asciiTheme="minorHAnsi" w:hAnsiTheme="minorHAnsi" w:cstheme="minorHAnsi"/>
-              </w:rPr>
-            </w:pPr>
-            <w:r>
-              <w:t>Iron Gut Food Guild</w:t>
-            </w:r>
-          </w:p>
-        </w:tc>
-        <w:tc>
-          <w:tcPr>
-            <w:tcW w:w="2871" w:type="dxa"/>
-          </w:tcPr>
-          <w:p>
-            <w:pPr>
-              <w:rPr>
-                <w:rFonts w:asciiTheme="minorHAnsi" w:hAnsiTheme="minorHAnsi" w:cstheme="minorHAnsi"/>
-              </w:rPr>
-            </w:pPr>
+              <w:t xml:space="preserve">“I was a race car driver who loved watching anime and </w:t>
+            </w:r>
             <w:r>
               <w:rPr>
                 <w:rFonts w:asciiTheme="minorHAnsi" w:hAnsiTheme="minorHAnsi" w:cstheme="minorHAnsi"/>
               </w:rPr>
               <w:lastRenderedPageBreak/>
-              <w:t xml:space="preserve">“I was a race car driver who loved watching anime and playing video games,” Erza said. “I just started my career at 18 when I died in a car accident - </w:t>
-            </w:r>
-            <w:r>
-              <w:rPr>
-                <w:rFonts w:asciiTheme="minorHAnsi" w:hAnsiTheme="minorHAnsi" w:cstheme="minorHAnsi"/>
-              </w:rPr>
-              <w:lastRenderedPageBreak/>
-              <w:t>Corrections, in the hospital.”</w:t>
+              <w:t>playing video games,” Erza said. “I just started my career at 18 when I died in a car accident - Corrections, in the hospital.”</w:t>
             </w:r>
           </w:p>
         </w:tc>
@@ -4415,7 +4420,14 @@
               <w:rPr>
                 <w:rFonts w:asciiTheme="minorHAnsi" w:hAnsiTheme="minorHAnsi" w:cstheme="minorHAnsi"/>
               </w:rPr>
-              <w:t>- Dead Eye, Mapping, Tracking, can identify and tack multiple targets</w:t>
+              <w:t xml:space="preserve">- Dead Eye, Mapping, Tracking, can </w:t>
+            </w:r>
+            <w:r>
+              <w:rPr>
+                <w:rFonts w:asciiTheme="minorHAnsi" w:hAnsiTheme="minorHAnsi" w:cstheme="minorHAnsi"/>
+              </w:rPr>
+              <w:lastRenderedPageBreak/>
+              <w:t>identify and tack multiple targets</w:t>
             </w:r>
           </w:p>
           <w:p>
@@ -4464,6 +4476,7 @@
               <w:rPr>
                 <w:rFonts w:asciiTheme="minorHAnsi" w:hAnsiTheme="minorHAnsi" w:cstheme="minorHAnsi"/>
               </w:rPr>
+              <w:lastRenderedPageBreak/>
               <w:t>Long golden yellow wavy hair, the type the god Apollo possessed.</w:t>
             </w:r>
           </w:p>
@@ -5182,6 +5195,7 @@
               <w:rPr>
                 <w:rFonts w:asciiTheme="minorHAnsi" w:hAnsiTheme="minorHAnsi" w:cstheme="minorHAnsi"/>
               </w:rPr>
+              <w:lastRenderedPageBreak/>
               <w:t>Level: F2</w:t>
             </w:r>
           </w:p>
@@ -5202,14 +5216,7 @@
               <w:rPr>
                 <w:rFonts w:asciiTheme="minorHAnsi" w:hAnsiTheme="minorHAnsi" w:cstheme="minorHAnsi"/>
               </w:rPr>
-              <w:t xml:space="preserve">Mind – skill focusing on improving </w:t>
-            </w:r>
-            <w:r>
-              <w:rPr>
-                <w:rFonts w:asciiTheme="minorHAnsi" w:hAnsiTheme="minorHAnsi" w:cstheme="minorHAnsi"/>
-              </w:rPr>
-              <w:lastRenderedPageBreak/>
-              <w:t>observation, recall, classification, synthesis, analysis, visualization, and combination of data.</w:t>
+              <w:t>Mind – skill focusing on improving observation, recall, classification, synthesis, analysis, visualization, and combination of data.</w:t>
             </w:r>
           </w:p>
           <w:p>
@@ -7962,7 +7969,7 @@
         <v:path o:extrusionok="f" gradientshapeok="t" o:connecttype="rect"/>
         <o:lock v:ext="edit" aspectratio="t"/>
       </v:shapetype>
-      <v:shape id="_x0000_i1069" type="#_x0000_t75" style="width:3in;height:3in;visibility:visible" o:bullet="t">
+      <v:shape id="_x0000_i1030" type="#_x0000_t75" style="width:3in;height:3in;visibility:visible" o:bullet="t">
         <v:imagedata r:id="rId1" o:title="MC900065312[1]"/>
       </v:shape>
     </w:pict>
@@ -11319,7 +11326,6 @@
   <w:style w:type="character" w:default="1" w:styleId="DefaultParagraphFont">
     <w:name w:val="Default Paragraph Font"/>
     <w:uiPriority w:val="1"/>
-    <w:semiHidden/>
     <w:unhideWhenUsed/>
   </w:style>
   <w:style w:type="table" w:default="1" w:styleId="TableNormal">
@@ -12128,7 +12134,7 @@
 </file>
 
 <file path=customXml/itemProps1.xml><?xml version="1.0" encoding="utf-8"?>
-<ds:datastoreItem xmlns:ds="http://schemas.openxmlformats.org/officeDocument/2006/customXml" ds:itemID="{AE4D68F0-4EAE-41E9-A785-4740B60FD97D}">
+<ds:datastoreItem xmlns:ds="http://schemas.openxmlformats.org/officeDocument/2006/customXml" ds:itemID="{B031A0F2-FF3E-4E86-BA9D-7A9D8D58FEB7}">
   <ds:schemaRefs>
     <ds:schemaRef ds:uri="http://schemas.openxmlformats.org/officeDocument/2006/bibliography"/>
   </ds:schemaRefs>

--- a/Books/RPG_Books/ThePrincessAndTheRogue/Notes_ThePrincessAndTheRogue.docx
+++ b/Books/RPG_Books/ThePrincessAndTheRogue/Notes_ThePrincessAndTheRogue.docx
@@ -4305,6 +4305,30 @@
               <w:rPr>
                 <w:rFonts w:asciiTheme="minorHAnsi" w:hAnsiTheme="minorHAnsi" w:cstheme="minorHAnsi"/>
               </w:rPr>
+              <w:t>&lt;</w:t>
+            </w:r>
+            <w:r>
+              <w:rPr>
+                <w:rFonts w:asciiTheme="minorHAnsi" w:hAnsiTheme="minorHAnsi" w:cstheme="minorHAnsi"/>
+              </w:rPr>
+              <w:t>Elemental</w:t>
+            </w:r>
+            <w:r>
+              <w:rPr>
+                <w:rFonts w:asciiTheme="minorHAnsi" w:hAnsiTheme="minorHAnsi" w:cstheme="minorHAnsi"/>
+              </w:rPr>
+              <w:t>&gt;</w:t>
+            </w:r>
+            <w:r>
+              <w:rPr>
+                <w:rFonts w:asciiTheme="minorHAnsi" w:hAnsiTheme="minorHAnsi" w:cstheme="minorHAnsi"/>
+              </w:rPr>
+              <w:t xml:space="preserve"> </w:t>
+            </w:r>
+            <w:r>
+              <w:rPr>
+                <w:rFonts w:asciiTheme="minorHAnsi" w:hAnsiTheme="minorHAnsi" w:cstheme="minorHAnsi"/>
+              </w:rPr>
               <w:t>Archery</w:t>
             </w:r>
           </w:p>
@@ -4318,15 +4342,18 @@
               <w:spacing w:after="0"/>
               <w:ind w:right="357" w:hanging="357"/>
               <w:rPr>
-                <w:rFonts w:asciiTheme="minorHAnsi" w:hAnsiTheme="minorHAnsi" w:cstheme="minorHAnsi"/>
-              </w:rPr>
-            </w:pPr>
-            <w:r>
+                <w:rFonts w:ascii="Calibri" w:hAnsi="Calibri" w:cs="Calibri"/>
+              </w:rPr>
+            </w:pPr>
+            <w:r>
+              <w:rPr>
+                <w:rFonts w:ascii="Calibri" w:hAnsi="Calibri" w:cs="Calibri"/>
+              </w:rPr>
               <w:t xml:space="preserve">Explosion </w:t>
             </w:r>
             <w:r>
               <w:rPr>
-                <w:rFonts w:asciiTheme="minorHAnsi" w:hAnsiTheme="minorHAnsi" w:cstheme="minorHAnsi"/>
+                <w:rFonts w:ascii="Calibri" w:hAnsi="Calibri" w:cs="Calibri"/>
               </w:rPr>
               <w:t>Mastery</w:t>
             </w:r>
@@ -7969,7 +7996,7 @@
         <v:path o:extrusionok="f" gradientshapeok="t" o:connecttype="rect"/>
         <o:lock v:ext="edit" aspectratio="t"/>
       </v:shapetype>
-      <v:shape id="_x0000_i1030" type="#_x0000_t75" style="width:3in;height:3in;visibility:visible" o:bullet="t">
+      <v:shape id="_x0000_i1103" type="#_x0000_t75" style="width:3in;height:3in;visibility:visible" o:bullet="t">
         <v:imagedata r:id="rId1" o:title="MC900065312[1]"/>
       </v:shape>
     </w:pict>
@@ -12134,7 +12161,7 @@
 </file>
 
 <file path=customXml/itemProps1.xml><?xml version="1.0" encoding="utf-8"?>
-<ds:datastoreItem xmlns:ds="http://schemas.openxmlformats.org/officeDocument/2006/customXml" ds:itemID="{B031A0F2-FF3E-4E86-BA9D-7A9D8D58FEB7}">
+<ds:datastoreItem xmlns:ds="http://schemas.openxmlformats.org/officeDocument/2006/customXml" ds:itemID="{D6EF9731-3A1A-4842-B7B2-23004C9AE874}">
   <ds:schemaRefs>
     <ds:schemaRef ds:uri="http://schemas.openxmlformats.org/officeDocument/2006/bibliography"/>
   </ds:schemaRefs>

--- a/Books/RPG_Books/ThePrincessAndTheRogue/Notes_ThePrincessAndTheRogue.docx
+++ b/Books/RPG_Books/ThePrincessAndTheRogue/Notes_ThePrincessAndTheRogue.docx
@@ -431,7 +431,6 @@
     </w:tbl>
     <w:p/>
     <w:p/>
-    <w:p/>
     <w:p>
       <w:pPr>
         <w:pStyle w:val="ListParagraph"/>
@@ -506,7 +505,6 @@
         </w:rPr>
       </w:pPr>
       <w:r>
-        <w:lastRenderedPageBreak/>
         <w:t>17 of 108</w:t>
       </w:r>
       <w:r>
@@ -539,6 +537,7 @@
           <w:rStyle w:val="rynqvb"/>
           <w:rFonts w:cstheme="minorHAnsi"/>
         </w:rPr>
+        <w:lastRenderedPageBreak/>
         <w:t xml:space="preserve">Basic </w:t>
       </w:r>
       <w:bookmarkStart w:id="0" w:name="_Hlk167032417"/>
@@ -813,7 +812,6 @@
         <w:rPr>
           <w:noProof/>
         </w:rPr>
-        <w:lastRenderedPageBreak/>
         <w:drawing>
           <wp:inline distT="0" distB="0" distL="0" distR="0">
             <wp:extent cx="292972" cy="113169"/>
@@ -876,6 +874,7 @@
         <w:rPr>
           <w:rFonts w:cstheme="minorHAnsi"/>
         </w:rPr>
+        <w:lastRenderedPageBreak/>
         <w:t>Guilds – Dungeon focused, puzzle focused</w:t>
       </w:r>
     </w:p>
@@ -1564,6 +1563,7 @@
         <w:pStyle w:val="H3"/>
       </w:pPr>
       <w:r>
+        <w:lastRenderedPageBreak/>
         <w:t>Nobles</w:t>
       </w:r>
     </w:p>
@@ -2329,6 +2329,7 @@
               <w:rPr>
                 <w:rFonts w:asciiTheme="minorHAnsi" w:hAnsiTheme="minorHAnsi" w:cstheme="minorHAnsi"/>
               </w:rPr>
+              <w:lastRenderedPageBreak/>
               <w:t>Epic</w:t>
             </w:r>
             <w:r>
@@ -2491,6 +2492,7 @@
               <w:rPr>
                 <w:rFonts w:asciiTheme="minorHAnsi" w:hAnsiTheme="minorHAnsi" w:cstheme="minorHAnsi"/>
               </w:rPr>
+              <w:lastRenderedPageBreak/>
               <w:t>Saturn</w:t>
             </w:r>
             <w:r>
@@ -2786,7 +2788,6 @@
         <w:pStyle w:val="H3"/>
       </w:pPr>
       <w:r>
-        <w:lastRenderedPageBreak/>
         <w:t>Items</w:t>
       </w:r>
     </w:p>
@@ -3798,7 +3799,6 @@
               <w:rPr>
                 <w:rFonts w:asciiTheme="minorHAnsi" w:hAnsiTheme="minorHAnsi" w:cstheme="minorHAnsi"/>
               </w:rPr>
-              <w:lastRenderedPageBreak/>
               <w:t>Speed</w:t>
             </w:r>
           </w:p>
@@ -3879,6 +3879,7 @@
               <w:rPr>
                 <w:rFonts w:asciiTheme="minorHAnsi" w:hAnsiTheme="minorHAnsi" w:cstheme="minorHAnsi"/>
               </w:rPr>
+              <w:lastRenderedPageBreak/>
               <w:t xml:space="preserve">Enhanced </w:t>
             </w:r>
             <w:r>
@@ -4035,42 +4036,42 @@
               <w:rPr>
                 <w:rFonts w:asciiTheme="minorHAnsi" w:hAnsiTheme="minorHAnsi" w:cstheme="minorHAnsi"/>
               </w:rPr>
+              <w:t>sparkly eyes of unknown color</w:t>
+            </w:r>
+          </w:p>
+          <w:p>
+            <w:pPr>
+              <w:rPr>
+                <w:rFonts w:asciiTheme="minorHAnsi" w:hAnsiTheme="minorHAnsi" w:cstheme="minorHAnsi"/>
+              </w:rPr>
+            </w:pPr>
+          </w:p>
+          <w:p>
+            <w:pPr>
+              <w:rPr>
+                <w:rFonts w:asciiTheme="minorHAnsi" w:hAnsiTheme="minorHAnsi" w:cstheme="minorHAnsi"/>
+              </w:rPr>
+            </w:pPr>
+            <w:r>
+              <w:rPr>
+                <w:rFonts w:asciiTheme="minorHAnsi" w:hAnsiTheme="minorHAnsi" w:cstheme="minorHAnsi"/>
+              </w:rPr>
+              <w:t>Guilds:</w:t>
+            </w:r>
+          </w:p>
+          <w:p>
+            <w:r>
+              <w:t>Thalia’s Music Masters</w:t>
+            </w:r>
+          </w:p>
+          <w:p>
+            <w:pPr>
+              <w:rPr>
+                <w:rFonts w:asciiTheme="minorHAnsi" w:hAnsiTheme="minorHAnsi" w:cstheme="minorHAnsi"/>
+              </w:rPr>
+            </w:pPr>
+            <w:r>
               <w:lastRenderedPageBreak/>
-              <w:t>sparkly eyes of unknown color</w:t>
-            </w:r>
-          </w:p>
-          <w:p>
-            <w:pPr>
-              <w:rPr>
-                <w:rFonts w:asciiTheme="minorHAnsi" w:hAnsiTheme="minorHAnsi" w:cstheme="minorHAnsi"/>
-              </w:rPr>
-            </w:pPr>
-          </w:p>
-          <w:p>
-            <w:pPr>
-              <w:rPr>
-                <w:rFonts w:asciiTheme="minorHAnsi" w:hAnsiTheme="minorHAnsi" w:cstheme="minorHAnsi"/>
-              </w:rPr>
-            </w:pPr>
-            <w:r>
-              <w:rPr>
-                <w:rFonts w:asciiTheme="minorHAnsi" w:hAnsiTheme="minorHAnsi" w:cstheme="minorHAnsi"/>
-              </w:rPr>
-              <w:t>Guilds:</w:t>
-            </w:r>
-          </w:p>
-          <w:p>
-            <w:r>
-              <w:t>Thalia’s Music Masters</w:t>
-            </w:r>
-          </w:p>
-          <w:p>
-            <w:pPr>
-              <w:rPr>
-                <w:rFonts w:asciiTheme="minorHAnsi" w:hAnsiTheme="minorHAnsi" w:cstheme="minorHAnsi"/>
-              </w:rPr>
-            </w:pPr>
-            <w:r>
               <w:t>Iron Gut Food Guild</w:t>
             </w:r>
           </w:p>
@@ -4090,14 +4091,7 @@
                 <w:rFonts w:asciiTheme="minorHAnsi" w:hAnsiTheme="minorHAnsi" w:cstheme="minorHAnsi"/>
               </w:rPr>
               <w:lastRenderedPageBreak/>
-              <w:t xml:space="preserve">“I was a race car driver who loved watching anime and </w:t>
-            </w:r>
-            <w:r>
-              <w:rPr>
-                <w:rFonts w:asciiTheme="minorHAnsi" w:hAnsiTheme="minorHAnsi" w:cstheme="minorHAnsi"/>
-              </w:rPr>
-              <w:lastRenderedPageBreak/>
-              <w:t>playing video games,” Erza said. “I just started my career at 18 when I died in a car accident - Corrections, in the hospital.”</w:t>
+              <w:t>“I was a race car driver who loved watching anime and playing video games,” Erza said. “I just started my career at 18 when I died in a car accident - Corrections, in the hospital.”</w:t>
             </w:r>
           </w:p>
         </w:tc>
@@ -4447,14 +4441,7 @@
               <w:rPr>
                 <w:rFonts w:asciiTheme="minorHAnsi" w:hAnsiTheme="minorHAnsi" w:cstheme="minorHAnsi"/>
               </w:rPr>
-              <w:t xml:space="preserve">- Dead Eye, Mapping, Tracking, can </w:t>
-            </w:r>
-            <w:r>
-              <w:rPr>
-                <w:rFonts w:asciiTheme="minorHAnsi" w:hAnsiTheme="minorHAnsi" w:cstheme="minorHAnsi"/>
-              </w:rPr>
-              <w:lastRenderedPageBreak/>
-              <w:t>identify and tack multiple targets</w:t>
+              <w:t>- Dead Eye, Mapping, Tracking, can identify and tack multiple targets</w:t>
             </w:r>
           </w:p>
           <w:p>
@@ -4503,7 +4490,6 @@
               <w:rPr>
                 <w:rFonts w:asciiTheme="minorHAnsi" w:hAnsiTheme="minorHAnsi" w:cstheme="minorHAnsi"/>
               </w:rPr>
-              <w:lastRenderedPageBreak/>
               <w:t>Long golden yellow wavy hair, the type the god Apollo possessed.</w:t>
             </w:r>
           </w:p>
@@ -4569,38 +4555,38 @@
               <w:rPr>
                 <w:rFonts w:asciiTheme="minorHAnsi" w:hAnsiTheme="minorHAnsi" w:cstheme="minorHAnsi"/>
               </w:rPr>
+              <w:t>5</w:t>
+            </w:r>
+          </w:p>
+        </w:tc>
+        <w:tc>
+          <w:tcPr>
+            <w:tcW w:w="2131" w:type="dxa"/>
+          </w:tcPr>
+          <w:p>
+            <w:pPr>
+              <w:rPr>
+                <w:rFonts w:asciiTheme="minorHAnsi" w:hAnsiTheme="minorHAnsi" w:cstheme="minorHAnsi"/>
+              </w:rPr>
+            </w:pPr>
+            <w:r>
+              <w:rPr>
+                <w:rFonts w:asciiTheme="minorHAnsi" w:hAnsiTheme="minorHAnsi" w:cstheme="minorHAnsi"/>
+              </w:rPr>
+              <w:t>Rose Evergreen, 23</w:t>
+            </w:r>
+          </w:p>
+          <w:p>
+            <w:pPr>
+              <w:rPr>
+                <w:rFonts w:asciiTheme="minorHAnsi" w:hAnsiTheme="minorHAnsi" w:cstheme="minorHAnsi"/>
+              </w:rPr>
+            </w:pPr>
+            <w:r>
+              <w:rPr>
+                <w:rFonts w:asciiTheme="minorHAnsi" w:hAnsiTheme="minorHAnsi" w:cstheme="minorHAnsi"/>
+              </w:rPr>
               <w:lastRenderedPageBreak/>
-              <w:t>5</w:t>
-            </w:r>
-          </w:p>
-        </w:tc>
-        <w:tc>
-          <w:tcPr>
-            <w:tcW w:w="2131" w:type="dxa"/>
-          </w:tcPr>
-          <w:p>
-            <w:pPr>
-              <w:rPr>
-                <w:rFonts w:asciiTheme="minorHAnsi" w:hAnsiTheme="minorHAnsi" w:cstheme="minorHAnsi"/>
-              </w:rPr>
-            </w:pPr>
-            <w:r>
-              <w:rPr>
-                <w:rFonts w:asciiTheme="minorHAnsi" w:hAnsiTheme="minorHAnsi" w:cstheme="minorHAnsi"/>
-              </w:rPr>
-              <w:t>Rose Evergreen, 23</w:t>
-            </w:r>
-          </w:p>
-          <w:p>
-            <w:pPr>
-              <w:rPr>
-                <w:rFonts w:asciiTheme="minorHAnsi" w:hAnsiTheme="minorHAnsi" w:cstheme="minorHAnsi"/>
-              </w:rPr>
-            </w:pPr>
-            <w:r>
-              <w:rPr>
-                <w:rFonts w:asciiTheme="minorHAnsi" w:hAnsiTheme="minorHAnsi" w:cstheme="minorHAnsi"/>
-              </w:rPr>
               <w:t>Caretaker</w:t>
             </w:r>
           </w:p>
@@ -4653,6 +4639,7 @@
               <w:rPr>
                 <w:rFonts w:asciiTheme="minorHAnsi" w:hAnsiTheme="minorHAnsi" w:cstheme="minorHAnsi"/>
               </w:rPr>
+              <w:lastRenderedPageBreak/>
               <w:t>Physical Fitness</w:t>
             </w:r>
           </w:p>
@@ -4831,6 +4818,7 @@
               <w:rPr>
                 <w:rFonts w:asciiTheme="minorHAnsi" w:hAnsiTheme="minorHAnsi" w:cstheme="minorHAnsi"/>
               </w:rPr>
+              <w:lastRenderedPageBreak/>
               <w:t>sky blue eyes</w:t>
             </w:r>
           </w:p>
@@ -4869,7 +4857,15 @@
               <w:rPr>
                 <w:rFonts w:asciiTheme="minorHAnsi" w:hAnsiTheme="minorHAnsi" w:cstheme="minorHAnsi"/>
               </w:rPr>
-              <w:t>“I am, I mean was studying to become a nurse, when I was hit by a drunk driver,” Rose said. “Oh, I was 23.”</w:t>
+              <w:lastRenderedPageBreak/>
+              <w:t xml:space="preserve">“I am, I mean was studying to </w:t>
+            </w:r>
+            <w:r>
+              <w:rPr>
+                <w:rFonts w:asciiTheme="minorHAnsi" w:hAnsiTheme="minorHAnsi" w:cstheme="minorHAnsi"/>
+              </w:rPr>
+              <w:lastRenderedPageBreak/>
+              <w:t>become a nurse, when I was hit by a drunk driver,” Rose said. “Oh, I was 23.”</w:t>
             </w:r>
           </w:p>
           <w:p>
@@ -4899,6 +4895,7 @@
               <w:rPr>
                 <w:rFonts w:asciiTheme="minorHAnsi" w:hAnsiTheme="minorHAnsi" w:cstheme="minorHAnsi"/>
               </w:rPr>
+              <w:lastRenderedPageBreak/>
               <w:t>1</w:t>
             </w:r>
           </w:p>
@@ -5222,28 +5219,34 @@
               <w:rPr>
                 <w:rFonts w:asciiTheme="minorHAnsi" w:hAnsiTheme="minorHAnsi" w:cstheme="minorHAnsi"/>
               </w:rPr>
+              <w:t>Level: F2</w:t>
+            </w:r>
+          </w:p>
+          <w:p>
+            <w:pPr>
+              <w:rPr>
+                <w:rFonts w:asciiTheme="minorHAnsi" w:hAnsiTheme="minorHAnsi" w:cstheme="minorHAnsi"/>
+              </w:rPr>
+            </w:pPr>
+          </w:p>
+          <w:p>
+            <w:pPr>
+              <w:rPr>
+                <w:rFonts w:asciiTheme="minorHAnsi" w:hAnsiTheme="minorHAnsi" w:cstheme="minorHAnsi"/>
+              </w:rPr>
+            </w:pPr>
+            <w:r>
+              <w:rPr>
+                <w:rFonts w:asciiTheme="minorHAnsi" w:hAnsiTheme="minorHAnsi" w:cstheme="minorHAnsi"/>
+              </w:rPr>
+              <w:t xml:space="preserve">Mind – skill focusing on improving observation, recall, classification, </w:t>
+            </w:r>
+            <w:r>
+              <w:rPr>
+                <w:rFonts w:asciiTheme="minorHAnsi" w:hAnsiTheme="minorHAnsi" w:cstheme="minorHAnsi"/>
+              </w:rPr>
               <w:lastRenderedPageBreak/>
-              <w:t>Level: F2</w:t>
-            </w:r>
-          </w:p>
-          <w:p>
-            <w:pPr>
-              <w:rPr>
-                <w:rFonts w:asciiTheme="minorHAnsi" w:hAnsiTheme="minorHAnsi" w:cstheme="minorHAnsi"/>
-              </w:rPr>
-            </w:pPr>
-          </w:p>
-          <w:p>
-            <w:pPr>
-              <w:rPr>
-                <w:rFonts w:asciiTheme="minorHAnsi" w:hAnsiTheme="minorHAnsi" w:cstheme="minorHAnsi"/>
-              </w:rPr>
-            </w:pPr>
-            <w:r>
-              <w:rPr>
-                <w:rFonts w:asciiTheme="minorHAnsi" w:hAnsiTheme="minorHAnsi" w:cstheme="minorHAnsi"/>
-              </w:rPr>
-              <w:t>Mind – skill focusing on improving observation, recall, classification, synthesis, analysis, visualization, and combination of data.</w:t>
+              <w:t>synthesis, analysis, visualization, and combination of data.</w:t>
             </w:r>
           </w:p>
           <w:p>
@@ -7996,7 +7999,7 @@
         <v:path o:extrusionok="f" gradientshapeok="t" o:connecttype="rect"/>
         <o:lock v:ext="edit" aspectratio="t"/>
       </v:shapetype>
-      <v:shape id="_x0000_i1103" type="#_x0000_t75" style="width:3in;height:3in;visibility:visible" o:bullet="t">
+      <v:shape id="_x0000_i1027" type="#_x0000_t75" style="width:3in;height:3in;visibility:visible" o:bullet="t">
         <v:imagedata r:id="rId1" o:title="MC900065312[1]"/>
       </v:shape>
     </w:pict>
@@ -11353,6 +11356,7 @@
   <w:style w:type="character" w:default="1" w:styleId="DefaultParagraphFont">
     <w:name w:val="Default Paragraph Font"/>
     <w:uiPriority w:val="1"/>
+    <w:semiHidden/>
     <w:unhideWhenUsed/>
   </w:style>
   <w:style w:type="table" w:default="1" w:styleId="TableNormal">
@@ -12161,7 +12165,7 @@
 </file>
 
 <file path=customXml/itemProps1.xml><?xml version="1.0" encoding="utf-8"?>
-<ds:datastoreItem xmlns:ds="http://schemas.openxmlformats.org/officeDocument/2006/customXml" ds:itemID="{D6EF9731-3A1A-4842-B7B2-23004C9AE874}">
+<ds:datastoreItem xmlns:ds="http://schemas.openxmlformats.org/officeDocument/2006/customXml" ds:itemID="{DFD6377C-78F8-4F8F-BF36-718EBBAE936E}">
   <ds:schemaRefs>
     <ds:schemaRef ds:uri="http://schemas.openxmlformats.org/officeDocument/2006/bibliography"/>
   </ds:schemaRefs>

--- a/Books/RPG_Books/ThePrincessAndTheRogue/Notes_ThePrincessAndTheRogue.docx
+++ b/Books/RPG_Books/ThePrincessAndTheRogue/Notes_ThePrincessAndTheRogue.docx
@@ -922,12 +922,6 @@
           <w:rFonts w:cstheme="minorHAnsi"/>
         </w:rPr>
       </w:pPr>
-      <w:r>
-        <w:rPr>
-          <w:rFonts w:cstheme="minorHAnsi"/>
-        </w:rPr>
-        <w:t>6475 people this year</w:t>
-      </w:r>
     </w:p>
     <w:p>
       <w:pPr>
@@ -1960,6 +1954,12 @@
                 <w:rFonts w:asciiTheme="minorHAnsi" w:hAnsiTheme="minorHAnsi" w:cstheme="minorHAnsi"/>
               </w:rPr>
             </w:pPr>
+            <w:r>
+              <w:rPr>
+                <w:rFonts w:cstheme="minorHAnsi"/>
+              </w:rPr>
+              <w:t>6475 people this year</w:t>
+            </w:r>
           </w:p>
         </w:tc>
         <w:tc>
@@ -3665,13 +3665,13 @@
               <w:rPr>
                 <w:rFonts w:asciiTheme="minorHAnsi" w:hAnsiTheme="minorHAnsi" w:cstheme="minorHAnsi"/>
               </w:rPr>
-              <w:t xml:space="preserve">Erza Scarlet, 18 , Fire </w:t>
-            </w:r>
-            <w:r>
-              <w:rPr>
-                <w:rFonts w:asciiTheme="minorHAnsi" w:hAnsiTheme="minorHAnsi" w:cstheme="minorHAnsi"/>
-              </w:rPr>
-              <w:t>Mage</w:t>
+              <w:t xml:space="preserve">Erza Scarlet, 18 , </w:t>
+            </w:r>
+            <w:r>
+              <w:rPr>
+                <w:rFonts w:asciiTheme="minorHAnsi" w:hAnsiTheme="minorHAnsi" w:cstheme="minorHAnsi"/>
+              </w:rPr>
+              <w:t>Battle Mage</w:t>
             </w:r>
           </w:p>
           <w:p>
@@ -3886,19 +3886,7 @@
               <w:rPr>
                 <w:rFonts w:asciiTheme="minorHAnsi" w:hAnsiTheme="minorHAnsi" w:cstheme="minorHAnsi"/>
               </w:rPr>
-              <w:t>Senses</w:t>
-            </w:r>
-            <w:r>
-              <w:rPr>
-                <w:rFonts w:asciiTheme="minorHAnsi" w:hAnsiTheme="minorHAnsi" w:cstheme="minorHAnsi"/>
-              </w:rPr>
-              <w:t xml:space="preserve"> </w:t>
-            </w:r>
-            <w:r>
-              <w:rPr>
-                <w:rFonts w:asciiTheme="minorHAnsi" w:hAnsiTheme="minorHAnsi" w:cstheme="minorHAnsi"/>
-              </w:rPr>
-              <w:t>– Enhanced Perception</w:t>
+              <w:t>Perception</w:t>
             </w:r>
           </w:p>
           <w:p>
@@ -4586,7 +4574,6 @@
               <w:rPr>
                 <w:rFonts w:asciiTheme="minorHAnsi" w:hAnsiTheme="minorHAnsi" w:cstheme="minorHAnsi"/>
               </w:rPr>
-              <w:lastRenderedPageBreak/>
               <w:t>Caretaker</w:t>
             </w:r>
           </w:p>
@@ -4670,6 +4657,7 @@
               <w:rPr>
                 <w:rFonts w:asciiTheme="minorHAnsi" w:hAnsiTheme="minorHAnsi" w:cstheme="minorHAnsi"/>
               </w:rPr>
+              <w:lastRenderedPageBreak/>
               <w:t>Spirit Whisperer</w:t>
             </w:r>
           </w:p>
@@ -4818,20 +4806,20 @@
               <w:rPr>
                 <w:rFonts w:asciiTheme="minorHAnsi" w:hAnsiTheme="minorHAnsi" w:cstheme="minorHAnsi"/>
               </w:rPr>
+              <w:t>sky blue eyes</w:t>
+            </w:r>
+          </w:p>
+          <w:p>
+            <w:pPr>
+              <w:rPr>
+                <w:rFonts w:asciiTheme="minorHAnsi" w:hAnsiTheme="minorHAnsi" w:cstheme="minorHAnsi"/>
+              </w:rPr>
+            </w:pPr>
+            <w:r>
+              <w:rPr>
+                <w:rFonts w:asciiTheme="minorHAnsi" w:hAnsiTheme="minorHAnsi" w:cstheme="minorHAnsi"/>
+              </w:rPr>
               <w:lastRenderedPageBreak/>
-              <w:t>sky blue eyes</w:t>
-            </w:r>
-          </w:p>
-          <w:p>
-            <w:pPr>
-              <w:rPr>
-                <w:rFonts w:asciiTheme="minorHAnsi" w:hAnsiTheme="minorHAnsi" w:cstheme="minorHAnsi"/>
-              </w:rPr>
-            </w:pPr>
-            <w:r>
-              <w:rPr>
-                <w:rFonts w:asciiTheme="minorHAnsi" w:hAnsiTheme="minorHAnsi" w:cstheme="minorHAnsi"/>
-              </w:rPr>
               <w:t>long pink hair, turning into purple at the tips</w:t>
             </w:r>
           </w:p>
@@ -4858,14 +4846,14 @@
                 <w:rFonts w:asciiTheme="minorHAnsi" w:hAnsiTheme="minorHAnsi" w:cstheme="minorHAnsi"/>
               </w:rPr>
               <w:lastRenderedPageBreak/>
-              <w:t xml:space="preserve">“I am, I mean was studying to </w:t>
+              <w:t xml:space="preserve">“I am, I mean was studying to become a nurse, when I was hit </w:t>
             </w:r>
             <w:r>
               <w:rPr>
                 <w:rFonts w:asciiTheme="minorHAnsi" w:hAnsiTheme="minorHAnsi" w:cstheme="minorHAnsi"/>
               </w:rPr>
               <w:lastRenderedPageBreak/>
-              <w:t>become a nurse, when I was hit by a drunk driver,” Rose said. “Oh, I was 23.”</w:t>
+              <w:t>by a drunk driver,” Rose said. “Oh, I was 23.”</w:t>
             </w:r>
           </w:p>
           <w:p>
@@ -5239,14 +5227,14 @@
               <w:rPr>
                 <w:rFonts w:asciiTheme="minorHAnsi" w:hAnsiTheme="minorHAnsi" w:cstheme="minorHAnsi"/>
               </w:rPr>
-              <w:t xml:space="preserve">Mind – skill focusing on improving observation, recall, classification, </w:t>
+              <w:t xml:space="preserve">Mind – skill focusing on improving observation, recall, classification, synthesis, analysis, visualization, and </w:t>
             </w:r>
             <w:r>
               <w:rPr>
                 <w:rFonts w:asciiTheme="minorHAnsi" w:hAnsiTheme="minorHAnsi" w:cstheme="minorHAnsi"/>
               </w:rPr>
               <w:lastRenderedPageBreak/>
-              <w:t>synthesis, analysis, visualization, and combination of data.</w:t>
+              <w:t>combination of data.</w:t>
             </w:r>
           </w:p>
           <w:p>
@@ -7999,7 +7987,7 @@
         <v:path o:extrusionok="f" gradientshapeok="t" o:connecttype="rect"/>
         <o:lock v:ext="edit" aspectratio="t"/>
       </v:shapetype>
-      <v:shape id="_x0000_i1027" type="#_x0000_t75" style="width:3in;height:3in;visibility:visible" o:bullet="t">
+      <v:shape id="_x0000_i1092" type="#_x0000_t75" style="width:3in;height:3in;visibility:visible" o:bullet="t">
         <v:imagedata r:id="rId1" o:title="MC900065312[1]"/>
       </v:shape>
     </w:pict>
@@ -12165,7 +12153,7 @@
 </file>
 
 <file path=customXml/itemProps1.xml><?xml version="1.0" encoding="utf-8"?>
-<ds:datastoreItem xmlns:ds="http://schemas.openxmlformats.org/officeDocument/2006/customXml" ds:itemID="{DFD6377C-78F8-4F8F-BF36-718EBBAE936E}">
+<ds:datastoreItem xmlns:ds="http://schemas.openxmlformats.org/officeDocument/2006/customXml" ds:itemID="{C74CCA96-77E0-45EE-9A22-03DA544275A0}">
   <ds:schemaRefs>
     <ds:schemaRef ds:uri="http://schemas.openxmlformats.org/officeDocument/2006/bibliography"/>
   </ds:schemaRefs>

--- a/Books/RPG_Books/ThePrincessAndTheRogue/Notes_ThePrincessAndTheRogue.docx
+++ b/Books/RPG_Books/ThePrincessAndTheRogue/Notes_ThePrincessAndTheRogue.docx
@@ -1111,25 +1111,10 @@
     </w:tbl>
     <w:p>
       <w:pPr>
-        <w:rPr>
-          <w:rFonts w:cstheme="minorHAnsi"/>
-        </w:rPr>
-      </w:pPr>
-    </w:p>
-    <w:p>
-      <w:pPr>
         <w:pStyle w:val="H3"/>
       </w:pPr>
-      <w:proofErr w:type="spellStart"/>
-      <w:r>
-        <w:t>Imperium</w:t>
-      </w:r>
-      <w:proofErr w:type="spellEnd"/>
-      <w:r>
-        <w:t xml:space="preserve"> </w:t>
-      </w:r>
-      <w:r>
-        <w:t>Rooms</w:t>
+      <w:r>
+        <w:t>Books</w:t>
       </w:r>
     </w:p>
     <w:tbl>
@@ -1148,7 +1133,11 @@
           <w:tcPr>
             <w:tcW w:w="3912" w:type="dxa"/>
           </w:tcPr>
-          <w:p/>
+          <w:p>
+            <w:r>
+              <w:t>Encyclopedia of Human Abilities for Transplants</w:t>
+            </w:r>
+          </w:p>
         </w:tc>
         <w:tc>
           <w:tcPr>
@@ -1239,326 +1228,16 @@
           </w:p>
         </w:tc>
       </w:tr>
-      <w:tr>
-        <w:tc>
-          <w:tcPr>
-            <w:tcW w:w="3912" w:type="dxa"/>
-          </w:tcPr>
-          <w:p/>
-        </w:tc>
-        <w:tc>
-          <w:tcPr>
-            <w:tcW w:w="3912" w:type="dxa"/>
-          </w:tcPr>
-          <w:p>
-            <w:pPr>
-              <w:rPr>
-                <w:rFonts w:cstheme="minorHAnsi"/>
-              </w:rPr>
-            </w:pPr>
-          </w:p>
-        </w:tc>
-        <w:tc>
-          <w:tcPr>
-            <w:tcW w:w="3912" w:type="dxa"/>
-          </w:tcPr>
-          <w:p>
-            <w:pPr>
-              <w:rPr>
-                <w:rFonts w:cstheme="minorHAnsi"/>
-              </w:rPr>
-            </w:pPr>
-          </w:p>
-        </w:tc>
-      </w:tr>
-      <w:tr>
-        <w:tc>
-          <w:tcPr>
-            <w:tcW w:w="3912" w:type="dxa"/>
-          </w:tcPr>
-          <w:p>
-            <w:pPr>
-              <w:rPr>
-                <w:rFonts w:cstheme="minorHAnsi"/>
-              </w:rPr>
-            </w:pPr>
-            <w:r>
-              <w:t xml:space="preserve">the </w:t>
-            </w:r>
-            <w:r>
-              <w:rPr>
-                <w:rStyle w:val="rynqvb"/>
-                <w:lang w:val="la-Latn"/>
-              </w:rPr>
-              <w:t>Imperium</w:t>
-            </w:r>
-            <w:r>
-              <w:rPr>
-                <w:rStyle w:val="rynqvb"/>
-              </w:rPr>
-              <w:t xml:space="preserve"> – Government complex</w:t>
-            </w:r>
-          </w:p>
-        </w:tc>
-        <w:tc>
-          <w:tcPr>
-            <w:tcW w:w="3912" w:type="dxa"/>
-          </w:tcPr>
-          <w:p>
-            <w:pPr>
-              <w:rPr>
-                <w:rFonts w:cstheme="minorHAnsi"/>
-              </w:rPr>
-            </w:pPr>
-          </w:p>
-        </w:tc>
-        <w:tc>
-          <w:tcPr>
-            <w:tcW w:w="3912" w:type="dxa"/>
-          </w:tcPr>
-          <w:p>
-            <w:pPr>
-              <w:rPr>
-                <w:rFonts w:cstheme="minorHAnsi"/>
-              </w:rPr>
-            </w:pPr>
-          </w:p>
-        </w:tc>
-      </w:tr>
-      <w:tr>
-        <w:tc>
-          <w:tcPr>
-            <w:tcW w:w="3912" w:type="dxa"/>
-          </w:tcPr>
-          <w:p/>
-        </w:tc>
-        <w:tc>
-          <w:tcPr>
-            <w:tcW w:w="3912" w:type="dxa"/>
-          </w:tcPr>
-          <w:p>
-            <w:pPr>
-              <w:rPr>
-                <w:rFonts w:cstheme="minorHAnsi"/>
-              </w:rPr>
-            </w:pPr>
-          </w:p>
-        </w:tc>
-        <w:tc>
-          <w:tcPr>
-            <w:tcW w:w="3912" w:type="dxa"/>
-          </w:tcPr>
-          <w:p>
-            <w:pPr>
-              <w:rPr>
-                <w:rFonts w:cstheme="minorHAnsi"/>
-              </w:rPr>
-            </w:pPr>
-          </w:p>
-        </w:tc>
-      </w:tr>
-      <w:tr>
-        <w:tc>
-          <w:tcPr>
-            <w:tcW w:w="3912" w:type="dxa"/>
-          </w:tcPr>
-          <w:p>
-            <w:pPr>
-              <w:rPr>
-                <w:rFonts w:cstheme="minorHAnsi"/>
-              </w:rPr>
-            </w:pPr>
-            <w:r>
-              <w:t>Arca</w:t>
-            </w:r>
-            <w:r>
-              <w:t>na Dios</w:t>
-            </w:r>
-            <w:r>
-              <w:t xml:space="preserve"> – Library</w:t>
-            </w:r>
-          </w:p>
-        </w:tc>
-        <w:tc>
-          <w:tcPr>
-            <w:tcW w:w="3912" w:type="dxa"/>
-          </w:tcPr>
-          <w:p>
-            <w:pPr>
-              <w:rPr>
-                <w:rFonts w:cstheme="minorHAnsi"/>
-              </w:rPr>
-            </w:pPr>
-            <w:r>
-              <w:rPr>
-                <w:rFonts w:cstheme="minorHAnsi"/>
-              </w:rPr>
-              <w:t>30</w:t>
-            </w:r>
-            <w:r>
-              <w:rPr>
-                <w:rFonts w:cstheme="minorHAnsi"/>
-              </w:rPr>
-              <w:t>0 floor</w:t>
-            </w:r>
-            <w:r>
-              <w:rPr>
-                <w:rFonts w:cstheme="minorHAnsi"/>
-              </w:rPr>
-              <w:t>s + 50 for restricted books</w:t>
-            </w:r>
-          </w:p>
-        </w:tc>
-        <w:tc>
-          <w:tcPr>
-            <w:tcW w:w="3912" w:type="dxa"/>
-          </w:tcPr>
-          <w:p>
-            <w:pPr>
-              <w:rPr>
-                <w:rFonts w:cstheme="minorHAnsi"/>
-              </w:rPr>
-            </w:pPr>
-          </w:p>
-        </w:tc>
-      </w:tr>
-      <w:tr>
-        <w:tc>
-          <w:tcPr>
-            <w:tcW w:w="3912" w:type="dxa"/>
-          </w:tcPr>
-          <w:p>
-            <w:pPr>
-              <w:rPr>
-                <w:rFonts w:cstheme="minorHAnsi"/>
-              </w:rPr>
-            </w:pPr>
-            <w:r>
-              <w:rPr>
-                <w:rFonts w:cstheme="minorHAnsi"/>
-              </w:rPr>
-              <w:t>Apartment</w:t>
-            </w:r>
-          </w:p>
-        </w:tc>
-        <w:tc>
-          <w:tcPr>
-            <w:tcW w:w="3912" w:type="dxa"/>
-          </w:tcPr>
-          <w:p>
-            <w:pPr>
-              <w:rPr>
-                <w:rFonts w:cstheme="minorHAnsi"/>
-              </w:rPr>
-            </w:pPr>
-            <w:r>
-              <w:t>380 floors</w:t>
-            </w:r>
-          </w:p>
-        </w:tc>
-        <w:tc>
-          <w:tcPr>
-            <w:tcW w:w="3912" w:type="dxa"/>
-          </w:tcPr>
-          <w:p>
-            <w:pPr>
-              <w:rPr>
-                <w:rFonts w:cstheme="minorHAnsi"/>
-              </w:rPr>
-            </w:pPr>
-          </w:p>
-        </w:tc>
-      </w:tr>
-      <w:tr>
-        <w:tc>
-          <w:tcPr>
-            <w:tcW w:w="3912" w:type="dxa"/>
-          </w:tcPr>
-          <w:p>
-            <w:pPr>
-              <w:rPr>
-                <w:rFonts w:cstheme="minorHAnsi"/>
-              </w:rPr>
-            </w:pPr>
-          </w:p>
-        </w:tc>
-        <w:tc>
-          <w:tcPr>
-            <w:tcW w:w="3912" w:type="dxa"/>
-          </w:tcPr>
-          <w:p>
-            <w:pPr>
-              <w:rPr>
-                <w:rFonts w:cstheme="minorHAnsi"/>
-              </w:rPr>
-            </w:pPr>
-          </w:p>
-        </w:tc>
-        <w:tc>
-          <w:tcPr>
-            <w:tcW w:w="3912" w:type="dxa"/>
-          </w:tcPr>
-          <w:p>
-            <w:pPr>
-              <w:rPr>
-                <w:rFonts w:cstheme="minorHAnsi"/>
-              </w:rPr>
-            </w:pPr>
-          </w:p>
-        </w:tc>
-      </w:tr>
-      <w:tr>
-        <w:tc>
-          <w:tcPr>
-            <w:tcW w:w="3912" w:type="dxa"/>
-          </w:tcPr>
-          <w:p>
-            <w:pPr>
-              <w:rPr>
-                <w:rFonts w:asciiTheme="minorHAnsi" w:hAnsiTheme="minorHAnsi" w:cstheme="minorHAnsi"/>
-              </w:rPr>
-            </w:pPr>
-            <w:r>
-              <w:rPr>
-                <w:rFonts w:asciiTheme="minorHAnsi" w:hAnsiTheme="minorHAnsi" w:cstheme="minorHAnsi"/>
-              </w:rPr>
-              <w:t>King Arthur Stadium</w:t>
-            </w:r>
-          </w:p>
-        </w:tc>
-        <w:tc>
-          <w:tcPr>
-            <w:tcW w:w="3912" w:type="dxa"/>
-          </w:tcPr>
-          <w:p>
-            <w:pPr>
-              <w:rPr>
-                <w:rFonts w:asciiTheme="minorHAnsi" w:hAnsiTheme="minorHAnsi" w:cstheme="minorHAnsi"/>
-              </w:rPr>
-            </w:pPr>
-          </w:p>
-        </w:tc>
-        <w:tc>
-          <w:tcPr>
-            <w:tcW w:w="3912" w:type="dxa"/>
-          </w:tcPr>
-          <w:p>
-            <w:pPr>
-              <w:rPr>
-                <w:rFonts w:asciiTheme="minorHAnsi" w:hAnsiTheme="minorHAnsi" w:cstheme="minorHAnsi"/>
-              </w:rPr>
-            </w:pPr>
-          </w:p>
-        </w:tc>
-      </w:tr>
     </w:tbl>
     <w:p>
       <w:pPr>
         <w:pStyle w:val="H3"/>
       </w:pPr>
       <w:r>
-        <w:lastRenderedPageBreak/>
-        <w:t>Nobles</w:t>
+        <w:t xml:space="preserve">Imperium </w:t>
+      </w:r>
+      <w:r>
+        <w:t>Rooms</w:t>
       </w:r>
     </w:p>
     <w:tbl>
@@ -1577,46 +1256,18 @@
           <w:tcPr>
             <w:tcW w:w="3912" w:type="dxa"/>
           </w:tcPr>
-          <w:p>
-            <w:pPr>
-              <w:rPr>
-                <w:rFonts w:cstheme="minorHAnsi"/>
-              </w:rPr>
-            </w:pPr>
-            <w:r>
-              <w:t xml:space="preserve">Lord </w:t>
-            </w:r>
-            <w:proofErr w:type="spellStart"/>
-            <w:r>
-              <w:t>Endol</w:t>
-            </w:r>
-            <w:proofErr w:type="spellEnd"/>
-            <w:r>
-              <w:t xml:space="preserve"> von Del </w:t>
-            </w:r>
-            <w:proofErr w:type="spellStart"/>
-            <w:r>
-              <w:t>Charte</w:t>
-            </w:r>
-            <w:proofErr w:type="spellEnd"/>
-          </w:p>
-        </w:tc>
-        <w:tc>
-          <w:tcPr>
-            <w:tcW w:w="3912" w:type="dxa"/>
-          </w:tcPr>
-          <w:p>
-            <w:pPr>
-              <w:rPr>
-                <w:rFonts w:cstheme="minorHAnsi"/>
-              </w:rPr>
-            </w:pPr>
-            <w:r>
-              <w:rPr>
-                <w:rFonts w:cstheme="minorHAnsi"/>
-              </w:rPr>
-              <w:t xml:space="preserve"> B-297, Battle Mage</w:t>
-            </w:r>
+          <w:p/>
+        </w:tc>
+        <w:tc>
+          <w:tcPr>
+            <w:tcW w:w="3912" w:type="dxa"/>
+          </w:tcPr>
+          <w:p>
+            <w:pPr>
+              <w:rPr>
+                <w:rFonts w:cstheme="minorHAnsi"/>
+              </w:rPr>
+            </w:pPr>
           </w:p>
         </w:tc>
         <w:tc>
@@ -1637,11 +1288,7 @@
           <w:tcPr>
             <w:tcW w:w="3912" w:type="dxa"/>
           </w:tcPr>
-          <w:p>
-            <w:r>
-              <w:t>Lady Celestine - “heavenly” or “of the sky”</w:t>
-            </w:r>
-          </w:p>
+          <w:p/>
         </w:tc>
         <w:tc>
           <w:tcPr>
@@ -1673,59 +1320,340 @@
           <w:tcPr>
             <w:tcW w:w="3912" w:type="dxa"/>
           </w:tcPr>
-          <w:p>
-            <w:r>
-              <w:rPr>
-                <w:rFonts w:cstheme="minorHAnsi"/>
-              </w:rPr>
-              <w:t xml:space="preserve">Lady </w:t>
-            </w:r>
-            <w:r>
-              <w:rPr>
-                <w:rFonts w:cstheme="minorHAnsi"/>
-              </w:rPr>
-              <w:t>Wynthir – “</w:t>
-            </w:r>
-            <w:r>
-              <w:rPr>
-                <w:rFonts w:cstheme="minorHAnsi"/>
-              </w:rPr>
-              <w:t>eternal wisdom</w:t>
-            </w:r>
-            <w:r>
-              <w:rPr>
-                <w:rFonts w:cstheme="minorHAnsi"/>
-              </w:rPr>
-              <w:t>”</w:t>
-            </w:r>
-          </w:p>
-        </w:tc>
-        <w:tc>
-          <w:tcPr>
-            <w:tcW w:w="3912" w:type="dxa"/>
-          </w:tcPr>
-          <w:p>
-            <w:pPr>
-              <w:rPr>
-                <w:rFonts w:cstheme="minorHAnsi"/>
-              </w:rPr>
-            </w:pPr>
-            <w:r>
-              <w:rPr>
-                <w:rFonts w:cstheme="minorHAnsi"/>
-              </w:rPr>
-              <w:t>Librarian</w:t>
-            </w:r>
-          </w:p>
-        </w:tc>
-        <w:tc>
-          <w:tcPr>
-            <w:tcW w:w="3912" w:type="dxa"/>
-          </w:tcPr>
-          <w:p>
-            <w:pPr>
-              <w:rPr>
-                <w:rFonts w:cstheme="minorHAnsi"/>
+          <w:p/>
+        </w:tc>
+        <w:tc>
+          <w:tcPr>
+            <w:tcW w:w="3912" w:type="dxa"/>
+          </w:tcPr>
+          <w:p>
+            <w:pPr>
+              <w:rPr>
+                <w:rFonts w:cstheme="minorHAnsi"/>
+              </w:rPr>
+            </w:pPr>
+          </w:p>
+        </w:tc>
+        <w:tc>
+          <w:tcPr>
+            <w:tcW w:w="3912" w:type="dxa"/>
+          </w:tcPr>
+          <w:p>
+            <w:pPr>
+              <w:rPr>
+                <w:rFonts w:cstheme="minorHAnsi"/>
+              </w:rPr>
+            </w:pPr>
+          </w:p>
+        </w:tc>
+      </w:tr>
+      <w:tr>
+        <w:tc>
+          <w:tcPr>
+            <w:tcW w:w="3912" w:type="dxa"/>
+          </w:tcPr>
+          <w:p/>
+        </w:tc>
+        <w:tc>
+          <w:tcPr>
+            <w:tcW w:w="3912" w:type="dxa"/>
+          </w:tcPr>
+          <w:p>
+            <w:pPr>
+              <w:rPr>
+                <w:rFonts w:cstheme="minorHAnsi"/>
+              </w:rPr>
+            </w:pPr>
+          </w:p>
+        </w:tc>
+        <w:tc>
+          <w:tcPr>
+            <w:tcW w:w="3912" w:type="dxa"/>
+          </w:tcPr>
+          <w:p>
+            <w:pPr>
+              <w:rPr>
+                <w:rFonts w:cstheme="minorHAnsi"/>
+              </w:rPr>
+            </w:pPr>
+          </w:p>
+        </w:tc>
+      </w:tr>
+      <w:tr>
+        <w:tc>
+          <w:tcPr>
+            <w:tcW w:w="3912" w:type="dxa"/>
+          </w:tcPr>
+          <w:p>
+            <w:pPr>
+              <w:rPr>
+                <w:rFonts w:cstheme="minorHAnsi"/>
+              </w:rPr>
+            </w:pPr>
+            <w:r>
+              <w:t xml:space="preserve">the </w:t>
+            </w:r>
+            <w:r>
+              <w:rPr>
+                <w:rStyle w:val="rynqvb"/>
+                <w:lang w:val="la-Latn"/>
+              </w:rPr>
+              <w:t>Imperium</w:t>
+            </w:r>
+            <w:r>
+              <w:rPr>
+                <w:rStyle w:val="rynqvb"/>
+              </w:rPr>
+              <w:t xml:space="preserve"> – Government complex</w:t>
+            </w:r>
+          </w:p>
+        </w:tc>
+        <w:tc>
+          <w:tcPr>
+            <w:tcW w:w="3912" w:type="dxa"/>
+          </w:tcPr>
+          <w:p>
+            <w:pPr>
+              <w:rPr>
+                <w:rFonts w:cstheme="minorHAnsi"/>
+              </w:rPr>
+            </w:pPr>
+          </w:p>
+        </w:tc>
+        <w:tc>
+          <w:tcPr>
+            <w:tcW w:w="3912" w:type="dxa"/>
+          </w:tcPr>
+          <w:p>
+            <w:pPr>
+              <w:rPr>
+                <w:rFonts w:cstheme="minorHAnsi"/>
+              </w:rPr>
+            </w:pPr>
+          </w:p>
+        </w:tc>
+      </w:tr>
+      <w:tr>
+        <w:tc>
+          <w:tcPr>
+            <w:tcW w:w="3912" w:type="dxa"/>
+          </w:tcPr>
+          <w:p/>
+        </w:tc>
+        <w:tc>
+          <w:tcPr>
+            <w:tcW w:w="3912" w:type="dxa"/>
+          </w:tcPr>
+          <w:p>
+            <w:pPr>
+              <w:rPr>
+                <w:rFonts w:cstheme="minorHAnsi"/>
+              </w:rPr>
+            </w:pPr>
+          </w:p>
+        </w:tc>
+        <w:tc>
+          <w:tcPr>
+            <w:tcW w:w="3912" w:type="dxa"/>
+          </w:tcPr>
+          <w:p>
+            <w:pPr>
+              <w:rPr>
+                <w:rFonts w:cstheme="minorHAnsi"/>
+              </w:rPr>
+            </w:pPr>
+          </w:p>
+        </w:tc>
+      </w:tr>
+      <w:tr>
+        <w:tc>
+          <w:tcPr>
+            <w:tcW w:w="3912" w:type="dxa"/>
+          </w:tcPr>
+          <w:p>
+            <w:pPr>
+              <w:rPr>
+                <w:rFonts w:cstheme="minorHAnsi"/>
+              </w:rPr>
+            </w:pPr>
+            <w:r>
+              <w:t>Arca</w:t>
+            </w:r>
+            <w:r>
+              <w:t>na Dios</w:t>
+            </w:r>
+            <w:r>
+              <w:t xml:space="preserve"> – Library</w:t>
+            </w:r>
+          </w:p>
+        </w:tc>
+        <w:tc>
+          <w:tcPr>
+            <w:tcW w:w="3912" w:type="dxa"/>
+          </w:tcPr>
+          <w:p>
+            <w:pPr>
+              <w:rPr>
+                <w:rFonts w:cstheme="minorHAnsi"/>
+              </w:rPr>
+            </w:pPr>
+            <w:r>
+              <w:rPr>
+                <w:rFonts w:cstheme="minorHAnsi"/>
+              </w:rPr>
+              <w:t>30</w:t>
+            </w:r>
+            <w:r>
+              <w:rPr>
+                <w:rFonts w:cstheme="minorHAnsi"/>
+              </w:rPr>
+              <w:t>0 floor</w:t>
+            </w:r>
+            <w:r>
+              <w:rPr>
+                <w:rFonts w:cstheme="minorHAnsi"/>
+              </w:rPr>
+              <w:t>s + 50 for restricted books</w:t>
+            </w:r>
+          </w:p>
+        </w:tc>
+        <w:tc>
+          <w:tcPr>
+            <w:tcW w:w="3912" w:type="dxa"/>
+          </w:tcPr>
+          <w:p>
+            <w:pPr>
+              <w:rPr>
+                <w:rFonts w:cstheme="minorHAnsi"/>
+              </w:rPr>
+            </w:pPr>
+          </w:p>
+        </w:tc>
+      </w:tr>
+      <w:tr>
+        <w:tc>
+          <w:tcPr>
+            <w:tcW w:w="3912" w:type="dxa"/>
+          </w:tcPr>
+          <w:p>
+            <w:pPr>
+              <w:rPr>
+                <w:rFonts w:cstheme="minorHAnsi"/>
+              </w:rPr>
+            </w:pPr>
+            <w:r>
+              <w:rPr>
+                <w:rFonts w:cstheme="minorHAnsi"/>
+              </w:rPr>
+              <w:t>Apartment</w:t>
+            </w:r>
+          </w:p>
+        </w:tc>
+        <w:tc>
+          <w:tcPr>
+            <w:tcW w:w="3912" w:type="dxa"/>
+          </w:tcPr>
+          <w:p>
+            <w:pPr>
+              <w:rPr>
+                <w:rFonts w:cstheme="minorHAnsi"/>
+              </w:rPr>
+            </w:pPr>
+            <w:r>
+              <w:t>380 floors</w:t>
+            </w:r>
+          </w:p>
+        </w:tc>
+        <w:tc>
+          <w:tcPr>
+            <w:tcW w:w="3912" w:type="dxa"/>
+          </w:tcPr>
+          <w:p>
+            <w:pPr>
+              <w:rPr>
+                <w:rFonts w:cstheme="minorHAnsi"/>
+              </w:rPr>
+            </w:pPr>
+          </w:p>
+        </w:tc>
+      </w:tr>
+      <w:tr>
+        <w:tc>
+          <w:tcPr>
+            <w:tcW w:w="3912" w:type="dxa"/>
+          </w:tcPr>
+          <w:p>
+            <w:pPr>
+              <w:rPr>
+                <w:rFonts w:cstheme="minorHAnsi"/>
+              </w:rPr>
+            </w:pPr>
+          </w:p>
+        </w:tc>
+        <w:tc>
+          <w:tcPr>
+            <w:tcW w:w="3912" w:type="dxa"/>
+          </w:tcPr>
+          <w:p>
+            <w:pPr>
+              <w:rPr>
+                <w:rFonts w:cstheme="minorHAnsi"/>
+              </w:rPr>
+            </w:pPr>
+          </w:p>
+        </w:tc>
+        <w:tc>
+          <w:tcPr>
+            <w:tcW w:w="3912" w:type="dxa"/>
+          </w:tcPr>
+          <w:p>
+            <w:pPr>
+              <w:rPr>
+                <w:rFonts w:cstheme="minorHAnsi"/>
+              </w:rPr>
+            </w:pPr>
+          </w:p>
+        </w:tc>
+      </w:tr>
+      <w:tr>
+        <w:tc>
+          <w:tcPr>
+            <w:tcW w:w="3912" w:type="dxa"/>
+          </w:tcPr>
+          <w:p>
+            <w:pPr>
+              <w:rPr>
+                <w:rFonts w:asciiTheme="minorHAnsi" w:hAnsiTheme="minorHAnsi" w:cstheme="minorHAnsi"/>
+              </w:rPr>
+            </w:pPr>
+            <w:r>
+              <w:rPr>
+                <w:rFonts w:asciiTheme="minorHAnsi" w:hAnsiTheme="minorHAnsi" w:cstheme="minorHAnsi"/>
+              </w:rPr>
+              <w:t>King Arthur Stadium</w:t>
+            </w:r>
+          </w:p>
+        </w:tc>
+        <w:tc>
+          <w:tcPr>
+            <w:tcW w:w="3912" w:type="dxa"/>
+          </w:tcPr>
+          <w:p>
+            <w:pPr>
+              <w:rPr>
+                <w:rFonts w:asciiTheme="minorHAnsi" w:hAnsiTheme="minorHAnsi" w:cstheme="minorHAnsi"/>
+              </w:rPr>
+            </w:pPr>
+          </w:p>
+        </w:tc>
+        <w:tc>
+          <w:tcPr>
+            <w:tcW w:w="3912" w:type="dxa"/>
+          </w:tcPr>
+          <w:p>
+            <w:pPr>
+              <w:rPr>
+                <w:rFonts w:asciiTheme="minorHAnsi" w:hAnsiTheme="minorHAnsi" w:cstheme="minorHAnsi"/>
               </w:rPr>
             </w:pPr>
           </w:p>
@@ -1737,7 +1665,7 @@
         <w:pStyle w:val="H3"/>
       </w:pPr>
       <w:r>
-        <w:t>School</w:t>
+        <w:t>Nobles</w:t>
       </w:r>
     </w:p>
     <w:tbl>
@@ -1763,41 +1691,51 @@
               </w:rPr>
             </w:pPr>
             <w:r>
-              <w:rPr>
-                <w:rFonts w:cstheme="minorHAnsi"/>
-              </w:rPr>
-              <w:t>Professor Harrison</w:t>
-            </w:r>
-          </w:p>
-        </w:tc>
-        <w:tc>
-          <w:tcPr>
-            <w:tcW w:w="3912" w:type="dxa"/>
-          </w:tcPr>
-          <w:p>
-            <w:pPr>
-              <w:rPr>
-                <w:rFonts w:cstheme="minorHAnsi"/>
-              </w:rPr>
-            </w:pPr>
+              <w:t xml:space="preserve">Lord </w:t>
+            </w:r>
             <w:proofErr w:type="spellStart"/>
             <w:r>
-              <w:t>Aspara</w:t>
+              <w:t>Endol</w:t>
             </w:r>
             <w:proofErr w:type="spellEnd"/>
             <w:r>
-              <w:t xml:space="preserve">  (plant species)</w:t>
-            </w:r>
-          </w:p>
-        </w:tc>
-        <w:tc>
-          <w:tcPr>
-            <w:tcW w:w="3912" w:type="dxa"/>
-          </w:tcPr>
-          <w:p>
-            <w:r>
-              <w:t>A leaf-green humanoid creature with 5 eyes and leaf-like skin waited at the front desk. It spoke despite not having a mouth.</w:t>
-            </w:r>
+              <w:t xml:space="preserve"> von Del </w:t>
+            </w:r>
+            <w:proofErr w:type="spellStart"/>
+            <w:r>
+              <w:t>Charte</w:t>
+            </w:r>
+            <w:proofErr w:type="spellEnd"/>
+          </w:p>
+        </w:tc>
+        <w:tc>
+          <w:tcPr>
+            <w:tcW w:w="3912" w:type="dxa"/>
+          </w:tcPr>
+          <w:p>
+            <w:pPr>
+              <w:rPr>
+                <w:rFonts w:cstheme="minorHAnsi"/>
+              </w:rPr>
+            </w:pPr>
+            <w:r>
+              <w:rPr>
+                <w:rFonts w:cstheme="minorHAnsi"/>
+              </w:rPr>
+              <w:t xml:space="preserve"> B-297, Battle Mage</w:t>
+            </w:r>
+          </w:p>
+        </w:tc>
+        <w:tc>
+          <w:tcPr>
+            <w:tcW w:w="3912" w:type="dxa"/>
+          </w:tcPr>
+          <w:p>
+            <w:pPr>
+              <w:rPr>
+                <w:rFonts w:cstheme="minorHAnsi"/>
+              </w:rPr>
+            </w:pPr>
           </w:p>
         </w:tc>
       </w:tr>
@@ -1807,29 +1745,84 @@
             <w:tcW w:w="3912" w:type="dxa"/>
           </w:tcPr>
           <w:p>
-            <w:pPr>
-              <w:rPr>
-                <w:rFonts w:cstheme="minorHAnsi"/>
-              </w:rPr>
-            </w:pPr>
-            <w:r>
-              <w:rPr>
-                <w:rFonts w:cstheme="minorHAnsi"/>
-              </w:rPr>
-              <w:t>Professor Derrick</w:t>
-            </w:r>
-          </w:p>
-        </w:tc>
-        <w:tc>
-          <w:tcPr>
-            <w:tcW w:w="3912" w:type="dxa"/>
-          </w:tcPr>
-          <w:p>
-            <w:pPr>
-              <w:rPr>
-                <w:rFonts w:cstheme="minorHAnsi"/>
-              </w:rPr>
-            </w:pPr>
+            <w:r>
+              <w:t>Lady Celestine - “heavenly” or “of the sky”</w:t>
+            </w:r>
+          </w:p>
+        </w:tc>
+        <w:tc>
+          <w:tcPr>
+            <w:tcW w:w="3912" w:type="dxa"/>
+          </w:tcPr>
+          <w:p>
+            <w:pPr>
+              <w:rPr>
+                <w:rFonts w:cstheme="minorHAnsi"/>
+              </w:rPr>
+            </w:pPr>
+          </w:p>
+        </w:tc>
+        <w:tc>
+          <w:tcPr>
+            <w:tcW w:w="3912" w:type="dxa"/>
+          </w:tcPr>
+          <w:p>
+            <w:pPr>
+              <w:rPr>
+                <w:rFonts w:cstheme="minorHAnsi"/>
+              </w:rPr>
+            </w:pPr>
+          </w:p>
+        </w:tc>
+      </w:tr>
+      <w:tr>
+        <w:tc>
+          <w:tcPr>
+            <w:tcW w:w="3912" w:type="dxa"/>
+          </w:tcPr>
+          <w:p>
+            <w:r>
+              <w:rPr>
+                <w:rFonts w:cstheme="minorHAnsi"/>
+              </w:rPr>
+              <w:t xml:space="preserve">Lady </w:t>
+            </w:r>
+            <w:r>
+              <w:rPr>
+                <w:rFonts w:cstheme="minorHAnsi"/>
+              </w:rPr>
+              <w:t>Wynthir – “</w:t>
+            </w:r>
+            <w:r>
+              <w:rPr>
+                <w:rFonts w:cstheme="minorHAnsi"/>
+              </w:rPr>
+              <w:t>eternal wisdom</w:t>
+            </w:r>
+            <w:r>
+              <w:rPr>
+                <w:rFonts w:cstheme="minorHAnsi"/>
+              </w:rPr>
+              <w:t>”</w:t>
+            </w:r>
+          </w:p>
+        </w:tc>
+        <w:tc>
+          <w:tcPr>
+            <w:tcW w:w="3912" w:type="dxa"/>
+          </w:tcPr>
+          <w:p>
+            <w:pPr>
+              <w:rPr>
+                <w:rFonts w:cstheme="minorHAnsi"/>
+              </w:rPr>
+            </w:pPr>
+            <w:r>
+              <w:rPr>
+                <w:rFonts w:cstheme="minorHAnsi"/>
+              </w:rPr>
+              <w:t>Librarian</w:t>
+            </w:r>
           </w:p>
         </w:tc>
         <w:tc>
@@ -1851,7 +1844,7 @@
         <w:pStyle w:val="H3"/>
       </w:pPr>
       <w:r>
-        <w:t>Royal Family</w:t>
+        <w:t>School</w:t>
       </w:r>
     </w:p>
     <w:tbl>
@@ -1873,39 +1866,45 @@
           <w:p>
             <w:pPr>
               <w:rPr>
-                <w:rFonts w:asciiTheme="minorHAnsi" w:hAnsiTheme="minorHAnsi" w:cstheme="minorHAnsi"/>
-              </w:rPr>
-            </w:pPr>
-          </w:p>
-        </w:tc>
-        <w:tc>
-          <w:tcPr>
-            <w:tcW w:w="3912" w:type="dxa"/>
-          </w:tcPr>
-          <w:p>
-            <w:pPr>
-              <w:rPr>
-                <w:rFonts w:asciiTheme="minorHAnsi" w:hAnsiTheme="minorHAnsi" w:cstheme="minorHAnsi"/>
-              </w:rPr>
-            </w:pPr>
-            <w:r>
-              <w:rPr>
-                <w:rFonts w:asciiTheme="minorHAnsi" w:hAnsiTheme="minorHAnsi" w:cstheme="minorHAnsi"/>
-              </w:rPr>
-              <w:t>Agatha – country of elves</w:t>
-            </w:r>
-          </w:p>
-        </w:tc>
-        <w:tc>
-          <w:tcPr>
-            <w:tcW w:w="3912" w:type="dxa"/>
-          </w:tcPr>
-          <w:p>
-            <w:pPr>
-              <w:rPr>
-                <w:rFonts w:asciiTheme="minorHAnsi" w:hAnsiTheme="minorHAnsi" w:cstheme="minorHAnsi"/>
-              </w:rPr>
-            </w:pPr>
+                <w:rFonts w:cstheme="minorHAnsi"/>
+              </w:rPr>
+            </w:pPr>
+            <w:r>
+              <w:rPr>
+                <w:rFonts w:cstheme="minorHAnsi"/>
+              </w:rPr>
+              <w:t>Professor Harrison</w:t>
+            </w:r>
+          </w:p>
+        </w:tc>
+        <w:tc>
+          <w:tcPr>
+            <w:tcW w:w="3912" w:type="dxa"/>
+          </w:tcPr>
+          <w:p>
+            <w:pPr>
+              <w:rPr>
+                <w:rFonts w:cstheme="minorHAnsi"/>
+              </w:rPr>
+            </w:pPr>
+            <w:proofErr w:type="spellStart"/>
+            <w:r>
+              <w:t>Aspara</w:t>
+            </w:r>
+            <w:proofErr w:type="spellEnd"/>
+            <w:r>
+              <w:t xml:space="preserve">  (plant species)</w:t>
+            </w:r>
+          </w:p>
+        </w:tc>
+        <w:tc>
+          <w:tcPr>
+            <w:tcW w:w="3912" w:type="dxa"/>
+          </w:tcPr>
+          <w:p>
+            <w:r>
+              <w:t>A leaf-green humanoid creature with 5 eyes and leaf-like skin waited at the front desk. It spoke despite not having a mouth.</w:t>
+            </w:r>
           </w:p>
         </w:tc>
       </w:tr>
@@ -1917,265 +1916,27 @@
           <w:p>
             <w:pPr>
               <w:rPr>
-                <w:rFonts w:asciiTheme="minorHAnsi" w:hAnsiTheme="minorHAnsi" w:cstheme="minorHAnsi"/>
-              </w:rPr>
-            </w:pPr>
-            <w:r>
-              <w:t xml:space="preserve">Emperor </w:t>
-            </w:r>
-            <w:r>
-              <w:t xml:space="preserve">Jasmine’s 384th Transplant </w:t>
-            </w:r>
-            <w:proofErr w:type="gramStart"/>
-            <w:r>
-              <w:t>Cohort,</w:t>
-            </w:r>
-            <w:proofErr w:type="gramEnd"/>
-            <w:r>
-              <w:t xml:space="preserve"> or simply Cohort </w:t>
-            </w:r>
-            <w:bookmarkStart w:id="1" w:name="_Hlk166951122"/>
-            <w:r>
-              <w:t>384</w:t>
-            </w:r>
-            <w:bookmarkEnd w:id="1"/>
-            <w:r>
-              <w:t>.</w:t>
-            </w:r>
-          </w:p>
-        </w:tc>
-        <w:tc>
-          <w:tcPr>
-            <w:tcW w:w="3912" w:type="dxa"/>
-          </w:tcPr>
-          <w:p>
-            <w:pPr>
-              <w:rPr>
-                <w:rFonts w:asciiTheme="minorHAnsi" w:hAnsiTheme="minorHAnsi" w:cstheme="minorHAnsi"/>
-              </w:rPr>
-            </w:pPr>
-            <w:r>
-              <w:rPr>
-                <w:rFonts w:cstheme="minorHAnsi"/>
-              </w:rPr>
-              <w:t>6475 people this year</w:t>
-            </w:r>
-          </w:p>
-        </w:tc>
-        <w:tc>
-          <w:tcPr>
-            <w:tcW w:w="3912" w:type="dxa"/>
-          </w:tcPr>
-          <w:p>
-            <w:pPr>
-              <w:rPr>
-                <w:rFonts w:asciiTheme="minorHAnsi" w:hAnsiTheme="minorHAnsi" w:cstheme="minorHAnsi"/>
-              </w:rPr>
-            </w:pPr>
-          </w:p>
-        </w:tc>
-      </w:tr>
-      <w:tr>
-        <w:tc>
-          <w:tcPr>
-            <w:tcW w:w="3912" w:type="dxa"/>
-          </w:tcPr>
-          <w:p>
-            <w:pPr>
-              <w:rPr>
-                <w:rFonts w:asciiTheme="minorHAnsi" w:hAnsiTheme="minorHAnsi" w:cstheme="minorHAnsi"/>
-              </w:rPr>
-            </w:pPr>
-          </w:p>
-        </w:tc>
-        <w:tc>
-          <w:tcPr>
-            <w:tcW w:w="3912" w:type="dxa"/>
-          </w:tcPr>
-          <w:p>
-            <w:pPr>
-              <w:rPr>
-                <w:rFonts w:asciiTheme="minorHAnsi" w:hAnsiTheme="minorHAnsi" w:cstheme="minorHAnsi"/>
-              </w:rPr>
-            </w:pPr>
-            <w:r>
-              <w:rPr>
-                <w:rFonts w:asciiTheme="minorHAnsi" w:hAnsiTheme="minorHAnsi" w:cstheme="minorHAnsi"/>
-              </w:rPr>
-              <w:t xml:space="preserve">Romantica </w:t>
-            </w:r>
-          </w:p>
-        </w:tc>
-        <w:tc>
-          <w:tcPr>
-            <w:tcW w:w="3912" w:type="dxa"/>
-          </w:tcPr>
-          <w:p>
-            <w:pPr>
-              <w:rPr>
-                <w:rFonts w:asciiTheme="minorHAnsi" w:hAnsiTheme="minorHAnsi" w:cstheme="minorHAnsi"/>
-              </w:rPr>
-            </w:pPr>
-          </w:p>
-        </w:tc>
-      </w:tr>
-      <w:tr>
-        <w:tc>
-          <w:tcPr>
-            <w:tcW w:w="3912" w:type="dxa"/>
-          </w:tcPr>
-          <w:p>
-            <w:pPr>
-              <w:rPr>
-                <w:rFonts w:asciiTheme="minorHAnsi" w:hAnsiTheme="minorHAnsi" w:cstheme="minorHAnsi"/>
-              </w:rPr>
-            </w:pPr>
-            <w:r>
-              <w:rPr>
-                <w:rFonts w:asciiTheme="minorHAnsi" w:hAnsiTheme="minorHAnsi" w:cstheme="minorHAnsi"/>
-              </w:rPr>
-              <w:t>Princess</w:t>
-            </w:r>
-          </w:p>
-        </w:tc>
-        <w:tc>
-          <w:tcPr>
-            <w:tcW w:w="3912" w:type="dxa"/>
-          </w:tcPr>
-          <w:p>
-            <w:pPr>
-              <w:rPr>
-                <w:rFonts w:asciiTheme="minorHAnsi" w:hAnsiTheme="minorHAnsi" w:cstheme="minorHAnsi"/>
-              </w:rPr>
-            </w:pPr>
-            <w:r>
-              <w:rPr>
-                <w:rFonts w:asciiTheme="minorHAnsi" w:hAnsiTheme="minorHAnsi" w:cstheme="minorHAnsi"/>
-              </w:rPr>
-              <w:t xml:space="preserve">Messenger - </w:t>
-            </w:r>
-            <w:r>
-              <w:rPr>
-                <w:rStyle w:val="rynqvb"/>
-                <w:rFonts w:asciiTheme="minorHAnsi" w:hAnsiTheme="minorHAnsi" w:cstheme="minorHAnsi"/>
-                <w:lang w:val="la-Latn"/>
-              </w:rPr>
-              <w:t>Nuntius</w:t>
-            </w:r>
-          </w:p>
-        </w:tc>
-        <w:tc>
-          <w:tcPr>
-            <w:tcW w:w="3912" w:type="dxa"/>
-          </w:tcPr>
-          <w:p>
-            <w:pPr>
-              <w:rPr>
-                <w:rFonts w:asciiTheme="minorHAnsi" w:hAnsiTheme="minorHAnsi" w:cstheme="minorHAnsi"/>
-              </w:rPr>
-            </w:pPr>
-            <w:r>
-              <w:rPr>
-                <w:rFonts w:asciiTheme="minorHAnsi" w:hAnsiTheme="minorHAnsi" w:cstheme="minorHAnsi"/>
-              </w:rPr>
-              <w:t>Max Floor 239</w:t>
-            </w:r>
-          </w:p>
-        </w:tc>
-      </w:tr>
-      <w:tr>
-        <w:tc>
-          <w:tcPr>
-            <w:tcW w:w="3912" w:type="dxa"/>
-          </w:tcPr>
-          <w:p>
-            <w:r>
-              <w:t xml:space="preserve">Common </w:t>
-            </w:r>
-            <w:r>
-              <w:t>Elvish</w:t>
-            </w:r>
-          </w:p>
-          <w:p>
-            <w:pPr>
-              <w:rPr>
-                <w:rFonts w:cstheme="minorHAnsi"/>
-              </w:rPr>
-            </w:pPr>
-            <w:r>
-              <w:t xml:space="preserve">High </w:t>
-            </w:r>
-            <w:r>
-              <w:t>Elvish</w:t>
-            </w:r>
-          </w:p>
-        </w:tc>
-        <w:tc>
-          <w:tcPr>
-            <w:tcW w:w="3912" w:type="dxa"/>
-          </w:tcPr>
-          <w:p>
-            <w:pPr>
-              <w:rPr>
-                <w:rFonts w:cstheme="minorHAnsi"/>
-              </w:rPr>
-            </w:pPr>
-          </w:p>
-        </w:tc>
-        <w:tc>
-          <w:tcPr>
-            <w:tcW w:w="3912" w:type="dxa"/>
-          </w:tcPr>
-          <w:p>
-            <w:pPr>
-              <w:rPr>
-                <w:rFonts w:cstheme="minorHAnsi"/>
-              </w:rPr>
-            </w:pPr>
-          </w:p>
-        </w:tc>
-      </w:tr>
-      <w:tr>
-        <w:tc>
-          <w:tcPr>
-            <w:tcW w:w="3912" w:type="dxa"/>
-          </w:tcPr>
-          <w:p>
-            <w:r>
-              <w:t>Date:</w:t>
-            </w:r>
-            <w:r>
-              <w:t xml:space="preserve"> </w:t>
-            </w:r>
-            <w:r>
-              <w:t>Jasmine</w:t>
-            </w:r>
-            <w:r>
-              <w:t xml:space="preserve"> calendar</w:t>
-            </w:r>
-          </w:p>
-        </w:tc>
-        <w:tc>
-          <w:tcPr>
-            <w:tcW w:w="3912" w:type="dxa"/>
-          </w:tcPr>
-          <w:p>
-            <w:pPr>
-              <w:rPr>
-                <w:rFonts w:cstheme="minorHAnsi"/>
-              </w:rPr>
-            </w:pPr>
-            <w:r>
-              <w:rPr>
-                <w:rFonts w:cstheme="minorHAnsi"/>
-              </w:rPr>
-              <w:t>1/1/</w:t>
-            </w:r>
-            <w:bookmarkStart w:id="2" w:name="_Hlk166950843"/>
-            <w:r>
-              <w:t>384</w:t>
-            </w:r>
-            <w:bookmarkEnd w:id="2"/>
+                <w:rFonts w:cstheme="minorHAnsi"/>
+              </w:rPr>
+            </w:pPr>
+            <w:r>
+              <w:rPr>
+                <w:rFonts w:cstheme="minorHAnsi"/>
+              </w:rPr>
+              <w:t>Professor Derrick</w:t>
+            </w:r>
+          </w:p>
+        </w:tc>
+        <w:tc>
+          <w:tcPr>
+            <w:tcW w:w="3912" w:type="dxa"/>
+          </w:tcPr>
+          <w:p>
+            <w:pPr>
+              <w:rPr>
+                <w:rFonts w:cstheme="minorHAnsi"/>
+              </w:rPr>
+            </w:pPr>
           </w:p>
         </w:tc>
         <w:tc>
@@ -2196,6 +1957,9 @@
       <w:pPr>
         <w:pStyle w:val="H3"/>
       </w:pPr>
+      <w:r>
+        <w:t>Royal Family</w:t>
+      </w:r>
     </w:p>
     <w:tbl>
       <w:tblPr>
@@ -2215,6 +1979,350 @@
           </w:tcPr>
           <w:p>
             <w:pPr>
+              <w:rPr>
+                <w:rFonts w:asciiTheme="minorHAnsi" w:hAnsiTheme="minorHAnsi" w:cstheme="minorHAnsi"/>
+              </w:rPr>
+            </w:pPr>
+          </w:p>
+        </w:tc>
+        <w:tc>
+          <w:tcPr>
+            <w:tcW w:w="3912" w:type="dxa"/>
+          </w:tcPr>
+          <w:p>
+            <w:pPr>
+              <w:rPr>
+                <w:rFonts w:asciiTheme="minorHAnsi" w:hAnsiTheme="minorHAnsi" w:cstheme="minorHAnsi"/>
+              </w:rPr>
+            </w:pPr>
+            <w:r>
+              <w:rPr>
+                <w:rFonts w:asciiTheme="minorHAnsi" w:hAnsiTheme="minorHAnsi" w:cstheme="minorHAnsi"/>
+              </w:rPr>
+              <w:t>Agatha – country of elves</w:t>
+            </w:r>
+          </w:p>
+        </w:tc>
+        <w:tc>
+          <w:tcPr>
+            <w:tcW w:w="3912" w:type="dxa"/>
+          </w:tcPr>
+          <w:p>
+            <w:pPr>
+              <w:rPr>
+                <w:rFonts w:asciiTheme="minorHAnsi" w:hAnsiTheme="minorHAnsi" w:cstheme="minorHAnsi"/>
+              </w:rPr>
+            </w:pPr>
+          </w:p>
+        </w:tc>
+      </w:tr>
+      <w:tr>
+        <w:tc>
+          <w:tcPr>
+            <w:tcW w:w="3912" w:type="dxa"/>
+          </w:tcPr>
+          <w:p>
+            <w:pPr>
+              <w:rPr>
+                <w:rFonts w:asciiTheme="minorHAnsi" w:hAnsiTheme="minorHAnsi" w:cstheme="minorHAnsi"/>
+              </w:rPr>
+            </w:pPr>
+            <w:r>
+              <w:t xml:space="preserve">Emperor </w:t>
+            </w:r>
+            <w:r>
+              <w:t xml:space="preserve">Jasmine’s 384th Transplant </w:t>
+            </w:r>
+            <w:proofErr w:type="gramStart"/>
+            <w:r>
+              <w:t>Cohort,</w:t>
+            </w:r>
+            <w:proofErr w:type="gramEnd"/>
+            <w:r>
+              <w:t xml:space="preserve"> or simply Cohort </w:t>
+            </w:r>
+            <w:bookmarkStart w:id="1" w:name="_Hlk166951122"/>
+            <w:r>
+              <w:t>384</w:t>
+            </w:r>
+            <w:bookmarkEnd w:id="1"/>
+            <w:r>
+              <w:t>.</w:t>
+            </w:r>
+          </w:p>
+        </w:tc>
+        <w:tc>
+          <w:tcPr>
+            <w:tcW w:w="3912" w:type="dxa"/>
+          </w:tcPr>
+          <w:p>
+            <w:pPr>
+              <w:rPr>
+                <w:rFonts w:asciiTheme="minorHAnsi" w:hAnsiTheme="minorHAnsi" w:cstheme="minorHAnsi"/>
+              </w:rPr>
+            </w:pPr>
+            <w:r>
+              <w:rPr>
+                <w:rFonts w:cstheme="minorHAnsi"/>
+              </w:rPr>
+              <w:t>6475 people this year</w:t>
+            </w:r>
+          </w:p>
+        </w:tc>
+        <w:tc>
+          <w:tcPr>
+            <w:tcW w:w="3912" w:type="dxa"/>
+          </w:tcPr>
+          <w:p>
+            <w:pPr>
+              <w:rPr>
+                <w:rFonts w:asciiTheme="minorHAnsi" w:hAnsiTheme="minorHAnsi" w:cstheme="minorHAnsi"/>
+              </w:rPr>
+            </w:pPr>
+          </w:p>
+        </w:tc>
+      </w:tr>
+      <w:tr>
+        <w:tc>
+          <w:tcPr>
+            <w:tcW w:w="3912" w:type="dxa"/>
+          </w:tcPr>
+          <w:p>
+            <w:pPr>
+              <w:rPr>
+                <w:rFonts w:asciiTheme="minorHAnsi" w:hAnsiTheme="minorHAnsi" w:cstheme="minorHAnsi"/>
+              </w:rPr>
+            </w:pPr>
+          </w:p>
+        </w:tc>
+        <w:tc>
+          <w:tcPr>
+            <w:tcW w:w="3912" w:type="dxa"/>
+          </w:tcPr>
+          <w:p>
+            <w:pPr>
+              <w:rPr>
+                <w:rFonts w:asciiTheme="minorHAnsi" w:hAnsiTheme="minorHAnsi" w:cstheme="minorHAnsi"/>
+              </w:rPr>
+            </w:pPr>
+            <w:r>
+              <w:rPr>
+                <w:rFonts w:asciiTheme="minorHAnsi" w:hAnsiTheme="minorHAnsi" w:cstheme="minorHAnsi"/>
+              </w:rPr>
+              <w:t xml:space="preserve">Romantica </w:t>
+            </w:r>
+          </w:p>
+        </w:tc>
+        <w:tc>
+          <w:tcPr>
+            <w:tcW w:w="3912" w:type="dxa"/>
+          </w:tcPr>
+          <w:p>
+            <w:pPr>
+              <w:rPr>
+                <w:rFonts w:asciiTheme="minorHAnsi" w:hAnsiTheme="minorHAnsi" w:cstheme="minorHAnsi"/>
+              </w:rPr>
+            </w:pPr>
+          </w:p>
+        </w:tc>
+      </w:tr>
+      <w:tr>
+        <w:tc>
+          <w:tcPr>
+            <w:tcW w:w="3912" w:type="dxa"/>
+          </w:tcPr>
+          <w:p>
+            <w:pPr>
+              <w:rPr>
+                <w:rFonts w:asciiTheme="minorHAnsi" w:hAnsiTheme="minorHAnsi" w:cstheme="minorHAnsi"/>
+              </w:rPr>
+            </w:pPr>
+            <w:r>
+              <w:rPr>
+                <w:rFonts w:asciiTheme="minorHAnsi" w:hAnsiTheme="minorHAnsi" w:cstheme="minorHAnsi"/>
+              </w:rPr>
+              <w:t>Princess</w:t>
+            </w:r>
+          </w:p>
+        </w:tc>
+        <w:tc>
+          <w:tcPr>
+            <w:tcW w:w="3912" w:type="dxa"/>
+          </w:tcPr>
+          <w:p>
+            <w:pPr>
+              <w:rPr>
+                <w:rFonts w:asciiTheme="minorHAnsi" w:hAnsiTheme="minorHAnsi" w:cstheme="minorHAnsi"/>
+              </w:rPr>
+            </w:pPr>
+            <w:r>
+              <w:rPr>
+                <w:rFonts w:asciiTheme="minorHAnsi" w:hAnsiTheme="minorHAnsi" w:cstheme="minorHAnsi"/>
+              </w:rPr>
+              <w:t xml:space="preserve">Messenger - </w:t>
+            </w:r>
+            <w:r>
+              <w:rPr>
+                <w:rStyle w:val="rynqvb"/>
+                <w:rFonts w:asciiTheme="minorHAnsi" w:hAnsiTheme="minorHAnsi" w:cstheme="minorHAnsi"/>
+                <w:lang w:val="la-Latn"/>
+              </w:rPr>
+              <w:t>Nuntius</w:t>
+            </w:r>
+          </w:p>
+        </w:tc>
+        <w:tc>
+          <w:tcPr>
+            <w:tcW w:w="3912" w:type="dxa"/>
+          </w:tcPr>
+          <w:p>
+            <w:pPr>
+              <w:rPr>
+                <w:rFonts w:asciiTheme="minorHAnsi" w:hAnsiTheme="minorHAnsi" w:cstheme="minorHAnsi"/>
+              </w:rPr>
+            </w:pPr>
+            <w:r>
+              <w:rPr>
+                <w:rFonts w:asciiTheme="minorHAnsi" w:hAnsiTheme="minorHAnsi" w:cstheme="minorHAnsi"/>
+              </w:rPr>
+              <w:t>Max Floor 239</w:t>
+            </w:r>
+          </w:p>
+        </w:tc>
+      </w:tr>
+      <w:tr>
+        <w:tc>
+          <w:tcPr>
+            <w:tcW w:w="3912" w:type="dxa"/>
+          </w:tcPr>
+          <w:p>
+            <w:r>
+              <w:t xml:space="preserve">Common </w:t>
+            </w:r>
+            <w:r>
+              <w:t>Elvish</w:t>
+            </w:r>
+          </w:p>
+          <w:p>
+            <w:pPr>
+              <w:rPr>
+                <w:rFonts w:cstheme="minorHAnsi"/>
+              </w:rPr>
+            </w:pPr>
+            <w:r>
+              <w:t xml:space="preserve">High </w:t>
+            </w:r>
+            <w:r>
+              <w:t>Elvish</w:t>
+            </w:r>
+          </w:p>
+        </w:tc>
+        <w:tc>
+          <w:tcPr>
+            <w:tcW w:w="3912" w:type="dxa"/>
+          </w:tcPr>
+          <w:p>
+            <w:pPr>
+              <w:rPr>
+                <w:rFonts w:cstheme="minorHAnsi"/>
+              </w:rPr>
+            </w:pPr>
+          </w:p>
+        </w:tc>
+        <w:tc>
+          <w:tcPr>
+            <w:tcW w:w="3912" w:type="dxa"/>
+          </w:tcPr>
+          <w:p>
+            <w:pPr>
+              <w:rPr>
+                <w:rFonts w:cstheme="minorHAnsi"/>
+              </w:rPr>
+            </w:pPr>
+          </w:p>
+        </w:tc>
+      </w:tr>
+      <w:tr>
+        <w:tc>
+          <w:tcPr>
+            <w:tcW w:w="3912" w:type="dxa"/>
+          </w:tcPr>
+          <w:p>
+            <w:r>
+              <w:lastRenderedPageBreak/>
+              <w:t>Date:</w:t>
+            </w:r>
+            <w:r>
+              <w:t xml:space="preserve"> </w:t>
+            </w:r>
+            <w:r>
+              <w:t>Jasmine</w:t>
+            </w:r>
+            <w:r>
+              <w:t xml:space="preserve"> calendar</w:t>
+            </w:r>
+          </w:p>
+        </w:tc>
+        <w:tc>
+          <w:tcPr>
+            <w:tcW w:w="3912" w:type="dxa"/>
+          </w:tcPr>
+          <w:p>
+            <w:pPr>
+              <w:rPr>
+                <w:rFonts w:cstheme="minorHAnsi"/>
+              </w:rPr>
+            </w:pPr>
+            <w:r>
+              <w:rPr>
+                <w:rFonts w:cstheme="minorHAnsi"/>
+              </w:rPr>
+              <w:t>1/1/</w:t>
+            </w:r>
+            <w:bookmarkStart w:id="2" w:name="_Hlk166950843"/>
+            <w:r>
+              <w:t>384</w:t>
+            </w:r>
+            <w:bookmarkEnd w:id="2"/>
+          </w:p>
+        </w:tc>
+        <w:tc>
+          <w:tcPr>
+            <w:tcW w:w="3912" w:type="dxa"/>
+          </w:tcPr>
+          <w:p>
+            <w:pPr>
+              <w:rPr>
+                <w:rFonts w:cstheme="minorHAnsi"/>
+              </w:rPr>
+            </w:pPr>
+          </w:p>
+        </w:tc>
+      </w:tr>
+    </w:tbl>
+    <w:p>
+      <w:pPr>
+        <w:pStyle w:val="H3"/>
+      </w:pPr>
+    </w:p>
+    <w:tbl>
+      <w:tblPr>
+        <w:tblStyle w:val="TableGrid"/>
+        <w:tblW w:w="0" w:type="auto"/>
+        <w:tblLook w:val="04A0"/>
+      </w:tblPr>
+      <w:tblGrid>
+        <w:gridCol w:w="3912"/>
+        <w:gridCol w:w="3912"/>
+        <w:gridCol w:w="3912"/>
+      </w:tblGrid>
+      <w:tr>
+        <w:tc>
+          <w:tcPr>
+            <w:tcW w:w="3912" w:type="dxa"/>
+          </w:tcPr>
+          <w:p>
+            <w:pPr>
               <w:tabs>
                 <w:tab w:val="left" w:pos="1134"/>
               </w:tabs>
@@ -2329,7 +2437,6 @@
               <w:rPr>
                 <w:rFonts w:asciiTheme="minorHAnsi" w:hAnsiTheme="minorHAnsi" w:cstheme="minorHAnsi"/>
               </w:rPr>
-              <w:lastRenderedPageBreak/>
               <w:t>Epic</w:t>
             </w:r>
             <w:r>
@@ -2492,7 +2599,6 @@
               <w:rPr>
                 <w:rFonts w:asciiTheme="minorHAnsi" w:hAnsiTheme="minorHAnsi" w:cstheme="minorHAnsi"/>
               </w:rPr>
-              <w:lastRenderedPageBreak/>
               <w:t>Saturn</w:t>
             </w:r>
             <w:r>
@@ -2788,6 +2894,7 @@
         <w:pStyle w:val="H3"/>
       </w:pPr>
       <w:r>
+        <w:lastRenderedPageBreak/>
         <w:t>Items</w:t>
       </w:r>
     </w:p>
@@ -3799,6 +3906,7 @@
               <w:rPr>
                 <w:rFonts w:asciiTheme="minorHAnsi" w:hAnsiTheme="minorHAnsi" w:cstheme="minorHAnsi"/>
               </w:rPr>
+              <w:lastRenderedPageBreak/>
               <w:t>Speed</w:t>
             </w:r>
           </w:p>
@@ -3879,7 +3987,6 @@
               <w:rPr>
                 <w:rFonts w:asciiTheme="minorHAnsi" w:hAnsiTheme="minorHAnsi" w:cstheme="minorHAnsi"/>
               </w:rPr>
-              <w:lastRenderedPageBreak/>
               <w:t xml:space="preserve">Enhanced </w:t>
             </w:r>
             <w:r>
@@ -4024,6 +4131,7 @@
               <w:rPr>
                 <w:rFonts w:asciiTheme="minorHAnsi" w:hAnsiTheme="minorHAnsi" w:cstheme="minorHAnsi"/>
               </w:rPr>
+              <w:lastRenderedPageBreak/>
               <w:t>sparkly eyes of unknown color</w:t>
             </w:r>
           </w:p>
@@ -4059,27 +4167,33 @@
               </w:rPr>
             </w:pPr>
             <w:r>
+              <w:t>Iron Gut Food Guild</w:t>
+            </w:r>
+          </w:p>
+        </w:tc>
+        <w:tc>
+          <w:tcPr>
+            <w:tcW w:w="2871" w:type="dxa"/>
+          </w:tcPr>
+          <w:p>
+            <w:pPr>
+              <w:rPr>
+                <w:rFonts w:asciiTheme="minorHAnsi" w:hAnsiTheme="minorHAnsi" w:cstheme="minorHAnsi"/>
+              </w:rPr>
+            </w:pPr>
+            <w:r>
+              <w:rPr>
+                <w:rFonts w:asciiTheme="minorHAnsi" w:hAnsiTheme="minorHAnsi" w:cstheme="minorHAnsi"/>
+              </w:rPr>
               <w:lastRenderedPageBreak/>
-              <w:t>Iron Gut Food Guild</w:t>
-            </w:r>
-          </w:p>
-        </w:tc>
-        <w:tc>
-          <w:tcPr>
-            <w:tcW w:w="2871" w:type="dxa"/>
-          </w:tcPr>
-          <w:p>
-            <w:pPr>
-              <w:rPr>
-                <w:rFonts w:asciiTheme="minorHAnsi" w:hAnsiTheme="minorHAnsi" w:cstheme="minorHAnsi"/>
-              </w:rPr>
-            </w:pPr>
+              <w:t xml:space="preserve">“I was a race car driver who loved watching anime and </w:t>
+            </w:r>
             <w:r>
               <w:rPr>
                 <w:rFonts w:asciiTheme="minorHAnsi" w:hAnsiTheme="minorHAnsi" w:cstheme="minorHAnsi"/>
               </w:rPr>
               <w:lastRenderedPageBreak/>
-              <w:t>“I was a race car driver who loved watching anime and playing video games,” Erza said. “I just started my career at 18 when I died in a car accident - Corrections, in the hospital.”</w:t>
+              <w:t>playing video games,” Erza said. “I just started my career at 18 when I died in a car accident - Corrections, in the hospital.”</w:t>
             </w:r>
           </w:p>
         </w:tc>
@@ -4478,6 +4592,7 @@
               <w:rPr>
                 <w:rFonts w:asciiTheme="minorHAnsi" w:hAnsiTheme="minorHAnsi" w:cstheme="minorHAnsi"/>
               </w:rPr>
+              <w:lastRenderedPageBreak/>
               <w:t>Long golden yellow wavy hair, the type the god Apollo possessed.</w:t>
             </w:r>
           </w:p>
@@ -4543,6 +4658,7 @@
               <w:rPr>
                 <w:rFonts w:asciiTheme="minorHAnsi" w:hAnsiTheme="minorHAnsi" w:cstheme="minorHAnsi"/>
               </w:rPr>
+              <w:lastRenderedPageBreak/>
               <w:t>5</w:t>
             </w:r>
           </w:p>
@@ -4626,7 +4742,6 @@
               <w:rPr>
                 <w:rFonts w:asciiTheme="minorHAnsi" w:hAnsiTheme="minorHAnsi" w:cstheme="minorHAnsi"/>
               </w:rPr>
-              <w:lastRenderedPageBreak/>
               <w:t>Physical Fitness</w:t>
             </w:r>
           </w:p>
@@ -4657,7 +4772,6 @@
               <w:rPr>
                 <w:rFonts w:asciiTheme="minorHAnsi" w:hAnsiTheme="minorHAnsi" w:cstheme="minorHAnsi"/>
               </w:rPr>
-              <w:lastRenderedPageBreak/>
               <w:t>Spirit Whisperer</w:t>
             </w:r>
           </w:p>
@@ -4819,7 +4933,6 @@
               <w:rPr>
                 <w:rFonts w:asciiTheme="minorHAnsi" w:hAnsiTheme="minorHAnsi" w:cstheme="minorHAnsi"/>
               </w:rPr>
-              <w:lastRenderedPageBreak/>
               <w:t>long pink hair, turning into purple at the tips</w:t>
             </w:r>
           </w:p>
@@ -4845,15 +4958,7 @@
               <w:rPr>
                 <w:rFonts w:asciiTheme="minorHAnsi" w:hAnsiTheme="minorHAnsi" w:cstheme="minorHAnsi"/>
               </w:rPr>
-              <w:lastRenderedPageBreak/>
-              <w:t xml:space="preserve">“I am, I mean was studying to become a nurse, when I was hit </w:t>
-            </w:r>
-            <w:r>
-              <w:rPr>
-                <w:rFonts w:asciiTheme="minorHAnsi" w:hAnsiTheme="minorHAnsi" w:cstheme="minorHAnsi"/>
-              </w:rPr>
-              <w:lastRenderedPageBreak/>
-              <w:t>by a drunk driver,” Rose said. “Oh, I was 23.”</w:t>
+              <w:t>“I am, I mean was studying to become a nurse, when I was hit by a drunk driver,” Rose said. “Oh, I was 23.”</w:t>
             </w:r>
           </w:p>
           <w:p>
@@ -4883,7 +4988,6 @@
               <w:rPr>
                 <w:rFonts w:asciiTheme="minorHAnsi" w:hAnsiTheme="minorHAnsi" w:cstheme="minorHAnsi"/>
               </w:rPr>
-              <w:lastRenderedPageBreak/>
               <w:t>1</w:t>
             </w:r>
           </w:p>
@@ -5227,14 +5331,7 @@
               <w:rPr>
                 <w:rFonts w:asciiTheme="minorHAnsi" w:hAnsiTheme="minorHAnsi" w:cstheme="minorHAnsi"/>
               </w:rPr>
-              <w:t xml:space="preserve">Mind – skill focusing on improving observation, recall, classification, synthesis, analysis, visualization, and </w:t>
-            </w:r>
-            <w:r>
-              <w:rPr>
-                <w:rFonts w:asciiTheme="minorHAnsi" w:hAnsiTheme="minorHAnsi" w:cstheme="minorHAnsi"/>
-              </w:rPr>
-              <w:lastRenderedPageBreak/>
-              <w:t>combination of data.</w:t>
+              <w:t>Mind – skill focusing on improving observation, recall, classification, synthesis, analysis, visualization, and combination of data.</w:t>
             </w:r>
           </w:p>
           <w:p>
@@ -5838,6 +5935,7 @@
         <w:rPr>
           <w:rFonts w:cstheme="minorHAnsi"/>
         </w:rPr>
+        <w:lastRenderedPageBreak/>
         <w:br w:type="page"/>
       </w:r>
     </w:p>
@@ -7987,7 +8085,7 @@
         <v:path o:extrusionok="f" gradientshapeok="t" o:connecttype="rect"/>
         <o:lock v:ext="edit" aspectratio="t"/>
       </v:shapetype>
-      <v:shape id="_x0000_i1092" type="#_x0000_t75" style="width:3in;height:3in;visibility:visible" o:bullet="t">
+      <v:shape id="_x0000_i1238" type="#_x0000_t75" style="width:3in;height:3in;visibility:visible" o:bullet="t">
         <v:imagedata r:id="rId1" o:title="MC900065312[1]"/>
       </v:shape>
     </w:pict>
@@ -12153,7 +12251,7 @@
 </file>
 
 <file path=customXml/itemProps1.xml><?xml version="1.0" encoding="utf-8"?>
-<ds:datastoreItem xmlns:ds="http://schemas.openxmlformats.org/officeDocument/2006/customXml" ds:itemID="{C74CCA96-77E0-45EE-9A22-03DA544275A0}">
+<ds:datastoreItem xmlns:ds="http://schemas.openxmlformats.org/officeDocument/2006/customXml" ds:itemID="{22D663FB-1840-4464-897F-AA71142A64DD}">
   <ds:schemaRefs>
     <ds:schemaRef ds:uri="http://schemas.openxmlformats.org/officeDocument/2006/bibliography"/>
   </ds:schemaRefs>

--- a/Books/RPG_Books/ThePrincessAndTheRogue/Notes_ThePrincessAndTheRogue.docx
+++ b/Books/RPG_Books/ThePrincessAndTheRogue/Notes_ThePrincessAndTheRogue.docx
@@ -2970,18 +2970,56 @@
                 <w:rFonts w:cstheme="minorHAnsi"/>
               </w:rPr>
             </w:pPr>
-          </w:p>
-        </w:tc>
-        <w:tc>
-          <w:tcPr>
-            <w:tcW w:w="3912" w:type="dxa"/>
-          </w:tcPr>
-          <w:p>
-            <w:pPr>
-              <w:rPr>
-                <w:rFonts w:cstheme="minorHAnsi"/>
-              </w:rPr>
-            </w:pPr>
+            <w:r>
+              <w:rPr>
+                <w:rFonts w:cstheme="minorHAnsi"/>
+              </w:rPr>
+              <w:t>Racing Canoe</w:t>
+            </w:r>
+          </w:p>
+        </w:tc>
+        <w:tc>
+          <w:tcPr>
+            <w:tcW w:w="3912" w:type="dxa"/>
+          </w:tcPr>
+          <w:p>
+            <w:pPr>
+              <w:rPr>
+                <w:rFonts w:cstheme="minorHAnsi"/>
+              </w:rPr>
+            </w:pPr>
+            <w:r>
+              <w:rPr>
+                <w:rFonts w:cstheme="minorHAnsi"/>
+              </w:rPr>
+              <w:t>350 km/hour</w:t>
+            </w:r>
+          </w:p>
+          <w:p>
+            <w:pPr>
+              <w:rPr>
+                <w:rFonts w:cstheme="minorHAnsi"/>
+              </w:rPr>
+            </w:pPr>
+            <w:r>
+              <w:rPr>
+                <w:rFonts w:cstheme="minorHAnsi"/>
+              </w:rPr>
+              <w:t>At that speed it will use about 3 silver an hour</w:t>
+            </w:r>
+          </w:p>
+          <w:p>
+            <w:pPr>
+              <w:rPr>
+                <w:rFonts w:cstheme="minorHAnsi"/>
+              </w:rPr>
+            </w:pPr>
+            <w:r>
+              <w:rPr>
+                <w:rFonts w:cstheme="minorHAnsi"/>
+              </w:rPr>
+              <w:t>Capacity – 2 gold</w:t>
+            </w:r>
           </w:p>
         </w:tc>
         <w:tc>
@@ -3727,6 +3765,7 @@
               <w:rPr>
                 <w:rFonts w:asciiTheme="minorHAnsi" w:hAnsiTheme="minorHAnsi" w:cstheme="minorHAnsi"/>
               </w:rPr>
+              <w:lastRenderedPageBreak/>
               <w:t>“I was a highschool football player,” Demonbane said. “I got shot when some punk tried to rob a store.”</w:t>
             </w:r>
           </w:p>
@@ -3754,6 +3793,7 @@
               <w:rPr>
                 <w:rFonts w:asciiTheme="minorHAnsi" w:hAnsiTheme="minorHAnsi" w:cstheme="minorHAnsi"/>
               </w:rPr>
+              <w:lastRenderedPageBreak/>
               <w:t>4</w:t>
             </w:r>
           </w:p>
@@ -3865,7 +3905,6 @@
               <w:rPr>
                 <w:rFonts w:asciiTheme="minorHAnsi" w:hAnsiTheme="minorHAnsi" w:cstheme="minorHAnsi"/>
               </w:rPr>
-              <w:lastRenderedPageBreak/>
               <w:t>Enhanced physical stats</w:t>
             </w:r>
           </w:p>
@@ -3906,7 +3945,6 @@
               <w:rPr>
                 <w:rFonts w:asciiTheme="minorHAnsi" w:hAnsiTheme="minorHAnsi" w:cstheme="minorHAnsi"/>
               </w:rPr>
-              <w:lastRenderedPageBreak/>
               <w:t>Speed</w:t>
             </w:r>
           </w:p>
@@ -4110,7 +4148,6 @@
               <w:rPr>
                 <w:rFonts w:asciiTheme="minorHAnsi" w:hAnsiTheme="minorHAnsi" w:cstheme="minorHAnsi"/>
               </w:rPr>
-              <w:lastRenderedPageBreak/>
               <w:t>Purple</w:t>
             </w:r>
           </w:p>
@@ -4131,7 +4168,6 @@
               <w:rPr>
                 <w:rFonts w:asciiTheme="minorHAnsi" w:hAnsiTheme="minorHAnsi" w:cstheme="minorHAnsi"/>
               </w:rPr>
-              <w:lastRenderedPageBreak/>
               <w:t>sparkly eyes of unknown color</w:t>
             </w:r>
           </w:p>
@@ -4185,15 +4221,7 @@
               <w:rPr>
                 <w:rFonts w:asciiTheme="minorHAnsi" w:hAnsiTheme="minorHAnsi" w:cstheme="minorHAnsi"/>
               </w:rPr>
-              <w:lastRenderedPageBreak/>
-              <w:t xml:space="preserve">“I was a race car driver who loved watching anime and </w:t>
-            </w:r>
-            <w:r>
-              <w:rPr>
-                <w:rFonts w:asciiTheme="minorHAnsi" w:hAnsiTheme="minorHAnsi" w:cstheme="minorHAnsi"/>
-              </w:rPr>
-              <w:lastRenderedPageBreak/>
-              <w:t>playing video games,” Erza said. “I just started my career at 18 when I died in a car accident - Corrections, in the hospital.”</w:t>
+              <w:t>“I was a race car driver who loved watching anime and playing video games,” Erza said. “I just started my career at 18 when I died in a car accident - Corrections, in the hospital.”</w:t>
             </w:r>
           </w:p>
         </w:tc>
@@ -4213,7 +4241,6 @@
               <w:rPr>
                 <w:rFonts w:asciiTheme="minorHAnsi" w:hAnsiTheme="minorHAnsi" w:cstheme="minorHAnsi"/>
               </w:rPr>
-              <w:lastRenderedPageBreak/>
               <w:t>2</w:t>
             </w:r>
           </w:p>
@@ -4527,6 +4554,7 @@
               <w:rPr>
                 <w:rFonts w:asciiTheme="minorHAnsi" w:hAnsiTheme="minorHAnsi" w:cstheme="minorHAnsi"/>
               </w:rPr>
+              <w:lastRenderedPageBreak/>
               <w:t>Tracking</w:t>
             </w:r>
           </w:p>
@@ -5279,6 +5307,7 @@
               <w:rPr>
                 <w:rFonts w:asciiTheme="minorHAnsi" w:hAnsiTheme="minorHAnsi" w:cstheme="minorHAnsi"/>
               </w:rPr>
+              <w:lastRenderedPageBreak/>
               <w:t>Shadow meld</w:t>
             </w:r>
             <w:r>
@@ -5935,7 +5964,6 @@
         <w:rPr>
           <w:rFonts w:cstheme="minorHAnsi"/>
         </w:rPr>
-        <w:lastRenderedPageBreak/>
         <w:br w:type="page"/>
       </w:r>
     </w:p>
@@ -8085,7 +8113,7 @@
         <v:path o:extrusionok="f" gradientshapeok="t" o:connecttype="rect"/>
         <o:lock v:ext="edit" aspectratio="t"/>
       </v:shapetype>
-      <v:shape id="_x0000_i1238" type="#_x0000_t75" style="width:3in;height:3in;visibility:visible" o:bullet="t">
+      <v:shape id="_x0000_i1034" type="#_x0000_t75" style="width:3in;height:3in;visibility:visible" o:bullet="t">
         <v:imagedata r:id="rId1" o:title="MC900065312[1]"/>
       </v:shape>
     </w:pict>
@@ -12251,7 +12279,7 @@
 </file>
 
 <file path=customXml/itemProps1.xml><?xml version="1.0" encoding="utf-8"?>
-<ds:datastoreItem xmlns:ds="http://schemas.openxmlformats.org/officeDocument/2006/customXml" ds:itemID="{22D663FB-1840-4464-897F-AA71142A64DD}">
+<ds:datastoreItem xmlns:ds="http://schemas.openxmlformats.org/officeDocument/2006/customXml" ds:itemID="{C60FC6C2-4259-48AE-96EF-8D96DA5ED32B}">
   <ds:schemaRefs>
     <ds:schemaRef ds:uri="http://schemas.openxmlformats.org/officeDocument/2006/bibliography"/>
   </ds:schemaRefs>

--- a/Books/RPG_Books/ThePrincessAndTheRogue/Notes_ThePrincessAndTheRogue.docx
+++ b/Books/RPG_Books/ThePrincessAndTheRogue/Notes_ThePrincessAndTheRogue.docx
@@ -1513,7 +1513,19 @@
               <w:rPr>
                 <w:rFonts w:cstheme="minorHAnsi"/>
               </w:rPr>
-              <w:t>s + 50 for restricted books</w:t>
+              <w:t xml:space="preserve">s + </w:t>
+            </w:r>
+            <w:r>
+              <w:rPr>
+                <w:rFonts w:cstheme="minorHAnsi"/>
+              </w:rPr>
+              <w:t>6</w:t>
+            </w:r>
+            <w:r>
+              <w:rPr>
+                <w:rFonts w:cstheme="minorHAnsi"/>
+              </w:rPr>
+              <w:t>0 for restricted books</w:t>
             </w:r>
           </w:p>
         </w:tc>
@@ -1554,13 +1566,42 @@
             <w:tcW w:w="3912" w:type="dxa"/>
           </w:tcPr>
           <w:p>
-            <w:pPr>
-              <w:rPr>
-                <w:rFonts w:cstheme="minorHAnsi"/>
-              </w:rPr>
-            </w:pPr>
-            <w:r>
-              <w:t>380 floors</w:t>
+            <w:r>
+              <w:t>3</w:t>
+            </w:r>
+            <w:r>
+              <w:t>6</w:t>
+            </w:r>
+            <w:r>
+              <w:t>0 floors</w:t>
+            </w:r>
+          </w:p>
+          <w:p>
+            <w:r>
+              <w:t>First 6 floors are for dormitories</w:t>
+            </w:r>
+          </w:p>
+          <w:p/>
+          <w:p>
+            <w:pPr>
+              <w:rPr>
+                <w:rFonts w:cstheme="minorHAnsi"/>
+              </w:rPr>
+            </w:pPr>
+            <w:r>
+              <w:t xml:space="preserve">27% capacity - </w:t>
+            </w:r>
+            <w:r>
+              <w:t>6</w:t>
+            </w:r>
+            <w:r>
+              <w:t>,</w:t>
+            </w:r>
+            <w:r>
+              <w:t>475</w:t>
+            </w:r>
+            <w:r>
+              <w:t xml:space="preserve"> people</w:t>
             </w:r>
           </w:p>
         </w:tc>
@@ -2197,6 +2238,7 @@
           </w:tcPr>
           <w:p>
             <w:r>
+              <w:lastRenderedPageBreak/>
               <w:t xml:space="preserve">Common </w:t>
             </w:r>
             <w:r>
@@ -2249,7 +2291,6 @@
           </w:tcPr>
           <w:p>
             <w:r>
-              <w:lastRenderedPageBreak/>
               <w:t>Date:</w:t>
             </w:r>
             <w:r>
@@ -2894,7 +2935,6 @@
         <w:pStyle w:val="H3"/>
       </w:pPr>
       <w:r>
-        <w:lastRenderedPageBreak/>
         <w:t>Items</w:t>
       </w:r>
     </w:p>
@@ -3399,6 +3439,7 @@
               <w:rPr>
                 <w:rFonts w:asciiTheme="minorHAnsi" w:hAnsiTheme="minorHAnsi" w:cstheme="minorHAnsi"/>
               </w:rPr>
+              <w:lastRenderedPageBreak/>
               <w:t>Great sword,</w:t>
             </w:r>
           </w:p>
@@ -3439,6 +3480,7 @@
                 <w:rFonts w:asciiTheme="minorHAnsi" w:hAnsiTheme="minorHAnsi" w:cstheme="minorHAnsi"/>
                 <w:noProof w:val="0"/>
               </w:rPr>
+              <w:lastRenderedPageBreak/>
               <w:t xml:space="preserve">Barbaric </w:t>
             </w:r>
             <w:r>
@@ -3607,6 +3649,7 @@
                 <w:noProof w:val="0"/>
                 <w:color w:val="C0504D" w:themeColor="accent2"/>
               </w:rPr>
+              <w:lastRenderedPageBreak/>
               <w:t>Inventory</w:t>
             </w:r>
             <w:r>
@@ -3668,6 +3711,7 @@
               <w:rPr>
                 <w:rFonts w:asciiTheme="minorHAnsi" w:hAnsiTheme="minorHAnsi" w:cstheme="minorHAnsi"/>
               </w:rPr>
+              <w:lastRenderedPageBreak/>
               <w:t>Waste-length green hair</w:t>
             </w:r>
           </w:p>
@@ -4514,7 +4558,14 @@
               <w:rPr>
                 <w:rFonts w:asciiTheme="minorHAnsi" w:hAnsiTheme="minorHAnsi" w:cstheme="minorHAnsi"/>
               </w:rPr>
-              <w:t xml:space="preserve"> (Track one target, can find enemy waknesses</w:t>
+              <w:t xml:space="preserve"> (Track one target, can </w:t>
+            </w:r>
+            <w:r>
+              <w:rPr>
+                <w:rFonts w:asciiTheme="minorHAnsi" w:hAnsiTheme="minorHAnsi" w:cstheme="minorHAnsi"/>
+              </w:rPr>
+              <w:lastRenderedPageBreak/>
+              <w:t>find enemy waknesses</w:t>
             </w:r>
           </w:p>
           <w:p>
@@ -4554,7 +4605,6 @@
               <w:rPr>
                 <w:rFonts w:asciiTheme="minorHAnsi" w:hAnsiTheme="minorHAnsi" w:cstheme="minorHAnsi"/>
               </w:rPr>
-              <w:lastRenderedPageBreak/>
               <w:t>Tracking</w:t>
             </w:r>
           </w:p>
@@ -5271,6 +5321,7 @@
               <w:rPr>
                 <w:rFonts w:asciiTheme="minorHAnsi" w:hAnsiTheme="minorHAnsi" w:cstheme="minorHAnsi"/>
               </w:rPr>
+              <w:lastRenderedPageBreak/>
               <w:t>Luck</w:t>
             </w:r>
             <w:r>
@@ -5307,7 +5358,6 @@
               <w:rPr>
                 <w:rFonts w:asciiTheme="minorHAnsi" w:hAnsiTheme="minorHAnsi" w:cstheme="minorHAnsi"/>
               </w:rPr>
-              <w:lastRenderedPageBreak/>
               <w:t>Shadow meld</w:t>
             </w:r>
             <w:r>
@@ -5504,6 +5554,7 @@
               <w:rPr>
                 <w:rFonts w:asciiTheme="minorHAnsi" w:hAnsiTheme="minorHAnsi" w:cstheme="minorHAnsi"/>
               </w:rPr>
+              <w:lastRenderedPageBreak/>
               <w:t>Room number B27-172</w:t>
             </w:r>
           </w:p>
@@ -8113,7 +8164,7 @@
         <v:path o:extrusionok="f" gradientshapeok="t" o:connecttype="rect"/>
         <o:lock v:ext="edit" aspectratio="t"/>
       </v:shapetype>
-      <v:shape id="_x0000_i1034" type="#_x0000_t75" style="width:3in;height:3in;visibility:visible" o:bullet="t">
+      <v:shape id="_x0000_i1033" type="#_x0000_t75" style="width:3in;height:3in;visibility:visible" o:bullet="t">
         <v:imagedata r:id="rId1" o:title="MC900065312[1]"/>
       </v:shape>
     </w:pict>
@@ -12279,7 +12330,7 @@
 </file>
 
 <file path=customXml/itemProps1.xml><?xml version="1.0" encoding="utf-8"?>
-<ds:datastoreItem xmlns:ds="http://schemas.openxmlformats.org/officeDocument/2006/customXml" ds:itemID="{C60FC6C2-4259-48AE-96EF-8D96DA5ED32B}">
+<ds:datastoreItem xmlns:ds="http://schemas.openxmlformats.org/officeDocument/2006/customXml" ds:itemID="{B372E5AC-1E08-47CB-BA01-1628489DE790}">
   <ds:schemaRefs>
     <ds:schemaRef ds:uri="http://schemas.openxmlformats.org/officeDocument/2006/bibliography"/>
   </ds:schemaRefs>

--- a/Books/RPG_Books/ThePrincessAndTheRogue/Notes_ThePrincessAndTheRogue.docx
+++ b/Books/RPG_Books/ThePrincessAndTheRogue/Notes_ThePrincessAndTheRogue.docx
@@ -5,172 +5,8 @@
     <w:p>
       <w:pPr>
         <w:pStyle w:val="StatusMessage"/>
-        <w:numPr>
-          <w:ilvl w:val="0"/>
-          <w:numId w:val="24"/>
-        </w:numPr>
-        <w:tabs>
-          <w:tab w:val="left" w:pos="3828"/>
-        </w:tabs>
         <w:jc w:val="left"/>
       </w:pPr>
-      <w:r>
-        <w:t>Internal magic</w:t>
-      </w:r>
-      <w:r>
-        <w:tab/>
-        <w:t xml:space="preserve">- </w:t>
-      </w:r>
-      <w:r>
-        <w:t>E-3</w:t>
-      </w:r>
-    </w:p>
-    <w:p>
-      <w:pPr>
-        <w:pStyle w:val="StatusMessage"/>
-        <w:numPr>
-          <w:ilvl w:val="0"/>
-          <w:numId w:val="24"/>
-        </w:numPr>
-        <w:tabs>
-          <w:tab w:val="left" w:pos="3828"/>
-        </w:tabs>
-        <w:jc w:val="left"/>
-      </w:pPr>
-      <w:r>
-        <w:t>Mind</w:t>
-      </w:r>
-      <w:r>
-        <w:tab/>
-        <w:t>- F-4</w:t>
-      </w:r>
-    </w:p>
-    <w:p>
-      <w:pPr>
-        <w:pStyle w:val="StatusMessage"/>
-        <w:numPr>
-          <w:ilvl w:val="0"/>
-          <w:numId w:val="24"/>
-        </w:numPr>
-        <w:tabs>
-          <w:tab w:val="left" w:pos="3828"/>
-        </w:tabs>
-        <w:jc w:val="left"/>
-      </w:pPr>
-      <w:r>
-        <w:t>Identification skill</w:t>
-      </w:r>
-      <w:r>
-        <w:tab/>
-        <w:t>- F-5</w:t>
-      </w:r>
-    </w:p>
-    <w:p>
-      <w:pPr>
-        <w:pStyle w:val="StatusMessage"/>
-        <w:numPr>
-          <w:ilvl w:val="0"/>
-          <w:numId w:val="24"/>
-        </w:numPr>
-        <w:tabs>
-          <w:tab w:val="left" w:pos="3828"/>
-        </w:tabs>
-        <w:jc w:val="left"/>
-      </w:pPr>
-      <w:r>
-        <w:t>Mapping skill</w:t>
-      </w:r>
-      <w:r>
-        <w:tab/>
-        <w:t>- F-3</w:t>
-      </w:r>
-    </w:p>
-    <w:p>
-      <w:pPr>
-        <w:pStyle w:val="StatusMessage"/>
-        <w:numPr>
-          <w:ilvl w:val="0"/>
-          <w:numId w:val="24"/>
-        </w:numPr>
-        <w:tabs>
-          <w:tab w:val="left" w:pos="3828"/>
-        </w:tabs>
-        <w:jc w:val="left"/>
-      </w:pPr>
-      <w:r>
-        <w:t>Personal extra-dimensional space</w:t>
-      </w:r>
-      <w:r>
-        <w:tab/>
-        <w:t>- F-5</w:t>
-      </w:r>
-    </w:p>
-    <w:p>
-      <w:pPr>
-        <w:pStyle w:val="StatusMessage"/>
-        <w:numPr>
-          <w:ilvl w:val="0"/>
-          <w:numId w:val="24"/>
-        </w:numPr>
-        <w:tabs>
-          <w:tab w:val="left" w:pos="3828"/>
-        </w:tabs>
-        <w:jc w:val="left"/>
-      </w:pPr>
-      <w:r>
-        <w:t>Luck</w:t>
-      </w:r>
-      <w:r>
-        <w:tab/>
-        <w:t>- F-11</w:t>
-      </w:r>
-    </w:p>
-    <w:p>
-      <w:pPr>
-        <w:pStyle w:val="StatusMessage"/>
-        <w:numPr>
-          <w:ilvl w:val="0"/>
-          <w:numId w:val="24"/>
-        </w:numPr>
-        <w:tabs>
-          <w:tab w:val="left" w:pos="3828"/>
-        </w:tabs>
-        <w:jc w:val="left"/>
-      </w:pPr>
-      <w:r>
-        <w:t>Shadow meld</w:t>
-      </w:r>
-      <w:r>
-        <w:tab/>
-        <w:t xml:space="preserve">- </w:t>
-      </w:r>
-      <w:r>
-        <w:t>E</w:t>
-      </w:r>
-      <w:r>
-        <w:t>-</w:t>
-      </w:r>
-      <w:r>
-        <w:t>7</w:t>
-      </w:r>
-    </w:p>
-    <w:p>
-      <w:pPr>
-        <w:pStyle w:val="StatusMessage"/>
-        <w:jc w:val="left"/>
-      </w:pPr>
-      <w:r>
-        <w:t>====================================</w:t>
-      </w:r>
-    </w:p>
-    <w:p>
-      <w:pPr>
-        <w:pStyle w:val="StatusMessage"/>
-        <w:jc w:val="left"/>
-      </w:pPr>
-      <w:r>
-        <w:t>Level: F5</w:t>
-      </w:r>
     </w:p>
     <w:p>
       <w:pPr>
@@ -181,9 +17,159 @@
     </w:p>
     <w:p>
       <w:pPr>
-        <w:pStyle w:val="StatusMessage"/>
-        <w:jc w:val="left"/>
-      </w:pPr>
+        <w:pStyle w:val="StatusUser"/>
+      </w:pPr>
+      <w:r>
+        <w:t>Fineous Bog – E-8</w:t>
+      </w:r>
+    </w:p>
+    <w:p>
+      <w:pPr>
+        <w:pStyle w:val="StatusUser"/>
+        <w:rPr>
+          <w:u w:val="none"/>
+        </w:rPr>
+      </w:pPr>
+      <w:r>
+        <w:rPr>
+          <w:u w:val="none"/>
+        </w:rPr>
+        <w:t>Internal magic</w:t>
+      </w:r>
+      <w:r>
+        <w:rPr>
+          <w:u w:val="none"/>
+        </w:rPr>
+        <w:tab/>
+        <w:t>- E-9</w:t>
+      </w:r>
+    </w:p>
+    <w:p>
+      <w:pPr>
+        <w:pStyle w:val="StatusUser"/>
+        <w:rPr>
+          <w:u w:val="none"/>
+        </w:rPr>
+      </w:pPr>
+      <w:r>
+        <w:rPr>
+          <w:u w:val="none"/>
+        </w:rPr>
+        <w:t>Mind</w:t>
+      </w:r>
+      <w:r>
+        <w:rPr>
+          <w:u w:val="none"/>
+        </w:rPr>
+        <w:tab/>
+        <w:t>- E-8</w:t>
+      </w:r>
+    </w:p>
+    <w:p>
+      <w:pPr>
+        <w:pStyle w:val="StatusUser"/>
+        <w:rPr>
+          <w:u w:val="none"/>
+        </w:rPr>
+      </w:pPr>
+      <w:r>
+        <w:rPr>
+          <w:u w:val="none"/>
+        </w:rPr>
+        <w:t>Identification skill</w:t>
+      </w:r>
+      <w:r>
+        <w:rPr>
+          <w:u w:val="none"/>
+        </w:rPr>
+        <w:tab/>
+        <w:t>- E-3</w:t>
+      </w:r>
+    </w:p>
+    <w:p>
+      <w:pPr>
+        <w:pStyle w:val="StatusUser"/>
+        <w:rPr>
+          <w:u w:val="none"/>
+        </w:rPr>
+      </w:pPr>
+      <w:r>
+        <w:rPr>
+          <w:u w:val="none"/>
+        </w:rPr>
+        <w:t>Mapping skill</w:t>
+      </w:r>
+      <w:r>
+        <w:rPr>
+          <w:u w:val="none"/>
+        </w:rPr>
+        <w:tab/>
+        <w:t>- E-5</w:t>
+      </w:r>
+    </w:p>
+    <w:p>
+      <w:pPr>
+        <w:pStyle w:val="StatusUser"/>
+        <w:rPr>
+          <w:u w:val="none"/>
+        </w:rPr>
+      </w:pPr>
+      <w:r>
+        <w:rPr>
+          <w:u w:val="none"/>
+        </w:rPr>
+        <w:t>Extra-dimensional space</w:t>
+      </w:r>
+      <w:r>
+        <w:rPr>
+          <w:u w:val="none"/>
+        </w:rPr>
+        <w:tab/>
+        <w:t>- E-8</w:t>
+      </w:r>
+    </w:p>
+    <w:p>
+      <w:pPr>
+        <w:pStyle w:val="StatusUser"/>
+        <w:rPr>
+          <w:u w:val="none"/>
+        </w:rPr>
+      </w:pPr>
+      <w:r>
+        <w:rPr>
+          <w:u w:val="none"/>
+        </w:rPr>
+        <w:t>Luck</w:t>
+      </w:r>
+      <w:r>
+        <w:rPr>
+          <w:u w:val="none"/>
+        </w:rPr>
+        <w:tab/>
+        <w:t>- E-11</w:t>
+      </w:r>
+    </w:p>
+    <w:p>
+      <w:pPr>
+        <w:pStyle w:val="StatusUser"/>
+        <w:rPr>
+          <w:rFonts w:cstheme="minorHAnsi"/>
+          <w:u w:val="none"/>
+        </w:rPr>
+      </w:pPr>
+      <w:r>
+        <w:rPr>
+          <w:u w:val="none"/>
+        </w:rPr>
+        <w:t>Shadow Shifting</w:t>
+      </w:r>
+      <w:r>
+        <w:rPr>
+          <w:u w:val="none"/>
+        </w:rPr>
+        <w:tab/>
+        <w:t>- D-0</w:t>
+      </w:r>
     </w:p>
     <w:p/>
     <w:tbl>
@@ -310,7 +296,14 @@
               <w:rPr>
                 <w:rFonts w:cstheme="minorHAnsi"/>
               </w:rPr>
-              <w:t>Rogues naturally have resistance to mental manipulation. This is natural, considering their deep understanding of psychology. However, they are not immune. A Rogue’s natural resistance will increase with rank.</w:t>
+              <w:t xml:space="preserve">Rogues naturally have resistance to mental manipulation. This is natural, considering their deep understanding of psychology. However, they </w:t>
+            </w:r>
+            <w:r>
+              <w:rPr>
+                <w:rFonts w:cstheme="minorHAnsi"/>
+              </w:rPr>
+              <w:lastRenderedPageBreak/>
+              <w:t>are not immune. A Rogue’s natural resistance will increase with rank.</w:t>
             </w:r>
           </w:p>
           <w:p>
@@ -537,7 +530,6 @@
           <w:rStyle w:val="rynqvb"/>
           <w:rFonts w:cstheme="minorHAnsi"/>
         </w:rPr>
-        <w:lastRenderedPageBreak/>
         <w:t xml:space="preserve">Basic </w:t>
       </w:r>
       <w:bookmarkStart w:id="0" w:name="_Hlk167032417"/>
@@ -874,7 +866,6 @@
         <w:rPr>
           <w:rFonts w:cstheme="minorHAnsi"/>
         </w:rPr>
-        <w:lastRenderedPageBreak/>
         <w:t>Guilds – Dungeon focused, puzzle focused</w:t>
       </w:r>
     </w:p>
@@ -2238,7 +2229,6 @@
           </w:tcPr>
           <w:p>
             <w:r>
-              <w:lastRenderedPageBreak/>
               <w:t xml:space="preserve">Common </w:t>
             </w:r>
             <w:r>
@@ -2935,6 +2925,7 @@
         <w:pStyle w:val="H3"/>
       </w:pPr>
       <w:r>
+        <w:lastRenderedPageBreak/>
         <w:t>Items</w:t>
       </w:r>
     </w:p>
@@ -3439,7 +3430,6 @@
               <w:rPr>
                 <w:rFonts w:asciiTheme="minorHAnsi" w:hAnsiTheme="minorHAnsi" w:cstheme="minorHAnsi"/>
               </w:rPr>
-              <w:lastRenderedPageBreak/>
               <w:t>Great sword,</w:t>
             </w:r>
           </w:p>
@@ -3480,7 +3470,6 @@
                 <w:rFonts w:asciiTheme="minorHAnsi" w:hAnsiTheme="minorHAnsi" w:cstheme="minorHAnsi"/>
                 <w:noProof w:val="0"/>
               </w:rPr>
-              <w:lastRenderedPageBreak/>
               <w:t xml:space="preserve">Barbaric </w:t>
             </w:r>
             <w:r>
@@ -3649,7 +3638,6 @@
                 <w:noProof w:val="0"/>
                 <w:color w:val="C0504D" w:themeColor="accent2"/>
               </w:rPr>
-              <w:lastRenderedPageBreak/>
               <w:t>Inventory</w:t>
             </w:r>
             <w:r>
@@ -3711,7 +3699,6 @@
               <w:rPr>
                 <w:rFonts w:asciiTheme="minorHAnsi" w:hAnsiTheme="minorHAnsi" w:cstheme="minorHAnsi"/>
               </w:rPr>
-              <w:lastRenderedPageBreak/>
               <w:t>Waste-length green hair</w:t>
             </w:r>
           </w:p>
@@ -4558,14 +4545,7 @@
               <w:rPr>
                 <w:rFonts w:asciiTheme="minorHAnsi" w:hAnsiTheme="minorHAnsi" w:cstheme="minorHAnsi"/>
               </w:rPr>
-              <w:t xml:space="preserve"> (Track one target, can </w:t>
-            </w:r>
-            <w:r>
-              <w:rPr>
-                <w:rFonts w:asciiTheme="minorHAnsi" w:hAnsiTheme="minorHAnsi" w:cstheme="minorHAnsi"/>
-              </w:rPr>
-              <w:lastRenderedPageBreak/>
-              <w:t>find enemy waknesses</w:t>
+              <w:t xml:space="preserve"> (Track one target, can find enemy waknesses</w:t>
             </w:r>
           </w:p>
           <w:p>
@@ -4605,6 +4585,7 @@
               <w:rPr>
                 <w:rFonts w:asciiTheme="minorHAnsi" w:hAnsiTheme="minorHAnsi" w:cstheme="minorHAnsi"/>
               </w:rPr>
+              <w:lastRenderedPageBreak/>
               <w:t>Tracking</w:t>
             </w:r>
           </w:p>
@@ -5321,7 +5302,6 @@
               <w:rPr>
                 <w:rFonts w:asciiTheme="minorHAnsi" w:hAnsiTheme="minorHAnsi" w:cstheme="minorHAnsi"/>
               </w:rPr>
-              <w:lastRenderedPageBreak/>
               <w:t>Luck</w:t>
             </w:r>
             <w:r>
@@ -5358,6 +5338,7 @@
               <w:rPr>
                 <w:rFonts w:asciiTheme="minorHAnsi" w:hAnsiTheme="minorHAnsi" w:cstheme="minorHAnsi"/>
               </w:rPr>
+              <w:lastRenderedPageBreak/>
               <w:t>Shadow meld</w:t>
             </w:r>
             <w:r>
@@ -5554,7 +5535,6 @@
               <w:rPr>
                 <w:rFonts w:asciiTheme="minorHAnsi" w:hAnsiTheme="minorHAnsi" w:cstheme="minorHAnsi"/>
               </w:rPr>
-              <w:lastRenderedPageBreak/>
               <w:t>Room number B27-172</w:t>
             </w:r>
           </w:p>
@@ -6890,12 +6870,10 @@
                 <w:rFonts w:cstheme="minorHAnsi"/>
               </w:rPr>
             </w:pPr>
-            <w:proofErr w:type="spellStart"/>
             <w:r>
               <w:lastRenderedPageBreak/>
               <w:t>Rineles</w:t>
             </w:r>
-            <w:proofErr w:type="spellEnd"/>
           </w:p>
         </w:tc>
         <w:tc>
@@ -7060,6 +7038,103 @@
                 <w:rFonts w:cstheme="minorHAnsi"/>
               </w:rPr>
             </w:pPr>
+          </w:p>
+        </w:tc>
+      </w:tr>
+      <w:tr>
+        <w:tc>
+          <w:tcPr>
+            <w:tcW w:w="3227" w:type="dxa"/>
+          </w:tcPr>
+          <w:p>
+            <w:hyperlink r:id="rId9" w:tooltip="Boobrie" w:history="1">
+              <w:r>
+                <w:rPr>
+                  <w:rStyle w:val="Hyperlink"/>
+                </w:rPr>
+                <w:t>Boobrie</w:t>
+              </w:r>
+            </w:hyperlink>
+          </w:p>
+        </w:tc>
+        <w:tc>
+          <w:tcPr>
+            <w:tcW w:w="4597" w:type="dxa"/>
+          </w:tcPr>
+          <w:p>
+            <w:pPr>
+              <w:rPr>
+                <w:rFonts w:cstheme="minorHAnsi"/>
+              </w:rPr>
+            </w:pPr>
+          </w:p>
+        </w:tc>
+        <w:tc>
+          <w:tcPr>
+            <w:tcW w:w="3912" w:type="dxa"/>
+          </w:tcPr>
+          <w:p>
+            <w:pPr>
+              <w:rPr>
+                <w:rFonts w:cstheme="minorHAnsi"/>
+              </w:rPr>
+            </w:pPr>
+            <w:r>
+              <w:rPr>
+                <w:rFonts w:cstheme="minorHAnsi"/>
+              </w:rPr>
+              <w:t>Rank E-6</w:t>
+            </w:r>
+          </w:p>
+        </w:tc>
+      </w:tr>
+      <w:tr>
+        <w:tc>
+          <w:tcPr>
+            <w:tcW w:w="3227" w:type="dxa"/>
+          </w:tcPr>
+          <w:p>
+            <w:r>
+              <w:t>Rineles</w:t>
+            </w:r>
+          </w:p>
+        </w:tc>
+        <w:tc>
+          <w:tcPr>
+            <w:tcW w:w="4597" w:type="dxa"/>
+          </w:tcPr>
+          <w:p>
+            <w:pPr>
+              <w:rPr>
+                <w:rFonts w:cstheme="minorHAnsi"/>
+              </w:rPr>
+            </w:pPr>
+            <w:proofErr w:type="gramStart"/>
+            <w:r>
+              <w:t>elephants</w:t>
+            </w:r>
+            <w:proofErr w:type="gramEnd"/>
+            <w:r>
+              <w:t xml:space="preserve"> charged them. Except, these creatures had 3 eyes, a saber-like horn and tusks. Its armor-like skin shone in the sun light.</w:t>
+            </w:r>
+          </w:p>
+        </w:tc>
+        <w:tc>
+          <w:tcPr>
+            <w:tcW w:w="3912" w:type="dxa"/>
+          </w:tcPr>
+          <w:p>
+            <w:pPr>
+              <w:rPr>
+                <w:rFonts w:cstheme="minorHAnsi"/>
+              </w:rPr>
+            </w:pPr>
+            <w:r>
+              <w:rPr>
+                <w:rFonts w:cstheme="minorHAnsi"/>
+              </w:rPr>
+              <w:t>D-0</w:t>
+            </w:r>
           </w:p>
         </w:tc>
       </w:tr>
@@ -7404,7 +7479,6 @@
               <w:rPr>
                 <w:rFonts w:asciiTheme="minorHAnsi" w:hAnsiTheme="minorHAnsi" w:cstheme="minorHAnsi"/>
               </w:rPr>
-              <w:lastRenderedPageBreak/>
               <w:t>9 vowels</w:t>
             </w:r>
           </w:p>
@@ -7418,7 +7492,6 @@
               <w:rPr>
                 <w:rFonts w:asciiTheme="minorHAnsi" w:hAnsiTheme="minorHAnsi" w:cstheme="minorHAnsi"/>
               </w:rPr>
-              <w:lastRenderedPageBreak/>
               <w:t>37 consonants</w:t>
             </w:r>
           </w:p>
@@ -7471,139 +7544,138 @@
               <w:rPr>
                 <w:rFonts w:asciiTheme="minorHAnsi" w:hAnsiTheme="minorHAnsi" w:cstheme="minorHAnsi"/>
               </w:rPr>
+              <w:t>Main government complex,</w:t>
+            </w:r>
+          </w:p>
+          <w:p>
+            <w:pPr>
+              <w:rPr>
+                <w:rFonts w:asciiTheme="minorHAnsi" w:hAnsiTheme="minorHAnsi" w:cstheme="minorHAnsi"/>
+              </w:rPr>
+            </w:pPr>
+          </w:p>
+          <w:p>
+            <w:pPr>
+              <w:rPr>
+                <w:rFonts w:asciiTheme="minorHAnsi" w:hAnsiTheme="minorHAnsi" w:cstheme="minorHAnsi"/>
+              </w:rPr>
+            </w:pPr>
+          </w:p>
+          <w:p>
+            <w:pPr>
+              <w:rPr>
+                <w:rFonts w:asciiTheme="minorHAnsi" w:hAnsiTheme="minorHAnsi" w:cstheme="minorHAnsi"/>
+              </w:rPr>
+            </w:pPr>
+          </w:p>
+          <w:p>
+            <w:pPr>
+              <w:rPr>
+                <w:rFonts w:asciiTheme="minorHAnsi" w:hAnsiTheme="minorHAnsi" w:cstheme="minorHAnsi"/>
+              </w:rPr>
+            </w:pPr>
+          </w:p>
+        </w:tc>
+        <w:tc>
+          <w:tcPr>
+            <w:tcW w:w="3912" w:type="dxa"/>
+          </w:tcPr>
+          <w:p>
+            <w:pPr>
+              <w:rPr>
+                <w:rFonts w:asciiTheme="minorHAnsi" w:hAnsiTheme="minorHAnsi" w:cstheme="minorHAnsi"/>
+              </w:rPr>
+            </w:pPr>
+            <w:r>
+              <w:rPr>
+                <w:rFonts w:asciiTheme="minorHAnsi" w:hAnsiTheme="minorHAnsi" w:cstheme="minorHAnsi"/>
+              </w:rPr>
+              <w:t>“I’m sure most of you have noticed this governmental complex is huge. The first 10 stories include an indoor stadium with an artificial sky, the main dining room and several other huge venues.</w:t>
+            </w:r>
+          </w:p>
+          <w:p>
+            <w:pPr>
+              <w:rPr>
+                <w:rFonts w:asciiTheme="minorHAnsi" w:hAnsiTheme="minorHAnsi" w:cstheme="minorHAnsi"/>
+              </w:rPr>
+            </w:pPr>
+            <w:r>
+              <w:rPr>
+                <w:rFonts w:asciiTheme="minorHAnsi" w:hAnsiTheme="minorHAnsi" w:cstheme="minorHAnsi"/>
+              </w:rPr>
+              <w:t>“Above that are three separate buildings. When facing the Onn Mountains, the right one contains the Great Library.</w:t>
+            </w:r>
+          </w:p>
+          <w:p>
+            <w:pPr>
+              <w:rPr>
+                <w:rFonts w:asciiTheme="minorHAnsi" w:hAnsiTheme="minorHAnsi" w:cstheme="minorHAnsi"/>
+              </w:rPr>
+            </w:pPr>
+            <w:r>
+              <w:rPr>
+                <w:rFonts w:asciiTheme="minorHAnsi" w:hAnsiTheme="minorHAnsi" w:cstheme="minorHAnsi"/>
+              </w:rPr>
+              <w:t>“The left one contains government offices. The bottom floor is open to the public. The above are just offices.</w:t>
+            </w:r>
+          </w:p>
+          <w:p>
+            <w:pPr>
+              <w:rPr>
+                <w:rFonts w:asciiTheme="minorHAnsi" w:hAnsiTheme="minorHAnsi" w:cstheme="minorHAnsi"/>
+              </w:rPr>
+            </w:pPr>
+            <w:r>
+              <w:rPr>
+                <w:rFonts w:asciiTheme="minorHAnsi" w:hAnsiTheme="minorHAnsi" w:cstheme="minorHAnsi"/>
+              </w:rPr>
+              <w:t>“The central tower houses the apartment area, with the royal palace on the top. The apartments have 350 floors.</w:t>
+            </w:r>
+          </w:p>
+          <w:p>
+            <w:pPr>
+              <w:rPr>
+                <w:rFonts w:asciiTheme="minorHAnsi" w:hAnsiTheme="minorHAnsi" w:cstheme="minorHAnsi"/>
+              </w:rPr>
+            </w:pPr>
+            <w:r>
+              <w:rPr>
+                <w:rFonts w:asciiTheme="minorHAnsi" w:hAnsiTheme="minorHAnsi" w:cstheme="minorHAnsi"/>
+              </w:rPr>
+              <w:t>“To get a better grasp of the size, as an example, the first 10 floors contain individual apartments only. And each has 120 apartments. That doesn’t include non-residential internal rooms.</w:t>
+            </w:r>
+          </w:p>
+          <w:p>
+            <w:pPr>
+              <w:rPr>
+                <w:rFonts w:asciiTheme="minorHAnsi" w:hAnsiTheme="minorHAnsi" w:cstheme="minorHAnsi"/>
+              </w:rPr>
+            </w:pPr>
+            <w:r>
+              <w:rPr>
+                <w:rFonts w:asciiTheme="minorHAnsi" w:hAnsiTheme="minorHAnsi" w:cstheme="minorHAnsi"/>
+              </w:rPr>
+              <w:t>“Other floors contain multi-room suites, some of which may be use by your newly-</w:t>
+            </w:r>
+            <w:r>
+              <w:rPr>
+                <w:rFonts w:asciiTheme="minorHAnsi" w:hAnsiTheme="minorHAnsi" w:cstheme="minorHAnsi"/>
+              </w:rPr>
               <w:lastRenderedPageBreak/>
-              <w:t>Main government complex,</w:t>
-            </w:r>
-          </w:p>
-          <w:p>
-            <w:pPr>
-              <w:rPr>
-                <w:rFonts w:asciiTheme="minorHAnsi" w:hAnsiTheme="minorHAnsi" w:cstheme="minorHAnsi"/>
-              </w:rPr>
-            </w:pPr>
-          </w:p>
-          <w:p>
-            <w:pPr>
-              <w:rPr>
-                <w:rFonts w:asciiTheme="minorHAnsi" w:hAnsiTheme="minorHAnsi" w:cstheme="minorHAnsi"/>
-              </w:rPr>
-            </w:pPr>
-          </w:p>
-          <w:p>
-            <w:pPr>
-              <w:rPr>
-                <w:rFonts w:asciiTheme="minorHAnsi" w:hAnsiTheme="minorHAnsi" w:cstheme="minorHAnsi"/>
-              </w:rPr>
-            </w:pPr>
-          </w:p>
-          <w:p>
-            <w:pPr>
-              <w:rPr>
-                <w:rFonts w:asciiTheme="minorHAnsi" w:hAnsiTheme="minorHAnsi" w:cstheme="minorHAnsi"/>
-              </w:rPr>
-            </w:pPr>
-          </w:p>
-        </w:tc>
-        <w:tc>
-          <w:tcPr>
-            <w:tcW w:w="3912" w:type="dxa"/>
-          </w:tcPr>
-          <w:p>
-            <w:pPr>
-              <w:rPr>
-                <w:rFonts w:asciiTheme="minorHAnsi" w:hAnsiTheme="minorHAnsi" w:cstheme="minorHAnsi"/>
-              </w:rPr>
-            </w:pPr>
-            <w:r>
-              <w:rPr>
-                <w:rFonts w:asciiTheme="minorHAnsi" w:hAnsiTheme="minorHAnsi" w:cstheme="minorHAnsi"/>
-              </w:rPr>
-              <w:t>“I’m sure most of you have noticed this governmental complex is huge. The first 10 stories include an indoor stadium with an artificial sky, the main dining room and several other huge venues.</w:t>
-            </w:r>
-          </w:p>
-          <w:p>
-            <w:pPr>
-              <w:rPr>
-                <w:rFonts w:asciiTheme="minorHAnsi" w:hAnsiTheme="minorHAnsi" w:cstheme="minorHAnsi"/>
-              </w:rPr>
-            </w:pPr>
-            <w:r>
-              <w:rPr>
-                <w:rFonts w:asciiTheme="minorHAnsi" w:hAnsiTheme="minorHAnsi" w:cstheme="minorHAnsi"/>
-              </w:rPr>
-              <w:t>“Above that are three separate buildings. When facing the Onn Mountains, the right one contains the Great Library.</w:t>
-            </w:r>
-          </w:p>
-          <w:p>
-            <w:pPr>
-              <w:rPr>
-                <w:rFonts w:asciiTheme="minorHAnsi" w:hAnsiTheme="minorHAnsi" w:cstheme="minorHAnsi"/>
-              </w:rPr>
-            </w:pPr>
-            <w:r>
-              <w:rPr>
-                <w:rFonts w:asciiTheme="minorHAnsi" w:hAnsiTheme="minorHAnsi" w:cstheme="minorHAnsi"/>
-              </w:rPr>
-              <w:t>“The left one contains government offices. The bottom floor is open to the public. The above are just offices.</w:t>
-            </w:r>
-          </w:p>
-          <w:p>
-            <w:pPr>
-              <w:rPr>
-                <w:rFonts w:asciiTheme="minorHAnsi" w:hAnsiTheme="minorHAnsi" w:cstheme="minorHAnsi"/>
-              </w:rPr>
-            </w:pPr>
-            <w:r>
-              <w:rPr>
-                <w:rFonts w:asciiTheme="minorHAnsi" w:hAnsiTheme="minorHAnsi" w:cstheme="minorHAnsi"/>
-              </w:rPr>
-              <w:t>“The central tower houses the apartment area, with the royal palace on the top. The apartments have 350 floors.</w:t>
-            </w:r>
-          </w:p>
-          <w:p>
-            <w:pPr>
-              <w:rPr>
-                <w:rFonts w:asciiTheme="minorHAnsi" w:hAnsiTheme="minorHAnsi" w:cstheme="minorHAnsi"/>
-              </w:rPr>
-            </w:pPr>
-            <w:r>
-              <w:rPr>
-                <w:rFonts w:asciiTheme="minorHAnsi" w:hAnsiTheme="minorHAnsi" w:cstheme="minorHAnsi"/>
-              </w:rPr>
-              <w:t>“To get a better grasp of the size, as an example, the first 10 floors contain individual apartments only. And each has 120 apartments. That doesn’t include non-residential internal rooms.</w:t>
-            </w:r>
-          </w:p>
-          <w:p>
-            <w:pPr>
-              <w:rPr>
-                <w:rFonts w:asciiTheme="minorHAnsi" w:hAnsiTheme="minorHAnsi" w:cstheme="minorHAnsi"/>
-              </w:rPr>
-            </w:pPr>
-            <w:r>
-              <w:rPr>
-                <w:rFonts w:asciiTheme="minorHAnsi" w:hAnsiTheme="minorHAnsi" w:cstheme="minorHAnsi"/>
-              </w:rPr>
-              <w:t>“Other floors contain multi-room suites, some of which may be use by your newly-created parties. There’s room for over 40,000 people and is currently 45% occupied.</w:t>
-            </w:r>
-          </w:p>
-          <w:p>
-            <w:pPr>
-              <w:rPr>
-                <w:rFonts w:asciiTheme="minorHAnsi" w:hAnsiTheme="minorHAnsi" w:cstheme="minorHAnsi"/>
-              </w:rPr>
-            </w:pPr>
-            <w:r>
-              <w:rPr>
-                <w:rFonts w:asciiTheme="minorHAnsi" w:hAnsiTheme="minorHAnsi" w:cstheme="minorHAnsi"/>
-              </w:rPr>
-              <w:t xml:space="preserve">“The first five floors of the palace contain the </w:t>
-            </w:r>
-            <w:r>
-              <w:rPr>
-                <w:rFonts w:asciiTheme="minorHAnsi" w:hAnsiTheme="minorHAnsi" w:cstheme="minorHAnsi"/>
-              </w:rPr>
-              <w:lastRenderedPageBreak/>
-              <w:t>royal audience chamber and various venues required for diplomatic reasons.</w:t>
+              <w:t>created parties. There’s room for over 40,000 people and is currently 45% occupied.</w:t>
+            </w:r>
+          </w:p>
+          <w:p>
+            <w:pPr>
+              <w:rPr>
+                <w:rFonts w:asciiTheme="minorHAnsi" w:hAnsiTheme="minorHAnsi" w:cstheme="minorHAnsi"/>
+              </w:rPr>
+            </w:pPr>
+            <w:r>
+              <w:rPr>
+                <w:rFonts w:asciiTheme="minorHAnsi" w:hAnsiTheme="minorHAnsi" w:cstheme="minorHAnsi"/>
+              </w:rPr>
+              <w:t>“The first five floors of the palace contain the royal audience chamber and various venues required for diplomatic reasons.</w:t>
             </w:r>
           </w:p>
           <w:p>
@@ -7689,12 +7761,12 @@
     </w:p>
     <w:p>
       <w:r>
+        <w:lastRenderedPageBreak/>
         <w:t>“Rose, prepare a quick but hardy meal. I still have more books on the Onn Mountains to read.”</w:t>
       </w:r>
     </w:p>
     <w:p>
       <w:r>
-        <w:lastRenderedPageBreak/>
         <w:t>Monster sounds could be heard as Rose cooked. It was past time to go hunting.</w:t>
       </w:r>
     </w:p>
@@ -7745,12 +7817,12 @@
     </w:p>
     <w:p>
       <w:r>
+        <w:lastRenderedPageBreak/>
         <w:t>“Breakfast is ready,” Rose said. “I tried to make it vitalizing, to counteract this pressure.”</w:t>
       </w:r>
     </w:p>
     <w:p>
       <w:r>
-        <w:lastRenderedPageBreak/>
         <w:t>“Is it my imagination, or has the pressure increased since yesterday?” Ezra asked.</w:t>
       </w:r>
     </w:p>
@@ -7801,12 +7873,12 @@
     </w:p>
     <w:p>
       <w:r>
+        <w:lastRenderedPageBreak/>
         <w:t>“Rose, you don’t need your club. Focus on your strength, which is Spirit Whisperer and Music. Just don’t neglect Identification and Fitness.</w:t>
       </w:r>
     </w:p>
     <w:p>
       <w:r>
-        <w:lastRenderedPageBreak/>
         <w:t>“The same goes for everyone.</w:t>
       </w:r>
     </w:p>
@@ -7874,12 +7946,12 @@
     </w:p>
     <w:p>
       <w:r>
+        <w:lastRenderedPageBreak/>
         <w:t>“Damn, I need to train heavier weights,” Fineous mumbled.</w:t>
       </w:r>
     </w:p>
     <w:p>
       <w:r>
-        <w:lastRenderedPageBreak/>
         <w:t>Again and again Fineous attacked the creatures as he battled besides his friends.</w:t>
       </w:r>
     </w:p>
@@ -7930,12 +8002,12 @@
     </w:p>
     <w:p>
       <w:r>
+        <w:lastRenderedPageBreak/>
         <w:t>“The problem is people here are obsessive with strength.</w:t>
       </w:r>
     </w:p>
     <w:p>
       <w:r>
-        <w:lastRenderedPageBreak/>
         <w:t>“Fortunately for most non-combatants, gold is a crystallized form of essence, one that is rather expensive.</w:t>
       </w:r>
     </w:p>
@@ -7996,12 +8068,12 @@
     </w:p>
     <w:p/>
     <w:sectPr>
-      <w:headerReference w:type="even" r:id="rId9"/>
-      <w:headerReference w:type="default" r:id="rId10"/>
-      <w:footerReference w:type="even" r:id="rId11"/>
-      <w:footerReference w:type="default" r:id="rId12"/>
-      <w:headerReference w:type="first" r:id="rId13"/>
-      <w:footerReference w:type="first" r:id="rId14"/>
+      <w:headerReference w:type="even" r:id="rId10"/>
+      <w:headerReference w:type="default" r:id="rId11"/>
+      <w:footerReference w:type="even" r:id="rId12"/>
+      <w:footerReference w:type="default" r:id="rId13"/>
+      <w:headerReference w:type="first" r:id="rId14"/>
+      <w:footerReference w:type="first" r:id="rId15"/>
       <w:pgSz w:w="12960" w:h="8640" w:orient="landscape"/>
       <w:pgMar w:top="720" w:right="720" w:bottom="720" w:left="720" w:header="720" w:footer="720" w:gutter="0"/>
       <w:cols w:space="720"/>
@@ -8164,7 +8236,7 @@
         <v:path o:extrusionok="f" gradientshapeok="t" o:connecttype="rect"/>
         <o:lock v:ext="edit" aspectratio="t"/>
       </v:shapetype>
-      <v:shape id="_x0000_i1033" type="#_x0000_t75" style="width:3in;height:3in;visibility:visible" o:bullet="t">
+      <v:shape id="_x0000_i1035" type="#_x0000_t75" style="width:3in;height:3in;visibility:visible" o:bullet="t">
         <v:imagedata r:id="rId1" o:title="MC900065312[1]"/>
       </v:shape>
     </w:pict>
@@ -12037,6 +12109,28 @@
       </w:tblCellMar>
     </w:tblPr>
   </w:style>
+  <w:style w:type="paragraph" w:customStyle="1" w:styleId="StatusUser">
+    <w:name w:val="Status_User"/>
+    <w:basedOn w:val="Normal"/>
+    <w:autoRedefine/>
+    <w:qFormat/>
+    <w:rsid w:val="000B1728"/>
+    <w:pPr>
+      <w:tabs>
+        <w:tab w:val="left" w:pos="2127"/>
+        <w:tab w:val="left" w:pos="2410"/>
+      </w:tabs>
+      <w:spacing w:line="240" w:lineRule="auto"/>
+      <w:contextualSpacing/>
+      <w:jc w:val="both"/>
+    </w:pPr>
+    <w:rPr>
+      <w:rFonts w:ascii="Calibri" w:eastAsia="Times New Roman" w:hAnsi="Calibri" w:cs="Times New Roman"/>
+      <w:b/>
+      <w:sz w:val="20"/>
+      <w:u w:val="single"/>
+    </w:rPr>
+  </w:style>
 </w:styles>
 </file>
 
@@ -12330,7 +12424,7 @@
 </file>
 
 <file path=customXml/itemProps1.xml><?xml version="1.0" encoding="utf-8"?>
-<ds:datastoreItem xmlns:ds="http://schemas.openxmlformats.org/officeDocument/2006/customXml" ds:itemID="{B372E5AC-1E08-47CB-BA01-1628489DE790}">
+<ds:datastoreItem xmlns:ds="http://schemas.openxmlformats.org/officeDocument/2006/customXml" ds:itemID="{FD5E1255-AAFA-4024-BAAF-34F523F8E9FE}">
   <ds:schemaRefs>
     <ds:schemaRef ds:uri="http://schemas.openxmlformats.org/officeDocument/2006/bibliography"/>
   </ds:schemaRefs>

--- a/Books/RPG_Books/ThePrincessAndTheRogue/Notes_ThePrincessAndTheRogue.docx
+++ b/Books/RPG_Books/ThePrincessAndTheRogue/Notes_ThePrincessAndTheRogue.docx
@@ -41,7 +41,13 @@
           <w:u w:val="none"/>
         </w:rPr>
         <w:tab/>
-        <w:t>- E-9</w:t>
+        <w:t>- E-</w:t>
+      </w:r>
+      <w:r>
+        <w:rPr>
+          <w:u w:val="none"/>
+        </w:rPr>
+        <w:t>11</w:t>
       </w:r>
     </w:p>
     <w:p>
@@ -169,6 +175,11 @@
         </w:rPr>
         <w:tab/>
         <w:t>- D-0</w:t>
+      </w:r>
+    </w:p>
+    <w:p>
+      <w:r>
+        <w:t>Aura width – 8 m</w:t>
       </w:r>
     </w:p>
     <w:p/>
@@ -276,6 +287,7 @@
               <w:rPr>
                 <w:rFonts w:cstheme="minorHAnsi"/>
               </w:rPr>
+              <w:lastRenderedPageBreak/>
               <w:t>Abilities that protect against mind control Abilities will not work, for the simple reason that Rogues don’t have mind control Abilities.</w:t>
             </w:r>
           </w:p>
@@ -296,14 +308,7 @@
               <w:rPr>
                 <w:rFonts w:cstheme="minorHAnsi"/>
               </w:rPr>
-              <w:t xml:space="preserve">Rogues naturally have resistance to mental manipulation. This is natural, considering their deep understanding of psychology. However, they </w:t>
-            </w:r>
-            <w:r>
-              <w:rPr>
-                <w:rFonts w:cstheme="minorHAnsi"/>
-              </w:rPr>
-              <w:lastRenderedPageBreak/>
-              <w:t>are not immune. A Rogue’s natural resistance will increase with rank.</w:t>
+              <w:t>Rogues naturally have resistance to mental manipulation. This is natural, considering their deep understanding of psychology. However, they are not immune. A Rogue’s natural resistance will increase with rank.</w:t>
             </w:r>
           </w:p>
           <w:p>
@@ -567,6 +572,7 @@
         <w:rPr>
           <w:rStyle w:val="rynqvb"/>
         </w:rPr>
+        <w:lastRenderedPageBreak/>
         <w:t>23</w:t>
       </w:r>
       <w:r>
@@ -866,6 +872,7 @@
         <w:rPr>
           <w:rFonts w:cstheme="minorHAnsi"/>
         </w:rPr>
+        <w:lastRenderedPageBreak/>
         <w:t>Guilds – Dungeon focused, puzzle focused</w:t>
       </w:r>
     </w:p>
@@ -2229,6 +2236,7 @@
           </w:tcPr>
           <w:p>
             <w:r>
+              <w:lastRenderedPageBreak/>
               <w:t xml:space="preserve">Common </w:t>
             </w:r>
             <w:r>
@@ -2925,7 +2933,6 @@
         <w:pStyle w:val="H3"/>
       </w:pPr>
       <w:r>
-        <w:lastRenderedPageBreak/>
         <w:t>Items</w:t>
       </w:r>
     </w:p>
@@ -3430,6 +3437,7 @@
               <w:rPr>
                 <w:rFonts w:asciiTheme="minorHAnsi" w:hAnsiTheme="minorHAnsi" w:cstheme="minorHAnsi"/>
               </w:rPr>
+              <w:lastRenderedPageBreak/>
               <w:t>Great sword,</w:t>
             </w:r>
           </w:p>
@@ -3470,6 +3478,7 @@
                 <w:rFonts w:asciiTheme="minorHAnsi" w:hAnsiTheme="minorHAnsi" w:cstheme="minorHAnsi"/>
                 <w:noProof w:val="0"/>
               </w:rPr>
+              <w:lastRenderedPageBreak/>
               <w:t xml:space="preserve">Barbaric </w:t>
             </w:r>
             <w:r>
@@ -3638,6 +3647,7 @@
                 <w:noProof w:val="0"/>
                 <w:color w:val="C0504D" w:themeColor="accent2"/>
               </w:rPr>
+              <w:lastRenderedPageBreak/>
               <w:t>Inventory</w:t>
             </w:r>
             <w:r>
@@ -3699,6 +3709,7 @@
               <w:rPr>
                 <w:rFonts w:asciiTheme="minorHAnsi" w:hAnsiTheme="minorHAnsi" w:cstheme="minorHAnsi"/>
               </w:rPr>
+              <w:lastRenderedPageBreak/>
               <w:t>Waste-length green hair</w:t>
             </w:r>
           </w:p>
@@ -4048,6 +4059,7 @@
               </w:numPr>
               <w:spacing w:after="0"/>
               <w:ind w:right="357" w:hanging="357"/>
+              <w:jc w:val="left"/>
               <w:rPr>
                 <w:rFonts w:asciiTheme="minorHAnsi" w:hAnsiTheme="minorHAnsi" w:cstheme="minorHAnsi"/>
               </w:rPr>
@@ -4057,6 +4069,24 @@
                 <w:rFonts w:asciiTheme="minorHAnsi" w:hAnsiTheme="minorHAnsi" w:cstheme="minorHAnsi"/>
               </w:rPr>
               <w:t xml:space="preserve">Enhanced </w:t>
+            </w:r>
+            <w:r>
+              <w:rPr>
+                <w:rFonts w:asciiTheme="minorHAnsi" w:hAnsiTheme="minorHAnsi" w:cstheme="minorHAnsi"/>
+              </w:rPr>
+              <w:t xml:space="preserve">Perception -&gt; </w:t>
+            </w:r>
+            <w:r>
+              <w:rPr>
+                <w:rFonts w:asciiTheme="minorHAnsi" w:hAnsiTheme="minorHAnsi" w:cstheme="minorHAnsi"/>
+              </w:rPr>
+              <w:t>Domain</w:t>
+            </w:r>
+            <w:r>
+              <w:rPr>
+                <w:rFonts w:asciiTheme="minorHAnsi" w:hAnsiTheme="minorHAnsi" w:cstheme="minorHAnsi"/>
+              </w:rPr>
+              <w:t xml:space="preserve"> </w:t>
             </w:r>
             <w:r>
               <w:rPr>
@@ -4539,6 +4569,7 @@
               <w:rPr>
                 <w:rFonts w:asciiTheme="minorHAnsi" w:hAnsiTheme="minorHAnsi" w:cstheme="minorHAnsi"/>
               </w:rPr>
+              <w:lastRenderedPageBreak/>
               <w:t>Dead Eye</w:t>
             </w:r>
             <w:r>
@@ -4585,7 +4616,6 @@
               <w:rPr>
                 <w:rFonts w:asciiTheme="minorHAnsi" w:hAnsiTheme="minorHAnsi" w:cstheme="minorHAnsi"/>
               </w:rPr>
-              <w:lastRenderedPageBreak/>
               <w:t>Tracking</w:t>
             </w:r>
           </w:p>
@@ -5338,14 +5368,19 @@
               <w:rPr>
                 <w:rFonts w:asciiTheme="minorHAnsi" w:hAnsiTheme="minorHAnsi" w:cstheme="minorHAnsi"/>
               </w:rPr>
-              <w:lastRenderedPageBreak/>
-              <w:t>Shadow meld</w:t>
-            </w:r>
-            <w:r>
-              <w:rPr>
-                <w:rFonts w:asciiTheme="minorHAnsi" w:hAnsiTheme="minorHAnsi" w:cstheme="minorHAnsi"/>
-              </w:rPr>
-              <w:t xml:space="preserve"> E-7</w:t>
+              <w:t xml:space="preserve">Shadow </w:t>
+            </w:r>
+            <w:r>
+              <w:rPr>
+                <w:rFonts w:asciiTheme="minorHAnsi" w:hAnsiTheme="minorHAnsi" w:cstheme="minorHAnsi"/>
+              </w:rPr>
+              <w:t xml:space="preserve">Shifting </w:t>
+            </w:r>
+            <w:r>
+              <w:rPr>
+                <w:rFonts w:asciiTheme="minorHAnsi" w:hAnsiTheme="minorHAnsi" w:cstheme="minorHAnsi"/>
+              </w:rPr>
+              <w:t>D-0</w:t>
             </w:r>
           </w:p>
           <w:p>
@@ -5535,6 +5570,7 @@
               <w:rPr>
                 <w:rFonts w:asciiTheme="minorHAnsi" w:hAnsiTheme="minorHAnsi" w:cstheme="minorHAnsi"/>
               </w:rPr>
+              <w:lastRenderedPageBreak/>
               <w:t>Room number B27-172</w:t>
             </w:r>
           </w:p>
@@ -5910,6 +5946,7 @@
               <w:rPr>
                 <w:rFonts w:asciiTheme="minorHAnsi" w:hAnsiTheme="minorHAnsi" w:cstheme="minorHAnsi"/>
               </w:rPr>
+              <w:lastRenderedPageBreak/>
               <w:t>7</w:t>
             </w:r>
           </w:p>
@@ -8236,7 +8273,7 @@
         <v:path o:extrusionok="f" gradientshapeok="t" o:connecttype="rect"/>
         <o:lock v:ext="edit" aspectratio="t"/>
       </v:shapetype>
-      <v:shape id="_x0000_i1035" type="#_x0000_t75" style="width:3in;height:3in;visibility:visible" o:bullet="t">
+      <v:shape id="_x0000_i1037" type="#_x0000_t75" style="width:3in;height:3in;visibility:visible" o:bullet="t">
         <v:imagedata r:id="rId1" o:title="MC900065312[1]"/>
       </v:shape>
     </w:pict>
@@ -12424,7 +12461,7 @@
 </file>
 
 <file path=customXml/itemProps1.xml><?xml version="1.0" encoding="utf-8"?>
-<ds:datastoreItem xmlns:ds="http://schemas.openxmlformats.org/officeDocument/2006/customXml" ds:itemID="{FD5E1255-AAFA-4024-BAAF-34F523F8E9FE}">
+<ds:datastoreItem xmlns:ds="http://schemas.openxmlformats.org/officeDocument/2006/customXml" ds:itemID="{078E8D48-2331-4F45-B5FA-E9C8BA2197DA}">
   <ds:schemaRefs>
     <ds:schemaRef ds:uri="http://schemas.openxmlformats.org/officeDocument/2006/bibliography"/>
   </ds:schemaRefs>

--- a/Books/RPG_Books/ThePrincessAndTheRogue/Notes_ThePrincessAndTheRogue.docx
+++ b/Books/RPG_Books/ThePrincessAndTheRogue/Notes_ThePrincessAndTheRogue.docx
@@ -10,9 +10,48 @@
     </w:p>
     <w:p>
       <w:pPr>
+        <w:pStyle w:val="StatusUser"/>
+      </w:pPr>
+      <w:r>
+        <w:t>Class Skills</w:t>
+      </w:r>
+    </w:p>
+    <w:p>
+      <w:pPr>
+        <w:pStyle w:val="StatusUser"/>
+        <w:tabs>
+          <w:tab w:val="clear" w:pos="2127"/>
+          <w:tab w:val="left" w:pos="1701"/>
+          <w:tab w:val="left" w:pos="2126"/>
+        </w:tabs>
         <w:rPr>
-          <w:rFonts w:cstheme="minorHAnsi"/>
+          <w:u w:val="none"/>
         </w:rPr>
+      </w:pPr>
+      <w:r>
+        <w:rPr>
+          <w:u w:val="none"/>
+        </w:rPr>
+        <w:t>Spatial Awareness</w:t>
+      </w:r>
+    </w:p>
+    <w:p>
+      <w:pPr>
+        <w:pStyle w:val="StatusUser"/>
+        <w:rPr>
+          <w:u w:val="none"/>
+        </w:rPr>
+      </w:pPr>
+      <w:r>
+        <w:rPr>
+          <w:u w:val="none"/>
+        </w:rPr>
+        <w:t>Proprioception</w:t>
+      </w:r>
+    </w:p>
+    <w:p>
+      <w:pPr>
+        <w:pStyle w:val="StatusUser"/>
       </w:pPr>
     </w:p>
     <w:p>
@@ -287,7 +326,6 @@
               <w:rPr>
                 <w:rFonts w:cstheme="minorHAnsi"/>
               </w:rPr>
-              <w:lastRenderedPageBreak/>
               <w:t>Abilities that protect against mind control Abilities will not work, for the simple reason that Rogues don’t have mind control Abilities.</w:t>
             </w:r>
           </w:p>
@@ -535,6 +573,7 @@
           <w:rStyle w:val="rynqvb"/>
           <w:rFonts w:cstheme="minorHAnsi"/>
         </w:rPr>
+        <w:lastRenderedPageBreak/>
         <w:t xml:space="preserve">Basic </w:t>
       </w:r>
       <w:bookmarkStart w:id="0" w:name="_Hlk167032417"/>
@@ -572,7 +611,6 @@
         <w:rPr>
           <w:rStyle w:val="rynqvb"/>
         </w:rPr>
-        <w:lastRenderedPageBreak/>
         <w:t>23</w:t>
       </w:r>
       <w:r>
@@ -8273,7 +8311,7 @@
         <v:path o:extrusionok="f" gradientshapeok="t" o:connecttype="rect"/>
         <o:lock v:ext="edit" aspectratio="t"/>
       </v:shapetype>
-      <v:shape id="_x0000_i1037" type="#_x0000_t75" style="width:3in;height:3in;visibility:visible" o:bullet="t">
+      <v:shape id="_x0000_i1039" type="#_x0000_t75" style="width:3in;height:3in;visibility:visible" o:bullet="t">
         <v:imagedata r:id="rId1" o:title="MC900065312[1]"/>
       </v:shape>
     </w:pict>
@@ -12461,7 +12499,7 @@
 </file>
 
 <file path=customXml/itemProps1.xml><?xml version="1.0" encoding="utf-8"?>
-<ds:datastoreItem xmlns:ds="http://schemas.openxmlformats.org/officeDocument/2006/customXml" ds:itemID="{078E8D48-2331-4F45-B5FA-E9C8BA2197DA}">
+<ds:datastoreItem xmlns:ds="http://schemas.openxmlformats.org/officeDocument/2006/customXml" ds:itemID="{81274464-0789-4672-9289-3EEA1A2E61BF}">
   <ds:schemaRefs>
     <ds:schemaRef ds:uri="http://schemas.openxmlformats.org/officeDocument/2006/bibliography"/>
   </ds:schemaRefs>

--- a/Books/RPG_Books/ThePrincessAndTheRogue/Notes_ThePrincessAndTheRogue.docx
+++ b/Books/RPG_Books/ThePrincessAndTheRogue/Notes_ThePrincessAndTheRogue.docx
@@ -12,47 +12,14 @@
       <w:pPr>
         <w:pStyle w:val="StatusUser"/>
       </w:pPr>
-      <w:r>
-        <w:t>Class Skills</w:t>
-      </w:r>
     </w:p>
     <w:p>
       <w:pPr>
         <w:pStyle w:val="StatusUser"/>
-        <w:tabs>
-          <w:tab w:val="clear" w:pos="2127"/>
-          <w:tab w:val="left" w:pos="1701"/>
-          <w:tab w:val="left" w:pos="2126"/>
-        </w:tabs>
-        <w:rPr>
-          <w:u w:val="none"/>
-        </w:rPr>
-      </w:pPr>
-      <w:r>
-        <w:rPr>
-          <w:u w:val="none"/>
-        </w:rPr>
-        <w:t>Spatial Awareness</w:t>
-      </w:r>
-    </w:p>
-    <w:p>
-      <w:pPr>
-        <w:pStyle w:val="StatusUser"/>
-        <w:rPr>
-          <w:u w:val="none"/>
-        </w:rPr>
-      </w:pPr>
-      <w:r>
-        <w:rPr>
-          <w:u w:val="none"/>
-        </w:rPr>
-        <w:t>Proprioception</w:t>
-      </w:r>
-    </w:p>
-    <w:p>
-      <w:pPr>
-        <w:pStyle w:val="StatusUser"/>
-      </w:pPr>
+      </w:pPr>
+      <w:r>
+        <w:t>Metaphysical Abilities</w:t>
+      </w:r>
     </w:p>
     <w:p>
       <w:pPr>
@@ -573,7 +540,6 @@
           <w:rStyle w:val="rynqvb"/>
           <w:rFonts w:cstheme="minorHAnsi"/>
         </w:rPr>
-        <w:lastRenderedPageBreak/>
         <w:t xml:space="preserve">Basic </w:t>
       </w:r>
       <w:bookmarkStart w:id="0" w:name="_Hlk167032417"/>
@@ -635,6 +601,7 @@
         <w:rPr>
           <w:rStyle w:val="rynqvb"/>
         </w:rPr>
+        <w:lastRenderedPageBreak/>
         <w:t>1</w:t>
       </w:r>
       <w:r>
@@ -910,7 +877,6 @@
         <w:rPr>
           <w:rFonts w:cstheme="minorHAnsi"/>
         </w:rPr>
-        <w:lastRenderedPageBreak/>
         <w:t>Guilds – Dungeon focused, puzzle focused</w:t>
       </w:r>
     </w:p>
@@ -929,6 +895,7 @@
         <w:rPr>
           <w:rFonts w:cstheme="minorHAnsi"/>
         </w:rPr>
+        <w:lastRenderedPageBreak/>
         <w:t>Can a rock understand the moon?</w:t>
       </w:r>
     </w:p>
@@ -1513,6 +1480,7 @@
               </w:rPr>
             </w:pPr>
             <w:r>
+              <w:lastRenderedPageBreak/>
               <w:t>Arca</w:t>
             </w:r>
             <w:r>
@@ -2274,20 +2242,20 @@
           </w:tcPr>
           <w:p>
             <w:r>
+              <w:t xml:space="preserve">Common </w:t>
+            </w:r>
+            <w:r>
+              <w:t>Elvish</w:t>
+            </w:r>
+          </w:p>
+          <w:p>
+            <w:pPr>
+              <w:rPr>
+                <w:rFonts w:cstheme="minorHAnsi"/>
+              </w:rPr>
+            </w:pPr>
+            <w:r>
               <w:lastRenderedPageBreak/>
-              <w:t xml:space="preserve">Common </w:t>
-            </w:r>
-            <w:r>
-              <w:t>Elvish</w:t>
-            </w:r>
-          </w:p>
-          <w:p>
-            <w:pPr>
-              <w:rPr>
-                <w:rFonts w:cstheme="minorHAnsi"/>
-              </w:rPr>
-            </w:pPr>
-            <w:r>
               <w:t xml:space="preserve">High </w:t>
             </w:r>
             <w:r>
@@ -2327,6 +2295,7 @@
           </w:tcPr>
           <w:p>
             <w:r>
+              <w:lastRenderedPageBreak/>
               <w:t>Date:</w:t>
             </w:r>
             <w:r>
@@ -8311,7 +8280,7 @@
         <v:path o:extrusionok="f" gradientshapeok="t" o:connecttype="rect"/>
         <o:lock v:ext="edit" aspectratio="t"/>
       </v:shapetype>
-      <v:shape id="_x0000_i1039" type="#_x0000_t75" style="width:3in;height:3in;visibility:visible" o:bullet="t">
+      <v:shape id="_x0000_i1165" type="#_x0000_t75" style="width:3in;height:3in;visibility:visible" o:bullet="t">
         <v:imagedata r:id="rId1" o:title="MC900065312[1]"/>
       </v:shape>
     </w:pict>
@@ -12499,7 +12468,7 @@
 </file>
 
 <file path=customXml/itemProps1.xml><?xml version="1.0" encoding="utf-8"?>
-<ds:datastoreItem xmlns:ds="http://schemas.openxmlformats.org/officeDocument/2006/customXml" ds:itemID="{81274464-0789-4672-9289-3EEA1A2E61BF}">
+<ds:datastoreItem xmlns:ds="http://schemas.openxmlformats.org/officeDocument/2006/customXml" ds:itemID="{6938B4E3-4494-4D96-B594-B1494B4890D1}">
   <ds:schemaRefs>
     <ds:schemaRef ds:uri="http://schemas.openxmlformats.org/officeDocument/2006/bibliography"/>
   </ds:schemaRefs>
